--- a/GRIP_Dossier_PartA_KnowledgeBase.docx
+++ b/GRIP_Dossier_PartA_KnowledgeBase.docx
@@ -143,7 +143,7 @@
                 <w:sz w:val="20"/>
                 <w:szCs w:val="20"/>
               </w:rPr>
-              <w:t xml:space="preserve">Part A of a two-part dossier. This volume is the subject-matter depth: the regulatory-innovation discipline, the five frontier-technology domains at technical and governance depth, the WEF operating model, the global landscape, and a regulatory-transformation chapter written in the language a management-consulting panel reasons with. Part B (companion) covers the case-interview, frameworks and behavioural preparation.</w:t>
+              <w:t xml:space="preserve">Part A of a two-part dossier. This volume is the subject-matter depth: foundational concepts, the regulatory-innovation discipline, the five frontier-technology domains with genuine ‘how it works’ technology primers and their governance, the WEF operating model, the global landscape, and a regulatory-transformation chapter written in the language a management-consulting panel reasons with. Part B (companion) covers the case-interview, frameworks and behavioural preparation.</w:t>
             </w:r>
           </w:p>
         </w:tc>
@@ -257,7 +257,7 @@
           <w:sz w:val="22"/>
           <w:szCs w:val="22"/>
         </w:rPr>
-        <w:t xml:space="preserve">This is an expert-conversion document. It is built so that, after working through it, you can hold your own with a senior expert on frontier-technology regulation and perform under a management-consulting-style case panel — reasoning as though you had a decade in the field.</w:t>
+        <w:t xml:space="preserve">This is an expert-conversion document. After working through it you should be able to hold your own with a senior expert on frontier-technology regulation and perform under a management-consulting-style case panel — reasoning as though you had a decade in the field.</w:t>
       </w:r>
     </w:p>
     <w:p>
@@ -272,7 +272,7 @@
           <w:sz w:val="21"/>
           <w:szCs w:val="21"/>
         </w:rPr>
-        <w:t xml:space="preserve">It comes in two parts, mirroring how the interview will actually test you:</w:t>
+        <w:t xml:space="preserve">It comes in two parts, mirroring how the interview will test you:</w:t>
       </w:r>
     </w:p>
     <w:p>
@@ -302,7 +302,27 @@
           <w:sz w:val="21"/>
           <w:szCs w:val="21"/>
         </w:rPr>
-        <w:t xml:space="preserve"> The subject-matter depth: the regulatory-innovation discipline, the five frontier-technology domains at genuine technical and governance depth, the WEF operating model, the global regulatory landscape, and a chapter that recasts all of it in the </w:t>
+        <w:t xml:space="preserve"> The subject-matter depth: foundational concepts, the regulatory-innovation discipline, the five frontier-technology domains at genuine </w:t>
+      </w:r>
+      <w:r>
+        <w:rPr>
+          <w:rFonts w:ascii="Georgia" w:cs="Georgia" w:eastAsia="Georgia" w:hAnsi="Georgia"/>
+          <w:i/>
+          <w:iCs/>
+          <w:color w:val="1A1A1A"/>
+          <w:sz w:val="21"/>
+          <w:szCs w:val="21"/>
+        </w:rPr>
+        <w:t xml:space="preserve">technical</w:t>
+      </w:r>
+      <w:r>
+        <w:rPr>
+          <w:rFonts w:ascii="Georgia" w:cs="Georgia" w:eastAsia="Georgia" w:hAnsi="Georgia"/>
+          <w:color w:val="1A1A1A"/>
+          <w:sz w:val="21"/>
+          <w:szCs w:val="21"/>
+        </w:rPr>
+        <w:t xml:space="preserve"> and governance depth, the WEF operating model, the global regulatory landscape, and a chapter that recasts all of it in the </w:t>
       </w:r>
       <w:r>
         <w:rPr>
@@ -369,6 +389,192 @@
           <w:sz w:val="21"/>
           <w:szCs w:val="21"/>
         </w:rPr>
+        <w:t xml:space="preserve">How Part A is organised.</w:t>
+      </w:r>
+      <w:r>
+        <w:rPr>
+          <w:rFonts w:ascii="Georgia" w:cs="Georgia" w:eastAsia="Georgia" w:hAnsi="Georgia"/>
+          <w:color w:val="1A1A1A"/>
+          <w:sz w:val="21"/>
+          <w:szCs w:val="21"/>
+        </w:rPr>
+        <w:t xml:space="preserve"> After this note and the role brief, the knowledge base runs in eight numbered sections: </w:t>
+      </w:r>
+      <w:r>
+        <w:rPr>
+          <w:rFonts w:ascii="Georgia" w:cs="Georgia" w:eastAsia="Georgia" w:hAnsi="Georgia"/>
+          <w:b/>
+          <w:bCs/>
+          <w:color w:val="1A1A1A"/>
+          <w:sz w:val="21"/>
+          <w:szCs w:val="21"/>
+        </w:rPr>
+        <w:t xml:space="preserve">(2) Foundational Concepts</w:t>
+      </w:r>
+      <w:r>
+        <w:rPr>
+          <w:rFonts w:ascii="Georgia" w:cs="Georgia" w:eastAsia="Georgia" w:hAnsi="Georgia"/>
+          <w:color w:val="1A1A1A"/>
+          <w:sz w:val="21"/>
+          <w:szCs w:val="21"/>
+        </w:rPr>
+        <w:t xml:space="preserve"> — the base vocabulary of technology, regulation and governance you build everything else on; </w:t>
+      </w:r>
+      <w:r>
+        <w:rPr>
+          <w:rFonts w:ascii="Georgia" w:cs="Georgia" w:eastAsia="Georgia" w:hAnsi="Georgia"/>
+          <w:b/>
+          <w:bCs/>
+          <w:color w:val="1A1A1A"/>
+          <w:sz w:val="21"/>
+          <w:szCs w:val="21"/>
+        </w:rPr>
+        <w:t xml:space="preserve">(3) the Regulatory-Innovation Discipline</w:t>
+      </w:r>
+      <w:r>
+        <w:rPr>
+          <w:rFonts w:ascii="Georgia" w:cs="Georgia" w:eastAsia="Georgia" w:hAnsi="Georgia"/>
+          <w:color w:val="1A1A1A"/>
+          <w:sz w:val="21"/>
+          <w:szCs w:val="21"/>
+        </w:rPr>
+        <w:t xml:space="preserve"> — the instruments and craft; </w:t>
+      </w:r>
+      <w:r>
+        <w:rPr>
+          <w:rFonts w:ascii="Georgia" w:cs="Georgia" w:eastAsia="Georgia" w:hAnsi="Georgia"/>
+          <w:b/>
+          <w:bCs/>
+          <w:color w:val="1A1A1A"/>
+          <w:sz w:val="21"/>
+          <w:szCs w:val="21"/>
+        </w:rPr>
+        <w:t xml:space="preserve">(4) the Frontier Domains</w:t>
+      </w:r>
+      <w:r>
+        <w:rPr>
+          <w:rFonts w:ascii="Georgia" w:cs="Georgia" w:eastAsia="Georgia" w:hAnsi="Georgia"/>
+          <w:color w:val="1A1A1A"/>
+          <w:sz w:val="21"/>
+          <w:szCs w:val="21"/>
+        </w:rPr>
+        <w:t xml:space="preserve"> — each with a real technology primer </w:t>
+      </w:r>
+      <w:r>
+        <w:rPr>
+          <w:rFonts w:ascii="Georgia" w:cs="Georgia" w:eastAsia="Georgia" w:hAnsi="Georgia"/>
+          <w:i/>
+          <w:iCs/>
+          <w:color w:val="1A1A1A"/>
+          <w:sz w:val="21"/>
+          <w:szCs w:val="21"/>
+        </w:rPr>
+        <w:t xml:space="preserve">and</w:t>
+      </w:r>
+      <w:r>
+        <w:rPr>
+          <w:rFonts w:ascii="Georgia" w:cs="Georgia" w:eastAsia="Georgia" w:hAnsi="Georgia"/>
+          <w:color w:val="1A1A1A"/>
+          <w:sz w:val="21"/>
+          <w:szCs w:val="21"/>
+        </w:rPr>
+        <w:t xml:space="preserve"> its governance; </w:t>
+      </w:r>
+      <w:r>
+        <w:rPr>
+          <w:rFonts w:ascii="Georgia" w:cs="Georgia" w:eastAsia="Georgia" w:hAnsi="Georgia"/>
+          <w:b/>
+          <w:bCs/>
+          <w:color w:val="1A1A1A"/>
+          <w:sz w:val="21"/>
+          <w:szCs w:val="21"/>
+        </w:rPr>
+        <w:t xml:space="preserve">(5) Convergence</w:t>
+      </w:r>
+      <w:r>
+        <w:rPr>
+          <w:rFonts w:ascii="Georgia" w:cs="Georgia" w:eastAsia="Georgia" w:hAnsi="Georgia"/>
+          <w:color w:val="1A1A1A"/>
+          <w:sz w:val="21"/>
+          <w:szCs w:val="21"/>
+        </w:rPr>
+        <w:t xml:space="preserve">; </w:t>
+      </w:r>
+      <w:r>
+        <w:rPr>
+          <w:rFonts w:ascii="Georgia" w:cs="Georgia" w:eastAsia="Georgia" w:hAnsi="Georgia"/>
+          <w:b/>
+          <w:bCs/>
+          <w:color w:val="1A1A1A"/>
+          <w:sz w:val="21"/>
+          <w:szCs w:val="21"/>
+        </w:rPr>
+        <w:t xml:space="preserve">(6) the WEF operating model</w:t>
+      </w:r>
+      <w:r>
+        <w:rPr>
+          <w:rFonts w:ascii="Georgia" w:cs="Georgia" w:eastAsia="Georgia" w:hAnsi="Georgia"/>
+          <w:color w:val="1A1A1A"/>
+          <w:sz w:val="21"/>
+          <w:szCs w:val="21"/>
+        </w:rPr>
+        <w:t xml:space="preserve">; </w:t>
+      </w:r>
+      <w:r>
+        <w:rPr>
+          <w:rFonts w:ascii="Georgia" w:cs="Georgia" w:eastAsia="Georgia" w:hAnsi="Georgia"/>
+          <w:b/>
+          <w:bCs/>
+          <w:color w:val="1A1A1A"/>
+          <w:sz w:val="21"/>
+          <w:szCs w:val="21"/>
+        </w:rPr>
+        <w:t xml:space="preserve">(7) the global landscape</w:t>
+      </w:r>
+      <w:r>
+        <w:rPr>
+          <w:rFonts w:ascii="Georgia" w:cs="Georgia" w:eastAsia="Georgia" w:hAnsi="Georgia"/>
+          <w:color w:val="1A1A1A"/>
+          <w:sz w:val="21"/>
+          <w:szCs w:val="21"/>
+        </w:rPr>
+        <w:t xml:space="preserve">; </w:t>
+      </w:r>
+      <w:r>
+        <w:rPr>
+          <w:rFonts w:ascii="Georgia" w:cs="Georgia" w:eastAsia="Georgia" w:hAnsi="Georgia"/>
+          <w:b/>
+          <w:bCs/>
+          <w:color w:val="1A1A1A"/>
+          <w:sz w:val="21"/>
+          <w:szCs w:val="21"/>
+        </w:rPr>
+        <w:t xml:space="preserve">(8) Regulatory Transformation</w:t>
+      </w:r>
+      <w:r>
+        <w:rPr>
+          <w:rFonts w:ascii="Georgia" w:cs="Georgia" w:eastAsia="Georgia" w:hAnsi="Georgia"/>
+          <w:color w:val="1A1A1A"/>
+          <w:sz w:val="21"/>
+          <w:szCs w:val="21"/>
+        </w:rPr>
+        <w:t xml:space="preserve"> — the systems lens; then appendices and a glossary.</w:t>
+      </w:r>
+    </w:p>
+    <w:p>
+      <w:pPr>
+        <w:spacing w:after="140" w:line="276"/>
+        <w:jc w:val="both"/>
+      </w:pPr>
+      <w:r>
+        <w:rPr>
+          <w:rFonts w:ascii="Georgia" w:cs="Georgia" w:eastAsia="Georgia" w:hAnsi="Georgia"/>
+          <w:b/>
+          <w:bCs/>
+          <w:color w:val="1A1A1A"/>
+          <w:sz w:val="21"/>
+          <w:szCs w:val="21"/>
+        </w:rPr>
         <w:t xml:space="preserve">Why the two halves matter together.</w:t>
       </w:r>
       <w:r>
@@ -378,7 +584,7 @@
           <w:sz w:val="21"/>
           <w:szCs w:val="21"/>
         </w:rPr>
-        <w:t xml:space="preserve"> Your panel is composed of former senior management consultants. That changes the test in a specific way: they care less about whether you can recite a regulation and more about whether you can </w:t>
+        <w:t xml:space="preserve"> Your panel is composed of former senior management consultants. They care less about whether you can recite a regulation and more about whether you can </w:t>
       </w:r>
       <w:r>
         <w:rPr>
@@ -1512,7 +1718,7 @@
           <w:sz w:val="21"/>
           <w:szCs w:val="21"/>
         </w:rPr>
-        <w:t xml:space="preserve"> Consultants reason from a hypothesis they then test, rather than boiling the ocean. State your leading answer early, then pressure-test it.</w:t>
+        <w:t xml:space="preserve"> State your leading answer early, then pressure-test it — rather than boiling the ocean.</w:t>
       </w:r>
     </w:p>
     <w:p>
@@ -2082,7 +2288,7 @@
           <w:sz w:val="30"/>
           <w:szCs w:val="30"/>
         </w:rPr>
-        <w:t xml:space="preserve">2 · The Regulatory-Innovation Discipline</w:t>
+        <w:t xml:space="preserve">2 · Foundational Concepts</w:t>
       </w:r>
     </w:p>
     <w:p>
@@ -2098,7 +2304,7 @@
           <w:sz w:val="22"/>
           <w:szCs w:val="22"/>
         </w:rPr>
-        <w:t xml:space="preserve">This is the deepest layer of the craft and the one an adjacent, consulting-literate candidate can most convincingly master. Treat it as a body of theory with its own instruments, evidence base, and design choices — not a bag of buzzwords.</w:t>
+        <w:t xml:space="preserve">Part I — the base layer. Before the instruments (Section 3) and the domains (Section 4), you need a firm grip on three things: what a frontier technology actually is, how technologies emerge and scale, and what “regulation” and “governance” really mean. Master this vocabulary and everything downstream clicks into place — and you will never be caught out by a definitional question.</w:t>
       </w:r>
     </w:p>
     <w:p>
@@ -2115,7 +2321,7 @@
           <w:sz w:val="25"/>
           <w:szCs w:val="25"/>
         </w:rPr>
-        <w:t xml:space="preserve">2.1 The problem space</w:t>
+        <w:t xml:space="preserve">2.1 What is a frontier technology?</w:t>
       </w:r>
     </w:p>
     <w:p>
@@ -2130,7 +2336,7 @@
           <w:sz w:val="21"/>
           <w:szCs w:val="21"/>
         </w:rPr>
-        <w:t xml:space="preserve">Five linked ideas define the intellectual terrain. Naming them precisely signals that you know the literature.</w:t>
+        <w:t xml:space="preserve">The terms are used loosely; use them precisely and you sound like an insider. The family of related ideas:</w:t>
       </w:r>
     </w:p>
     <w:p>
@@ -2151,36 +2357,16 @@
           <w:sz w:val="21"/>
           <w:szCs w:val="21"/>
         </w:rPr>
-        <w:t xml:space="preserve">The pacing problem</w:t>
-      </w:r>
-      <w:r>
-        <w:rPr>
-          <w:rFonts w:ascii="Georgia" w:cs="Georgia" w:eastAsia="Georgia" w:hAnsi="Georgia"/>
-          <w:color w:val="1A1A1A"/>
-          <w:sz w:val="21"/>
-          <w:szCs w:val="21"/>
-        </w:rPr>
-        <w:t xml:space="preserve"> (Marchant). Technology develops exponentially; law develops incrementally. The widening gap leaves citizens with outdated protections </w:t>
-      </w:r>
-      <w:r>
-        <w:rPr>
-          <w:rFonts w:ascii="Georgia" w:cs="Georgia" w:eastAsia="Georgia" w:hAnsi="Georgia"/>
-          <w:i/>
-          <w:iCs/>
-          <w:color w:val="1A1A1A"/>
-          <w:sz w:val="21"/>
-          <w:szCs w:val="21"/>
-        </w:rPr>
-        <w:t xml:space="preserve">and</w:t>
-      </w:r>
-      <w:r>
-        <w:rPr>
-          <w:rFonts w:ascii="Georgia" w:cs="Georgia" w:eastAsia="Georgia" w:hAnsi="Georgia"/>
-          <w:color w:val="1A1A1A"/>
-          <w:sz w:val="21"/>
-          <w:szCs w:val="21"/>
-        </w:rPr>
-        <w:t xml:space="preserve"> innovators with rules that do not fit — harm and lost opportunity at once.</w:t>
+        <w:t xml:space="preserve">Emerging technology</w:t>
+      </w:r>
+      <w:r>
+        <w:rPr>
+          <w:rFonts w:ascii="Georgia" w:cs="Georgia" w:eastAsia="Georgia" w:hAnsi="Georgia"/>
+          <w:color w:val="1A1A1A"/>
+          <w:sz w:val="21"/>
+          <w:szCs w:val="21"/>
+        </w:rPr>
+        <w:t xml:space="preserve"> — a technology still developing and not yet widely adopted, whose eventual impact is uncertain. Broad, catch-all term.</w:t>
       </w:r>
     </w:p>
     <w:p>
@@ -2201,16 +2387,16 @@
           <w:sz w:val="21"/>
           <w:szCs w:val="21"/>
         </w:rPr>
-        <w:t xml:space="preserve">The Collingridge dilemma</w:t>
-      </w:r>
-      <w:r>
-        <w:rPr>
-          <w:rFonts w:ascii="Georgia" w:cs="Georgia" w:eastAsia="Georgia" w:hAnsi="Georgia"/>
-          <w:color w:val="1A1A1A"/>
-          <w:sz w:val="21"/>
-          <w:szCs w:val="21"/>
-        </w:rPr>
-        <w:t xml:space="preserve"> (the dilemma of control). Early in a technology’s life it is easy to shape but hard to predict; by the time its impacts are clear, it is entrenched and hard to change. Anticipatory governance is the attempt to act in that early, uncertain window.</w:t>
+        <w:t xml:space="preserve">Frontier technology</w:t>
+      </w:r>
+      <w:r>
+        <w:rPr>
+          <w:rFonts w:ascii="Georgia" w:cs="Georgia" w:eastAsia="Georgia" w:hAnsi="Georgia"/>
+          <w:color w:val="1A1A1A"/>
+          <w:sz w:val="21"/>
+          <w:szCs w:val="21"/>
+        </w:rPr>
+        <w:t xml:space="preserve"> — the leading edge of emerging technology: the most advanced, highest-potential, highest-uncertainty technologies (WIPO and UNCTAD use the term for AI, biotech, quantum, robotics, blockchain, and related fields). This is the Forum’s and your JD’s word.</w:t>
       </w:r>
     </w:p>
     <w:p>
@@ -2231,56 +2417,16 @@
           <w:sz w:val="21"/>
           <w:szCs w:val="21"/>
         </w:rPr>
-        <w:t xml:space="preserve">Precaution vs. permissionless innovation.</w:t>
-      </w:r>
-      <w:r>
-        <w:rPr>
-          <w:rFonts w:ascii="Georgia" w:cs="Georgia" w:eastAsia="Georgia" w:hAnsi="Georgia"/>
-          <w:color w:val="1A1A1A"/>
-          <w:sz w:val="21"/>
-          <w:szCs w:val="21"/>
-        </w:rPr>
-        <w:t xml:space="preserve"> The precautionary principle (dominant in the EU) requires proof of safety before deployment; permissionless innovation (historically dominant in the US) permits, then intervenes on evidence of harm. Most modern regulatory innovation tries to fuse the </w:t>
-      </w:r>
-      <w:r>
-        <w:rPr>
-          <w:rFonts w:ascii="Georgia" w:cs="Georgia" w:eastAsia="Georgia" w:hAnsi="Georgia"/>
-          <w:i/>
-          <w:iCs/>
-          <w:color w:val="1A1A1A"/>
-          <w:sz w:val="21"/>
-          <w:szCs w:val="21"/>
-        </w:rPr>
-        <w:t xml:space="preserve">learning</w:t>
-      </w:r>
-      <w:r>
-        <w:rPr>
-          <w:rFonts w:ascii="Georgia" w:cs="Georgia" w:eastAsia="Georgia" w:hAnsi="Georgia"/>
-          <w:color w:val="1A1A1A"/>
-          <w:sz w:val="21"/>
-          <w:szCs w:val="21"/>
-        </w:rPr>
-        <w:t xml:space="preserve"> of the second with the </w:t>
-      </w:r>
-      <w:r>
-        <w:rPr>
-          <w:rFonts w:ascii="Georgia" w:cs="Georgia" w:eastAsia="Georgia" w:hAnsi="Georgia"/>
-          <w:i/>
-          <w:iCs/>
-          <w:color w:val="1A1A1A"/>
-          <w:sz w:val="21"/>
-          <w:szCs w:val="21"/>
-        </w:rPr>
-        <w:t xml:space="preserve">safety</w:t>
-      </w:r>
-      <w:r>
-        <w:rPr>
-          <w:rFonts w:ascii="Georgia" w:cs="Georgia" w:eastAsia="Georgia" w:hAnsi="Georgia"/>
-          <w:color w:val="1A1A1A"/>
-          <w:sz w:val="21"/>
-          <w:szCs w:val="21"/>
-        </w:rPr>
-        <w:t xml:space="preserve"> of the first — which is what a sandbox is.</w:t>
+        <w:t xml:space="preserve">General-purpose technology (GPT)</w:t>
+      </w:r>
+      <w:r>
+        <w:rPr>
+          <w:rFonts w:ascii="Georgia" w:cs="Georgia" w:eastAsia="Georgia" w:hAnsi="Georgia"/>
+          <w:color w:val="1A1A1A"/>
+          <w:sz w:val="21"/>
+          <w:szCs w:val="21"/>
+        </w:rPr>
+        <w:t xml:space="preserve"> — a technology that, like the steam engine, electricity or the computer, is pervasive, improves over time, and spawns complementary innovations across the whole economy. AI is the canonical current GPT — which is exactly why it is so hard to regulate: a horizontal technology resists sector-by-sector rules.</w:t>
       </w:r>
     </w:p>
     <w:p>
@@ -2301,16 +2447,16 @@
           <w:sz w:val="21"/>
           <w:szCs w:val="21"/>
         </w:rPr>
-        <w:t xml:space="preserve">The innovation principle</w:t>
-      </w:r>
-      <w:r>
-        <w:rPr>
-          <w:rFonts w:ascii="Georgia" w:cs="Georgia" w:eastAsia="Georgia" w:hAnsi="Georgia"/>
-          <w:color w:val="1A1A1A"/>
-          <w:sz w:val="21"/>
-          <w:szCs w:val="21"/>
-        </w:rPr>
-        <w:t xml:space="preserve"> — the idea that regulators should explicitly weigh the cost to innovation of a proposed rule, as a counterweight to precaution. Contested, but increasingly cited in EU better-regulation debates.</w:t>
+        <w:t xml:space="preserve">Deep tech</w:t>
+      </w:r>
+      <w:r>
+        <w:rPr>
+          <w:rFonts w:ascii="Georgia" w:cs="Georgia" w:eastAsia="Georgia" w:hAnsi="Georgia"/>
+          <w:color w:val="1A1A1A"/>
+          <w:sz w:val="21"/>
+          <w:szCs w:val="21"/>
+        </w:rPr>
+        <w:t xml:space="preserve"> — technologies built on substantial scientific or engineering advances (quantum, synthetic biology, fusion), as opposed to purely digital or business-model innovation. Long timelines, high capital, high risk.</w:t>
       </w:r>
     </w:p>
     <w:p>
@@ -2331,17 +2477,237 @@
           <w:sz w:val="21"/>
           <w:szCs w:val="21"/>
         </w:rPr>
-        <w:t xml:space="preserve">Regulatory Impact Assessment (RIA)</w:t>
-      </w:r>
-      <w:r>
-        <w:rPr>
-          <w:rFonts w:ascii="Georgia" w:cs="Georgia" w:eastAsia="Georgia" w:hAnsi="Georgia"/>
-          <w:color w:val="1A1A1A"/>
-          <w:sz w:val="21"/>
-          <w:szCs w:val="21"/>
-        </w:rPr>
-        <w:t xml:space="preserve"> — the workhorse discipline of ex-ante appraisal (costs, benefits, alternatives) that turns regulation from assertion into evidence. The OECD is its custodian.</w:t>
-      </w:r>
+        <w:t xml:space="preserve">Fourth Industrial Revolution (4IR)</w:t>
+      </w:r>
+      <w:r>
+        <w:rPr>
+          <w:rFonts w:ascii="Georgia" w:cs="Georgia" w:eastAsia="Georgia" w:hAnsi="Georgia"/>
+          <w:color w:val="1A1A1A"/>
+          <w:sz w:val="21"/>
+          <w:szCs w:val="21"/>
+        </w:rPr>
+        <w:t xml:space="preserve"> — the Forum’s framing (Klaus Schwab) for the current wave fusing the physical, digital and biological worlds. The C4IR network takes its name from it.</w:t>
+      </w:r>
+    </w:p>
+    <w:p>
+      <w:pPr>
+        <w:pStyle w:val="ListParagraph"/>
+        <w:numPr>
+          <w:ilvl w:val="0"/>
+          <w:numId w:val="1"/>
+        </w:numPr>
+        <w:spacing w:after="70" w:line="268"/>
+      </w:pPr>
+      <w:r>
+        <w:rPr>
+          <w:rFonts w:ascii="Georgia" w:cs="Georgia" w:eastAsia="Georgia" w:hAnsi="Georgia"/>
+          <w:b/>
+          <w:bCs/>
+          <w:color w:val="1A1A1A"/>
+          <w:sz w:val="21"/>
+          <w:szCs w:val="21"/>
+        </w:rPr>
+        <w:t xml:space="preserve">Dual-use technology</w:t>
+      </w:r>
+      <w:r>
+        <w:rPr>
+          <w:rFonts w:ascii="Georgia" w:cs="Georgia" w:eastAsia="Georgia" w:hAnsi="Georgia"/>
+          <w:color w:val="1A1A1A"/>
+          <w:sz w:val="21"/>
+          <w:szCs w:val="21"/>
+        </w:rPr>
+        <w:t xml:space="preserve"> — a technology with both beneficial civilian and harmful (often military or weapons) applications. Central to quantum, biotech and AI governance.</w:t>
+      </w:r>
+    </w:p>
+    <w:p>
+      <w:pPr>
+        <w:pStyle w:val="ListParagraph"/>
+        <w:numPr>
+          <w:ilvl w:val="0"/>
+          <w:numId w:val="1"/>
+        </w:numPr>
+        <w:spacing w:after="70" w:line="268"/>
+      </w:pPr>
+      <w:r>
+        <w:rPr>
+          <w:rFonts w:ascii="Georgia" w:cs="Georgia" w:eastAsia="Georgia" w:hAnsi="Georgia"/>
+          <w:b/>
+          <w:bCs/>
+          <w:color w:val="1A1A1A"/>
+          <w:sz w:val="21"/>
+          <w:szCs w:val="21"/>
+        </w:rPr>
+        <w:t xml:space="preserve">Exponential technology</w:t>
+      </w:r>
+      <w:r>
+        <w:rPr>
+          <w:rFonts w:ascii="Georgia" w:cs="Georgia" w:eastAsia="Georgia" w:hAnsi="Georgia"/>
+          <w:color w:val="1A1A1A"/>
+          <w:sz w:val="21"/>
+          <w:szCs w:val="21"/>
+        </w:rPr>
+        <w:t xml:space="preserve"> — one whose capability or cost-performance improves at a compounding rate (the intuition behind Moore’s Law), which is the source of the pacing problem.</w:t>
+      </w:r>
+    </w:p>
+    <w:tbl>
+      <w:tblPr>
+        <w:tblW w:type="pct" w:w="100%"/>
+        <w:tblBorders>
+          <w:top w:val="single" w:color="2F5D8A" w:sz="4"/>
+          <w:left w:val="single" w:color="2F5D8A" w:sz="24"/>
+          <w:bottom w:val="single" w:color="2F5D8A" w:sz="4"/>
+          <w:right w:val="single" w:color="2F5D8A" w:sz="4"/>
+          <w:insideH w:val="none"/>
+          <w:insideV w:val="none"/>
+        </w:tblBorders>
+      </w:tblPr>
+      <w:tblGrid>
+        <w:gridCol w:w="9360"/>
+      </w:tblGrid>
+      <w:tr>
+        <w:tc>
+          <w:tcPr>
+            <w:tcW w:type="dxa" w:w="9360"/>
+            <w:shd w:fill="EEF3F9" w:val="clear"/>
+            <w:tcMar>
+              <w:top w:type="dxa" w:w="120"/>
+              <w:left w:type="dxa" w:w="200"/>
+              <w:bottom w:type="dxa" w:w="120"/>
+              <w:right w:type="dxa" w:w="200"/>
+            </w:tcMar>
+          </w:tcPr>
+          <w:p>
+            <w:pPr>
+              <w:spacing w:after="0" w:line="264"/>
+            </w:pPr>
+            <w:r>
+              <w:rPr>
+                <w:rFonts w:ascii="Georgia" w:cs="Georgia" w:eastAsia="Georgia" w:hAnsi="Georgia"/>
+                <w:b/>
+                <w:bCs/>
+                <w:color w:val="1F2A44"/>
+                <w:sz w:val="20"/>
+                <w:szCs w:val="20"/>
+              </w:rPr>
+              <w:t xml:space="preserve">The distinction to keep straight:</w:t>
+            </w:r>
+            <w:r>
+              <w:rPr>
+                <w:rFonts w:ascii="Georgia" w:cs="Georgia" w:eastAsia="Georgia" w:hAnsi="Georgia"/>
+                <w:color w:val="1F2A44"/>
+                <w:sz w:val="20"/>
+                <w:szCs w:val="20"/>
+              </w:rPr>
+              <w:t xml:space="preserve"> </w:t>
+            </w:r>
+            <w:r>
+              <w:rPr>
+                <w:rFonts w:ascii="Georgia" w:cs="Georgia" w:eastAsia="Georgia" w:hAnsi="Georgia"/>
+                <w:i/>
+                <w:iCs/>
+                <w:color w:val="1F2A44"/>
+                <w:sz w:val="20"/>
+                <w:szCs w:val="20"/>
+              </w:rPr>
+              <w:t xml:space="preserve">emerging</w:t>
+            </w:r>
+            <w:r>
+              <w:rPr>
+                <w:rFonts w:ascii="Georgia" w:cs="Georgia" w:eastAsia="Georgia" w:hAnsi="Georgia"/>
+                <w:color w:val="1F2A44"/>
+                <w:sz w:val="20"/>
+                <w:szCs w:val="20"/>
+              </w:rPr>
+              <w:t xml:space="preserve"> is the broad set; </w:t>
+            </w:r>
+            <w:r>
+              <w:rPr>
+                <w:rFonts w:ascii="Georgia" w:cs="Georgia" w:eastAsia="Georgia" w:hAnsi="Georgia"/>
+                <w:i/>
+                <w:iCs/>
+                <w:color w:val="1F2A44"/>
+                <w:sz w:val="20"/>
+                <w:szCs w:val="20"/>
+              </w:rPr>
+              <w:t xml:space="preserve">frontier</w:t>
+            </w:r>
+            <w:r>
+              <w:rPr>
+                <w:rFonts w:ascii="Georgia" w:cs="Georgia" w:eastAsia="Georgia" w:hAnsi="Georgia"/>
+                <w:color w:val="1F2A44"/>
+                <w:sz w:val="20"/>
+                <w:szCs w:val="20"/>
+              </w:rPr>
+              <w:t xml:space="preserve"> is its leading edge; </w:t>
+            </w:r>
+            <w:r>
+              <w:rPr>
+                <w:rFonts w:ascii="Georgia" w:cs="Georgia" w:eastAsia="Georgia" w:hAnsi="Georgia"/>
+                <w:i/>
+                <w:iCs/>
+                <w:color w:val="1F2A44"/>
+                <w:sz w:val="20"/>
+                <w:szCs w:val="20"/>
+              </w:rPr>
+              <w:t xml:space="preserve">general-purpose</w:t>
+            </w:r>
+            <w:r>
+              <w:rPr>
+                <w:rFonts w:ascii="Georgia" w:cs="Georgia" w:eastAsia="Georgia" w:hAnsi="Georgia"/>
+                <w:color w:val="1F2A44"/>
+                <w:sz w:val="20"/>
+                <w:szCs w:val="20"/>
+              </w:rPr>
+              <w:t xml:space="preserve"> describes how horizontally a technology spreads; </w:t>
+            </w:r>
+            <w:r>
+              <w:rPr>
+                <w:rFonts w:ascii="Georgia" w:cs="Georgia" w:eastAsia="Georgia" w:hAnsi="Georgia"/>
+                <w:i/>
+                <w:iCs/>
+                <w:color w:val="1F2A44"/>
+                <w:sz w:val="20"/>
+                <w:szCs w:val="20"/>
+              </w:rPr>
+              <w:t xml:space="preserve">deep tech</w:t>
+            </w:r>
+            <w:r>
+              <w:rPr>
+                <w:rFonts w:ascii="Georgia" w:cs="Georgia" w:eastAsia="Georgia" w:hAnsi="Georgia"/>
+                <w:color w:val="1F2A44"/>
+                <w:sz w:val="20"/>
+                <w:szCs w:val="20"/>
+              </w:rPr>
+              <w:t xml:space="preserve"> describes how science-heavy it is; </w:t>
+            </w:r>
+            <w:r>
+              <w:rPr>
+                <w:rFonts w:ascii="Georgia" w:cs="Georgia" w:eastAsia="Georgia" w:hAnsi="Georgia"/>
+                <w:i/>
+                <w:iCs/>
+                <w:color w:val="1F2A44"/>
+                <w:sz w:val="20"/>
+                <w:szCs w:val="20"/>
+              </w:rPr>
+              <w:t xml:space="preserve">dual-use</w:t>
+            </w:r>
+            <w:r>
+              <w:rPr>
+                <w:rFonts w:ascii="Georgia" w:cs="Georgia" w:eastAsia="Georgia" w:hAnsi="Georgia"/>
+                <w:color w:val="1F2A44"/>
+                <w:sz w:val="20"/>
+                <w:szCs w:val="20"/>
+              </w:rPr>
+              <w:t xml:space="preserve"> describes its risk profile. A single technology (say AI) can be all of these at once.</w:t>
+            </w:r>
+          </w:p>
+        </w:tc>
+      </w:tr>
+    </w:tbl>
+    <w:p>
+      <w:pPr>
+        <w:spacing w:after="80"/>
+      </w:pPr>
     </w:p>
     <w:p>
       <w:pPr>
@@ -2357,7 +2723,2813 @@
           <w:sz w:val="25"/>
           <w:szCs w:val="25"/>
         </w:rPr>
-        <w:t xml:space="preserve">2.2 The five principles of agile regulation</w:t>
+        <w:t xml:space="preserve">2.2 How technologies emerge, scale and diffuse</w:t>
+      </w:r>
+    </w:p>
+    <w:p>
+      <w:pPr>
+        <w:spacing w:after="140" w:line="276"/>
+        <w:jc w:val="both"/>
+      </w:pPr>
+      <w:r>
+        <w:rPr>
+          <w:rFonts w:ascii="Georgia" w:cs="Georgia" w:eastAsia="Georgia" w:hAnsi="Georgia"/>
+          <w:color w:val="1A1A1A"/>
+          <w:sz w:val="21"/>
+          <w:szCs w:val="21"/>
+        </w:rPr>
+        <w:t xml:space="preserve">Governance has to meet a technology at the right point in its life. The models to know:</w:t>
+      </w:r>
+    </w:p>
+    <w:p>
+      <w:pPr>
+        <w:pStyle w:val="ListParagraph"/>
+        <w:numPr>
+          <w:ilvl w:val="0"/>
+          <w:numId w:val="1"/>
+        </w:numPr>
+        <w:spacing w:after="70" w:line="268"/>
+      </w:pPr>
+      <w:r>
+        <w:rPr>
+          <w:rFonts w:ascii="Georgia" w:cs="Georgia" w:eastAsia="Georgia" w:hAnsi="Georgia"/>
+          <w:b/>
+          <w:bCs/>
+          <w:color w:val="1A1A1A"/>
+          <w:sz w:val="21"/>
+          <w:szCs w:val="21"/>
+        </w:rPr>
+        <w:t xml:space="preserve">The innovation pipeline:</w:t>
+      </w:r>
+      <w:r>
+        <w:rPr>
+          <w:rFonts w:ascii="Georgia" w:cs="Georgia" w:eastAsia="Georgia" w:hAnsi="Georgia"/>
+          <w:color w:val="1A1A1A"/>
+          <w:sz w:val="21"/>
+          <w:szCs w:val="21"/>
+        </w:rPr>
+        <w:t xml:space="preserve"> </w:t>
+      </w:r>
+      <w:r>
+        <w:rPr>
+          <w:rFonts w:ascii="Georgia" w:cs="Georgia" w:eastAsia="Georgia" w:hAnsi="Georgia"/>
+          <w:i/>
+          <w:iCs/>
+          <w:color w:val="1A1A1A"/>
+          <w:sz w:val="21"/>
+          <w:szCs w:val="21"/>
+        </w:rPr>
+        <w:t xml:space="preserve">invention</w:t>
+      </w:r>
+      <w:r>
+        <w:rPr>
+          <w:rFonts w:ascii="Georgia" w:cs="Georgia" w:eastAsia="Georgia" w:hAnsi="Georgia"/>
+          <w:color w:val="1A1A1A"/>
+          <w:sz w:val="21"/>
+          <w:szCs w:val="21"/>
+        </w:rPr>
+        <w:t xml:space="preserve"> (a new device or method) → </w:t>
+      </w:r>
+      <w:r>
+        <w:rPr>
+          <w:rFonts w:ascii="Georgia" w:cs="Georgia" w:eastAsia="Georgia" w:hAnsi="Georgia"/>
+          <w:i/>
+          <w:iCs/>
+          <w:color w:val="1A1A1A"/>
+          <w:sz w:val="21"/>
+          <w:szCs w:val="21"/>
+        </w:rPr>
+        <w:t xml:space="preserve">innovation</w:t>
+      </w:r>
+      <w:r>
+        <w:rPr>
+          <w:rFonts w:ascii="Georgia" w:cs="Georgia" w:eastAsia="Georgia" w:hAnsi="Georgia"/>
+          <w:color w:val="1A1A1A"/>
+          <w:sz w:val="21"/>
+          <w:szCs w:val="21"/>
+        </w:rPr>
+        <w:t xml:space="preserve"> (its first commercial use) → </w:t>
+      </w:r>
+      <w:r>
+        <w:rPr>
+          <w:rFonts w:ascii="Georgia" w:cs="Georgia" w:eastAsia="Georgia" w:hAnsi="Georgia"/>
+          <w:i/>
+          <w:iCs/>
+          <w:color w:val="1A1A1A"/>
+          <w:sz w:val="21"/>
+          <w:szCs w:val="21"/>
+        </w:rPr>
+        <w:t xml:space="preserve">diffusion</w:t>
+      </w:r>
+      <w:r>
+        <w:rPr>
+          <w:rFonts w:ascii="Georgia" w:cs="Georgia" w:eastAsia="Georgia" w:hAnsi="Georgia"/>
+          <w:color w:val="1A1A1A"/>
+          <w:sz w:val="21"/>
+          <w:szCs w:val="21"/>
+        </w:rPr>
+        <w:t xml:space="preserve"> (its spread through the economy). Regulators usually arrive at diffusion, long after the shaping window has closed — the Collingridge trap.</w:t>
+      </w:r>
+    </w:p>
+    <w:p>
+      <w:pPr>
+        <w:pStyle w:val="ListParagraph"/>
+        <w:numPr>
+          <w:ilvl w:val="0"/>
+          <w:numId w:val="1"/>
+        </w:numPr>
+        <w:spacing w:after="70" w:line="268"/>
+      </w:pPr>
+      <w:r>
+        <w:rPr>
+          <w:rFonts w:ascii="Georgia" w:cs="Georgia" w:eastAsia="Georgia" w:hAnsi="Georgia"/>
+          <w:b/>
+          <w:bCs/>
+          <w:color w:val="1A1A1A"/>
+          <w:sz w:val="21"/>
+          <w:szCs w:val="21"/>
+        </w:rPr>
+        <w:t xml:space="preserve">The S-curve of adoption:</w:t>
+      </w:r>
+      <w:r>
+        <w:rPr>
+          <w:rFonts w:ascii="Georgia" w:cs="Georgia" w:eastAsia="Georgia" w:hAnsi="Georgia"/>
+          <w:color w:val="1A1A1A"/>
+          <w:sz w:val="21"/>
+          <w:szCs w:val="21"/>
+        </w:rPr>
+        <w:t xml:space="preserve"> technologies spread slowly at first, then accelerate through a steep growth phase, then plateau at saturation. Where a technology sits on its S-curve should determine the regulatory instrument — foresight and sandboxes early, standards and hard rules as it steepens.</w:t>
+      </w:r>
+    </w:p>
+    <w:p>
+      <w:pPr>
+        <w:pStyle w:val="ListParagraph"/>
+        <w:numPr>
+          <w:ilvl w:val="0"/>
+          <w:numId w:val="1"/>
+        </w:numPr>
+        <w:spacing w:after="70" w:line="268"/>
+      </w:pPr>
+      <w:r>
+        <w:rPr>
+          <w:rFonts w:ascii="Georgia" w:cs="Georgia" w:eastAsia="Georgia" w:hAnsi="Georgia"/>
+          <w:b/>
+          <w:bCs/>
+          <w:color w:val="1A1A1A"/>
+          <w:sz w:val="21"/>
+          <w:szCs w:val="21"/>
+        </w:rPr>
+        <w:t xml:space="preserve">Technology Readiness Levels (TRL 1–9):</w:t>
+      </w:r>
+      <w:r>
+        <w:rPr>
+          <w:rFonts w:ascii="Georgia" w:cs="Georgia" w:eastAsia="Georgia" w:hAnsi="Georgia"/>
+          <w:color w:val="1A1A1A"/>
+          <w:sz w:val="21"/>
+          <w:szCs w:val="21"/>
+        </w:rPr>
+        <w:t xml:space="preserve"> a NASA-origin scale from basic principles (1) to a proven system in operation (9), now standard in R&amp;D and procurement. Useful shorthand for “how mature is this really?”</w:t>
+      </w:r>
+    </w:p>
+    <w:p>
+      <w:pPr>
+        <w:pStyle w:val="ListParagraph"/>
+        <w:numPr>
+          <w:ilvl w:val="0"/>
+          <w:numId w:val="1"/>
+        </w:numPr>
+        <w:spacing w:after="70" w:line="268"/>
+      </w:pPr>
+      <w:r>
+        <w:rPr>
+          <w:rFonts w:ascii="Georgia" w:cs="Georgia" w:eastAsia="Georgia" w:hAnsi="Georgia"/>
+          <w:b/>
+          <w:bCs/>
+          <w:color w:val="1A1A1A"/>
+          <w:sz w:val="21"/>
+          <w:szCs w:val="21"/>
+        </w:rPr>
+        <w:t xml:space="preserve">The Gartner hype cycle:</w:t>
+      </w:r>
+      <w:r>
+        <w:rPr>
+          <w:rFonts w:ascii="Georgia" w:cs="Georgia" w:eastAsia="Georgia" w:hAnsi="Georgia"/>
+          <w:color w:val="1A1A1A"/>
+          <w:sz w:val="21"/>
+          <w:szCs w:val="21"/>
+        </w:rPr>
+        <w:t xml:space="preserve"> innovation trigger → peak of inflated expectations → trough of disillusionment → slope of enlightenment → plateau of productivity. A caution against regulating (or dismissing) a technology at its hype peak.</w:t>
+      </w:r>
+    </w:p>
+    <w:p>
+      <w:pPr>
+        <w:pStyle w:val="ListParagraph"/>
+        <w:numPr>
+          <w:ilvl w:val="0"/>
+          <w:numId w:val="1"/>
+        </w:numPr>
+        <w:spacing w:after="70" w:line="268"/>
+      </w:pPr>
+      <w:r>
+        <w:rPr>
+          <w:rFonts w:ascii="Georgia" w:cs="Georgia" w:eastAsia="Georgia" w:hAnsi="Georgia"/>
+          <w:b/>
+          <w:bCs/>
+          <w:color w:val="1A1A1A"/>
+          <w:sz w:val="21"/>
+          <w:szCs w:val="21"/>
+        </w:rPr>
+        <w:t xml:space="preserve">Diffusion of innovations (Rogers):</w:t>
+      </w:r>
+      <w:r>
+        <w:rPr>
+          <w:rFonts w:ascii="Georgia" w:cs="Georgia" w:eastAsia="Georgia" w:hAnsi="Georgia"/>
+          <w:color w:val="1A1A1A"/>
+          <w:sz w:val="21"/>
+          <w:szCs w:val="21"/>
+        </w:rPr>
+        <w:t xml:space="preserve"> adoption spreads through innovators → early adopters → early majority → late majority → laggards, gated by a “chasm” between enthusiasts and the mainstream. Governance and public trust are often what bridge that chasm.</w:t>
+      </w:r>
+    </w:p>
+    <w:p>
+      <w:pPr>
+        <w:pStyle w:val="ListParagraph"/>
+        <w:numPr>
+          <w:ilvl w:val="0"/>
+          <w:numId w:val="1"/>
+        </w:numPr>
+        <w:spacing w:after="70" w:line="268"/>
+      </w:pPr>
+      <w:r>
+        <w:rPr>
+          <w:rFonts w:ascii="Georgia" w:cs="Georgia" w:eastAsia="Georgia" w:hAnsi="Georgia"/>
+          <w:b/>
+          <w:bCs/>
+          <w:color w:val="1A1A1A"/>
+          <w:sz w:val="21"/>
+          <w:szCs w:val="21"/>
+        </w:rPr>
+        <w:t xml:space="preserve">The productivity J-curve:</w:t>
+      </w:r>
+      <w:r>
+        <w:rPr>
+          <w:rFonts w:ascii="Georgia" w:cs="Georgia" w:eastAsia="Georgia" w:hAnsi="Georgia"/>
+          <w:color w:val="1A1A1A"/>
+          <w:sz w:val="21"/>
+          <w:szCs w:val="21"/>
+        </w:rPr>
+        <w:t xml:space="preserve"> general-purpose technologies often </w:t>
+      </w:r>
+      <w:r>
+        <w:rPr>
+          <w:rFonts w:ascii="Georgia" w:cs="Georgia" w:eastAsia="Georgia" w:hAnsi="Georgia"/>
+          <w:i/>
+          <w:iCs/>
+          <w:color w:val="1A1A1A"/>
+          <w:sz w:val="21"/>
+          <w:szCs w:val="21"/>
+        </w:rPr>
+        <w:t xml:space="preserve">depress</w:t>
+      </w:r>
+      <w:r>
+        <w:rPr>
+          <w:rFonts w:ascii="Georgia" w:cs="Georgia" w:eastAsia="Georgia" w:hAnsi="Georgia"/>
+          <w:color w:val="1A1A1A"/>
+          <w:sz w:val="21"/>
+          <w:szCs w:val="21"/>
+        </w:rPr>
+        <w:t xml:space="preserve"> measured productivity for years while the economy re-tools around them, before delivering gains — which is why their societal impact (and the case for governing them well) is chronically underestimated early.</w:t>
+      </w:r>
+    </w:p>
+    <w:p>
+      <w:pPr>
+        <w:pStyle w:val="Heading2"/>
+        <w:spacing w:after="100" w:before="220"/>
+      </w:pPr>
+      <w:r>
+        <w:rPr>
+          <w:rFonts w:ascii="Calibri" w:cs="Calibri" w:eastAsia="Calibri" w:hAnsi="Calibri"/>
+          <w:b/>
+          <w:bCs/>
+          <w:color w:val="2F5D8A"/>
+          <w:sz w:val="25"/>
+          <w:szCs w:val="25"/>
+        </w:rPr>
+        <w:t xml:space="preserve">2.3 Why frontier technologies break traditional regulation</w:t>
+      </w:r>
+    </w:p>
+    <w:p>
+      <w:pPr>
+        <w:spacing w:after="140" w:line="276"/>
+        <w:jc w:val="both"/>
+      </w:pPr>
+      <w:r>
+        <w:rPr>
+          <w:rFonts w:ascii="Georgia" w:cs="Georgia" w:eastAsia="Georgia" w:hAnsi="Georgia"/>
+          <w:color w:val="1A1A1A"/>
+          <w:sz w:val="21"/>
+          <w:szCs w:val="21"/>
+        </w:rPr>
+        <w:t xml:space="preserve">Six structural features make frontier technologies uniquely hard to govern. Being able to reel these off is a strong opening structure for almost any governance case.</w:t>
+      </w:r>
+    </w:p>
+    <w:tbl>
+      <w:tblPr>
+        <w:tblW w:type="dxa" w:w="9360"/>
+        <w:tblBorders>
+          <w:top w:val="single" w:color="C9D3E0" w:sz="2"/>
+          <w:left w:val="none"/>
+          <w:bottom w:val="single" w:color="C9D3E0" w:sz="2"/>
+          <w:right w:val="none"/>
+          <w:insideH w:val="single" w:color="C9D3E0" w:sz="2"/>
+          <w:insideV w:val="single" w:color="C9D3E0" w:sz="2"/>
+        </w:tblBorders>
+      </w:tblPr>
+      <w:tblGrid>
+        <w:gridCol w:w="2500"/>
+        <w:gridCol w:w="6860"/>
+      </w:tblGrid>
+      <w:tr>
+        <w:trPr>
+          <w:tblHeader/>
+        </w:trPr>
+        <w:tc>
+          <w:tcPr>
+            <w:tcW w:type="dxa" w:w="2500"/>
+            <w:shd w:fill="1F2A44" w:val="clear"/>
+            <w:tcMar>
+              <w:top w:type="dxa" w:w="60"/>
+              <w:left w:type="dxa" w:w="90"/>
+              <w:bottom w:type="dxa" w:w="60"/>
+              <w:right w:type="dxa" w:w="90"/>
+            </w:tcMar>
+          </w:tcPr>
+          <w:p>
+            <w:r>
+              <w:rPr>
+                <w:rFonts w:ascii="Calibri" w:cs="Calibri" w:eastAsia="Calibri" w:hAnsi="Calibri"/>
+                <w:b/>
+                <w:bCs/>
+                <w:color w:val="FFFFFF"/>
+                <w:sz w:val="18"/>
+                <w:szCs w:val="18"/>
+              </w:rPr>
+              <w:t xml:space="preserve">Feature</w:t>
+            </w:r>
+          </w:p>
+        </w:tc>
+        <w:tc>
+          <w:tcPr>
+            <w:tcW w:type="dxa" w:w="6860"/>
+            <w:shd w:fill="1F2A44" w:val="clear"/>
+            <w:tcMar>
+              <w:top w:type="dxa" w:w="60"/>
+              <w:left w:type="dxa" w:w="90"/>
+              <w:bottom w:type="dxa" w:w="60"/>
+              <w:right w:type="dxa" w:w="90"/>
+            </w:tcMar>
+          </w:tcPr>
+          <w:p>
+            <w:r>
+              <w:rPr>
+                <w:rFonts w:ascii="Calibri" w:cs="Calibri" w:eastAsia="Calibri" w:hAnsi="Calibri"/>
+                <w:b/>
+                <w:bCs/>
+                <w:color w:val="FFFFFF"/>
+                <w:sz w:val="18"/>
+                <w:szCs w:val="18"/>
+              </w:rPr>
+              <w:t xml:space="preserve">Why it breaks regulation</w:t>
+            </w:r>
+          </w:p>
+        </w:tc>
+      </w:tr>
+      <w:tr>
+        <w:tc>
+          <w:tcPr>
+            <w:tcW w:type="dxa" w:w="2500"/>
+            <w:shd w:fill="FFFFFF" w:val="clear"/>
+            <w:tcMar>
+              <w:top w:type="dxa" w:w="55"/>
+              <w:left w:type="dxa" w:w="90"/>
+              <w:bottom w:type="dxa" w:w="55"/>
+              <w:right w:type="dxa" w:w="90"/>
+            </w:tcMar>
+          </w:tcPr>
+          <w:p>
+            <w:pPr>
+              <w:spacing w:line="250"/>
+            </w:pPr>
+            <w:r>
+              <w:rPr>
+                <w:rFonts w:ascii="Georgia" w:cs="Georgia" w:eastAsia="Georgia" w:hAnsi="Georgia"/>
+                <w:color w:val="1A1A1A"/>
+                <w:sz w:val="18"/>
+                <w:szCs w:val="18"/>
+              </w:rPr>
+              <w:t xml:space="preserve">Pace</w:t>
+            </w:r>
+          </w:p>
+        </w:tc>
+        <w:tc>
+          <w:tcPr>
+            <w:tcW w:type="dxa" w:w="6860"/>
+            <w:shd w:fill="FFFFFF" w:val="clear"/>
+            <w:tcMar>
+              <w:top w:type="dxa" w:w="55"/>
+              <w:left w:type="dxa" w:w="90"/>
+              <w:bottom w:type="dxa" w:w="55"/>
+              <w:right w:type="dxa" w:w="90"/>
+            </w:tcMar>
+          </w:tcPr>
+          <w:p>
+            <w:pPr>
+              <w:spacing w:line="250"/>
+            </w:pPr>
+            <w:r>
+              <w:rPr>
+                <w:rFonts w:ascii="Georgia" w:cs="Georgia" w:eastAsia="Georgia" w:hAnsi="Georgia"/>
+                <w:color w:val="1A1A1A"/>
+                <w:sz w:val="18"/>
+                <w:szCs w:val="18"/>
+              </w:rPr>
+              <w:t xml:space="preserve">The technology changes faster than the legislative cycle can respond (the pacing problem).</w:t>
+            </w:r>
+          </w:p>
+        </w:tc>
+      </w:tr>
+      <w:tr>
+        <w:tc>
+          <w:tcPr>
+            <w:tcW w:type="dxa" w:w="2500"/>
+            <w:shd w:fill="F4F7FB" w:val="clear"/>
+            <w:tcMar>
+              <w:top w:type="dxa" w:w="55"/>
+              <w:left w:type="dxa" w:w="90"/>
+              <w:bottom w:type="dxa" w:w="55"/>
+              <w:right w:type="dxa" w:w="90"/>
+            </w:tcMar>
+          </w:tcPr>
+          <w:p>
+            <w:pPr>
+              <w:spacing w:line="250"/>
+            </w:pPr>
+            <w:r>
+              <w:rPr>
+                <w:rFonts w:ascii="Georgia" w:cs="Georgia" w:eastAsia="Georgia" w:hAnsi="Georgia"/>
+                <w:color w:val="1A1A1A"/>
+                <w:sz w:val="18"/>
+                <w:szCs w:val="18"/>
+              </w:rPr>
+              <w:t xml:space="preserve">Uncertainty</w:t>
+            </w:r>
+          </w:p>
+        </w:tc>
+        <w:tc>
+          <w:tcPr>
+            <w:tcW w:type="dxa" w:w="6860"/>
+            <w:shd w:fill="F4F7FB" w:val="clear"/>
+            <w:tcMar>
+              <w:top w:type="dxa" w:w="55"/>
+              <w:left w:type="dxa" w:w="90"/>
+              <w:bottom w:type="dxa" w:w="55"/>
+              <w:right w:type="dxa" w:w="90"/>
+            </w:tcMar>
+          </w:tcPr>
+          <w:p>
+            <w:pPr>
+              <w:spacing w:line="250"/>
+            </w:pPr>
+            <w:r>
+              <w:rPr>
+                <w:rFonts w:ascii="Georgia" w:cs="Georgia" w:eastAsia="Georgia" w:hAnsi="Georgia"/>
+                <w:color w:val="1A1A1A"/>
+                <w:sz w:val="18"/>
+                <w:szCs w:val="18"/>
+              </w:rPr>
+              <w:t xml:space="preserve">Impacts are unknowable early and entrenched late (the Collingridge dilemma); rule-makers reason about a moving target.</w:t>
+            </w:r>
+          </w:p>
+        </w:tc>
+      </w:tr>
+      <w:tr>
+        <w:tc>
+          <w:tcPr>
+            <w:tcW w:type="dxa" w:w="2500"/>
+            <w:shd w:fill="FFFFFF" w:val="clear"/>
+            <w:tcMar>
+              <w:top w:type="dxa" w:w="55"/>
+              <w:left w:type="dxa" w:w="90"/>
+              <w:bottom w:type="dxa" w:w="55"/>
+              <w:right w:type="dxa" w:w="90"/>
+            </w:tcMar>
+          </w:tcPr>
+          <w:p>
+            <w:pPr>
+              <w:spacing w:line="250"/>
+            </w:pPr>
+            <w:r>
+              <w:rPr>
+                <w:rFonts w:ascii="Georgia" w:cs="Georgia" w:eastAsia="Georgia" w:hAnsi="Georgia"/>
+                <w:color w:val="1A1A1A"/>
+                <w:sz w:val="18"/>
+                <w:szCs w:val="18"/>
+              </w:rPr>
+              <w:t xml:space="preserve">Information asymmetry</w:t>
+            </w:r>
+          </w:p>
+        </w:tc>
+        <w:tc>
+          <w:tcPr>
+            <w:tcW w:type="dxa" w:w="6860"/>
+            <w:shd w:fill="FFFFFF" w:val="clear"/>
+            <w:tcMar>
+              <w:top w:type="dxa" w:w="55"/>
+              <w:left w:type="dxa" w:w="90"/>
+              <w:bottom w:type="dxa" w:w="55"/>
+              <w:right w:type="dxa" w:w="90"/>
+            </w:tcMar>
+          </w:tcPr>
+          <w:p>
+            <w:pPr>
+              <w:spacing w:line="250"/>
+            </w:pPr>
+            <w:r>
+              <w:rPr>
+                <w:rFonts w:ascii="Georgia" w:cs="Georgia" w:eastAsia="Georgia" w:hAnsi="Georgia"/>
+                <w:color w:val="1A1A1A"/>
+                <w:sz w:val="18"/>
+                <w:szCs w:val="18"/>
+              </w:rPr>
+              <w:t xml:space="preserve">Developers understand the technology far better than regulators, who lack the technical capability to keep up.</w:t>
+            </w:r>
+          </w:p>
+        </w:tc>
+      </w:tr>
+      <w:tr>
+        <w:tc>
+          <w:tcPr>
+            <w:tcW w:type="dxa" w:w="2500"/>
+            <w:shd w:fill="F4F7FB" w:val="clear"/>
+            <w:tcMar>
+              <w:top w:type="dxa" w:w="55"/>
+              <w:left w:type="dxa" w:w="90"/>
+              <w:bottom w:type="dxa" w:w="55"/>
+              <w:right w:type="dxa" w:w="90"/>
+            </w:tcMar>
+          </w:tcPr>
+          <w:p>
+            <w:pPr>
+              <w:spacing w:line="250"/>
+            </w:pPr>
+            <w:r>
+              <w:rPr>
+                <w:rFonts w:ascii="Georgia" w:cs="Georgia" w:eastAsia="Georgia" w:hAnsi="Georgia"/>
+                <w:color w:val="1A1A1A"/>
+                <w:sz w:val="18"/>
+                <w:szCs w:val="18"/>
+              </w:rPr>
+              <w:t xml:space="preserve">Dual-use / general-purpose</w:t>
+            </w:r>
+          </w:p>
+        </w:tc>
+        <w:tc>
+          <w:tcPr>
+            <w:tcW w:type="dxa" w:w="6860"/>
+            <w:shd w:fill="F4F7FB" w:val="clear"/>
+            <w:tcMar>
+              <w:top w:type="dxa" w:w="55"/>
+              <w:left w:type="dxa" w:w="90"/>
+              <w:bottom w:type="dxa" w:w="55"/>
+              <w:right w:type="dxa" w:w="90"/>
+            </w:tcMar>
+          </w:tcPr>
+          <w:p>
+            <w:pPr>
+              <w:spacing w:line="250"/>
+            </w:pPr>
+            <w:r>
+              <w:rPr>
+                <w:rFonts w:ascii="Georgia" w:cs="Georgia" w:eastAsia="Georgia" w:hAnsi="Georgia"/>
+                <w:color w:val="1A1A1A"/>
+                <w:sz w:val="18"/>
+                <w:szCs w:val="18"/>
+              </w:rPr>
+              <w:t xml:space="preserve">The same capability delivers benefit and harm, and spreads across every sector, defeating narrow, sectoral rules.</w:t>
+            </w:r>
+          </w:p>
+        </w:tc>
+      </w:tr>
+      <w:tr>
+        <w:tc>
+          <w:tcPr>
+            <w:tcW w:type="dxa" w:w="2500"/>
+            <w:shd w:fill="FFFFFF" w:val="clear"/>
+            <w:tcMar>
+              <w:top w:type="dxa" w:w="55"/>
+              <w:left w:type="dxa" w:w="90"/>
+              <w:bottom w:type="dxa" w:w="55"/>
+              <w:right w:type="dxa" w:w="90"/>
+            </w:tcMar>
+          </w:tcPr>
+          <w:p>
+            <w:pPr>
+              <w:spacing w:line="250"/>
+            </w:pPr>
+            <w:r>
+              <w:rPr>
+                <w:rFonts w:ascii="Georgia" w:cs="Georgia" w:eastAsia="Georgia" w:hAnsi="Georgia"/>
+                <w:color w:val="1A1A1A"/>
+                <w:sz w:val="18"/>
+                <w:szCs w:val="18"/>
+              </w:rPr>
+              <w:t xml:space="preserve">Borderlessness</w:t>
+            </w:r>
+          </w:p>
+        </w:tc>
+        <w:tc>
+          <w:tcPr>
+            <w:tcW w:type="dxa" w:w="6860"/>
+            <w:shd w:fill="FFFFFF" w:val="clear"/>
+            <w:tcMar>
+              <w:top w:type="dxa" w:w="55"/>
+              <w:left w:type="dxa" w:w="90"/>
+              <w:bottom w:type="dxa" w:w="55"/>
+              <w:right w:type="dxa" w:w="90"/>
+            </w:tcMar>
+          </w:tcPr>
+          <w:p>
+            <w:pPr>
+              <w:spacing w:line="250"/>
+            </w:pPr>
+            <w:r>
+              <w:rPr>
+                <w:rFonts w:ascii="Georgia" w:cs="Georgia" w:eastAsia="Georgia" w:hAnsi="Georgia"/>
+                <w:color w:val="1A1A1A"/>
+                <w:sz w:val="18"/>
+                <w:szCs w:val="18"/>
+              </w:rPr>
+              <w:t xml:space="preserve">The technology ignores jurisdiction, but regulators are national — creating fragmentation and forum-shopping.</w:t>
+            </w:r>
+          </w:p>
+        </w:tc>
+      </w:tr>
+      <w:tr>
+        <w:tc>
+          <w:tcPr>
+            <w:tcW w:type="dxa" w:w="2500"/>
+            <w:shd w:fill="F4F7FB" w:val="clear"/>
+            <w:tcMar>
+              <w:top w:type="dxa" w:w="55"/>
+              <w:left w:type="dxa" w:w="90"/>
+              <w:bottom w:type="dxa" w:w="55"/>
+              <w:right w:type="dxa" w:w="90"/>
+            </w:tcMar>
+          </w:tcPr>
+          <w:p>
+            <w:pPr>
+              <w:spacing w:line="250"/>
+            </w:pPr>
+            <w:r>
+              <w:rPr>
+                <w:rFonts w:ascii="Georgia" w:cs="Georgia" w:eastAsia="Georgia" w:hAnsi="Georgia"/>
+                <w:color w:val="1A1A1A"/>
+                <w:sz w:val="18"/>
+                <w:szCs w:val="18"/>
+              </w:rPr>
+              <w:t xml:space="preserve">Concentration of power</w:t>
+            </w:r>
+          </w:p>
+        </w:tc>
+        <w:tc>
+          <w:tcPr>
+            <w:tcW w:type="dxa" w:w="6860"/>
+            <w:shd w:fill="F4F7FB" w:val="clear"/>
+            <w:tcMar>
+              <w:top w:type="dxa" w:w="55"/>
+              <w:left w:type="dxa" w:w="90"/>
+              <w:bottom w:type="dxa" w:w="55"/>
+              <w:right w:type="dxa" w:w="90"/>
+            </w:tcMar>
+          </w:tcPr>
+          <w:p>
+            <w:pPr>
+              <w:spacing w:line="250"/>
+            </w:pPr>
+            <w:r>
+              <w:rPr>
+                <w:rFonts w:ascii="Georgia" w:cs="Georgia" w:eastAsia="Georgia" w:hAnsi="Georgia"/>
+                <w:color w:val="1A1A1A"/>
+                <w:sz w:val="18"/>
+                <w:szCs w:val="18"/>
+              </w:rPr>
+              <w:t xml:space="preserve">Capability (and data, compute, capital) concentrates in a few firms or states, raising questions of accountability and capture.</w:t>
+            </w:r>
+          </w:p>
+        </w:tc>
+      </w:tr>
+    </w:tbl>
+    <w:p>
+      <w:pPr>
+        <w:spacing w:after="80"/>
+      </w:pPr>
+    </w:p>
+    <w:p>
+      <w:pPr>
+        <w:spacing w:after="140" w:line="276"/>
+        <w:jc w:val="both"/>
+      </w:pPr>
+      <w:r>
+        <w:rPr>
+          <w:rFonts w:ascii="Georgia" w:cs="Georgia" w:eastAsia="Georgia" w:hAnsi="Georgia"/>
+          <w:color w:val="1A1A1A"/>
+          <w:sz w:val="21"/>
+          <w:szCs w:val="21"/>
+        </w:rPr>
+        <w:t xml:space="preserve">The constructive answer to all six is </w:t>
+      </w:r>
+      <w:r>
+        <w:rPr>
+          <w:rFonts w:ascii="Georgia" w:cs="Georgia" w:eastAsia="Georgia" w:hAnsi="Georgia"/>
+          <w:b/>
+          <w:bCs/>
+          <w:color w:val="1A1A1A"/>
+          <w:sz w:val="21"/>
+          <w:szCs w:val="21"/>
+        </w:rPr>
+        <w:t xml:space="preserve">responsible innovation</w:t>
+      </w:r>
+      <w:r>
+        <w:rPr>
+          <w:rFonts w:ascii="Georgia" w:cs="Georgia" w:eastAsia="Georgia" w:hAnsi="Georgia"/>
+          <w:color w:val="1A1A1A"/>
+          <w:sz w:val="21"/>
+          <w:szCs w:val="21"/>
+        </w:rPr>
+        <w:t xml:space="preserve"> — the principle that innovation should be steered, through anticipation, inclusion, reflexivity and responsiveness, toward socially beneficial ends, rather than either banned or left entirely to the market. It is the value frame beneath GRIP’s “responsible innovation” language, and the ethical counterweight to pure permissionless innovation.</w:t>
+      </w:r>
+    </w:p>
+    <w:p>
+      <w:pPr>
+        <w:pStyle w:val="Heading2"/>
+        <w:spacing w:after="100" w:before="220"/>
+      </w:pPr>
+      <w:r>
+        <w:rPr>
+          <w:rFonts w:ascii="Calibri" w:cs="Calibri" w:eastAsia="Calibri" w:hAnsi="Calibri"/>
+          <w:b/>
+          <w:bCs/>
+          <w:color w:val="2F5D8A"/>
+          <w:sz w:val="25"/>
+          <w:szCs w:val="25"/>
+        </w:rPr>
+        <w:t xml:space="preserve">2.4 What regulation and governance actually are</w:t>
+      </w:r>
+    </w:p>
+    <w:p>
+      <w:pPr>
+        <w:spacing w:after="140" w:line="276"/>
+        <w:jc w:val="both"/>
+      </w:pPr>
+      <w:r>
+        <w:rPr>
+          <w:rFonts w:ascii="Georgia" w:cs="Georgia" w:eastAsia="Georgia" w:hAnsi="Georgia"/>
+          <w:color w:val="1A1A1A"/>
+          <w:sz w:val="21"/>
+          <w:szCs w:val="21"/>
+        </w:rPr>
+        <w:t xml:space="preserve">A consultant panel will respect precise use of these terms; muddling them is a tell. The hierarchy of concepts:</w:t>
+      </w:r>
+    </w:p>
+    <w:p>
+      <w:pPr>
+        <w:pStyle w:val="ListParagraph"/>
+        <w:numPr>
+          <w:ilvl w:val="0"/>
+          <w:numId w:val="1"/>
+        </w:numPr>
+        <w:spacing w:after="70" w:line="268"/>
+      </w:pPr>
+      <w:r>
+        <w:rPr>
+          <w:rFonts w:ascii="Georgia" w:cs="Georgia" w:eastAsia="Georgia" w:hAnsi="Georgia"/>
+          <w:b/>
+          <w:bCs/>
+          <w:color w:val="1A1A1A"/>
+          <w:sz w:val="21"/>
+          <w:szCs w:val="21"/>
+        </w:rPr>
+        <w:t xml:space="preserve">Policy</w:t>
+      </w:r>
+      <w:r>
+        <w:rPr>
+          <w:rFonts w:ascii="Georgia" w:cs="Georgia" w:eastAsia="Georgia" w:hAnsi="Georgia"/>
+          <w:color w:val="1A1A1A"/>
+          <w:sz w:val="21"/>
+          <w:szCs w:val="21"/>
+        </w:rPr>
+        <w:t xml:space="preserve"> — a government’s stated intent and objectives. </w:t>
+      </w:r>
+      <w:r>
+        <w:rPr>
+          <w:rFonts w:ascii="Georgia" w:cs="Georgia" w:eastAsia="Georgia" w:hAnsi="Georgia"/>
+          <w:b/>
+          <w:bCs/>
+          <w:color w:val="1A1A1A"/>
+          <w:sz w:val="21"/>
+          <w:szCs w:val="21"/>
+        </w:rPr>
+        <w:t xml:space="preserve">Law</w:t>
+      </w:r>
+      <w:r>
+        <w:rPr>
+          <w:rFonts w:ascii="Georgia" w:cs="Georgia" w:eastAsia="Georgia" w:hAnsi="Georgia"/>
+          <w:color w:val="1A1A1A"/>
+          <w:sz w:val="21"/>
+          <w:szCs w:val="21"/>
+        </w:rPr>
+        <w:t xml:space="preserve"> — binding rules enacted by a legislature (statutes/acts). </w:t>
+      </w:r>
+      <w:r>
+        <w:rPr>
+          <w:rFonts w:ascii="Georgia" w:cs="Georgia" w:eastAsia="Georgia" w:hAnsi="Georgia"/>
+          <w:b/>
+          <w:bCs/>
+          <w:color w:val="1A1A1A"/>
+          <w:sz w:val="21"/>
+          <w:szCs w:val="21"/>
+        </w:rPr>
+        <w:t xml:space="preserve">Regulation</w:t>
+      </w:r>
+      <w:r>
+        <w:rPr>
+          <w:rFonts w:ascii="Georgia" w:cs="Georgia" w:eastAsia="Georgia" w:hAnsi="Georgia"/>
+          <w:color w:val="1A1A1A"/>
+          <w:sz w:val="21"/>
+          <w:szCs w:val="21"/>
+        </w:rPr>
+        <w:t xml:space="preserve"> — the more detailed, often technical rules made by agencies under delegated legal authority, plus their enforcement. </w:t>
+      </w:r>
+      <w:r>
+        <w:rPr>
+          <w:rFonts w:ascii="Georgia" w:cs="Georgia" w:eastAsia="Georgia" w:hAnsi="Georgia"/>
+          <w:b/>
+          <w:bCs/>
+          <w:color w:val="1A1A1A"/>
+          <w:sz w:val="21"/>
+          <w:szCs w:val="21"/>
+        </w:rPr>
+        <w:t xml:space="preserve">Governance</w:t>
+      </w:r>
+      <w:r>
+        <w:rPr>
+          <w:rFonts w:ascii="Georgia" w:cs="Georgia" w:eastAsia="Georgia" w:hAnsi="Georgia"/>
+          <w:color w:val="1A1A1A"/>
+          <w:sz w:val="21"/>
+          <w:szCs w:val="21"/>
+        </w:rPr>
+        <w:t xml:space="preserve"> — the broadest term: the whole system of rules, norms, institutions and processes — public </w:t>
+      </w:r>
+      <w:r>
+        <w:rPr>
+          <w:rFonts w:ascii="Georgia" w:cs="Georgia" w:eastAsia="Georgia" w:hAnsi="Georgia"/>
+          <w:i/>
+          <w:iCs/>
+          <w:color w:val="1A1A1A"/>
+          <w:sz w:val="21"/>
+          <w:szCs w:val="21"/>
+        </w:rPr>
+        <w:t xml:space="preserve">and</w:t>
+      </w:r>
+      <w:r>
+        <w:rPr>
+          <w:rFonts w:ascii="Georgia" w:cs="Georgia" w:eastAsia="Georgia" w:hAnsi="Georgia"/>
+          <w:color w:val="1A1A1A"/>
+          <w:sz w:val="21"/>
+          <w:szCs w:val="21"/>
+        </w:rPr>
+        <w:t xml:space="preserve"> private — through which collective decisions are made and behaviour is steered. Frontier-tech </w:t>
+      </w:r>
+      <w:r>
+        <w:rPr>
+          <w:rFonts w:ascii="Georgia" w:cs="Georgia" w:eastAsia="Georgia" w:hAnsi="Georgia"/>
+          <w:i/>
+          <w:iCs/>
+          <w:color w:val="1A1A1A"/>
+          <w:sz w:val="21"/>
+          <w:szCs w:val="21"/>
+        </w:rPr>
+        <w:t xml:space="preserve">governance</w:t>
+      </w:r>
+      <w:r>
+        <w:rPr>
+          <w:rFonts w:ascii="Georgia" w:cs="Georgia" w:eastAsia="Georgia" w:hAnsi="Georgia"/>
+          <w:color w:val="1A1A1A"/>
+          <w:sz w:val="21"/>
+          <w:szCs w:val="21"/>
+        </w:rPr>
+        <w:t xml:space="preserve"> deliberately includes far more than law.</w:t>
+      </w:r>
+    </w:p>
+    <w:p>
+      <w:pPr>
+        <w:pStyle w:val="ListParagraph"/>
+        <w:numPr>
+          <w:ilvl w:val="0"/>
+          <w:numId w:val="1"/>
+        </w:numPr>
+        <w:spacing w:after="70" w:line="268"/>
+      </w:pPr>
+      <w:r>
+        <w:rPr>
+          <w:rFonts w:ascii="Georgia" w:cs="Georgia" w:eastAsia="Georgia" w:hAnsi="Georgia"/>
+          <w:b/>
+          <w:bCs/>
+          <w:color w:val="1A1A1A"/>
+          <w:sz w:val="21"/>
+          <w:szCs w:val="21"/>
+        </w:rPr>
+        <w:t xml:space="preserve">Standards</w:t>
+      </w:r>
+      <w:r>
+        <w:rPr>
+          <w:rFonts w:ascii="Georgia" w:cs="Georgia" w:eastAsia="Georgia" w:hAnsi="Georgia"/>
+          <w:color w:val="1A1A1A"/>
+          <w:sz w:val="21"/>
+          <w:szCs w:val="21"/>
+        </w:rPr>
+        <w:t xml:space="preserve"> — technical specifications (ISO/IEC/IEEE), usually voluntary, that can be referenced by law to acquire force. </w:t>
+      </w:r>
+      <w:r>
+        <w:rPr>
+          <w:rFonts w:ascii="Georgia" w:cs="Georgia" w:eastAsia="Georgia" w:hAnsi="Georgia"/>
+          <w:b/>
+          <w:bCs/>
+          <w:color w:val="1A1A1A"/>
+          <w:sz w:val="21"/>
+          <w:szCs w:val="21"/>
+        </w:rPr>
+        <w:t xml:space="preserve">Norms</w:t>
+      </w:r>
+      <w:r>
+        <w:rPr>
+          <w:rFonts w:ascii="Georgia" w:cs="Georgia" w:eastAsia="Georgia" w:hAnsi="Georgia"/>
+          <w:color w:val="1A1A1A"/>
+          <w:sz w:val="21"/>
+          <w:szCs w:val="21"/>
+        </w:rPr>
+        <w:t xml:space="preserve"> — shared expectations of appropriate behaviour, binding through reputation rather than sanction.</w:t>
+      </w:r>
+    </w:p>
+    <w:p>
+      <w:pPr>
+        <w:pStyle w:val="ListParagraph"/>
+        <w:numPr>
+          <w:ilvl w:val="0"/>
+          <w:numId w:val="1"/>
+        </w:numPr>
+        <w:spacing w:after="70" w:line="268"/>
+      </w:pPr>
+      <w:r>
+        <w:rPr>
+          <w:rFonts w:ascii="Georgia" w:cs="Georgia" w:eastAsia="Georgia" w:hAnsi="Georgia"/>
+          <w:b/>
+          <w:bCs/>
+          <w:color w:val="1A1A1A"/>
+          <w:sz w:val="21"/>
+          <w:szCs w:val="21"/>
+        </w:rPr>
+        <w:t xml:space="preserve">Hard law vs soft law</w:t>
+      </w:r>
+      <w:r>
+        <w:rPr>
+          <w:rFonts w:ascii="Georgia" w:cs="Georgia" w:eastAsia="Georgia" w:hAnsi="Georgia"/>
+          <w:color w:val="1A1A1A"/>
+          <w:sz w:val="21"/>
+          <w:szCs w:val="21"/>
+        </w:rPr>
+        <w:t xml:space="preserve"> — binding, enforceable rules vs non-binding instruments (principles, codes, guidance, standards) that shape behaviour without formal sanction. The soft-law-to-hard-law pipeline (Section 3) is central to frontier governance.</w:t>
+      </w:r>
+    </w:p>
+    <w:p>
+      <w:pPr>
+        <w:pStyle w:val="ListParagraph"/>
+        <w:numPr>
+          <w:ilvl w:val="0"/>
+          <w:numId w:val="1"/>
+        </w:numPr>
+        <w:spacing w:after="70" w:line="268"/>
+      </w:pPr>
+      <w:r>
+        <w:rPr>
+          <w:rFonts w:ascii="Georgia" w:cs="Georgia" w:eastAsia="Georgia" w:hAnsi="Georgia"/>
+          <w:b/>
+          <w:bCs/>
+          <w:color w:val="1A1A1A"/>
+          <w:sz w:val="21"/>
+          <w:szCs w:val="21"/>
+        </w:rPr>
+        <w:t xml:space="preserve">Ex ante vs ex post</w:t>
+      </w:r>
+      <w:r>
+        <w:rPr>
+          <w:rFonts w:ascii="Georgia" w:cs="Georgia" w:eastAsia="Georgia" w:hAnsi="Georgia"/>
+          <w:color w:val="1A1A1A"/>
+          <w:sz w:val="21"/>
+          <w:szCs w:val="21"/>
+        </w:rPr>
+        <w:t xml:space="preserve"> — governing </w:t>
+      </w:r>
+      <w:r>
+        <w:rPr>
+          <w:rFonts w:ascii="Georgia" w:cs="Georgia" w:eastAsia="Georgia" w:hAnsi="Georgia"/>
+          <w:i/>
+          <w:iCs/>
+          <w:color w:val="1A1A1A"/>
+          <w:sz w:val="21"/>
+          <w:szCs w:val="21"/>
+        </w:rPr>
+        <w:t xml:space="preserve">before</w:t>
+      </w:r>
+      <w:r>
+        <w:rPr>
+          <w:rFonts w:ascii="Georgia" w:cs="Georgia" w:eastAsia="Georgia" w:hAnsi="Georgia"/>
+          <w:color w:val="1A1A1A"/>
+          <w:sz w:val="21"/>
+          <w:szCs w:val="21"/>
+        </w:rPr>
+        <w:t xml:space="preserve"> deployment (licensing, conformity assessment, bans) vs </w:t>
+      </w:r>
+      <w:r>
+        <w:rPr>
+          <w:rFonts w:ascii="Georgia" w:cs="Georgia" w:eastAsia="Georgia" w:hAnsi="Georgia"/>
+          <w:i/>
+          <w:iCs/>
+          <w:color w:val="1A1A1A"/>
+          <w:sz w:val="21"/>
+          <w:szCs w:val="21"/>
+        </w:rPr>
+        <w:t xml:space="preserve">after</w:t>
+      </w:r>
+      <w:r>
+        <w:rPr>
+          <w:rFonts w:ascii="Georgia" w:cs="Georgia" w:eastAsia="Georgia" w:hAnsi="Georgia"/>
+          <w:color w:val="1A1A1A"/>
+          <w:sz w:val="21"/>
+          <w:szCs w:val="21"/>
+        </w:rPr>
+        <w:t xml:space="preserve"> harm (liability, enforcement, redress). Frontier tech pushes toward ex ante because ex post is too late for irreversible harm.</w:t>
+      </w:r>
+    </w:p>
+    <w:p>
+      <w:pPr>
+        <w:pStyle w:val="Heading3"/>
+        <w:spacing w:after="70" w:before="160"/>
+      </w:pPr>
+      <w:r>
+        <w:rPr>
+          <w:rFonts w:ascii="Calibri" w:cs="Calibri" w:eastAsia="Calibri" w:hAnsi="Calibri"/>
+          <w:b/>
+          <w:bCs/>
+          <w:color w:val="1F2A44"/>
+          <w:sz w:val="22"/>
+          <w:szCs w:val="22"/>
+        </w:rPr>
+        <w:t xml:space="preserve">The families of regulatory approach</w:t>
+      </w:r>
+    </w:p>
+    <w:tbl>
+      <w:tblPr>
+        <w:tblW w:type="dxa" w:w="9360"/>
+        <w:tblBorders>
+          <w:top w:val="single" w:color="C9D3E0" w:sz="2"/>
+          <w:left w:val="none"/>
+          <w:bottom w:val="single" w:color="C9D3E0" w:sz="2"/>
+          <w:right w:val="none"/>
+          <w:insideH w:val="single" w:color="C9D3E0" w:sz="2"/>
+          <w:insideV w:val="single" w:color="C9D3E0" w:sz="2"/>
+        </w:tblBorders>
+      </w:tblPr>
+      <w:tblGrid>
+        <w:gridCol w:w="2350"/>
+        <w:gridCol w:w="4050"/>
+        <w:gridCol w:w="2960"/>
+      </w:tblGrid>
+      <w:tr>
+        <w:trPr>
+          <w:tblHeader/>
+        </w:trPr>
+        <w:tc>
+          <w:tcPr>
+            <w:tcW w:type="dxa" w:w="2350"/>
+            <w:shd w:fill="1F2A44" w:val="clear"/>
+            <w:tcMar>
+              <w:top w:type="dxa" w:w="60"/>
+              <w:left w:type="dxa" w:w="90"/>
+              <w:bottom w:type="dxa" w:w="60"/>
+              <w:right w:type="dxa" w:w="90"/>
+            </w:tcMar>
+          </w:tcPr>
+          <w:p>
+            <w:r>
+              <w:rPr>
+                <w:rFonts w:ascii="Calibri" w:cs="Calibri" w:eastAsia="Calibri" w:hAnsi="Calibri"/>
+                <w:b/>
+                <w:bCs/>
+                <w:color w:val="FFFFFF"/>
+                <w:sz w:val="18"/>
+                <w:szCs w:val="18"/>
+              </w:rPr>
+              <w:t xml:space="preserve">Approach</w:t>
+            </w:r>
+          </w:p>
+        </w:tc>
+        <w:tc>
+          <w:tcPr>
+            <w:tcW w:type="dxa" w:w="4050"/>
+            <w:shd w:fill="1F2A44" w:val="clear"/>
+            <w:tcMar>
+              <w:top w:type="dxa" w:w="60"/>
+              <w:left w:type="dxa" w:w="90"/>
+              <w:bottom w:type="dxa" w:w="60"/>
+              <w:right w:type="dxa" w:w="90"/>
+            </w:tcMar>
+          </w:tcPr>
+          <w:p>
+            <w:r>
+              <w:rPr>
+                <w:rFonts w:ascii="Calibri" w:cs="Calibri" w:eastAsia="Calibri" w:hAnsi="Calibri"/>
+                <w:b/>
+                <w:bCs/>
+                <w:color w:val="FFFFFF"/>
+                <w:sz w:val="18"/>
+                <w:szCs w:val="18"/>
+              </w:rPr>
+              <w:t xml:space="preserve">What it does</w:t>
+            </w:r>
+          </w:p>
+        </w:tc>
+        <w:tc>
+          <w:tcPr>
+            <w:tcW w:type="dxa" w:w="2960"/>
+            <w:shd w:fill="1F2A44" w:val="clear"/>
+            <w:tcMar>
+              <w:top w:type="dxa" w:w="60"/>
+              <w:left w:type="dxa" w:w="90"/>
+              <w:bottom w:type="dxa" w:w="60"/>
+              <w:right w:type="dxa" w:w="90"/>
+            </w:tcMar>
+          </w:tcPr>
+          <w:p>
+            <w:r>
+              <w:rPr>
+                <w:rFonts w:ascii="Calibri" w:cs="Calibri" w:eastAsia="Calibri" w:hAnsi="Calibri"/>
+                <w:b/>
+                <w:bCs/>
+                <w:color w:val="FFFFFF"/>
+                <w:sz w:val="18"/>
+                <w:szCs w:val="18"/>
+              </w:rPr>
+              <w:t xml:space="preserve">Trade-off</w:t>
+            </w:r>
+          </w:p>
+        </w:tc>
+      </w:tr>
+      <w:tr>
+        <w:tc>
+          <w:tcPr>
+            <w:tcW w:type="dxa" w:w="2350"/>
+            <w:shd w:fill="FFFFFF" w:val="clear"/>
+            <w:tcMar>
+              <w:top w:type="dxa" w:w="55"/>
+              <w:left w:type="dxa" w:w="90"/>
+              <w:bottom w:type="dxa" w:w="55"/>
+              <w:right w:type="dxa" w:w="90"/>
+            </w:tcMar>
+          </w:tcPr>
+          <w:p>
+            <w:pPr>
+              <w:spacing w:line="250"/>
+            </w:pPr>
+            <w:r>
+              <w:rPr>
+                <w:rFonts w:ascii="Georgia" w:cs="Georgia" w:eastAsia="Georgia" w:hAnsi="Georgia"/>
+                <w:color w:val="1A1A1A"/>
+                <w:sz w:val="18"/>
+                <w:szCs w:val="18"/>
+              </w:rPr>
+              <w:t xml:space="preserve">Command-and-control</w:t>
+            </w:r>
+          </w:p>
+        </w:tc>
+        <w:tc>
+          <w:tcPr>
+            <w:tcW w:type="dxa" w:w="4050"/>
+            <w:shd w:fill="FFFFFF" w:val="clear"/>
+            <w:tcMar>
+              <w:top w:type="dxa" w:w="55"/>
+              <w:left w:type="dxa" w:w="90"/>
+              <w:bottom w:type="dxa" w:w="55"/>
+              <w:right w:type="dxa" w:w="90"/>
+            </w:tcMar>
+          </w:tcPr>
+          <w:p>
+            <w:pPr>
+              <w:spacing w:line="250"/>
+            </w:pPr>
+            <w:r>
+              <w:rPr>
+                <w:rFonts w:ascii="Georgia" w:cs="Georgia" w:eastAsia="Georgia" w:hAnsi="Georgia"/>
+                <w:color w:val="1A1A1A"/>
+                <w:sz w:val="18"/>
+                <w:szCs w:val="18"/>
+              </w:rPr>
+              <w:t xml:space="preserve">Prescribes exactly what is required or forbidden.</w:t>
+            </w:r>
+          </w:p>
+        </w:tc>
+        <w:tc>
+          <w:tcPr>
+            <w:tcW w:type="dxa" w:w="2960"/>
+            <w:shd w:fill="FFFFFF" w:val="clear"/>
+            <w:tcMar>
+              <w:top w:type="dxa" w:w="55"/>
+              <w:left w:type="dxa" w:w="90"/>
+              <w:bottom w:type="dxa" w:w="55"/>
+              <w:right w:type="dxa" w:w="90"/>
+            </w:tcMar>
+          </w:tcPr>
+          <w:p>
+            <w:pPr>
+              <w:spacing w:line="250"/>
+            </w:pPr>
+            <w:r>
+              <w:rPr>
+                <w:rFonts w:ascii="Georgia" w:cs="Georgia" w:eastAsia="Georgia" w:hAnsi="Georgia"/>
+                <w:color w:val="1A1A1A"/>
+                <w:sz w:val="18"/>
+                <w:szCs w:val="18"/>
+              </w:rPr>
+              <w:t xml:space="preserve">Certain and enforceable; rigid and quick to date.</w:t>
+            </w:r>
+          </w:p>
+        </w:tc>
+      </w:tr>
+      <w:tr>
+        <w:tc>
+          <w:tcPr>
+            <w:tcW w:type="dxa" w:w="2350"/>
+            <w:shd w:fill="F4F7FB" w:val="clear"/>
+            <w:tcMar>
+              <w:top w:type="dxa" w:w="55"/>
+              <w:left w:type="dxa" w:w="90"/>
+              <w:bottom w:type="dxa" w:w="55"/>
+              <w:right w:type="dxa" w:w="90"/>
+            </w:tcMar>
+          </w:tcPr>
+          <w:p>
+            <w:pPr>
+              <w:spacing w:line="250"/>
+            </w:pPr>
+            <w:r>
+              <w:rPr>
+                <w:rFonts w:ascii="Georgia" w:cs="Georgia" w:eastAsia="Georgia" w:hAnsi="Georgia"/>
+                <w:color w:val="1A1A1A"/>
+                <w:sz w:val="18"/>
+                <w:szCs w:val="18"/>
+              </w:rPr>
+              <w:t xml:space="preserve">Principles-based</w:t>
+            </w:r>
+          </w:p>
+        </w:tc>
+        <w:tc>
+          <w:tcPr>
+            <w:tcW w:type="dxa" w:w="4050"/>
+            <w:shd w:fill="F4F7FB" w:val="clear"/>
+            <w:tcMar>
+              <w:top w:type="dxa" w:w="55"/>
+              <w:left w:type="dxa" w:w="90"/>
+              <w:bottom w:type="dxa" w:w="55"/>
+              <w:right w:type="dxa" w:w="90"/>
+            </w:tcMar>
+          </w:tcPr>
+          <w:p>
+            <w:pPr>
+              <w:spacing w:line="250"/>
+            </w:pPr>
+            <w:r>
+              <w:rPr>
+                <w:rFonts w:ascii="Georgia" w:cs="Georgia" w:eastAsia="Georgia" w:hAnsi="Georgia"/>
+                <w:color w:val="1A1A1A"/>
+                <w:sz w:val="18"/>
+                <w:szCs w:val="18"/>
+              </w:rPr>
+              <w:t xml:space="preserve">Sets high-level principles firms must meet.</w:t>
+            </w:r>
+          </w:p>
+        </w:tc>
+        <w:tc>
+          <w:tcPr>
+            <w:tcW w:type="dxa" w:w="2960"/>
+            <w:shd w:fill="F4F7FB" w:val="clear"/>
+            <w:tcMar>
+              <w:top w:type="dxa" w:w="55"/>
+              <w:left w:type="dxa" w:w="90"/>
+              <w:bottom w:type="dxa" w:w="55"/>
+              <w:right w:type="dxa" w:w="90"/>
+            </w:tcMar>
+          </w:tcPr>
+          <w:p>
+            <w:pPr>
+              <w:spacing w:line="250"/>
+            </w:pPr>
+            <w:r>
+              <w:rPr>
+                <w:rFonts w:ascii="Georgia" w:cs="Georgia" w:eastAsia="Georgia" w:hAnsi="Georgia"/>
+                <w:color w:val="1A1A1A"/>
+                <w:sz w:val="18"/>
+                <w:szCs w:val="18"/>
+              </w:rPr>
+              <w:t xml:space="preserve">Flexible; less predictable, needs mature regulators.</w:t>
+            </w:r>
+          </w:p>
+        </w:tc>
+      </w:tr>
+      <w:tr>
+        <w:tc>
+          <w:tcPr>
+            <w:tcW w:type="dxa" w:w="2350"/>
+            <w:shd w:fill="FFFFFF" w:val="clear"/>
+            <w:tcMar>
+              <w:top w:type="dxa" w:w="55"/>
+              <w:left w:type="dxa" w:w="90"/>
+              <w:bottom w:type="dxa" w:w="55"/>
+              <w:right w:type="dxa" w:w="90"/>
+            </w:tcMar>
+          </w:tcPr>
+          <w:p>
+            <w:pPr>
+              <w:spacing w:line="250"/>
+            </w:pPr>
+            <w:r>
+              <w:rPr>
+                <w:rFonts w:ascii="Georgia" w:cs="Georgia" w:eastAsia="Georgia" w:hAnsi="Georgia"/>
+                <w:color w:val="1A1A1A"/>
+                <w:sz w:val="18"/>
+                <w:szCs w:val="18"/>
+              </w:rPr>
+              <w:t xml:space="preserve">Outcome-/performance-based</w:t>
+            </w:r>
+          </w:p>
+        </w:tc>
+        <w:tc>
+          <w:tcPr>
+            <w:tcW w:type="dxa" w:w="4050"/>
+            <w:shd w:fill="FFFFFF" w:val="clear"/>
+            <w:tcMar>
+              <w:top w:type="dxa" w:w="55"/>
+              <w:left w:type="dxa" w:w="90"/>
+              <w:bottom w:type="dxa" w:w="55"/>
+              <w:right w:type="dxa" w:w="90"/>
+            </w:tcMar>
+          </w:tcPr>
+          <w:p>
+            <w:pPr>
+              <w:spacing w:line="250"/>
+            </w:pPr>
+            <w:r>
+              <w:rPr>
+                <w:rFonts w:ascii="Georgia" w:cs="Georgia" w:eastAsia="Georgia" w:hAnsi="Georgia"/>
+                <w:color w:val="1A1A1A"/>
+                <w:sz w:val="18"/>
+                <w:szCs w:val="18"/>
+              </w:rPr>
+              <w:t xml:space="preserve">Specifies the result, not the method.</w:t>
+            </w:r>
+          </w:p>
+        </w:tc>
+        <w:tc>
+          <w:tcPr>
+            <w:tcW w:type="dxa" w:w="2960"/>
+            <w:shd w:fill="FFFFFF" w:val="clear"/>
+            <w:tcMar>
+              <w:top w:type="dxa" w:w="55"/>
+              <w:left w:type="dxa" w:w="90"/>
+              <w:bottom w:type="dxa" w:w="55"/>
+              <w:right w:type="dxa" w:w="90"/>
+            </w:tcMar>
+          </w:tcPr>
+          <w:p>
+            <w:pPr>
+              <w:spacing w:line="250"/>
+            </w:pPr>
+            <w:r>
+              <w:rPr>
+                <w:rFonts w:ascii="Georgia" w:cs="Georgia" w:eastAsia="Georgia" w:hAnsi="Georgia"/>
+                <w:color w:val="1A1A1A"/>
+                <w:sz w:val="18"/>
+                <w:szCs w:val="18"/>
+              </w:rPr>
+              <w:t xml:space="preserve">Innovation-friendly; outcomes must be measurable.</w:t>
+            </w:r>
+          </w:p>
+        </w:tc>
+      </w:tr>
+      <w:tr>
+        <w:tc>
+          <w:tcPr>
+            <w:tcW w:type="dxa" w:w="2350"/>
+            <w:shd w:fill="F4F7FB" w:val="clear"/>
+            <w:tcMar>
+              <w:top w:type="dxa" w:w="55"/>
+              <w:left w:type="dxa" w:w="90"/>
+              <w:bottom w:type="dxa" w:w="55"/>
+              <w:right w:type="dxa" w:w="90"/>
+            </w:tcMar>
+          </w:tcPr>
+          <w:p>
+            <w:pPr>
+              <w:spacing w:line="250"/>
+            </w:pPr>
+            <w:r>
+              <w:rPr>
+                <w:rFonts w:ascii="Georgia" w:cs="Georgia" w:eastAsia="Georgia" w:hAnsi="Georgia"/>
+                <w:color w:val="1A1A1A"/>
+                <w:sz w:val="18"/>
+                <w:szCs w:val="18"/>
+              </w:rPr>
+              <w:t xml:space="preserve">Risk-based</w:t>
+            </w:r>
+          </w:p>
+        </w:tc>
+        <w:tc>
+          <w:tcPr>
+            <w:tcW w:type="dxa" w:w="4050"/>
+            <w:shd w:fill="F4F7FB" w:val="clear"/>
+            <w:tcMar>
+              <w:top w:type="dxa" w:w="55"/>
+              <w:left w:type="dxa" w:w="90"/>
+              <w:bottom w:type="dxa" w:w="55"/>
+              <w:right w:type="dxa" w:w="90"/>
+            </w:tcMar>
+          </w:tcPr>
+          <w:p>
+            <w:pPr>
+              <w:spacing w:line="250"/>
+            </w:pPr>
+            <w:r>
+              <w:rPr>
+                <w:rFonts w:ascii="Georgia" w:cs="Georgia" w:eastAsia="Georgia" w:hAnsi="Georgia"/>
+                <w:color w:val="1A1A1A"/>
+                <w:sz w:val="18"/>
+                <w:szCs w:val="18"/>
+              </w:rPr>
+              <w:t xml:space="preserve">Allocates effort by level of risk.</w:t>
+            </w:r>
+          </w:p>
+        </w:tc>
+        <w:tc>
+          <w:tcPr>
+            <w:tcW w:type="dxa" w:w="2960"/>
+            <w:shd w:fill="F4F7FB" w:val="clear"/>
+            <w:tcMar>
+              <w:top w:type="dxa" w:w="55"/>
+              <w:left w:type="dxa" w:w="90"/>
+              <w:bottom w:type="dxa" w:w="55"/>
+              <w:right w:type="dxa" w:w="90"/>
+            </w:tcMar>
+          </w:tcPr>
+          <w:p>
+            <w:pPr>
+              <w:spacing w:line="250"/>
+            </w:pPr>
+            <w:r>
+              <w:rPr>
+                <w:rFonts w:ascii="Georgia" w:cs="Georgia" w:eastAsia="Georgia" w:hAnsi="Georgia"/>
+                <w:color w:val="1A1A1A"/>
+                <w:sz w:val="18"/>
+                <w:szCs w:val="18"/>
+              </w:rPr>
+              <w:t xml:space="preserve">Efficient; depends on good risk classification.</w:t>
+            </w:r>
+          </w:p>
+        </w:tc>
+      </w:tr>
+      <w:tr>
+        <w:tc>
+          <w:tcPr>
+            <w:tcW w:type="dxa" w:w="2350"/>
+            <w:shd w:fill="FFFFFF" w:val="clear"/>
+            <w:tcMar>
+              <w:top w:type="dxa" w:w="55"/>
+              <w:left w:type="dxa" w:w="90"/>
+              <w:bottom w:type="dxa" w:w="55"/>
+              <w:right w:type="dxa" w:w="90"/>
+            </w:tcMar>
+          </w:tcPr>
+          <w:p>
+            <w:pPr>
+              <w:spacing w:line="250"/>
+            </w:pPr>
+            <w:r>
+              <w:rPr>
+                <w:rFonts w:ascii="Georgia" w:cs="Georgia" w:eastAsia="Georgia" w:hAnsi="Georgia"/>
+                <w:color w:val="1A1A1A"/>
+                <w:sz w:val="18"/>
+                <w:szCs w:val="18"/>
+              </w:rPr>
+              <w:t xml:space="preserve">Self-/co-regulation</w:t>
+            </w:r>
+          </w:p>
+        </w:tc>
+        <w:tc>
+          <w:tcPr>
+            <w:tcW w:type="dxa" w:w="4050"/>
+            <w:shd w:fill="FFFFFF" w:val="clear"/>
+            <w:tcMar>
+              <w:top w:type="dxa" w:w="55"/>
+              <w:left w:type="dxa" w:w="90"/>
+              <w:bottom w:type="dxa" w:w="55"/>
+              <w:right w:type="dxa" w:w="90"/>
+            </w:tcMar>
+          </w:tcPr>
+          <w:p>
+            <w:pPr>
+              <w:spacing w:line="250"/>
+            </w:pPr>
+            <w:r>
+              <w:rPr>
+                <w:rFonts w:ascii="Georgia" w:cs="Georgia" w:eastAsia="Georgia" w:hAnsi="Georgia"/>
+                <w:color w:val="1A1A1A"/>
+                <w:sz w:val="18"/>
+                <w:szCs w:val="18"/>
+              </w:rPr>
+              <w:t xml:space="preserve">Industry sets and/or enforces rules, alone or with the state.</w:t>
+            </w:r>
+          </w:p>
+        </w:tc>
+        <w:tc>
+          <w:tcPr>
+            <w:tcW w:type="dxa" w:w="2960"/>
+            <w:shd w:fill="FFFFFF" w:val="clear"/>
+            <w:tcMar>
+              <w:top w:type="dxa" w:w="55"/>
+              <w:left w:type="dxa" w:w="90"/>
+              <w:bottom w:type="dxa" w:w="55"/>
+              <w:right w:type="dxa" w:w="90"/>
+            </w:tcMar>
+          </w:tcPr>
+          <w:p>
+            <w:pPr>
+              <w:spacing w:line="250"/>
+            </w:pPr>
+            <w:r>
+              <w:rPr>
+                <w:rFonts w:ascii="Georgia" w:cs="Georgia" w:eastAsia="Georgia" w:hAnsi="Georgia"/>
+                <w:color w:val="1A1A1A"/>
+                <w:sz w:val="18"/>
+                <w:szCs w:val="18"/>
+              </w:rPr>
+              <w:t xml:space="preserve">Fast and expert; risk of capture and weak teeth.</w:t>
+            </w:r>
+          </w:p>
+        </w:tc>
+      </w:tr>
+      <w:tr>
+        <w:tc>
+          <w:tcPr>
+            <w:tcW w:type="dxa" w:w="2350"/>
+            <w:shd w:fill="F4F7FB" w:val="clear"/>
+            <w:tcMar>
+              <w:top w:type="dxa" w:w="55"/>
+              <w:left w:type="dxa" w:w="90"/>
+              <w:bottom w:type="dxa" w:w="55"/>
+              <w:right w:type="dxa" w:w="90"/>
+            </w:tcMar>
+          </w:tcPr>
+          <w:p>
+            <w:pPr>
+              <w:spacing w:line="250"/>
+            </w:pPr>
+            <w:r>
+              <w:rPr>
+                <w:rFonts w:ascii="Georgia" w:cs="Georgia" w:eastAsia="Georgia" w:hAnsi="Georgia"/>
+                <w:color w:val="1A1A1A"/>
+                <w:sz w:val="18"/>
+                <w:szCs w:val="18"/>
+              </w:rPr>
+              <w:t xml:space="preserve">Management-based</w:t>
+            </w:r>
+          </w:p>
+        </w:tc>
+        <w:tc>
+          <w:tcPr>
+            <w:tcW w:type="dxa" w:w="4050"/>
+            <w:shd w:fill="F4F7FB" w:val="clear"/>
+            <w:tcMar>
+              <w:top w:type="dxa" w:w="55"/>
+              <w:left w:type="dxa" w:w="90"/>
+              <w:bottom w:type="dxa" w:w="55"/>
+              <w:right w:type="dxa" w:w="90"/>
+            </w:tcMar>
+          </w:tcPr>
+          <w:p>
+            <w:pPr>
+              <w:spacing w:line="250"/>
+            </w:pPr>
+            <w:r>
+              <w:rPr>
+                <w:rFonts w:ascii="Georgia" w:cs="Georgia" w:eastAsia="Georgia" w:hAnsi="Georgia"/>
+                <w:color w:val="1A1A1A"/>
+                <w:sz w:val="18"/>
+                <w:szCs w:val="18"/>
+              </w:rPr>
+              <w:t xml:space="preserve">Requires firms to have internal processes (risk management, audits).</w:t>
+            </w:r>
+          </w:p>
+        </w:tc>
+        <w:tc>
+          <w:tcPr>
+            <w:tcW w:type="dxa" w:w="2960"/>
+            <w:shd w:fill="F4F7FB" w:val="clear"/>
+            <w:tcMar>
+              <w:top w:type="dxa" w:w="55"/>
+              <w:left w:type="dxa" w:w="90"/>
+              <w:bottom w:type="dxa" w:w="55"/>
+              <w:right w:type="dxa" w:w="90"/>
+            </w:tcMar>
+          </w:tcPr>
+          <w:p>
+            <w:pPr>
+              <w:spacing w:line="250"/>
+            </w:pPr>
+            <w:r>
+              <w:rPr>
+                <w:rFonts w:ascii="Georgia" w:cs="Georgia" w:eastAsia="Georgia" w:hAnsi="Georgia"/>
+                <w:color w:val="1A1A1A"/>
+                <w:sz w:val="18"/>
+                <w:szCs w:val="18"/>
+              </w:rPr>
+              <w:t xml:space="preserve">Scales oversight; can become box-ticking.</w:t>
+            </w:r>
+          </w:p>
+        </w:tc>
+      </w:tr>
+    </w:tbl>
+    <w:p>
+      <w:pPr>
+        <w:spacing w:after="80"/>
+      </w:pPr>
+    </w:p>
+    <w:p>
+      <w:pPr>
+        <w:pStyle w:val="Heading3"/>
+        <w:spacing w:after="70" w:before="160"/>
+      </w:pPr>
+      <w:r>
+        <w:rPr>
+          <w:rFonts w:ascii="Calibri" w:cs="Calibri" w:eastAsia="Calibri" w:hAnsi="Calibri"/>
+          <w:b/>
+          <w:bCs/>
+          <w:color w:val="1F2A44"/>
+          <w:sz w:val="22"/>
+          <w:szCs w:val="22"/>
+        </w:rPr>
+        <w:t xml:space="preserve">The regulatory lifecycle</w:t>
+      </w:r>
+    </w:p>
+    <w:p>
+      <w:pPr>
+        <w:spacing w:after="140" w:line="276"/>
+        <w:jc w:val="both"/>
+      </w:pPr>
+      <w:r>
+        <w:rPr>
+          <w:rFonts w:ascii="Georgia" w:cs="Georgia" w:eastAsia="Georgia" w:hAnsi="Georgia"/>
+          <w:color w:val="1A1A1A"/>
+          <w:sz w:val="21"/>
+          <w:szCs w:val="21"/>
+        </w:rPr>
+        <w:t xml:space="preserve">Any rule moves through a lifecycle you can name to structure a case: </w:t>
+      </w:r>
+      <w:r>
+        <w:rPr>
+          <w:rFonts w:ascii="Georgia" w:cs="Georgia" w:eastAsia="Georgia" w:hAnsi="Georgia"/>
+          <w:b/>
+          <w:bCs/>
+          <w:color w:val="1A1A1A"/>
+          <w:sz w:val="21"/>
+          <w:szCs w:val="21"/>
+        </w:rPr>
+        <w:t xml:space="preserve">agenda-setting</w:t>
+      </w:r>
+      <w:r>
+        <w:rPr>
+          <w:rFonts w:ascii="Georgia" w:cs="Georgia" w:eastAsia="Georgia" w:hAnsi="Georgia"/>
+          <w:color w:val="1A1A1A"/>
+          <w:sz w:val="21"/>
+          <w:szCs w:val="21"/>
+        </w:rPr>
+        <w:t xml:space="preserve"> (a problem gets on the docket) → </w:t>
+      </w:r>
+      <w:r>
+        <w:rPr>
+          <w:rFonts w:ascii="Georgia" w:cs="Georgia" w:eastAsia="Georgia" w:hAnsi="Georgia"/>
+          <w:b/>
+          <w:bCs/>
+          <w:color w:val="1A1A1A"/>
+          <w:sz w:val="21"/>
+          <w:szCs w:val="21"/>
+        </w:rPr>
+        <w:t xml:space="preserve">design and appraisal</w:t>
+      </w:r>
+      <w:r>
+        <w:rPr>
+          <w:rFonts w:ascii="Georgia" w:cs="Georgia" w:eastAsia="Georgia" w:hAnsi="Georgia"/>
+          <w:color w:val="1A1A1A"/>
+          <w:sz w:val="21"/>
+          <w:szCs w:val="21"/>
+        </w:rPr>
+        <w:t xml:space="preserve"> (options, and a Regulatory Impact Assessment of costs and benefits) → </w:t>
+      </w:r>
+      <w:r>
+        <w:rPr>
+          <w:rFonts w:ascii="Georgia" w:cs="Georgia" w:eastAsia="Georgia" w:hAnsi="Georgia"/>
+          <w:b/>
+          <w:bCs/>
+          <w:color w:val="1A1A1A"/>
+          <w:sz w:val="21"/>
+          <w:szCs w:val="21"/>
+        </w:rPr>
+        <w:t xml:space="preserve">adoption</w:t>
+      </w:r>
+      <w:r>
+        <w:rPr>
+          <w:rFonts w:ascii="Georgia" w:cs="Georgia" w:eastAsia="Georgia" w:hAnsi="Georgia"/>
+          <w:color w:val="1A1A1A"/>
+          <w:sz w:val="21"/>
+          <w:szCs w:val="21"/>
+        </w:rPr>
+        <w:t xml:space="preserve"> (legislation or rule-making) → </w:t>
+      </w:r>
+      <w:r>
+        <w:rPr>
+          <w:rFonts w:ascii="Georgia" w:cs="Georgia" w:eastAsia="Georgia" w:hAnsi="Georgia"/>
+          <w:b/>
+          <w:bCs/>
+          <w:color w:val="1A1A1A"/>
+          <w:sz w:val="21"/>
+          <w:szCs w:val="21"/>
+        </w:rPr>
+        <w:t xml:space="preserve">implementation and enforcement</w:t>
+      </w:r>
+      <w:r>
+        <w:rPr>
+          <w:rFonts w:ascii="Georgia" w:cs="Georgia" w:eastAsia="Georgia" w:hAnsi="Georgia"/>
+          <w:color w:val="1A1A1A"/>
+          <w:sz w:val="21"/>
+          <w:szCs w:val="21"/>
+        </w:rPr>
+        <w:t xml:space="preserve"> → </w:t>
+      </w:r>
+      <w:r>
+        <w:rPr>
+          <w:rFonts w:ascii="Georgia" w:cs="Georgia" w:eastAsia="Georgia" w:hAnsi="Georgia"/>
+          <w:b/>
+          <w:bCs/>
+          <w:color w:val="1A1A1A"/>
+          <w:sz w:val="21"/>
+          <w:szCs w:val="21"/>
+        </w:rPr>
+        <w:t xml:space="preserve">monitoring and ex-post review</w:t>
+      </w:r>
+      <w:r>
+        <w:rPr>
+          <w:rFonts w:ascii="Georgia" w:cs="Georgia" w:eastAsia="Georgia" w:hAnsi="Georgia"/>
+          <w:color w:val="1A1A1A"/>
+          <w:sz w:val="21"/>
+          <w:szCs w:val="21"/>
+        </w:rPr>
+        <w:t xml:space="preserve"> (does it still work?). Agile regulation is, in essence, the attempt to make that lifecycle faster, more evidence-based, and genuinely iterative rather than one-and-done.</w:t>
+      </w:r>
+    </w:p>
+    <w:p>
+      <w:pPr>
+        <w:pStyle w:val="Heading2"/>
+        <w:spacing w:after="100" w:before="220"/>
+      </w:pPr>
+      <w:r>
+        <w:rPr>
+          <w:rFonts w:ascii="Calibri" w:cs="Calibri" w:eastAsia="Calibri" w:hAnsi="Calibri"/>
+          <w:b/>
+          <w:bCs/>
+          <w:color w:val="2F5D8A"/>
+          <w:sz w:val="25"/>
+          <w:szCs w:val="25"/>
+        </w:rPr>
+        <w:t xml:space="preserve">2.5 The governance ecosystem — who the actors are</w:t>
+      </w:r>
+    </w:p>
+    <w:p>
+      <w:pPr>
+        <w:spacing w:after="140" w:line="276"/>
+        <w:jc w:val="both"/>
+      </w:pPr>
+      <w:r>
+        <w:rPr>
+          <w:rFonts w:ascii="Georgia" w:cs="Georgia" w:eastAsia="Georgia" w:hAnsi="Georgia"/>
+          <w:color w:val="1A1A1A"/>
+          <w:sz w:val="21"/>
+          <w:szCs w:val="21"/>
+        </w:rPr>
+        <w:t xml:space="preserve">Governance is produced by an ecosystem, not a single rule-maker. The foundational actor map (expanded operationally in Section 8):</w:t>
+      </w:r>
+    </w:p>
+    <w:tbl>
+      <w:tblPr>
+        <w:tblW w:type="dxa" w:w="9360"/>
+        <w:tblBorders>
+          <w:top w:val="single" w:color="C9D3E0" w:sz="2"/>
+          <w:left w:val="none"/>
+          <w:bottom w:val="single" w:color="C9D3E0" w:sz="2"/>
+          <w:right w:val="none"/>
+          <w:insideH w:val="single" w:color="C9D3E0" w:sz="2"/>
+          <w:insideV w:val="single" w:color="C9D3E0" w:sz="2"/>
+        </w:tblBorders>
+      </w:tblPr>
+      <w:tblGrid>
+        <w:gridCol w:w="2500"/>
+        <w:gridCol w:w="6860"/>
+      </w:tblGrid>
+      <w:tr>
+        <w:trPr>
+          <w:tblHeader/>
+        </w:trPr>
+        <w:tc>
+          <w:tcPr>
+            <w:tcW w:type="dxa" w:w="2500"/>
+            <w:shd w:fill="1F2A44" w:val="clear"/>
+            <w:tcMar>
+              <w:top w:type="dxa" w:w="60"/>
+              <w:left w:type="dxa" w:w="90"/>
+              <w:bottom w:type="dxa" w:w="60"/>
+              <w:right w:type="dxa" w:w="90"/>
+            </w:tcMar>
+          </w:tcPr>
+          <w:p>
+            <w:r>
+              <w:rPr>
+                <w:rFonts w:ascii="Calibri" w:cs="Calibri" w:eastAsia="Calibri" w:hAnsi="Calibri"/>
+                <w:b/>
+                <w:bCs/>
+                <w:color w:val="FFFFFF"/>
+                <w:sz w:val="18"/>
+                <w:szCs w:val="18"/>
+              </w:rPr>
+              <w:t xml:space="preserve">Actor</w:t>
+            </w:r>
+          </w:p>
+        </w:tc>
+        <w:tc>
+          <w:tcPr>
+            <w:tcW w:type="dxa" w:w="6860"/>
+            <w:shd w:fill="1F2A44" w:val="clear"/>
+            <w:tcMar>
+              <w:top w:type="dxa" w:w="60"/>
+              <w:left w:type="dxa" w:w="90"/>
+              <w:bottom w:type="dxa" w:w="60"/>
+              <w:right w:type="dxa" w:w="90"/>
+            </w:tcMar>
+          </w:tcPr>
+          <w:p>
+            <w:r>
+              <w:rPr>
+                <w:rFonts w:ascii="Calibri" w:cs="Calibri" w:eastAsia="Calibri" w:hAnsi="Calibri"/>
+                <w:b/>
+                <w:bCs/>
+                <w:color w:val="FFFFFF"/>
+                <w:sz w:val="18"/>
+                <w:szCs w:val="18"/>
+              </w:rPr>
+              <w:t xml:space="preserve">Role</w:t>
+            </w:r>
+          </w:p>
+        </w:tc>
+      </w:tr>
+      <w:tr>
+        <w:tc>
+          <w:tcPr>
+            <w:tcW w:type="dxa" w:w="2500"/>
+            <w:shd w:fill="FFFFFF" w:val="clear"/>
+            <w:tcMar>
+              <w:top w:type="dxa" w:w="55"/>
+              <w:left w:type="dxa" w:w="90"/>
+              <w:bottom w:type="dxa" w:w="55"/>
+              <w:right w:type="dxa" w:w="90"/>
+            </w:tcMar>
+          </w:tcPr>
+          <w:p>
+            <w:pPr>
+              <w:spacing w:line="250"/>
+            </w:pPr>
+            <w:r>
+              <w:rPr>
+                <w:rFonts w:ascii="Georgia" w:cs="Georgia" w:eastAsia="Georgia" w:hAnsi="Georgia"/>
+                <w:color w:val="1A1A1A"/>
+                <w:sz w:val="18"/>
+                <w:szCs w:val="18"/>
+              </w:rPr>
+              <w:t xml:space="preserve">Legislatures</w:t>
+            </w:r>
+          </w:p>
+        </w:tc>
+        <w:tc>
+          <w:tcPr>
+            <w:tcW w:type="dxa" w:w="6860"/>
+            <w:shd w:fill="FFFFFF" w:val="clear"/>
+            <w:tcMar>
+              <w:top w:type="dxa" w:w="55"/>
+              <w:left w:type="dxa" w:w="90"/>
+              <w:bottom w:type="dxa" w:w="55"/>
+              <w:right w:type="dxa" w:w="90"/>
+            </w:tcMar>
+          </w:tcPr>
+          <w:p>
+            <w:pPr>
+              <w:spacing w:line="250"/>
+            </w:pPr>
+            <w:r>
+              <w:rPr>
+                <w:rFonts w:ascii="Georgia" w:cs="Georgia" w:eastAsia="Georgia" w:hAnsi="Georgia"/>
+                <w:color w:val="1A1A1A"/>
+                <w:sz w:val="18"/>
+                <w:szCs w:val="18"/>
+              </w:rPr>
+              <w:t xml:space="preserve">Make primary law and set the mandate and objectives.</w:t>
+            </w:r>
+          </w:p>
+        </w:tc>
+      </w:tr>
+      <w:tr>
+        <w:tc>
+          <w:tcPr>
+            <w:tcW w:type="dxa" w:w="2500"/>
+            <w:shd w:fill="F4F7FB" w:val="clear"/>
+            <w:tcMar>
+              <w:top w:type="dxa" w:w="55"/>
+              <w:left w:type="dxa" w:w="90"/>
+              <w:bottom w:type="dxa" w:w="55"/>
+              <w:right w:type="dxa" w:w="90"/>
+            </w:tcMar>
+          </w:tcPr>
+          <w:p>
+            <w:pPr>
+              <w:spacing w:line="250"/>
+            </w:pPr>
+            <w:r>
+              <w:rPr>
+                <w:rFonts w:ascii="Georgia" w:cs="Georgia" w:eastAsia="Georgia" w:hAnsi="Georgia"/>
+                <w:color w:val="1A1A1A"/>
+                <w:sz w:val="18"/>
+                <w:szCs w:val="18"/>
+              </w:rPr>
+              <w:t xml:space="preserve">Regulators / agencies</w:t>
+            </w:r>
+          </w:p>
+        </w:tc>
+        <w:tc>
+          <w:tcPr>
+            <w:tcW w:type="dxa" w:w="6860"/>
+            <w:shd w:fill="F4F7FB" w:val="clear"/>
+            <w:tcMar>
+              <w:top w:type="dxa" w:w="55"/>
+              <w:left w:type="dxa" w:w="90"/>
+              <w:bottom w:type="dxa" w:w="55"/>
+              <w:right w:type="dxa" w:w="90"/>
+            </w:tcMar>
+          </w:tcPr>
+          <w:p>
+            <w:pPr>
+              <w:spacing w:line="250"/>
+            </w:pPr>
+            <w:r>
+              <w:rPr>
+                <w:rFonts w:ascii="Georgia" w:cs="Georgia" w:eastAsia="Georgia" w:hAnsi="Georgia"/>
+                <w:color w:val="1A1A1A"/>
+                <w:sz w:val="18"/>
+                <w:szCs w:val="18"/>
+              </w:rPr>
+              <w:t xml:space="preserve">Make and enforce detailed rules under delegated authority; the operational core.</w:t>
+            </w:r>
+          </w:p>
+        </w:tc>
+      </w:tr>
+      <w:tr>
+        <w:tc>
+          <w:tcPr>
+            <w:tcW w:type="dxa" w:w="2500"/>
+            <w:shd w:fill="FFFFFF" w:val="clear"/>
+            <w:tcMar>
+              <w:top w:type="dxa" w:w="55"/>
+              <w:left w:type="dxa" w:w="90"/>
+              <w:bottom w:type="dxa" w:w="55"/>
+              <w:right w:type="dxa" w:w="90"/>
+            </w:tcMar>
+          </w:tcPr>
+          <w:p>
+            <w:pPr>
+              <w:spacing w:line="250"/>
+            </w:pPr>
+            <w:r>
+              <w:rPr>
+                <w:rFonts w:ascii="Georgia" w:cs="Georgia" w:eastAsia="Georgia" w:hAnsi="Georgia"/>
+                <w:color w:val="1A1A1A"/>
+                <w:sz w:val="18"/>
+                <w:szCs w:val="18"/>
+              </w:rPr>
+              <w:t xml:space="preserve">Standards bodies</w:t>
+            </w:r>
+          </w:p>
+        </w:tc>
+        <w:tc>
+          <w:tcPr>
+            <w:tcW w:type="dxa" w:w="6860"/>
+            <w:shd w:fill="FFFFFF" w:val="clear"/>
+            <w:tcMar>
+              <w:top w:type="dxa" w:w="55"/>
+              <w:left w:type="dxa" w:w="90"/>
+              <w:bottom w:type="dxa" w:w="55"/>
+              <w:right w:type="dxa" w:w="90"/>
+            </w:tcMar>
+          </w:tcPr>
+          <w:p>
+            <w:pPr>
+              <w:spacing w:line="250"/>
+            </w:pPr>
+            <w:r>
+              <w:rPr>
+                <w:rFonts w:ascii="Georgia" w:cs="Georgia" w:eastAsia="Georgia" w:hAnsi="Georgia"/>
+                <w:color w:val="1A1A1A"/>
+                <w:sz w:val="18"/>
+                <w:szCs w:val="18"/>
+              </w:rPr>
+              <w:t xml:space="preserve">Set the technical specifications regulators reference (ISO, IEC, IEEE, ITU, CEN-CENELEC).</w:t>
+            </w:r>
+          </w:p>
+        </w:tc>
+      </w:tr>
+      <w:tr>
+        <w:tc>
+          <w:tcPr>
+            <w:tcW w:type="dxa" w:w="2500"/>
+            <w:shd w:fill="F4F7FB" w:val="clear"/>
+            <w:tcMar>
+              <w:top w:type="dxa" w:w="55"/>
+              <w:left w:type="dxa" w:w="90"/>
+              <w:bottom w:type="dxa" w:w="55"/>
+              <w:right w:type="dxa" w:w="90"/>
+            </w:tcMar>
+          </w:tcPr>
+          <w:p>
+            <w:pPr>
+              <w:spacing w:line="250"/>
+            </w:pPr>
+            <w:r>
+              <w:rPr>
+                <w:rFonts w:ascii="Georgia" w:cs="Georgia" w:eastAsia="Georgia" w:hAnsi="Georgia"/>
+                <w:color w:val="1A1A1A"/>
+                <w:sz w:val="18"/>
+                <w:szCs w:val="18"/>
+              </w:rPr>
+              <w:t xml:space="preserve">Industry / operators</w:t>
+            </w:r>
+          </w:p>
+        </w:tc>
+        <w:tc>
+          <w:tcPr>
+            <w:tcW w:type="dxa" w:w="6860"/>
+            <w:shd w:fill="F4F7FB" w:val="clear"/>
+            <w:tcMar>
+              <w:top w:type="dxa" w:w="55"/>
+              <w:left w:type="dxa" w:w="90"/>
+              <w:bottom w:type="dxa" w:w="55"/>
+              <w:right w:type="dxa" w:w="90"/>
+            </w:tcMar>
+          </w:tcPr>
+          <w:p>
+            <w:pPr>
+              <w:spacing w:line="250"/>
+            </w:pPr>
+            <w:r>
+              <w:rPr>
+                <w:rFonts w:ascii="Georgia" w:cs="Georgia" w:eastAsia="Georgia" w:hAnsi="Georgia"/>
+                <w:color w:val="1A1A1A"/>
+                <w:sz w:val="18"/>
+                <w:szCs w:val="18"/>
+              </w:rPr>
+              <w:t xml:space="preserve">Build and deploy the technology; often the source of self- and co-regulation.</w:t>
+            </w:r>
+          </w:p>
+        </w:tc>
+      </w:tr>
+      <w:tr>
+        <w:tc>
+          <w:tcPr>
+            <w:tcW w:type="dxa" w:w="2500"/>
+            <w:shd w:fill="FFFFFF" w:val="clear"/>
+            <w:tcMar>
+              <w:top w:type="dxa" w:w="55"/>
+              <w:left w:type="dxa" w:w="90"/>
+              <w:bottom w:type="dxa" w:w="55"/>
+              <w:right w:type="dxa" w:w="90"/>
+            </w:tcMar>
+          </w:tcPr>
+          <w:p>
+            <w:pPr>
+              <w:spacing w:line="250"/>
+            </w:pPr>
+            <w:r>
+              <w:rPr>
+                <w:rFonts w:ascii="Georgia" w:cs="Georgia" w:eastAsia="Georgia" w:hAnsi="Georgia"/>
+                <w:color w:val="1A1A1A"/>
+                <w:sz w:val="18"/>
+                <w:szCs w:val="18"/>
+              </w:rPr>
+              <w:t xml:space="preserve">Academia &amp; research</w:t>
+            </w:r>
+          </w:p>
+        </w:tc>
+        <w:tc>
+          <w:tcPr>
+            <w:tcW w:type="dxa" w:w="6860"/>
+            <w:shd w:fill="FFFFFF" w:val="clear"/>
+            <w:tcMar>
+              <w:top w:type="dxa" w:w="55"/>
+              <w:left w:type="dxa" w:w="90"/>
+              <w:bottom w:type="dxa" w:w="55"/>
+              <w:right w:type="dxa" w:w="90"/>
+            </w:tcMar>
+          </w:tcPr>
+          <w:p>
+            <w:pPr>
+              <w:spacing w:line="250"/>
+            </w:pPr>
+            <w:r>
+              <w:rPr>
+                <w:rFonts w:ascii="Georgia" w:cs="Georgia" w:eastAsia="Georgia" w:hAnsi="Georgia"/>
+                <w:color w:val="1A1A1A"/>
+                <w:sz w:val="18"/>
+                <w:szCs w:val="18"/>
+              </w:rPr>
+              <w:t xml:space="preserve">Generate evidence, foresight and independent expertise.</w:t>
+            </w:r>
+          </w:p>
+        </w:tc>
+      </w:tr>
+      <w:tr>
+        <w:tc>
+          <w:tcPr>
+            <w:tcW w:type="dxa" w:w="2500"/>
+            <w:shd w:fill="F4F7FB" w:val="clear"/>
+            <w:tcMar>
+              <w:top w:type="dxa" w:w="55"/>
+              <w:left w:type="dxa" w:w="90"/>
+              <w:bottom w:type="dxa" w:w="55"/>
+              <w:right w:type="dxa" w:w="90"/>
+            </w:tcMar>
+          </w:tcPr>
+          <w:p>
+            <w:pPr>
+              <w:spacing w:line="250"/>
+            </w:pPr>
+            <w:r>
+              <w:rPr>
+                <w:rFonts w:ascii="Georgia" w:cs="Georgia" w:eastAsia="Georgia" w:hAnsi="Georgia"/>
+                <w:color w:val="1A1A1A"/>
+                <w:sz w:val="18"/>
+                <w:szCs w:val="18"/>
+              </w:rPr>
+              <w:t xml:space="preserve">Civil society &amp; the public</w:t>
+            </w:r>
+          </w:p>
+        </w:tc>
+        <w:tc>
+          <w:tcPr>
+            <w:tcW w:type="dxa" w:w="6860"/>
+            <w:shd w:fill="F4F7FB" w:val="clear"/>
+            <w:tcMar>
+              <w:top w:type="dxa" w:w="55"/>
+              <w:left w:type="dxa" w:w="90"/>
+              <w:bottom w:type="dxa" w:w="55"/>
+              <w:right w:type="dxa" w:w="90"/>
+            </w:tcMar>
+          </w:tcPr>
+          <w:p>
+            <w:pPr>
+              <w:spacing w:line="250"/>
+            </w:pPr>
+            <w:r>
+              <w:rPr>
+                <w:rFonts w:ascii="Georgia" w:cs="Georgia" w:eastAsia="Georgia" w:hAnsi="Georgia"/>
+                <w:color w:val="1A1A1A"/>
+                <w:sz w:val="18"/>
+                <w:szCs w:val="18"/>
+              </w:rPr>
+              <w:t xml:space="preserve">Represent rights, safety and the public interest; a source of legitimacy.</w:t>
+            </w:r>
+          </w:p>
+        </w:tc>
+      </w:tr>
+      <w:tr>
+        <w:tc>
+          <w:tcPr>
+            <w:tcW w:type="dxa" w:w="2500"/>
+            <w:shd w:fill="FFFFFF" w:val="clear"/>
+            <w:tcMar>
+              <w:top w:type="dxa" w:w="55"/>
+              <w:left w:type="dxa" w:w="90"/>
+              <w:bottom w:type="dxa" w:w="55"/>
+              <w:right w:type="dxa" w:w="90"/>
+            </w:tcMar>
+          </w:tcPr>
+          <w:p>
+            <w:pPr>
+              <w:spacing w:line="250"/>
+            </w:pPr>
+            <w:r>
+              <w:rPr>
+                <w:rFonts w:ascii="Georgia" w:cs="Georgia" w:eastAsia="Georgia" w:hAnsi="Georgia"/>
+                <w:color w:val="1A1A1A"/>
+                <w:sz w:val="18"/>
+                <w:szCs w:val="18"/>
+              </w:rPr>
+              <w:t xml:space="preserve">International organisations</w:t>
+            </w:r>
+          </w:p>
+        </w:tc>
+        <w:tc>
+          <w:tcPr>
+            <w:tcW w:type="dxa" w:w="6860"/>
+            <w:shd w:fill="FFFFFF" w:val="clear"/>
+            <w:tcMar>
+              <w:top w:type="dxa" w:w="55"/>
+              <w:left w:type="dxa" w:w="90"/>
+              <w:bottom w:type="dxa" w:w="55"/>
+              <w:right w:type="dxa" w:w="90"/>
+            </w:tcMar>
+          </w:tcPr>
+          <w:p>
+            <w:pPr>
+              <w:spacing w:line="250"/>
+            </w:pPr>
+            <w:r>
+              <w:rPr>
+                <w:rFonts w:ascii="Georgia" w:cs="Georgia" w:eastAsia="Georgia" w:hAnsi="Georgia"/>
+                <w:color w:val="1A1A1A"/>
+                <w:sz w:val="18"/>
+                <w:szCs w:val="18"/>
+              </w:rPr>
+              <w:t xml:space="preserve">Enable cooperation and interoperability (OECD, UN family, G7/G20).</w:t>
+            </w:r>
+          </w:p>
+        </w:tc>
+      </w:tr>
+      <w:tr>
+        <w:tc>
+          <w:tcPr>
+            <w:tcW w:type="dxa" w:w="2500"/>
+            <w:shd w:fill="F4F7FB" w:val="clear"/>
+            <w:tcMar>
+              <w:top w:type="dxa" w:w="55"/>
+              <w:left w:type="dxa" w:w="90"/>
+              <w:bottom w:type="dxa" w:w="55"/>
+              <w:right w:type="dxa" w:w="90"/>
+            </w:tcMar>
+          </w:tcPr>
+          <w:p>
+            <w:pPr>
+              <w:spacing w:line="250"/>
+            </w:pPr>
+            <w:r>
+              <w:rPr>
+                <w:rFonts w:ascii="Georgia" w:cs="Georgia" w:eastAsia="Georgia" w:hAnsi="Georgia"/>
+                <w:color w:val="1A1A1A"/>
+                <w:sz w:val="18"/>
+                <w:szCs w:val="18"/>
+              </w:rPr>
+              <w:t xml:space="preserve">Courts</w:t>
+            </w:r>
+          </w:p>
+        </w:tc>
+        <w:tc>
+          <w:tcPr>
+            <w:tcW w:type="dxa" w:w="6860"/>
+            <w:shd w:fill="F4F7FB" w:val="clear"/>
+            <w:tcMar>
+              <w:top w:type="dxa" w:w="55"/>
+              <w:left w:type="dxa" w:w="90"/>
+              <w:bottom w:type="dxa" w:w="55"/>
+              <w:right w:type="dxa" w:w="90"/>
+            </w:tcMar>
+          </w:tcPr>
+          <w:p>
+            <w:pPr>
+              <w:spacing w:line="250"/>
+            </w:pPr>
+            <w:r>
+              <w:rPr>
+                <w:rFonts w:ascii="Georgia" w:cs="Georgia" w:eastAsia="Georgia" w:hAnsi="Georgia"/>
+                <w:color w:val="1A1A1A"/>
+                <w:sz w:val="18"/>
+                <w:szCs w:val="18"/>
+              </w:rPr>
+              <w:t xml:space="preserve">Interpret and enforce, and — via liability — allocate responsibility when harm occurs.</w:t>
+            </w:r>
+          </w:p>
+        </w:tc>
+      </w:tr>
+    </w:tbl>
+    <w:p>
+      <w:pPr>
+        <w:spacing w:after="80"/>
+      </w:pPr>
+    </w:p>
+    <w:p>
+      <w:pPr>
+        <w:spacing w:after="140" w:line="276"/>
+        <w:jc w:val="both"/>
+      </w:pPr>
+      <w:r>
+        <w:rPr>
+          <w:rFonts w:ascii="Georgia" w:cs="Georgia" w:eastAsia="Georgia" w:hAnsi="Georgia"/>
+          <w:b/>
+          <w:bCs/>
+          <w:color w:val="1A1A1A"/>
+          <w:sz w:val="21"/>
+          <w:szCs w:val="21"/>
+        </w:rPr>
+        <w:t xml:space="preserve">Multistakeholder governance</w:t>
+      </w:r>
+      <w:r>
+        <w:rPr>
+          <w:rFonts w:ascii="Georgia" w:cs="Georgia" w:eastAsia="Georgia" w:hAnsi="Georgia"/>
+          <w:color w:val="1A1A1A"/>
+          <w:sz w:val="21"/>
+          <w:szCs w:val="21"/>
+        </w:rPr>
+        <w:t xml:space="preserve"> is the practice of bringing these actors together to co-produce rules — the Forum’s core method, and the reason your role is a </w:t>
+      </w:r>
+      <w:r>
+        <w:rPr>
+          <w:rFonts w:ascii="Georgia" w:cs="Georgia" w:eastAsia="Georgia" w:hAnsi="Georgia"/>
+          <w:i/>
+          <w:iCs/>
+          <w:color w:val="1A1A1A"/>
+          <w:sz w:val="21"/>
+          <w:szCs w:val="21"/>
+        </w:rPr>
+        <w:t xml:space="preserve">convening</w:t>
+      </w:r>
+      <w:r>
+        <w:rPr>
+          <w:rFonts w:ascii="Georgia" w:cs="Georgia" w:eastAsia="Georgia" w:hAnsi="Georgia"/>
+          <w:color w:val="1A1A1A"/>
+          <w:sz w:val="21"/>
+          <w:szCs w:val="21"/>
+        </w:rPr>
+        <w:t xml:space="preserve"> role rather than a rule-making one (its theory, and its critique, are in Section 6).</w:t>
+      </w:r>
+    </w:p>
+    <w:p>
+      <w:pPr>
+        <w:pStyle w:val="Heading2"/>
+        <w:spacing w:after="100" w:before="220"/>
+      </w:pPr>
+      <w:r>
+        <w:rPr>
+          <w:rFonts w:ascii="Calibri" w:cs="Calibri" w:eastAsia="Calibri" w:hAnsi="Calibri"/>
+          <w:b/>
+          <w:bCs/>
+          <w:color w:val="2F5D8A"/>
+          <w:sz w:val="25"/>
+          <w:szCs w:val="25"/>
+        </w:rPr>
+        <w:t xml:space="preserve">2.6 The objectives and the central tension</w:t>
+      </w:r>
+    </w:p>
+    <w:p>
+      <w:pPr>
+        <w:spacing w:after="140" w:line="276"/>
+        <w:jc w:val="both"/>
+      </w:pPr>
+      <w:r>
+        <w:rPr>
+          <w:rFonts w:ascii="Georgia" w:cs="Georgia" w:eastAsia="Georgia" w:hAnsi="Georgia"/>
+          <w:color w:val="1A1A1A"/>
+          <w:sz w:val="21"/>
+          <w:szCs w:val="21"/>
+        </w:rPr>
+        <w:t xml:space="preserve">Strip technology governance to its core and it is the management of one central tension: </w:t>
+      </w:r>
+      <w:r>
+        <w:rPr>
+          <w:rFonts w:ascii="Georgia" w:cs="Georgia" w:eastAsia="Georgia" w:hAnsi="Georgia"/>
+          <w:b/>
+          <w:bCs/>
+          <w:color w:val="1A1A1A"/>
+          <w:sz w:val="21"/>
+          <w:szCs w:val="21"/>
+        </w:rPr>
+        <w:t xml:space="preserve">enabling beneficial innovation while protecting against its harms</w:t>
+      </w:r>
+      <w:r>
+        <w:rPr>
+          <w:rFonts w:ascii="Georgia" w:cs="Georgia" w:eastAsia="Georgia" w:hAnsi="Georgia"/>
+          <w:color w:val="1A1A1A"/>
+          <w:sz w:val="21"/>
+          <w:szCs w:val="21"/>
+        </w:rPr>
+        <w:t xml:space="preserve"> — under uncertainty, across borders, and among concentrated power. Every objective a regulator juggles hangs off that tension: safety, fundamental rights, competition and consumer welfare, national security, competitiveness and growth, public trust, and sustainability. No regime maximises all of them; governance is the art of the trade-off, made explicit. GRIP’s distinctive move — treating regulation as a </w:t>
+      </w:r>
+      <w:r>
+        <w:rPr>
+          <w:rFonts w:ascii="Georgia" w:cs="Georgia" w:eastAsia="Georgia" w:hAnsi="Georgia"/>
+          <w:i/>
+          <w:iCs/>
+          <w:color w:val="1A1A1A"/>
+          <w:sz w:val="21"/>
+          <w:szCs w:val="21"/>
+        </w:rPr>
+        <w:t xml:space="preserve">strategic lever for competitiveness</w:t>
+      </w:r>
+      <w:r>
+        <w:rPr>
+          <w:rFonts w:ascii="Georgia" w:cs="Georgia" w:eastAsia="Georgia" w:hAnsi="Georgia"/>
+          <w:color w:val="1A1A1A"/>
+          <w:sz w:val="21"/>
+          <w:szCs w:val="21"/>
+        </w:rPr>
+        <w:t xml:space="preserve">, not only a shield against risk — is a deliberate re-weighting of that tension toward enabling, and (as Section 6 discusses) a values choice you should be able to both champion and interrogate.</w:t>
+      </w:r>
+    </w:p>
+    <w:tbl>
+      <w:tblPr>
+        <w:tblW w:type="pct" w:w="100%"/>
+        <w:tblBorders>
+          <w:top w:val="single" w:color="2F5D8A" w:sz="4"/>
+          <w:left w:val="single" w:color="2F5D8A" w:sz="24"/>
+          <w:bottom w:val="single" w:color="2F5D8A" w:sz="4"/>
+          <w:right w:val="single" w:color="2F5D8A" w:sz="4"/>
+          <w:insideH w:val="none"/>
+          <w:insideV w:val="none"/>
+        </w:tblBorders>
+      </w:tblPr>
+      <w:tblGrid>
+        <w:gridCol w:w="9360"/>
+      </w:tblGrid>
+      <w:tr>
+        <w:tc>
+          <w:tcPr>
+            <w:tcW w:type="dxa" w:w="9360"/>
+            <w:shd w:fill="EEF3F9" w:val="clear"/>
+            <w:tcMar>
+              <w:top w:type="dxa" w:w="120"/>
+              <w:left w:type="dxa" w:w="200"/>
+              <w:bottom w:type="dxa" w:w="120"/>
+              <w:right w:type="dxa" w:w="200"/>
+            </w:tcMar>
+          </w:tcPr>
+          <w:p>
+            <w:pPr>
+              <w:spacing w:after="0" w:line="264"/>
+            </w:pPr>
+            <w:r>
+              <w:rPr>
+                <w:rFonts w:ascii="Georgia" w:cs="Georgia" w:eastAsia="Georgia" w:hAnsi="Georgia"/>
+                <w:b/>
+                <w:bCs/>
+                <w:color w:val="1F2A44"/>
+                <w:sz w:val="20"/>
+                <w:szCs w:val="20"/>
+              </w:rPr>
+              <w:t xml:space="preserve">Foundational vocabulary — the fast recall list:</w:t>
+            </w:r>
+            <w:r>
+              <w:rPr>
+                <w:rFonts w:ascii="Georgia" w:cs="Georgia" w:eastAsia="Georgia" w:hAnsi="Georgia"/>
+                <w:color w:val="1F2A44"/>
+                <w:sz w:val="20"/>
+                <w:szCs w:val="20"/>
+              </w:rPr>
+              <w:t xml:space="preserve"> emerging vs frontier vs general-purpose vs deep tech vs dual-use · S-curve · TRL 1–9 · hype cycle · pacing problem · Collingridge dilemma · responsible innovation · law vs regulation vs governance vs standards vs norms · hard vs soft law · ex ante vs ex post · command-and-control vs principles- vs outcome- vs risk-based · self-/co-regulation · the regulatory lifecycle (agenda → design/RIA → adopt → enforce → review) · multistakeholder governance.</w:t>
+            </w:r>
+          </w:p>
+        </w:tc>
+      </w:tr>
+    </w:tbl>
+    <w:p>
+      <w:pPr>
+        <w:spacing w:after="80"/>
+      </w:pPr>
+    </w:p>
+    <w:p>
+      <w:r>
+        <w:br w:type="page"/>
+      </w:r>
+    </w:p>
+    <w:p>
+      <w:pPr>
+        <w:pStyle w:val="Heading1"/>
+        <w:pBdr>
+          <w:bottom w:val="single" w:color="2F5D8A" w:sz="12" w:space="6"/>
+        </w:pBdr>
+        <w:spacing w:after="140" w:before="260"/>
+      </w:pPr>
+      <w:r>
+        <w:rPr>
+          <w:rFonts w:ascii="Calibri" w:cs="Calibri" w:eastAsia="Calibri" w:hAnsi="Calibri"/>
+          <w:b/>
+          <w:bCs/>
+          <w:color w:val="1F2A44"/>
+          <w:sz w:val="30"/>
+          <w:szCs w:val="30"/>
+        </w:rPr>
+        <w:t xml:space="preserve">3 · The Regulatory-Innovation Discipline</w:t>
+      </w:r>
+    </w:p>
+    <w:p>
+      <w:pPr>
+        <w:spacing w:after="200" w:line="288"/>
+      </w:pPr>
+      <w:r>
+        <w:rPr>
+          <w:rFonts w:ascii="Georgia" w:cs="Georgia" w:eastAsia="Georgia" w:hAnsi="Georgia"/>
+          <w:i/>
+          <w:iCs/>
+          <w:color w:val="55606E"/>
+          <w:sz w:val="22"/>
+          <w:szCs w:val="22"/>
+        </w:rPr>
+        <w:t xml:space="preserve">This is the deepest layer of the craft and the one an adjacent, consulting-literate candidate can most convincingly master. Treat it as a body of theory with its own instruments, evidence base, and design choices — not a bag of buzzwords.</w:t>
+      </w:r>
+    </w:p>
+    <w:p>
+      <w:pPr>
+        <w:pStyle w:val="Heading2"/>
+        <w:spacing w:after="100" w:before="220"/>
+      </w:pPr>
+      <w:r>
+        <w:rPr>
+          <w:rFonts w:ascii="Calibri" w:cs="Calibri" w:eastAsia="Calibri" w:hAnsi="Calibri"/>
+          <w:b/>
+          <w:bCs/>
+          <w:color w:val="2F5D8A"/>
+          <w:sz w:val="25"/>
+          <w:szCs w:val="25"/>
+        </w:rPr>
+        <w:t xml:space="preserve">3.1 The problem space</w:t>
+      </w:r>
+    </w:p>
+    <w:p>
+      <w:pPr>
+        <w:spacing w:after="140" w:line="276"/>
+        <w:jc w:val="both"/>
+      </w:pPr>
+      <w:r>
+        <w:rPr>
+          <w:rFonts w:ascii="Georgia" w:cs="Georgia" w:eastAsia="Georgia" w:hAnsi="Georgia"/>
+          <w:color w:val="1A1A1A"/>
+          <w:sz w:val="21"/>
+          <w:szCs w:val="21"/>
+        </w:rPr>
+        <w:t xml:space="preserve">Five linked ideas define the intellectual terrain. Naming them precisely signals that you know the literature.</w:t>
+      </w:r>
+    </w:p>
+    <w:p>
+      <w:pPr>
+        <w:pStyle w:val="ListParagraph"/>
+        <w:numPr>
+          <w:ilvl w:val="0"/>
+          <w:numId w:val="1"/>
+        </w:numPr>
+        <w:spacing w:after="70" w:line="268"/>
+      </w:pPr>
+      <w:r>
+        <w:rPr>
+          <w:rFonts w:ascii="Georgia" w:cs="Georgia" w:eastAsia="Georgia" w:hAnsi="Georgia"/>
+          <w:b/>
+          <w:bCs/>
+          <w:color w:val="1A1A1A"/>
+          <w:sz w:val="21"/>
+          <w:szCs w:val="21"/>
+        </w:rPr>
+        <w:t xml:space="preserve">The pacing problem</w:t>
+      </w:r>
+      <w:r>
+        <w:rPr>
+          <w:rFonts w:ascii="Georgia" w:cs="Georgia" w:eastAsia="Georgia" w:hAnsi="Georgia"/>
+          <w:color w:val="1A1A1A"/>
+          <w:sz w:val="21"/>
+          <w:szCs w:val="21"/>
+        </w:rPr>
+        <w:t xml:space="preserve"> (Marchant). Technology develops exponentially; law develops incrementally. The widening gap leaves citizens with outdated protections </w:t>
+      </w:r>
+      <w:r>
+        <w:rPr>
+          <w:rFonts w:ascii="Georgia" w:cs="Georgia" w:eastAsia="Georgia" w:hAnsi="Georgia"/>
+          <w:i/>
+          <w:iCs/>
+          <w:color w:val="1A1A1A"/>
+          <w:sz w:val="21"/>
+          <w:szCs w:val="21"/>
+        </w:rPr>
+        <w:t xml:space="preserve">and</w:t>
+      </w:r>
+      <w:r>
+        <w:rPr>
+          <w:rFonts w:ascii="Georgia" w:cs="Georgia" w:eastAsia="Georgia" w:hAnsi="Georgia"/>
+          <w:color w:val="1A1A1A"/>
+          <w:sz w:val="21"/>
+          <w:szCs w:val="21"/>
+        </w:rPr>
+        <w:t xml:space="preserve"> innovators with rules that do not fit — harm and lost opportunity at once.</w:t>
+      </w:r>
+    </w:p>
+    <w:p>
+      <w:pPr>
+        <w:pStyle w:val="ListParagraph"/>
+        <w:numPr>
+          <w:ilvl w:val="0"/>
+          <w:numId w:val="1"/>
+        </w:numPr>
+        <w:spacing w:after="70" w:line="268"/>
+      </w:pPr>
+      <w:r>
+        <w:rPr>
+          <w:rFonts w:ascii="Georgia" w:cs="Georgia" w:eastAsia="Georgia" w:hAnsi="Georgia"/>
+          <w:b/>
+          <w:bCs/>
+          <w:color w:val="1A1A1A"/>
+          <w:sz w:val="21"/>
+          <w:szCs w:val="21"/>
+        </w:rPr>
+        <w:t xml:space="preserve">The Collingridge dilemma</w:t>
+      </w:r>
+      <w:r>
+        <w:rPr>
+          <w:rFonts w:ascii="Georgia" w:cs="Georgia" w:eastAsia="Georgia" w:hAnsi="Georgia"/>
+          <w:color w:val="1A1A1A"/>
+          <w:sz w:val="21"/>
+          <w:szCs w:val="21"/>
+        </w:rPr>
+        <w:t xml:space="preserve"> (the dilemma of control). Early in a technology’s life it is easy to shape but hard to predict; by the time its impacts are clear, it is entrenched and hard to change. Anticipatory governance is the attempt to act in that early, uncertain window.</w:t>
+      </w:r>
+    </w:p>
+    <w:p>
+      <w:pPr>
+        <w:pStyle w:val="ListParagraph"/>
+        <w:numPr>
+          <w:ilvl w:val="0"/>
+          <w:numId w:val="1"/>
+        </w:numPr>
+        <w:spacing w:after="70" w:line="268"/>
+      </w:pPr>
+      <w:r>
+        <w:rPr>
+          <w:rFonts w:ascii="Georgia" w:cs="Georgia" w:eastAsia="Georgia" w:hAnsi="Georgia"/>
+          <w:b/>
+          <w:bCs/>
+          <w:color w:val="1A1A1A"/>
+          <w:sz w:val="21"/>
+          <w:szCs w:val="21"/>
+        </w:rPr>
+        <w:t xml:space="preserve">Precaution vs. permissionless innovation.</w:t>
+      </w:r>
+      <w:r>
+        <w:rPr>
+          <w:rFonts w:ascii="Georgia" w:cs="Georgia" w:eastAsia="Georgia" w:hAnsi="Georgia"/>
+          <w:color w:val="1A1A1A"/>
+          <w:sz w:val="21"/>
+          <w:szCs w:val="21"/>
+        </w:rPr>
+        <w:t xml:space="preserve"> The precautionary principle (dominant in the EU) requires proof of safety before deployment; permissionless innovation (historically dominant in the US) permits, then intervenes on evidence of harm. Most modern regulatory innovation tries to fuse the </w:t>
+      </w:r>
+      <w:r>
+        <w:rPr>
+          <w:rFonts w:ascii="Georgia" w:cs="Georgia" w:eastAsia="Georgia" w:hAnsi="Georgia"/>
+          <w:i/>
+          <w:iCs/>
+          <w:color w:val="1A1A1A"/>
+          <w:sz w:val="21"/>
+          <w:szCs w:val="21"/>
+        </w:rPr>
+        <w:t xml:space="preserve">learning</w:t>
+      </w:r>
+      <w:r>
+        <w:rPr>
+          <w:rFonts w:ascii="Georgia" w:cs="Georgia" w:eastAsia="Georgia" w:hAnsi="Georgia"/>
+          <w:color w:val="1A1A1A"/>
+          <w:sz w:val="21"/>
+          <w:szCs w:val="21"/>
+        </w:rPr>
+        <w:t xml:space="preserve"> of the second with the </w:t>
+      </w:r>
+      <w:r>
+        <w:rPr>
+          <w:rFonts w:ascii="Georgia" w:cs="Georgia" w:eastAsia="Georgia" w:hAnsi="Georgia"/>
+          <w:i/>
+          <w:iCs/>
+          <w:color w:val="1A1A1A"/>
+          <w:sz w:val="21"/>
+          <w:szCs w:val="21"/>
+        </w:rPr>
+        <w:t xml:space="preserve">safety</w:t>
+      </w:r>
+      <w:r>
+        <w:rPr>
+          <w:rFonts w:ascii="Georgia" w:cs="Georgia" w:eastAsia="Georgia" w:hAnsi="Georgia"/>
+          <w:color w:val="1A1A1A"/>
+          <w:sz w:val="21"/>
+          <w:szCs w:val="21"/>
+        </w:rPr>
+        <w:t xml:space="preserve"> of the first — which is what a sandbox is.</w:t>
+      </w:r>
+    </w:p>
+    <w:p>
+      <w:pPr>
+        <w:pStyle w:val="ListParagraph"/>
+        <w:numPr>
+          <w:ilvl w:val="0"/>
+          <w:numId w:val="1"/>
+        </w:numPr>
+        <w:spacing w:after="70" w:line="268"/>
+      </w:pPr>
+      <w:r>
+        <w:rPr>
+          <w:rFonts w:ascii="Georgia" w:cs="Georgia" w:eastAsia="Georgia" w:hAnsi="Georgia"/>
+          <w:b/>
+          <w:bCs/>
+          <w:color w:val="1A1A1A"/>
+          <w:sz w:val="21"/>
+          <w:szCs w:val="21"/>
+        </w:rPr>
+        <w:t xml:space="preserve">The innovation principle</w:t>
+      </w:r>
+      <w:r>
+        <w:rPr>
+          <w:rFonts w:ascii="Georgia" w:cs="Georgia" w:eastAsia="Georgia" w:hAnsi="Georgia"/>
+          <w:color w:val="1A1A1A"/>
+          <w:sz w:val="21"/>
+          <w:szCs w:val="21"/>
+        </w:rPr>
+        <w:t xml:space="preserve"> — the idea that regulators should explicitly weigh the cost to innovation of a proposed rule, as a counterweight to precaution. Contested, but increasingly cited in EU better-regulation debates.</w:t>
+      </w:r>
+    </w:p>
+    <w:p>
+      <w:pPr>
+        <w:pStyle w:val="ListParagraph"/>
+        <w:numPr>
+          <w:ilvl w:val="0"/>
+          <w:numId w:val="1"/>
+        </w:numPr>
+        <w:spacing w:after="70" w:line="268"/>
+      </w:pPr>
+      <w:r>
+        <w:rPr>
+          <w:rFonts w:ascii="Georgia" w:cs="Georgia" w:eastAsia="Georgia" w:hAnsi="Georgia"/>
+          <w:b/>
+          <w:bCs/>
+          <w:color w:val="1A1A1A"/>
+          <w:sz w:val="21"/>
+          <w:szCs w:val="21"/>
+        </w:rPr>
+        <w:t xml:space="preserve">Regulatory Impact Assessment (RIA)</w:t>
+      </w:r>
+      <w:r>
+        <w:rPr>
+          <w:rFonts w:ascii="Georgia" w:cs="Georgia" w:eastAsia="Georgia" w:hAnsi="Georgia"/>
+          <w:color w:val="1A1A1A"/>
+          <w:sz w:val="21"/>
+          <w:szCs w:val="21"/>
+        </w:rPr>
+        <w:t xml:space="preserve"> — the workhorse discipline of ex-ante appraisal (costs, benefits, alternatives) that turns regulation from assertion into evidence. The OECD is its custodian.</w:t>
+      </w:r>
+    </w:p>
+    <w:p>
+      <w:pPr>
+        <w:pStyle w:val="Heading2"/>
+        <w:spacing w:after="100" w:before="220"/>
+      </w:pPr>
+      <w:r>
+        <w:rPr>
+          <w:rFonts w:ascii="Calibri" w:cs="Calibri" w:eastAsia="Calibri" w:hAnsi="Calibri"/>
+          <w:b/>
+          <w:bCs/>
+          <w:color w:val="2F5D8A"/>
+          <w:sz w:val="25"/>
+          <w:szCs w:val="25"/>
+        </w:rPr>
+        <w:t xml:space="preserve">3.2 The five principles of agile regulation</w:t>
       </w:r>
     </w:p>
     <w:p>
@@ -3069,7 +6241,7 @@
           <w:sz w:val="25"/>
           <w:szCs w:val="25"/>
         </w:rPr>
-        <w:t xml:space="preserve">2.3 Regulatory sandboxes — the flagship instrument, in depth</w:t>
+        <w:t xml:space="preserve">3.3 Regulatory sandboxes — the flagship instrument, in depth</w:t>
       </w:r>
     </w:p>
     <w:p>
@@ -3171,7 +6343,7 @@
           <w:sz w:val="21"/>
           <w:szCs w:val="21"/>
         </w:rPr>
-        <w:t xml:space="preserve">; now “a decade on,” the model has diffused across finance, energy, health, mobility and data.</w:t>
+        <w:t xml:space="preserve">; “a decade on,” the model has diffused across finance, energy, health, mobility and data.</w:t>
       </w:r>
     </w:p>
     <w:p>
@@ -3767,7 +6939,7 @@
           <w:sz w:val="25"/>
           <w:szCs w:val="25"/>
         </w:rPr>
-        <w:t xml:space="preserve">2.4 Anticipatory and adaptive governance</w:t>
+        <w:t xml:space="preserve">3.4 Anticipatory and adaptive governance</w:t>
       </w:r>
     </w:p>
     <w:p>
@@ -4044,7 +7216,7 @@
           <w:sz w:val="25"/>
           <w:szCs w:val="25"/>
         </w:rPr>
-        <w:t xml:space="preserve">2.5 Outcome-based and risk-based regulation</w:t>
+        <w:t xml:space="preserve">3.5 Outcome-based and risk-based regulation</w:t>
       </w:r>
     </w:p>
     <w:p>
@@ -4227,7 +7399,7 @@
           <w:sz w:val="25"/>
           <w:szCs w:val="25"/>
         </w:rPr>
-        <w:t xml:space="preserve">2.6 Standards and soft law</w:t>
+        <w:t xml:space="preserve">3.6 Standards and soft law</w:t>
       </w:r>
     </w:p>
     <w:p>
@@ -4510,7 +7682,7 @@
           <w:sz w:val="25"/>
           <w:szCs w:val="25"/>
         </w:rPr>
-        <w:t xml:space="preserve">2.7 RegTech and SupTech</w:t>
+        <w:t xml:space="preserve">3.7 RegTech and SupTech</w:t>
       </w:r>
     </w:p>
     <w:p>
@@ -4613,7 +7785,7 @@
           <w:sz w:val="25"/>
           <w:szCs w:val="25"/>
         </w:rPr>
-        <w:t xml:space="preserve">2.8 International regulatory cooperation</w:t>
+        <w:t xml:space="preserve">3.8 International regulatory cooperation</w:t>
       </w:r>
     </w:p>
     <w:p>
@@ -4745,7 +7917,7 @@
           <w:sz w:val="25"/>
           <w:szCs w:val="25"/>
         </w:rPr>
-        <w:t xml:space="preserve">2.9 Regulatory maturity and readiness models</w:t>
+        <w:t xml:space="preserve">3.9 Regulatory maturity and readiness models</w:t>
       </w:r>
     </w:p>
     <w:p>
@@ -4760,7 +7932,7 @@
           <w:sz w:val="21"/>
           <w:szCs w:val="21"/>
         </w:rPr>
-        <w:t xml:space="preserve">This section is the hinge to the transformation lens your panel prizes (Section 6). Just as manufacturers are scored on a maturity curve, governments are increasingly scored on their </w:t>
+        <w:t xml:space="preserve">This section is the hinge to the transformation lens your panel prizes (Part 8). Just as manufacturers are scored on a maturity curve, governments are increasingly scored on their </w:t>
       </w:r>
       <w:r>
         <w:rPr>
@@ -4952,7 +8124,7 @@
           <w:sz w:val="25"/>
           <w:szCs w:val="25"/>
         </w:rPr>
-        <w:t xml:space="preserve">2.10 Choosing the instrument, and naming the trade-offs</w:t>
+        <w:t xml:space="preserve">3.10 Choosing the instrument, and naming the trade-offs</w:t>
       </w:r>
     </w:p>
     <w:tbl>
@@ -5640,7 +8812,7 @@
           <w:sz w:val="30"/>
           <w:szCs w:val="30"/>
         </w:rPr>
-        <w:t xml:space="preserve">3 · The Frontier-Technology Domains</w:t>
+        <w:t xml:space="preserve">4 · The Frontier-Technology Domains</w:t>
       </w:r>
     </w:p>
     <w:p>
@@ -5656,7 +8828,7 @@
           <w:sz w:val="22"/>
           <w:szCs w:val="22"/>
         </w:rPr>
-        <w:t xml:space="preserve">You will not be the deepest expert on any of these. You must hold, for each, a real technology primer, the state of the art, the key players, the single core governance dilemma, the regulatory landscape by jurisdiction, and the open questions — enough to reason intelligently under case pressure and to earn a technologist’s respect.</w:t>
+        <w:t xml:space="preserve">For each domain you get a genuine technology primer — how it actually works, in the terms an expert uses — followed by the state of the art, the key players, the core governance dilemma, the regulatory landscape, and the open questions. Learn the primers well enough to explain each technology to a smart non-expert; that is the bar for holding your own with a technologist.</w:t>
       </w:r>
     </w:p>
     <w:p>
@@ -5671,18 +8843,18 @@
           <w:sz w:val="21"/>
           <w:szCs w:val="21"/>
         </w:rPr>
-        <w:t xml:space="preserve">Apply the same seven-part scan to each domain so your knowledge is structured and recallable: </w:t>
-      </w:r>
-      <w:r>
-        <w:rPr>
-          <w:rFonts w:ascii="Georgia" w:cs="Georgia" w:eastAsia="Georgia" w:hAnsi="Georgia"/>
-          <w:b/>
-          <w:bCs/>
-          <w:color w:val="1A1A1A"/>
-          <w:sz w:val="21"/>
-          <w:szCs w:val="21"/>
-        </w:rPr>
-        <w:t xml:space="preserve">(1) what it is (the primer); (2) state of the art and scale; (3) key players; (4) the core governance dilemma; (5) the regulatory landscape; (6) standards and bodies; (7) open questions and the toolkit angle.</w:t>
+        <w:t xml:space="preserve">The seven-part scan for every domain: </w:t>
+      </w:r>
+      <w:r>
+        <w:rPr>
+          <w:rFonts w:ascii="Georgia" w:cs="Georgia" w:eastAsia="Georgia" w:hAnsi="Georgia"/>
+          <w:b/>
+          <w:bCs/>
+          <w:color w:val="1A1A1A"/>
+          <w:sz w:val="21"/>
+          <w:szCs w:val="21"/>
+        </w:rPr>
+        <w:t xml:space="preserve">(1) how it works; (2) state of the art and scale; (3) key players; (4) the core governance dilemma; (5) the regulatory landscape; (6) standards and bodies; (7) open questions and the toolkit angle.</w:t>
       </w:r>
       <w:r>
         <w:rPr>
@@ -5708,7 +8880,7 @@
           <w:sz w:val="25"/>
           <w:szCs w:val="25"/>
         </w:rPr>
-        <w:t xml:space="preserve">3.1 Artificial Intelligence and Foundation Models</w:t>
+        <w:t xml:space="preserve">4.1 Artificial Intelligence and Foundation Models</w:t>
       </w:r>
     </w:p>
     <w:p>
@@ -5725,7 +8897,7 @@
           <w:sz w:val="22"/>
           <w:szCs w:val="22"/>
         </w:rPr>
-        <w:t xml:space="preserve">The primer</w:t>
+        <w:t xml:space="preserve">How it works — the primer</w:t>
       </w:r>
     </w:p>
     <w:p>
@@ -5736,51 +8908,360 @@
       <w:r>
         <w:rPr>
           <w:rFonts w:ascii="Georgia" w:cs="Georgia" w:eastAsia="Georgia" w:hAnsi="Georgia"/>
-          <w:color w:val="1A1A1A"/>
-          <w:sz w:val="21"/>
-          <w:szCs w:val="21"/>
-        </w:rPr>
-        <w:t xml:space="preserve">Modern AI is dominated by </w:t>
-      </w:r>
-      <w:r>
-        <w:rPr>
-          <w:rFonts w:ascii="Georgia" w:cs="Georgia" w:eastAsia="Georgia" w:hAnsi="Georgia"/>
-          <w:b/>
-          <w:bCs/>
-          <w:color w:val="1A1A1A"/>
-          <w:sz w:val="21"/>
-          <w:szCs w:val="21"/>
-        </w:rPr>
-        <w:t xml:space="preserve">machine learning</w:t>
-      </w:r>
-      <w:r>
-        <w:rPr>
-          <w:rFonts w:ascii="Georgia" w:cs="Georgia" w:eastAsia="Georgia" w:hAnsi="Georgia"/>
-          <w:color w:val="1A1A1A"/>
-          <w:sz w:val="21"/>
-          <w:szCs w:val="21"/>
-        </w:rPr>
-        <w:t xml:space="preserve"> — systems that learn patterns from data rather than following hand-coded rules — and specifically by </w:t>
-      </w:r>
-      <w:r>
-        <w:rPr>
-          <w:rFonts w:ascii="Georgia" w:cs="Georgia" w:eastAsia="Georgia" w:hAnsi="Georgia"/>
-          <w:b/>
-          <w:bCs/>
-          <w:color w:val="1A1A1A"/>
-          <w:sz w:val="21"/>
-          <w:szCs w:val="21"/>
-        </w:rPr>
-        <w:t xml:space="preserve">deep learning</w:t>
-      </w:r>
-      <w:r>
-        <w:rPr>
-          <w:rFonts w:ascii="Georgia" w:cs="Georgia" w:eastAsia="Georgia" w:hAnsi="Georgia"/>
-          <w:color w:val="1A1A1A"/>
-          <w:sz w:val="21"/>
-          <w:szCs w:val="21"/>
-        </w:rPr>
-        <w:t xml:space="preserve"> using neural networks. The centre of gravity is the </w:t>
+          <w:b/>
+          <w:bCs/>
+          <w:color w:val="1A1A1A"/>
+          <w:sz w:val="21"/>
+          <w:szCs w:val="21"/>
+        </w:rPr>
+        <w:t xml:space="preserve">From rules to learning.</w:t>
+      </w:r>
+      <w:r>
+        <w:rPr>
+          <w:rFonts w:ascii="Georgia" w:cs="Georgia" w:eastAsia="Georgia" w:hAnsi="Georgia"/>
+          <w:color w:val="1A1A1A"/>
+          <w:sz w:val="21"/>
+          <w:szCs w:val="21"/>
+        </w:rPr>
+        <w:t xml:space="preserve"> Classical software follows hand-written rules. </w:t>
+      </w:r>
+      <w:r>
+        <w:rPr>
+          <w:rFonts w:ascii="Georgia" w:cs="Georgia" w:eastAsia="Georgia" w:hAnsi="Georgia"/>
+          <w:b/>
+          <w:bCs/>
+          <w:color w:val="1A1A1A"/>
+          <w:sz w:val="21"/>
+          <w:szCs w:val="21"/>
+        </w:rPr>
+        <w:t xml:space="preserve">Machine learning (ML)</w:t>
+      </w:r>
+      <w:r>
+        <w:rPr>
+          <w:rFonts w:ascii="Georgia" w:cs="Georgia" w:eastAsia="Georgia" w:hAnsi="Georgia"/>
+          <w:color w:val="1A1A1A"/>
+          <w:sz w:val="21"/>
+          <w:szCs w:val="21"/>
+        </w:rPr>
+        <w:t xml:space="preserve"> instead </w:t>
+      </w:r>
+      <w:r>
+        <w:rPr>
+          <w:rFonts w:ascii="Georgia" w:cs="Georgia" w:eastAsia="Georgia" w:hAnsi="Georgia"/>
+          <w:i/>
+          <w:iCs/>
+          <w:color w:val="1A1A1A"/>
+          <w:sz w:val="21"/>
+          <w:szCs w:val="21"/>
+        </w:rPr>
+        <w:t xml:space="preserve">learns</w:t>
+      </w:r>
+      <w:r>
+        <w:rPr>
+          <w:rFonts w:ascii="Georgia" w:cs="Georgia" w:eastAsia="Georgia" w:hAnsi="Georgia"/>
+          <w:color w:val="1A1A1A"/>
+          <w:sz w:val="21"/>
+          <w:szCs w:val="21"/>
+        </w:rPr>
+        <w:t xml:space="preserve"> a function from data: you show a model many examples and it adjusts internal numbers (</w:t>
+      </w:r>
+      <w:r>
+        <w:rPr>
+          <w:rFonts w:ascii="Georgia" w:cs="Georgia" w:eastAsia="Georgia" w:hAnsi="Georgia"/>
+          <w:b/>
+          <w:bCs/>
+          <w:color w:val="1A1A1A"/>
+          <w:sz w:val="21"/>
+          <w:szCs w:val="21"/>
+        </w:rPr>
+        <w:t xml:space="preserve">parameters</w:t>
+      </w:r>
+      <w:r>
+        <w:rPr>
+          <w:rFonts w:ascii="Georgia" w:cs="Georgia" w:eastAsia="Georgia" w:hAnsi="Georgia"/>
+          <w:color w:val="1A1A1A"/>
+          <w:sz w:val="21"/>
+          <w:szCs w:val="21"/>
+        </w:rPr>
+        <w:t xml:space="preserve">, or “weights”) to minimise its error. Three learning styles: </w:t>
+      </w:r>
+      <w:r>
+        <w:rPr>
+          <w:rFonts w:ascii="Georgia" w:cs="Georgia" w:eastAsia="Georgia" w:hAnsi="Georgia"/>
+          <w:b/>
+          <w:bCs/>
+          <w:color w:val="1A1A1A"/>
+          <w:sz w:val="21"/>
+          <w:szCs w:val="21"/>
+        </w:rPr>
+        <w:t xml:space="preserve">supervised</w:t>
+      </w:r>
+      <w:r>
+        <w:rPr>
+          <w:rFonts w:ascii="Georgia" w:cs="Georgia" w:eastAsia="Georgia" w:hAnsi="Georgia"/>
+          <w:color w:val="1A1A1A"/>
+          <w:sz w:val="21"/>
+          <w:szCs w:val="21"/>
+        </w:rPr>
+        <w:t xml:space="preserve"> (learn from labelled examples), </w:t>
+      </w:r>
+      <w:r>
+        <w:rPr>
+          <w:rFonts w:ascii="Georgia" w:cs="Georgia" w:eastAsia="Georgia" w:hAnsi="Georgia"/>
+          <w:b/>
+          <w:bCs/>
+          <w:color w:val="1A1A1A"/>
+          <w:sz w:val="21"/>
+          <w:szCs w:val="21"/>
+        </w:rPr>
+        <w:t xml:space="preserve">unsupervised</w:t>
+      </w:r>
+      <w:r>
+        <w:rPr>
+          <w:rFonts w:ascii="Georgia" w:cs="Georgia" w:eastAsia="Georgia" w:hAnsi="Georgia"/>
+          <w:color w:val="1A1A1A"/>
+          <w:sz w:val="21"/>
+          <w:szCs w:val="21"/>
+        </w:rPr>
+        <w:t xml:space="preserve"> (find structure in unlabelled data), and </w:t>
+      </w:r>
+      <w:r>
+        <w:rPr>
+          <w:rFonts w:ascii="Georgia" w:cs="Georgia" w:eastAsia="Georgia" w:hAnsi="Georgia"/>
+          <w:b/>
+          <w:bCs/>
+          <w:color w:val="1A1A1A"/>
+          <w:sz w:val="21"/>
+          <w:szCs w:val="21"/>
+        </w:rPr>
+        <w:t xml:space="preserve">reinforcement learning</w:t>
+      </w:r>
+      <w:r>
+        <w:rPr>
+          <w:rFonts w:ascii="Georgia" w:cs="Georgia" w:eastAsia="Georgia" w:hAnsi="Georgia"/>
+          <w:color w:val="1A1A1A"/>
+          <w:sz w:val="21"/>
+          <w:szCs w:val="21"/>
+        </w:rPr>
+        <w:t xml:space="preserve"> (learn by trial and reward). The two phases that matter for governance are </w:t>
+      </w:r>
+      <w:r>
+        <w:rPr>
+          <w:rFonts w:ascii="Georgia" w:cs="Georgia" w:eastAsia="Georgia" w:hAnsi="Georgia"/>
+          <w:b/>
+          <w:bCs/>
+          <w:color w:val="1A1A1A"/>
+          <w:sz w:val="21"/>
+          <w:szCs w:val="21"/>
+        </w:rPr>
+        <w:t xml:space="preserve">training</w:t>
+      </w:r>
+      <w:r>
+        <w:rPr>
+          <w:rFonts w:ascii="Georgia" w:cs="Georgia" w:eastAsia="Georgia" w:hAnsi="Georgia"/>
+          <w:color w:val="1A1A1A"/>
+          <w:sz w:val="21"/>
+          <w:szCs w:val="21"/>
+        </w:rPr>
+        <w:t xml:space="preserve"> (the expensive, one-time process of learning the weights) and </w:t>
+      </w:r>
+      <w:r>
+        <w:rPr>
+          <w:rFonts w:ascii="Georgia" w:cs="Georgia" w:eastAsia="Georgia" w:hAnsi="Georgia"/>
+          <w:b/>
+          <w:bCs/>
+          <w:color w:val="1A1A1A"/>
+          <w:sz w:val="21"/>
+          <w:szCs w:val="21"/>
+        </w:rPr>
+        <w:t xml:space="preserve">inference</w:t>
+      </w:r>
+      <w:r>
+        <w:rPr>
+          <w:rFonts w:ascii="Georgia" w:cs="Georgia" w:eastAsia="Georgia" w:hAnsi="Georgia"/>
+          <w:color w:val="1A1A1A"/>
+          <w:sz w:val="21"/>
+          <w:szCs w:val="21"/>
+        </w:rPr>
+        <w:t xml:space="preserve"> (using the trained model, cheap and repeated).</w:t>
+      </w:r>
+    </w:p>
+    <w:p>
+      <w:pPr>
+        <w:spacing w:after="140" w:line="276"/>
+        <w:jc w:val="both"/>
+      </w:pPr>
+      <w:r>
+        <w:rPr>
+          <w:rFonts w:ascii="Georgia" w:cs="Georgia" w:eastAsia="Georgia" w:hAnsi="Georgia"/>
+          <w:b/>
+          <w:bCs/>
+          <w:color w:val="1A1A1A"/>
+          <w:sz w:val="21"/>
+          <w:szCs w:val="21"/>
+        </w:rPr>
+        <w:t xml:space="preserve">Neural networks and deep learning.</w:t>
+      </w:r>
+      <w:r>
+        <w:rPr>
+          <w:rFonts w:ascii="Georgia" w:cs="Georgia" w:eastAsia="Georgia" w:hAnsi="Georgia"/>
+          <w:color w:val="1A1A1A"/>
+          <w:sz w:val="21"/>
+          <w:szCs w:val="21"/>
+        </w:rPr>
+        <w:t xml:space="preserve"> The dominant models are </w:t>
+      </w:r>
+      <w:r>
+        <w:rPr>
+          <w:rFonts w:ascii="Georgia" w:cs="Georgia" w:eastAsia="Georgia" w:hAnsi="Georgia"/>
+          <w:b/>
+          <w:bCs/>
+          <w:color w:val="1A1A1A"/>
+          <w:sz w:val="21"/>
+          <w:szCs w:val="21"/>
+        </w:rPr>
+        <w:t xml:space="preserve">artificial neural networks</w:t>
+      </w:r>
+      <w:r>
+        <w:rPr>
+          <w:rFonts w:ascii="Georgia" w:cs="Georgia" w:eastAsia="Georgia" w:hAnsi="Georgia"/>
+          <w:color w:val="1A1A1A"/>
+          <w:sz w:val="21"/>
+          <w:szCs w:val="21"/>
+        </w:rPr>
+        <w:t xml:space="preserve"> — layers of simple units, each applying weights and a non-linear function, stacked deep (hence “deep learning”). More layers and parameters let the network represent more complex patterns. Learning happens by </w:t>
+      </w:r>
+      <w:r>
+        <w:rPr>
+          <w:rFonts w:ascii="Georgia" w:cs="Georgia" w:eastAsia="Georgia" w:hAnsi="Georgia"/>
+          <w:b/>
+          <w:bCs/>
+          <w:color w:val="1A1A1A"/>
+          <w:sz w:val="21"/>
+          <w:szCs w:val="21"/>
+        </w:rPr>
+        <w:t xml:space="preserve">backpropagation</w:t>
+      </w:r>
+      <w:r>
+        <w:rPr>
+          <w:rFonts w:ascii="Georgia" w:cs="Georgia" w:eastAsia="Georgia" w:hAnsi="Georgia"/>
+          <w:color w:val="1A1A1A"/>
+          <w:sz w:val="21"/>
+          <w:szCs w:val="21"/>
+        </w:rPr>
+        <w:t xml:space="preserve">: the model’s error is pushed backwards through the layers to nudge every weight in the direction that reduces it, over billions of iterations.</w:t>
+      </w:r>
+    </w:p>
+    <w:p>
+      <w:pPr>
+        <w:spacing w:after="140" w:line="276"/>
+        <w:jc w:val="both"/>
+      </w:pPr>
+      <w:r>
+        <w:rPr>
+          <w:rFonts w:ascii="Georgia" w:cs="Georgia" w:eastAsia="Georgia" w:hAnsi="Georgia"/>
+          <w:b/>
+          <w:bCs/>
+          <w:color w:val="1A1A1A"/>
+          <w:sz w:val="21"/>
+          <w:szCs w:val="21"/>
+        </w:rPr>
+        <w:t xml:space="preserve">The transformer — the architecture behind the revolution.</w:t>
+      </w:r>
+      <w:r>
+        <w:rPr>
+          <w:rFonts w:ascii="Georgia" w:cs="Georgia" w:eastAsia="Georgia" w:hAnsi="Georgia"/>
+          <w:color w:val="1A1A1A"/>
+          <w:sz w:val="21"/>
+          <w:szCs w:val="21"/>
+        </w:rPr>
+        <w:t xml:space="preserve"> In 2017 (“Attention Is All You Need”) researchers introduced the </w:t>
+      </w:r>
+      <w:r>
+        <w:rPr>
+          <w:rFonts w:ascii="Georgia" w:cs="Georgia" w:eastAsia="Georgia" w:hAnsi="Georgia"/>
+          <w:b/>
+          <w:bCs/>
+          <w:color w:val="1A1A1A"/>
+          <w:sz w:val="21"/>
+          <w:szCs w:val="21"/>
+        </w:rPr>
+        <w:t xml:space="preserve">transformer</w:t>
+      </w:r>
+      <w:r>
+        <w:rPr>
+          <w:rFonts w:ascii="Georgia" w:cs="Georgia" w:eastAsia="Georgia" w:hAnsi="Georgia"/>
+          <w:color w:val="1A1A1A"/>
+          <w:sz w:val="21"/>
+          <w:szCs w:val="21"/>
+        </w:rPr>
+        <w:t xml:space="preserve">, built on a mechanism called </w:t>
+      </w:r>
+      <w:r>
+        <w:rPr>
+          <w:rFonts w:ascii="Georgia" w:cs="Georgia" w:eastAsia="Georgia" w:hAnsi="Georgia"/>
+          <w:b/>
+          <w:bCs/>
+          <w:color w:val="1A1A1A"/>
+          <w:sz w:val="21"/>
+          <w:szCs w:val="21"/>
+        </w:rPr>
+        <w:t xml:space="preserve">self-attention</w:t>
+      </w:r>
+      <w:r>
+        <w:rPr>
+          <w:rFonts w:ascii="Georgia" w:cs="Georgia" w:eastAsia="Georgia" w:hAnsi="Georgia"/>
+          <w:color w:val="1A1A1A"/>
+          <w:sz w:val="21"/>
+          <w:szCs w:val="21"/>
+        </w:rPr>
+        <w:t xml:space="preserve">. Text is broken into </w:t>
+      </w:r>
+      <w:r>
+        <w:rPr>
+          <w:rFonts w:ascii="Georgia" w:cs="Georgia" w:eastAsia="Georgia" w:hAnsi="Georgia"/>
+          <w:b/>
+          <w:bCs/>
+          <w:color w:val="1A1A1A"/>
+          <w:sz w:val="21"/>
+          <w:szCs w:val="21"/>
+        </w:rPr>
+        <w:t xml:space="preserve">tokens</w:t>
+      </w:r>
+      <w:r>
+        <w:rPr>
+          <w:rFonts w:ascii="Georgia" w:cs="Georgia" w:eastAsia="Georgia" w:hAnsi="Georgia"/>
+          <w:color w:val="1A1A1A"/>
+          <w:sz w:val="21"/>
+          <w:szCs w:val="21"/>
+        </w:rPr>
+        <w:t xml:space="preserve"> (word-pieces); attention lets the model weigh how much every token relates to every other, capturing context and long-range meaning, and — crucially — it parallelises well, so it scales to enormous size. Transformers now underpin language, image, audio and video models.</w:t>
+      </w:r>
+    </w:p>
+    <w:p>
+      <w:pPr>
+        <w:spacing w:after="140" w:line="276"/>
+        <w:jc w:val="both"/>
+      </w:pPr>
+      <w:r>
+        <w:rPr>
+          <w:rFonts w:ascii="Georgia" w:cs="Georgia" w:eastAsia="Georgia" w:hAnsi="Georgia"/>
+          <w:b/>
+          <w:bCs/>
+          <w:color w:val="1A1A1A"/>
+          <w:sz w:val="21"/>
+          <w:szCs w:val="21"/>
+        </w:rPr>
+        <w:t xml:space="preserve">Foundation models and LLMs.</w:t>
+      </w:r>
+      <w:r>
+        <w:rPr>
+          <w:rFonts w:ascii="Georgia" w:cs="Georgia" w:eastAsia="Georgia" w:hAnsi="Georgia"/>
+          <w:color w:val="1A1A1A"/>
+          <w:sz w:val="21"/>
+          <w:szCs w:val="21"/>
+        </w:rPr>
+        <w:t xml:space="preserve"> A </w:t>
       </w:r>
       <w:r>
         <w:rPr>
@@ -5800,7 +9281,7 @@
           <w:sz w:val="21"/>
           <w:szCs w:val="21"/>
         </w:rPr>
-        <w:t xml:space="preserve"> (or </w:t>
+        <w:t xml:space="preserve"> (the EU’s term is </w:t>
       </w:r>
       <w:r>
         <w:rPr>
@@ -5820,47 +9301,253 @@
           <w:sz w:val="21"/>
           <w:szCs w:val="21"/>
         </w:rPr>
-        <w:t xml:space="preserve">, GPAI in EU terminology): a very large model, typically a </w:t>
-      </w:r>
-      <w:r>
-        <w:rPr>
-          <w:rFonts w:ascii="Georgia" w:cs="Georgia" w:eastAsia="Georgia" w:hAnsi="Georgia"/>
-          <w:b/>
-          <w:bCs/>
-          <w:color w:val="1A1A1A"/>
-          <w:sz w:val="21"/>
-          <w:szCs w:val="21"/>
-        </w:rPr>
-        <w:t xml:space="preserve">transformer</w:t>
-      </w:r>
-      <w:r>
-        <w:rPr>
-          <w:rFonts w:ascii="Georgia" w:cs="Georgia" w:eastAsia="Georgia" w:hAnsi="Georgia"/>
-          <w:color w:val="1A1A1A"/>
-          <w:sz w:val="21"/>
-          <w:szCs w:val="21"/>
-        </w:rPr>
-        <w:t xml:space="preserve">, pre-trained on broad data via self-supervision and then adaptable to many downstream tasks. </w:t>
-      </w:r>
-      <w:r>
-        <w:rPr>
-          <w:rFonts w:ascii="Georgia" w:cs="Georgia" w:eastAsia="Georgia" w:hAnsi="Georgia"/>
-          <w:b/>
-          <w:bCs/>
-          <w:color w:val="1A1A1A"/>
-          <w:sz w:val="21"/>
-          <w:szCs w:val="21"/>
-        </w:rPr>
-        <w:t xml:space="preserve">Large language models (LLMs)</w:t>
-      </w:r>
-      <w:r>
-        <w:rPr>
-          <w:rFonts w:ascii="Georgia" w:cs="Georgia" w:eastAsia="Georgia" w:hAnsi="Georgia"/>
-          <w:color w:val="1A1A1A"/>
-          <w:sz w:val="21"/>
-          <w:szCs w:val="21"/>
-        </w:rPr>
-        <w:t xml:space="preserve"> are the best-known class. The current frontier is </w:t>
+        <w:t xml:space="preserve">, GPAI) is a very large model </w:t>
+      </w:r>
+      <w:r>
+        <w:rPr>
+          <w:rFonts w:ascii="Georgia" w:cs="Georgia" w:eastAsia="Georgia" w:hAnsi="Georgia"/>
+          <w:b/>
+          <w:bCs/>
+          <w:color w:val="1A1A1A"/>
+          <w:sz w:val="21"/>
+          <w:szCs w:val="21"/>
+        </w:rPr>
+        <w:t xml:space="preserve">pre-trained</w:t>
+      </w:r>
+      <w:r>
+        <w:rPr>
+          <w:rFonts w:ascii="Georgia" w:cs="Georgia" w:eastAsia="Georgia" w:hAnsi="Georgia"/>
+          <w:color w:val="1A1A1A"/>
+          <w:sz w:val="21"/>
+          <w:szCs w:val="21"/>
+        </w:rPr>
+        <w:t xml:space="preserve"> on broad data by </w:t>
+      </w:r>
+      <w:r>
+        <w:rPr>
+          <w:rFonts w:ascii="Georgia" w:cs="Georgia" w:eastAsia="Georgia" w:hAnsi="Georgia"/>
+          <w:b/>
+          <w:bCs/>
+          <w:color w:val="1A1A1A"/>
+          <w:sz w:val="21"/>
+          <w:szCs w:val="21"/>
+        </w:rPr>
+        <w:t xml:space="preserve">self-supervision</w:t>
+      </w:r>
+      <w:r>
+        <w:rPr>
+          <w:rFonts w:ascii="Georgia" w:cs="Georgia" w:eastAsia="Georgia" w:hAnsi="Georgia"/>
+          <w:color w:val="1A1A1A"/>
+          <w:sz w:val="21"/>
+          <w:szCs w:val="21"/>
+        </w:rPr>
+        <w:t xml:space="preserve"> — typically predicting the next token over trillions of words — then adapted to many tasks. A </w:t>
+      </w:r>
+      <w:r>
+        <w:rPr>
+          <w:rFonts w:ascii="Georgia" w:cs="Georgia" w:eastAsia="Georgia" w:hAnsi="Georgia"/>
+          <w:b/>
+          <w:bCs/>
+          <w:color w:val="1A1A1A"/>
+          <w:sz w:val="21"/>
+          <w:szCs w:val="21"/>
+        </w:rPr>
+        <w:t xml:space="preserve">large language model (LLM)</w:t>
+      </w:r>
+      <w:r>
+        <w:rPr>
+          <w:rFonts w:ascii="Georgia" w:cs="Georgia" w:eastAsia="Georgia" w:hAnsi="Georgia"/>
+          <w:color w:val="1A1A1A"/>
+          <w:sz w:val="21"/>
+          <w:szCs w:val="21"/>
+        </w:rPr>
+        <w:t xml:space="preserve"> is the text case. Two facts drive the whole policy debate: </w:t>
+      </w:r>
+      <w:r>
+        <w:rPr>
+          <w:rFonts w:ascii="Georgia" w:cs="Georgia" w:eastAsia="Georgia" w:hAnsi="Georgia"/>
+          <w:b/>
+          <w:bCs/>
+          <w:color w:val="1A1A1A"/>
+          <w:sz w:val="21"/>
+          <w:szCs w:val="21"/>
+        </w:rPr>
+        <w:t xml:space="preserve">scaling laws</w:t>
+      </w:r>
+      <w:r>
+        <w:rPr>
+          <w:rFonts w:ascii="Georgia" w:cs="Georgia" w:eastAsia="Georgia" w:hAnsi="Georgia"/>
+          <w:color w:val="1A1A1A"/>
+          <w:sz w:val="21"/>
+          <w:szCs w:val="21"/>
+        </w:rPr>
+        <w:t xml:space="preserve"> (capability improves predictably as you add data, parameters and compute) and </w:t>
+      </w:r>
+      <w:r>
+        <w:rPr>
+          <w:rFonts w:ascii="Georgia" w:cs="Georgia" w:eastAsia="Georgia" w:hAnsi="Georgia"/>
+          <w:b/>
+          <w:bCs/>
+          <w:color w:val="1A1A1A"/>
+          <w:sz w:val="21"/>
+          <w:szCs w:val="21"/>
+        </w:rPr>
+        <w:t xml:space="preserve">emergent abilities</w:t>
+      </w:r>
+      <w:r>
+        <w:rPr>
+          <w:rFonts w:ascii="Georgia" w:cs="Georgia" w:eastAsia="Georgia" w:hAnsi="Georgia"/>
+          <w:color w:val="1A1A1A"/>
+          <w:sz w:val="21"/>
+          <w:szCs w:val="21"/>
+        </w:rPr>
+        <w:t xml:space="preserve"> (qualitatively new skills appear at scale that were not present in smaller models and were not explicitly trained — which is why developers cannot fully predict what a model can do). After pre-training, models are shaped by </w:t>
+      </w:r>
+      <w:r>
+        <w:rPr>
+          <w:rFonts w:ascii="Georgia" w:cs="Georgia" w:eastAsia="Georgia" w:hAnsi="Georgia"/>
+          <w:b/>
+          <w:bCs/>
+          <w:color w:val="1A1A1A"/>
+          <w:sz w:val="21"/>
+          <w:szCs w:val="21"/>
+        </w:rPr>
+        <w:t xml:space="preserve">fine-tuning</w:t>
+      </w:r>
+      <w:r>
+        <w:rPr>
+          <w:rFonts w:ascii="Georgia" w:cs="Georgia" w:eastAsia="Georgia" w:hAnsi="Georgia"/>
+          <w:color w:val="1A1A1A"/>
+          <w:sz w:val="21"/>
+          <w:szCs w:val="21"/>
+        </w:rPr>
+        <w:t xml:space="preserve"> and </w:t>
+      </w:r>
+      <w:r>
+        <w:rPr>
+          <w:rFonts w:ascii="Georgia" w:cs="Georgia" w:eastAsia="Georgia" w:hAnsi="Georgia"/>
+          <w:b/>
+          <w:bCs/>
+          <w:color w:val="1A1A1A"/>
+          <w:sz w:val="21"/>
+          <w:szCs w:val="21"/>
+        </w:rPr>
+        <w:t xml:space="preserve">RLHF</w:t>
+      </w:r>
+      <w:r>
+        <w:rPr>
+          <w:rFonts w:ascii="Georgia" w:cs="Georgia" w:eastAsia="Georgia" w:hAnsi="Georgia"/>
+          <w:color w:val="1A1A1A"/>
+          <w:sz w:val="21"/>
+          <w:szCs w:val="21"/>
+        </w:rPr>
+        <w:t xml:space="preserve"> (reinforcement learning from human feedback) to be more helpful and safe, and augmented at run time by </w:t>
+      </w:r>
+      <w:r>
+        <w:rPr>
+          <w:rFonts w:ascii="Georgia" w:cs="Georgia" w:eastAsia="Georgia" w:hAnsi="Georgia"/>
+          <w:b/>
+          <w:bCs/>
+          <w:color w:val="1A1A1A"/>
+          <w:sz w:val="21"/>
+          <w:szCs w:val="21"/>
+        </w:rPr>
+        <w:t xml:space="preserve">RAG</w:t>
+      </w:r>
+      <w:r>
+        <w:rPr>
+          <w:rFonts w:ascii="Georgia" w:cs="Georgia" w:eastAsia="Georgia" w:hAnsi="Georgia"/>
+          <w:color w:val="1A1A1A"/>
+          <w:sz w:val="21"/>
+          <w:szCs w:val="21"/>
+        </w:rPr>
+        <w:t xml:space="preserve"> (retrieval-augmented generation) and a finite </w:t>
+      </w:r>
+      <w:r>
+        <w:rPr>
+          <w:rFonts w:ascii="Georgia" w:cs="Georgia" w:eastAsia="Georgia" w:hAnsi="Georgia"/>
+          <w:b/>
+          <w:bCs/>
+          <w:color w:val="1A1A1A"/>
+          <w:sz w:val="21"/>
+          <w:szCs w:val="21"/>
+        </w:rPr>
+        <w:t xml:space="preserve">context window</w:t>
+      </w:r>
+      <w:r>
+        <w:rPr>
+          <w:rFonts w:ascii="Georgia" w:cs="Georgia" w:eastAsia="Georgia" w:hAnsi="Georgia"/>
+          <w:color w:val="1A1A1A"/>
+          <w:sz w:val="21"/>
+          <w:szCs w:val="21"/>
+        </w:rPr>
+        <w:t xml:space="preserve">.</w:t>
+      </w:r>
+    </w:p>
+    <w:p>
+      <w:pPr>
+        <w:spacing w:after="140" w:line="276"/>
+        <w:jc w:val="both"/>
+      </w:pPr>
+      <w:r>
+        <w:rPr>
+          <w:rFonts w:ascii="Georgia" w:cs="Georgia" w:eastAsia="Georgia" w:hAnsi="Georgia"/>
+          <w:b/>
+          <w:bCs/>
+          <w:color w:val="1A1A1A"/>
+          <w:sz w:val="21"/>
+          <w:szCs w:val="21"/>
+        </w:rPr>
+        <w:t xml:space="preserve">The current frontier.</w:t>
+      </w:r>
+      <w:r>
+        <w:rPr>
+          <w:rFonts w:ascii="Georgia" w:cs="Georgia" w:eastAsia="Georgia" w:hAnsi="Georgia"/>
+          <w:color w:val="1A1A1A"/>
+          <w:sz w:val="21"/>
+          <w:szCs w:val="21"/>
+        </w:rPr>
+        <w:t xml:space="preserve"> </w:t>
+      </w:r>
+      <w:r>
+        <w:rPr>
+          <w:rFonts w:ascii="Georgia" w:cs="Georgia" w:eastAsia="Georgia" w:hAnsi="Georgia"/>
+          <w:b/>
+          <w:bCs/>
+          <w:color w:val="1A1A1A"/>
+          <w:sz w:val="21"/>
+          <w:szCs w:val="21"/>
+        </w:rPr>
+        <w:t xml:space="preserve">Generative AI</w:t>
+      </w:r>
+      <w:r>
+        <w:rPr>
+          <w:rFonts w:ascii="Georgia" w:cs="Georgia" w:eastAsia="Georgia" w:hAnsi="Georgia"/>
+          <w:color w:val="1A1A1A"/>
+          <w:sz w:val="21"/>
+          <w:szCs w:val="21"/>
+        </w:rPr>
+        <w:t xml:space="preserve"> produces new content; </w:t>
+      </w:r>
+      <w:r>
+        <w:rPr>
+          <w:rFonts w:ascii="Georgia" w:cs="Georgia" w:eastAsia="Georgia" w:hAnsi="Georgia"/>
+          <w:b/>
+          <w:bCs/>
+          <w:color w:val="1A1A1A"/>
+          <w:sz w:val="21"/>
+          <w:szCs w:val="21"/>
+        </w:rPr>
+        <w:t xml:space="preserve">multimodal</w:t>
+      </w:r>
+      <w:r>
+        <w:rPr>
+          <w:rFonts w:ascii="Georgia" w:cs="Georgia" w:eastAsia="Georgia" w:hAnsi="Georgia"/>
+          <w:color w:val="1A1A1A"/>
+          <w:sz w:val="21"/>
+          <w:szCs w:val="21"/>
+        </w:rPr>
+        <w:t xml:space="preserve"> models span text, images, audio and video; and </w:t>
       </w:r>
       <w:r>
         <w:rPr>
@@ -5880,38 +9567,118 @@
           <w:sz w:val="21"/>
           <w:szCs w:val="21"/>
         </w:rPr>
-        <w:t xml:space="preserve"> — models that plan and take actions through tools, not just generate text — and </w:t>
-      </w:r>
-      <w:r>
-        <w:rPr>
-          <w:rFonts w:ascii="Georgia" w:cs="Georgia" w:eastAsia="Georgia" w:hAnsi="Georgia"/>
-          <w:b/>
-          <w:bCs/>
-          <w:color w:val="1A1A1A"/>
-          <w:sz w:val="21"/>
-          <w:szCs w:val="21"/>
-        </w:rPr>
-        <w:t xml:space="preserve">multimodal</w:t>
-      </w:r>
-      <w:r>
-        <w:rPr>
-          <w:rFonts w:ascii="Georgia" w:cs="Georgia" w:eastAsia="Georgia" w:hAnsi="Georgia"/>
-          <w:color w:val="1A1A1A"/>
-          <w:sz w:val="21"/>
-          <w:szCs w:val="21"/>
-        </w:rPr>
-        <w:t xml:space="preserve"> models spanning text, image, audio and video. Key technical concepts an expert uses: </w:t>
-      </w:r>
-      <w:r>
-        <w:rPr>
-          <w:rFonts w:ascii="Georgia" w:cs="Georgia" w:eastAsia="Georgia" w:hAnsi="Georgia"/>
-          <w:b/>
-          <w:bCs/>
-          <w:color w:val="1A1A1A"/>
-          <w:sz w:val="21"/>
-          <w:szCs w:val="21"/>
-        </w:rPr>
-        <w:t xml:space="preserve">training vs. inference</w:t>
+        <w:t xml:space="preserve"> plans and takes actions through tools rather than just answering — the fastest-moving and least-governed edge. The binding inputs are </w:t>
+      </w:r>
+      <w:r>
+        <w:rPr>
+          <w:rFonts w:ascii="Georgia" w:cs="Georgia" w:eastAsia="Georgia" w:hAnsi="Georgia"/>
+          <w:b/>
+          <w:bCs/>
+          <w:color w:val="1A1A1A"/>
+          <w:sz w:val="21"/>
+          <w:szCs w:val="21"/>
+        </w:rPr>
+        <w:t xml:space="preserve">compute</w:t>
+      </w:r>
+      <w:r>
+        <w:rPr>
+          <w:rFonts w:ascii="Georgia" w:cs="Georgia" w:eastAsia="Georgia" w:hAnsi="Georgia"/>
+          <w:color w:val="1A1A1A"/>
+          <w:sz w:val="21"/>
+          <w:szCs w:val="21"/>
+        </w:rPr>
+        <w:t xml:space="preserve"> (specialised chips — GPUs/TPUs — in vast data centres), </w:t>
+      </w:r>
+      <w:r>
+        <w:rPr>
+          <w:rFonts w:ascii="Georgia" w:cs="Georgia" w:eastAsia="Georgia" w:hAnsi="Georgia"/>
+          <w:b/>
+          <w:bCs/>
+          <w:color w:val="1A1A1A"/>
+          <w:sz w:val="21"/>
+          <w:szCs w:val="21"/>
+        </w:rPr>
+        <w:t xml:space="preserve">data</w:t>
+      </w:r>
+      <w:r>
+        <w:rPr>
+          <w:rFonts w:ascii="Georgia" w:cs="Georgia" w:eastAsia="Georgia" w:hAnsi="Georgia"/>
+          <w:color w:val="1A1A1A"/>
+          <w:sz w:val="21"/>
+          <w:szCs w:val="21"/>
+        </w:rPr>
+        <w:t xml:space="preserve">, and </w:t>
+      </w:r>
+      <w:r>
+        <w:rPr>
+          <w:rFonts w:ascii="Georgia" w:cs="Georgia" w:eastAsia="Georgia" w:hAnsi="Georgia"/>
+          <w:b/>
+          <w:bCs/>
+          <w:color w:val="1A1A1A"/>
+          <w:sz w:val="21"/>
+          <w:szCs w:val="21"/>
+        </w:rPr>
+        <w:t xml:space="preserve">capital</w:t>
+      </w:r>
+      <w:r>
+        <w:rPr>
+          <w:rFonts w:ascii="Georgia" w:cs="Georgia" w:eastAsia="Georgia" w:hAnsi="Georgia"/>
+          <w:color w:val="1A1A1A"/>
+          <w:sz w:val="21"/>
+          <w:szCs w:val="21"/>
+        </w:rPr>
+        <w:t xml:space="preserve">, which is why </w:t>
+      </w:r>
+      <w:r>
+        <w:rPr>
+          <w:rFonts w:ascii="Georgia" w:cs="Georgia" w:eastAsia="Georgia" w:hAnsi="Georgia"/>
+          <w:i/>
+          <w:iCs/>
+          <w:color w:val="1A1A1A"/>
+          <w:sz w:val="21"/>
+          <w:szCs w:val="21"/>
+        </w:rPr>
+        <w:t xml:space="preserve">compute governance</w:t>
+      </w:r>
+      <w:r>
+        <w:rPr>
+          <w:rFonts w:ascii="Georgia" w:cs="Georgia" w:eastAsia="Georgia" w:hAnsi="Georgia"/>
+          <w:color w:val="1A1A1A"/>
+          <w:sz w:val="21"/>
+          <w:szCs w:val="21"/>
+        </w:rPr>
+        <w:t xml:space="preserve"> has become a policy lever. The persistent failure modes to name: </w:t>
+      </w:r>
+      <w:r>
+        <w:rPr>
+          <w:rFonts w:ascii="Georgia" w:cs="Georgia" w:eastAsia="Georgia" w:hAnsi="Georgia"/>
+          <w:b/>
+          <w:bCs/>
+          <w:color w:val="1A1A1A"/>
+          <w:sz w:val="21"/>
+          <w:szCs w:val="21"/>
+        </w:rPr>
+        <w:t xml:space="preserve">hallucination</w:t>
+      </w:r>
+      <w:r>
+        <w:rPr>
+          <w:rFonts w:ascii="Georgia" w:cs="Georgia" w:eastAsia="Georgia" w:hAnsi="Georgia"/>
+          <w:color w:val="1A1A1A"/>
+          <w:sz w:val="21"/>
+          <w:szCs w:val="21"/>
+        </w:rPr>
+        <w:t xml:space="preserve"> (confident falsehoods), </w:t>
+      </w:r>
+      <w:r>
+        <w:rPr>
+          <w:rFonts w:ascii="Georgia" w:cs="Georgia" w:eastAsia="Georgia" w:hAnsi="Georgia"/>
+          <w:b/>
+          <w:bCs/>
+          <w:color w:val="1A1A1A"/>
+          <w:sz w:val="21"/>
+          <w:szCs w:val="21"/>
+        </w:rPr>
+        <w:t xml:space="preserve">bias</w:t>
       </w:r>
       <w:r>
         <w:rPr>
@@ -5931,136 +9698,36 @@
           <w:sz w:val="21"/>
           <w:szCs w:val="21"/>
         </w:rPr>
-        <w:t xml:space="preserve">compute</w:t>
-      </w:r>
-      <w:r>
-        <w:rPr>
-          <w:rFonts w:ascii="Georgia" w:cs="Georgia" w:eastAsia="Georgia" w:hAnsi="Georgia"/>
-          <w:color w:val="1A1A1A"/>
-          <w:sz w:val="21"/>
-          <w:szCs w:val="21"/>
-        </w:rPr>
-        <w:t xml:space="preserve"> (measured in FLOPs), </w:t>
-      </w:r>
-      <w:r>
-        <w:rPr>
-          <w:rFonts w:ascii="Georgia" w:cs="Georgia" w:eastAsia="Georgia" w:hAnsi="Georgia"/>
-          <w:b/>
-          <w:bCs/>
-          <w:color w:val="1A1A1A"/>
-          <w:sz w:val="21"/>
-          <w:szCs w:val="21"/>
-        </w:rPr>
-        <w:t xml:space="preserve">fine-tuning</w:t>
-      </w:r>
-      <w:r>
-        <w:rPr>
-          <w:rFonts w:ascii="Georgia" w:cs="Georgia" w:eastAsia="Georgia" w:hAnsi="Georgia"/>
-          <w:color w:val="1A1A1A"/>
-          <w:sz w:val="21"/>
-          <w:szCs w:val="21"/>
-        </w:rPr>
-        <w:t xml:space="preserve">, </w:t>
-      </w:r>
-      <w:r>
-        <w:rPr>
-          <w:rFonts w:ascii="Georgia" w:cs="Georgia" w:eastAsia="Georgia" w:hAnsi="Georgia"/>
-          <w:b/>
-          <w:bCs/>
-          <w:color w:val="1A1A1A"/>
-          <w:sz w:val="21"/>
-          <w:szCs w:val="21"/>
-        </w:rPr>
-        <w:t xml:space="preserve">RAG</w:t>
-      </w:r>
-      <w:r>
-        <w:rPr>
-          <w:rFonts w:ascii="Georgia" w:cs="Georgia" w:eastAsia="Georgia" w:hAnsi="Georgia"/>
-          <w:color w:val="1A1A1A"/>
-          <w:sz w:val="21"/>
-          <w:szCs w:val="21"/>
-        </w:rPr>
-        <w:t xml:space="preserve"> (retrieval-augmented generation), </w:t>
-      </w:r>
-      <w:r>
-        <w:rPr>
-          <w:rFonts w:ascii="Georgia" w:cs="Georgia" w:eastAsia="Georgia" w:hAnsi="Georgia"/>
-          <w:b/>
-          <w:bCs/>
-          <w:color w:val="1A1A1A"/>
-          <w:sz w:val="21"/>
-          <w:szCs w:val="21"/>
-        </w:rPr>
-        <w:t xml:space="preserve">RLHF</w:t>
-      </w:r>
-      <w:r>
-        <w:rPr>
-          <w:rFonts w:ascii="Georgia" w:cs="Georgia" w:eastAsia="Georgia" w:hAnsi="Georgia"/>
-          <w:color w:val="1A1A1A"/>
-          <w:sz w:val="21"/>
-          <w:szCs w:val="21"/>
-        </w:rPr>
-        <w:t xml:space="preserve"> (reinforcement learning from human feedback), </w:t>
-      </w:r>
-      <w:r>
-        <w:rPr>
-          <w:rFonts w:ascii="Georgia" w:cs="Georgia" w:eastAsia="Georgia" w:hAnsi="Georgia"/>
-          <w:b/>
-          <w:bCs/>
-          <w:color w:val="1A1A1A"/>
-          <w:sz w:val="21"/>
-          <w:szCs w:val="21"/>
-        </w:rPr>
-        <w:t xml:space="preserve">evaluations/“evals”</w:t>
-      </w:r>
-      <w:r>
-        <w:rPr>
-          <w:rFonts w:ascii="Georgia" w:cs="Georgia" w:eastAsia="Georgia" w:hAnsi="Georgia"/>
-          <w:color w:val="1A1A1A"/>
-          <w:sz w:val="21"/>
-          <w:szCs w:val="21"/>
-        </w:rPr>
-        <w:t xml:space="preserve"> and </w:t>
-      </w:r>
-      <w:r>
-        <w:rPr>
-          <w:rFonts w:ascii="Georgia" w:cs="Georgia" w:eastAsia="Georgia" w:hAnsi="Georgia"/>
-          <w:b/>
-          <w:bCs/>
-          <w:color w:val="1A1A1A"/>
-          <w:sz w:val="21"/>
-          <w:szCs w:val="21"/>
-        </w:rPr>
-        <w:t xml:space="preserve">red-teaming</w:t>
-      </w:r>
-      <w:r>
-        <w:rPr>
-          <w:rFonts w:ascii="Georgia" w:cs="Georgia" w:eastAsia="Georgia" w:hAnsi="Georgia"/>
-          <w:color w:val="1A1A1A"/>
-          <w:sz w:val="21"/>
-          <w:szCs w:val="21"/>
-        </w:rPr>
-        <w:t xml:space="preserve">, </w:t>
-      </w:r>
-      <w:r>
-        <w:rPr>
-          <w:rFonts w:ascii="Georgia" w:cs="Georgia" w:eastAsia="Georgia" w:hAnsi="Georgia"/>
-          <w:b/>
-          <w:bCs/>
-          <w:color w:val="1A1A1A"/>
-          <w:sz w:val="21"/>
-          <w:szCs w:val="21"/>
-        </w:rPr>
-        <w:t xml:space="preserve">hallucination</w:t>
-      </w:r>
-      <w:r>
-        <w:rPr>
-          <w:rFonts w:ascii="Georgia" w:cs="Georgia" w:eastAsia="Georgia" w:hAnsi="Georgia"/>
-          <w:color w:val="1A1A1A"/>
-          <w:sz w:val="21"/>
-          <w:szCs w:val="21"/>
-        </w:rPr>
-        <w:t xml:space="preserve">, and </w:t>
+        <w:t xml:space="preserve">brittleness</w:t>
+      </w:r>
+      <w:r>
+        <w:rPr>
+          <w:rFonts w:ascii="Georgia" w:cs="Georgia" w:eastAsia="Georgia" w:hAnsi="Georgia"/>
+          <w:color w:val="1A1A1A"/>
+          <w:sz w:val="21"/>
+          <w:szCs w:val="21"/>
+        </w:rPr>
+        <w:t xml:space="preserve">, weak </w:t>
+      </w:r>
+      <w:r>
+        <w:rPr>
+          <w:rFonts w:ascii="Georgia" w:cs="Georgia" w:eastAsia="Georgia" w:hAnsi="Georgia"/>
+          <w:b/>
+          <w:bCs/>
+          <w:color w:val="1A1A1A"/>
+          <w:sz w:val="21"/>
+          <w:szCs w:val="21"/>
+        </w:rPr>
+        <w:t xml:space="preserve">interpretability</w:t>
+      </w:r>
+      <w:r>
+        <w:rPr>
+          <w:rFonts w:ascii="Georgia" w:cs="Georgia" w:eastAsia="Georgia" w:hAnsi="Georgia"/>
+          <w:color w:val="1A1A1A"/>
+          <w:sz w:val="21"/>
+          <w:szCs w:val="21"/>
+        </w:rPr>
+        <w:t xml:space="preserve"> (we cannot fully explain why a model did something), and the open </w:t>
       </w:r>
       <w:r>
         <w:rPr>
@@ -6080,7 +9747,7 @@
           <w:sz w:val="21"/>
           <w:szCs w:val="21"/>
         </w:rPr>
-        <w:t xml:space="preserve">.</w:t>
+        <w:t xml:space="preserve"> problem (ensuring systems pursue intended goals).</w:t>
       </w:r>
     </w:p>
     <w:p>
@@ -6112,7 +9779,7 @@
           <w:sz w:val="21"/>
           <w:szCs w:val="21"/>
         </w:rPr>
-        <w:t xml:space="preserve">Capability is advancing faster than the science of </w:t>
+        <w:t xml:space="preserve">AI is the largest frontier market (hundreds of billions of dollars, compounding fastest), development concentrated in a handful of US and Chinese labs. Capability is advancing faster than the </w:t>
       </w:r>
       <w:r>
         <w:rPr>
@@ -6123,56 +9790,16 @@
           <w:sz w:val="21"/>
           <w:szCs w:val="21"/>
         </w:rPr>
-        <w:t xml:space="preserve">evaluating</w:t>
-      </w:r>
-      <w:r>
-        <w:rPr>
-          <w:rFonts w:ascii="Georgia" w:cs="Georgia" w:eastAsia="Georgia" w:hAnsi="Georgia"/>
-          <w:color w:val="1A1A1A"/>
-          <w:sz w:val="21"/>
-          <w:szCs w:val="21"/>
-        </w:rPr>
-        <w:t xml:space="preserve"> capability — the root of the governance problem. The AI market is the largest of the frontier domains (hundreds of billions of dollars and rising steeply), development is concentrated in a handful of US and Chinese labs, and </w:t>
-      </w:r>
-      <w:r>
-        <w:rPr>
-          <w:rFonts w:ascii="Georgia" w:cs="Georgia" w:eastAsia="Georgia" w:hAnsi="Georgia"/>
-          <w:b/>
-          <w:bCs/>
-          <w:color w:val="1A1A1A"/>
-          <w:sz w:val="21"/>
-          <w:szCs w:val="21"/>
-        </w:rPr>
-        <w:t xml:space="preserve">compute, data and capital</w:t>
-      </w:r>
-      <w:r>
-        <w:rPr>
-          <w:rFonts w:ascii="Georgia" w:cs="Georgia" w:eastAsia="Georgia" w:hAnsi="Georgia"/>
-          <w:color w:val="1A1A1A"/>
-          <w:sz w:val="21"/>
-          <w:szCs w:val="21"/>
-        </w:rPr>
-        <w:t xml:space="preserve"> are the binding constraints, which is why </w:t>
-      </w:r>
-      <w:r>
-        <w:rPr>
-          <w:rFonts w:ascii="Georgia" w:cs="Georgia" w:eastAsia="Georgia" w:hAnsi="Georgia"/>
-          <w:i/>
-          <w:iCs/>
-          <w:color w:val="1A1A1A"/>
-          <w:sz w:val="21"/>
-          <w:szCs w:val="21"/>
-        </w:rPr>
-        <w:t xml:space="preserve">compute governance</w:t>
-      </w:r>
-      <w:r>
-        <w:rPr>
-          <w:rFonts w:ascii="Georgia" w:cs="Georgia" w:eastAsia="Georgia" w:hAnsi="Georgia"/>
-          <w:color w:val="1A1A1A"/>
-          <w:sz w:val="21"/>
-          <w:szCs w:val="21"/>
-        </w:rPr>
-        <w:t xml:space="preserve"> has become a policy lever in its own right.</w:t>
+        <w:t xml:space="preserve">science of evaluating</w:t>
+      </w:r>
+      <w:r>
+        <w:rPr>
+          <w:rFonts w:ascii="Georgia" w:cs="Georgia" w:eastAsia="Georgia" w:hAnsi="Georgia"/>
+          <w:color w:val="1A1A1A"/>
+          <w:sz w:val="21"/>
+          <w:szCs w:val="21"/>
+        </w:rPr>
+        <w:t xml:space="preserve"> capability — the root of the governance problem.</w:t>
       </w:r>
     </w:p>
     <w:p>
@@ -6204,7 +9831,7 @@
           <w:sz w:val="21"/>
           <w:szCs w:val="21"/>
         </w:rPr>
-        <w:t xml:space="preserve">Frontier labs (OpenAI, Anthropic, Google DeepMind, Meta, xAI, Mistral; in China, DeepSeek, Alibaba, Zhipu), compute providers (NVIDIA, the hyperscalers), and on the governance side the </w:t>
+        <w:t xml:space="preserve">Frontier labs (OpenAI, Anthropic, Google DeepMind, Meta, xAI, Mistral; in China, DeepSeek, Alibaba, Zhipu), the compute layer (NVIDIA, the hyperscalers), and on governance the </w:t>
       </w:r>
       <w:r>
         <w:rPr>
@@ -6244,7 +9871,7 @@
           <w:sz w:val="21"/>
           <w:szCs w:val="21"/>
         </w:rPr>
-        <w:t xml:space="preserve"> (and its US AI Safety/■ Standards work), the </w:t>
+        <w:t xml:space="preserve">, the </w:t>
       </w:r>
       <w:r>
         <w:rPr>
@@ -6264,7 +9891,7 @@
           <w:sz w:val="21"/>
           <w:szCs w:val="21"/>
         </w:rPr>
-        <w:t xml:space="preserve">, the </w:t>
+        <w:t xml:space="preserve">, </w:t>
       </w:r>
       <w:r>
         <w:rPr>
@@ -6284,27 +9911,7 @@
           <w:sz w:val="21"/>
           <w:szCs w:val="21"/>
         </w:rPr>
-        <w:t xml:space="preserve"> observatory, and the network of national </w:t>
-      </w:r>
-      <w:r>
-        <w:rPr>
-          <w:rFonts w:ascii="Georgia" w:cs="Georgia" w:eastAsia="Georgia" w:hAnsi="Georgia"/>
-          <w:b/>
-          <w:bCs/>
-          <w:color w:val="1A1A1A"/>
-          <w:sz w:val="21"/>
-          <w:szCs w:val="21"/>
-        </w:rPr>
-        <w:t xml:space="preserve">AI Safety/Security Institutes</w:t>
-      </w:r>
-      <w:r>
-        <w:rPr>
-          <w:rFonts w:ascii="Georgia" w:cs="Georgia" w:eastAsia="Georgia" w:hAnsi="Georgia"/>
-          <w:color w:val="1A1A1A"/>
-          <w:sz w:val="21"/>
-          <w:szCs w:val="21"/>
-        </w:rPr>
-        <w:t xml:space="preserve">.</w:t>
+        <w:t xml:space="preserve">, and the network of national AI Safety/Security Institutes.</w:t>
       </w:r>
     </w:p>
     <w:p>
@@ -6367,7 +9974,7 @@
           <w:sz w:val="21"/>
           <w:szCs w:val="21"/>
         </w:rPr>
-        <w:t xml:space="preserve"> (at the foundation layer) or the </w:t>
+        <w:t xml:space="preserve"> (foundation layer) or the </w:t>
       </w:r>
       <w:r>
         <w:rPr>
@@ -6387,7 +9994,7 @@
           <w:sz w:val="21"/>
           <w:szCs w:val="21"/>
         </w:rPr>
-        <w:t xml:space="preserve"> (at the application layer).</w:t>
+        <w:t xml:space="preserve"> (application layer).</w:t>
       </w:r>
     </w:p>
     <w:p>
@@ -6434,7 +10041,7 @@
           <w:sz w:val="21"/>
           <w:szCs w:val="21"/>
         </w:rPr>
-        <w:t xml:space="preserve"> the first comprehensive horizontal AI law; in force since August 2024, phasing in — prohibited practices and AI-literacy duties (Feb 2025), </w:t>
+        <w:t xml:space="preserve"> first comprehensive horizontal AI law; in force since Aug 2024, phasing in — prohibited practices and AI-literacy duties (Feb 2025), </w:t>
       </w:r>
       <w:r>
         <w:rPr>
@@ -6474,7 +10081,7 @@
           <w:sz w:val="21"/>
           <w:szCs w:val="21"/>
         </w:rPr>
-        <w:t xml:space="preserve"> (a compute threshold of 10^25 FLOPs is the presumptive trigger) face extra duties — model evaluation, adversarial testing, serious-incident reporting to the AI Office, and cybersecurity — supported by a voluntary </w:t>
+        <w:t xml:space="preserve"> (a compute threshold of 10^25 FLOPs is the presumptive trigger) face extra duties — evaluation, adversarial testing, incident reporting to the AI Office, cybersecurity — supported by a voluntary </w:t>
       </w:r>
       <w:r>
         <w:rPr>
@@ -6524,7 +10131,7 @@
           <w:sz w:val="21"/>
           <w:szCs w:val="21"/>
         </w:rPr>
-        <w:t xml:space="preserve"> — market-led and sectoral: executive action and agency guidance rather than a comprehensive statute, the </w:t>
+        <w:t xml:space="preserve"> — market-led and sectoral: executive action and agency guidance, the </w:t>
       </w:r>
       <w:r>
         <w:rPr>
@@ -6544,7 +10151,7 @@
           <w:sz w:val="21"/>
           <w:szCs w:val="21"/>
         </w:rPr>
-        <w:t xml:space="preserve"> as the voluntary backbone, and a fast-growing patchwork of state laws (Colorado, California).</w:t>
+        <w:t xml:space="preserve"> as the voluntary backbone, and a fast-growing patchwork of state laws.</w:t>
       </w:r>
     </w:p>
     <w:p>
@@ -6574,27 +10181,7 @@
           <w:sz w:val="21"/>
           <w:szCs w:val="21"/>
         </w:rPr>
-        <w:t xml:space="preserve"> — deliberately </w:t>
-      </w:r>
-      <w:r>
-        <w:rPr>
-          <w:rFonts w:ascii="Georgia" w:cs="Georgia" w:eastAsia="Georgia" w:hAnsi="Georgia"/>
-          <w:b/>
-          <w:bCs/>
-          <w:color w:val="1A1A1A"/>
-          <w:sz w:val="21"/>
-          <w:szCs w:val="21"/>
-        </w:rPr>
-        <w:t xml:space="preserve">principles-based and pro-innovation</w:t>
-      </w:r>
-      <w:r>
-        <w:rPr>
-          <w:rFonts w:ascii="Georgia" w:cs="Georgia" w:eastAsia="Georgia" w:hAnsi="Georgia"/>
-          <w:color w:val="1A1A1A"/>
-          <w:sz w:val="21"/>
-          <w:szCs w:val="21"/>
-        </w:rPr>
-        <w:t xml:space="preserve">, empowering existing sector regulators rather than passing one AI law, paired with the </w:t>
+        <w:t xml:space="preserve"> — principles-based and pro-innovation, empowering existing sector regulators, paired with the </w:t>
       </w:r>
       <w:r>
         <w:rPr>
@@ -6614,7 +10201,7 @@
           <w:sz w:val="21"/>
           <w:szCs w:val="21"/>
         </w:rPr>
-        <w:t xml:space="preserve"> (renamed from the AI Safety Institute in early 2025, a telling pivot toward security and criminal-misuse threats).</w:t>
+        <w:t xml:space="preserve"> (renamed from the AI Safety Institute in early 2025).</w:t>
       </w:r>
     </w:p>
     <w:p>
@@ -6644,7 +10231,7 @@
           <w:sz w:val="21"/>
           <w:szCs w:val="21"/>
         </w:rPr>
-        <w:t xml:space="preserve"> — vertical and targeted: measures on recommendation algorithms, deep synthesis and generative AI, with an </w:t>
+        <w:t xml:space="preserve"> — vertical and targeted: rules on recommendation algorithms, deep synthesis and generative AI, with an </w:t>
       </w:r>
       <w:r>
         <w:rPr>
@@ -6664,7 +10251,7 @@
           <w:sz w:val="21"/>
           <w:szCs w:val="21"/>
         </w:rPr>
-        <w:t xml:space="preserve"> and security/labelling requirements filed to the Cyberspace Administration of China (CAC).</w:t>
+        <w:t xml:space="preserve"> and labelling filed to the Cyberspace Administration (CAC).</w:t>
       </w:r>
     </w:p>
     <w:p>
@@ -6694,7 +10281,7 @@
           <w:sz w:val="21"/>
           <w:szCs w:val="21"/>
         </w:rPr>
-        <w:t xml:space="preserve"> — the OECD AI Principles, the </w:t>
+        <w:t xml:space="preserve"> — OECD AI Principles; the </w:t>
       </w:r>
       <w:r>
         <w:rPr>
@@ -6714,7 +10301,7 @@
           <w:sz w:val="21"/>
           <w:szCs w:val="21"/>
         </w:rPr>
-        <w:t xml:space="preserve"> code of conduct, and the </w:t>
+        <w:t xml:space="preserve">; the </w:t>
       </w:r>
       <w:r>
         <w:rPr>
@@ -6734,7 +10321,7 @@
           <w:sz w:val="21"/>
           <w:szCs w:val="21"/>
         </w:rPr>
-        <w:t xml:space="preserve"> (opened 2024, the first binding international AI treaty, rights-anchored and open beyond Europe).</w:t>
+        <w:t xml:space="preserve"> (first binding international AI treaty).</w:t>
       </w:r>
     </w:p>
     <w:p>
@@ -6786,7 +10373,7 @@
           <w:sz w:val="21"/>
           <w:szCs w:val="21"/>
         </w:rPr>
-        <w:t xml:space="preserve">; liability across the AI value chain; </w:t>
+        <w:t xml:space="preserve">; liability across the value chain; </w:t>
       </w:r>
       <w:r>
         <w:rPr>
@@ -6806,7 +10393,7 @@
           <w:sz w:val="21"/>
           <w:szCs w:val="21"/>
         </w:rPr>
-        <w:t xml:space="preserve"> models and the diffusion of capability; </w:t>
+        <w:t xml:space="preserve"> models and diffusion; </w:t>
       </w:r>
       <w:r>
         <w:rPr>
@@ -6846,7 +10433,7 @@
           <w:sz w:val="21"/>
           <w:szCs w:val="21"/>
         </w:rPr>
-        <w:t xml:space="preserve"> — the AI Act mandates national sandboxes, and the voluntary Code of Practice is a live example of the soft-law-to-hard-law pipeline.</w:t>
+        <w:t xml:space="preserve"> — the AI Act mandates national sandboxes, and the voluntary Code of Practice is a live soft-law-to-hard-law example.</w:t>
       </w:r>
     </w:p>
     <w:p>
@@ -6863,7 +10450,7 @@
           <w:sz w:val="25"/>
           <w:szCs w:val="25"/>
         </w:rPr>
-        <w:t xml:space="preserve">3.2 Quantum Technologies</w:t>
+        <w:t xml:space="preserve">4.2 Quantum Technologies</w:t>
       </w:r>
     </w:p>
     <w:p>
@@ -6880,7 +10467,7 @@
           <w:sz w:val="22"/>
           <w:szCs w:val="22"/>
         </w:rPr>
-        <w:t xml:space="preserve">The primer</w:t>
+        <w:t xml:space="preserve">How it works — the primer</w:t>
       </w:r>
     </w:p>
     <w:p>
@@ -6891,151 +10478,62 @@
       <w:r>
         <w:rPr>
           <w:rFonts w:ascii="Georgia" w:cs="Georgia" w:eastAsia="Georgia" w:hAnsi="Georgia"/>
-          <w:color w:val="1A1A1A"/>
-          <w:sz w:val="21"/>
-          <w:szCs w:val="21"/>
-        </w:rPr>
-        <w:t xml:space="preserve">Three distinct strands, often confused: </w:t>
-      </w:r>
-      <w:r>
-        <w:rPr>
-          <w:rFonts w:ascii="Georgia" w:cs="Georgia" w:eastAsia="Georgia" w:hAnsi="Georgia"/>
-          <w:b/>
-          <w:bCs/>
-          <w:color w:val="1A1A1A"/>
-          <w:sz w:val="21"/>
-          <w:szCs w:val="21"/>
-        </w:rPr>
-        <w:t xml:space="preserve">quantum computing</w:t>
-      </w:r>
-      <w:r>
-        <w:rPr>
-          <w:rFonts w:ascii="Georgia" w:cs="Georgia" w:eastAsia="Georgia" w:hAnsi="Georgia"/>
-          <w:color w:val="1A1A1A"/>
-          <w:sz w:val="21"/>
-          <w:szCs w:val="21"/>
-        </w:rPr>
-        <w:t xml:space="preserve"> (using superposition and entanglement of </w:t>
-      </w:r>
-      <w:r>
-        <w:rPr>
-          <w:rFonts w:ascii="Georgia" w:cs="Georgia" w:eastAsia="Georgia" w:hAnsi="Georgia"/>
-          <w:b/>
-          <w:bCs/>
-          <w:color w:val="1A1A1A"/>
-          <w:sz w:val="21"/>
-          <w:szCs w:val="21"/>
-        </w:rPr>
-        <w:t xml:space="preserve">qubits</w:t>
-      </w:r>
-      <w:r>
-        <w:rPr>
-          <w:rFonts w:ascii="Georgia" w:cs="Georgia" w:eastAsia="Georgia" w:hAnsi="Georgia"/>
-          <w:color w:val="1A1A1A"/>
-          <w:sz w:val="21"/>
-          <w:szCs w:val="21"/>
-        </w:rPr>
-        <w:t xml:space="preserve"> to solve certain problems intractable for classical computers), </w:t>
-      </w:r>
-      <w:r>
-        <w:rPr>
-          <w:rFonts w:ascii="Georgia" w:cs="Georgia" w:eastAsia="Georgia" w:hAnsi="Georgia"/>
-          <w:b/>
-          <w:bCs/>
-          <w:color w:val="1A1A1A"/>
-          <w:sz w:val="21"/>
-          <w:szCs w:val="21"/>
-        </w:rPr>
-        <w:t xml:space="preserve">quantum communication</w:t>
-      </w:r>
-      <w:r>
-        <w:rPr>
-          <w:rFonts w:ascii="Georgia" w:cs="Georgia" w:eastAsia="Georgia" w:hAnsi="Georgia"/>
-          <w:color w:val="1A1A1A"/>
-          <w:sz w:val="21"/>
-          <w:szCs w:val="21"/>
-        </w:rPr>
-        <w:t xml:space="preserve"> (notably </w:t>
-      </w:r>
-      <w:r>
-        <w:rPr>
-          <w:rFonts w:ascii="Georgia" w:cs="Georgia" w:eastAsia="Georgia" w:hAnsi="Georgia"/>
-          <w:b/>
-          <w:bCs/>
-          <w:color w:val="1A1A1A"/>
-          <w:sz w:val="21"/>
-          <w:szCs w:val="21"/>
-        </w:rPr>
-        <w:t xml:space="preserve">quantum key distribution, QKD</w:t>
-      </w:r>
-      <w:r>
-        <w:rPr>
-          <w:rFonts w:ascii="Georgia" w:cs="Georgia" w:eastAsia="Georgia" w:hAnsi="Georgia"/>
-          <w:color w:val="1A1A1A"/>
-          <w:sz w:val="21"/>
-          <w:szCs w:val="21"/>
-        </w:rPr>
-        <w:t xml:space="preserve">, for theoretically eavesdrop-evident encryption), and </w:t>
-      </w:r>
-      <w:r>
-        <w:rPr>
-          <w:rFonts w:ascii="Georgia" w:cs="Georgia" w:eastAsia="Georgia" w:hAnsi="Georgia"/>
-          <w:b/>
-          <w:bCs/>
-          <w:color w:val="1A1A1A"/>
-          <w:sz w:val="21"/>
-          <w:szCs w:val="21"/>
-        </w:rPr>
-        <w:t xml:space="preserve">quantum sensing</w:t>
-      </w:r>
-      <w:r>
-        <w:rPr>
-          <w:rFonts w:ascii="Georgia" w:cs="Georgia" w:eastAsia="Georgia" w:hAnsi="Georgia"/>
-          <w:color w:val="1A1A1A"/>
-          <w:sz w:val="21"/>
-          <w:szCs w:val="21"/>
-        </w:rPr>
-        <w:t xml:space="preserve"> (ultra-precise measurement of time, gravity and magnetic fields). Today’s machines are </w:t>
-      </w:r>
-      <w:r>
-        <w:rPr>
-          <w:rFonts w:ascii="Georgia" w:cs="Georgia" w:eastAsia="Georgia" w:hAnsi="Georgia"/>
-          <w:b/>
-          <w:bCs/>
-          <w:color w:val="1A1A1A"/>
-          <w:sz w:val="21"/>
-          <w:szCs w:val="21"/>
-        </w:rPr>
-        <w:t xml:space="preserve">NISQ</w:t>
-      </w:r>
-      <w:r>
-        <w:rPr>
-          <w:rFonts w:ascii="Georgia" w:cs="Georgia" w:eastAsia="Georgia" w:hAnsi="Georgia"/>
-          <w:color w:val="1A1A1A"/>
-          <w:sz w:val="21"/>
-          <w:szCs w:val="21"/>
-        </w:rPr>
-        <w:t xml:space="preserve"> — noisy intermediate-scale quantum — still limited by error rates; the field’s holy grail is </w:t>
-      </w:r>
-      <w:r>
-        <w:rPr>
-          <w:rFonts w:ascii="Georgia" w:cs="Georgia" w:eastAsia="Georgia" w:hAnsi="Georgia"/>
-          <w:b/>
-          <w:bCs/>
-          <w:color w:val="1A1A1A"/>
-          <w:sz w:val="21"/>
-          <w:szCs w:val="21"/>
-        </w:rPr>
-        <w:t xml:space="preserve">fault-tolerant, error-corrected</w:t>
-      </w:r>
-      <w:r>
-        <w:rPr>
-          <w:rFonts w:ascii="Georgia" w:cs="Georgia" w:eastAsia="Georgia" w:hAnsi="Georgia"/>
-          <w:color w:val="1A1A1A"/>
-          <w:sz w:val="21"/>
-          <w:szCs w:val="21"/>
-        </w:rPr>
-        <w:t xml:space="preserve"> computing. The policy driver is not a working machine but the </w:t>
+          <w:b/>
+          <w:bCs/>
+          <w:color w:val="1A1A1A"/>
+          <w:sz w:val="21"/>
+          <w:szCs w:val="21"/>
+        </w:rPr>
+        <w:t xml:space="preserve">Bits vs qubits.</w:t>
+      </w:r>
+      <w:r>
+        <w:rPr>
+          <w:rFonts w:ascii="Georgia" w:cs="Georgia" w:eastAsia="Georgia" w:hAnsi="Georgia"/>
+          <w:color w:val="1A1A1A"/>
+          <w:sz w:val="21"/>
+          <w:szCs w:val="21"/>
+        </w:rPr>
+        <w:t xml:space="preserve"> A classical bit is 0 or 1. A </w:t>
+      </w:r>
+      <w:r>
+        <w:rPr>
+          <w:rFonts w:ascii="Georgia" w:cs="Georgia" w:eastAsia="Georgia" w:hAnsi="Georgia"/>
+          <w:b/>
+          <w:bCs/>
+          <w:color w:val="1A1A1A"/>
+          <w:sz w:val="21"/>
+          <w:szCs w:val="21"/>
+        </w:rPr>
+        <w:t xml:space="preserve">qubit</w:t>
+      </w:r>
+      <w:r>
+        <w:rPr>
+          <w:rFonts w:ascii="Georgia" w:cs="Georgia" w:eastAsia="Georgia" w:hAnsi="Georgia"/>
+          <w:color w:val="1A1A1A"/>
+          <w:sz w:val="21"/>
+          <w:szCs w:val="21"/>
+        </w:rPr>
+        <w:t xml:space="preserve"> exploits two quantum phenomena. </w:t>
+      </w:r>
+      <w:r>
+        <w:rPr>
+          <w:rFonts w:ascii="Georgia" w:cs="Georgia" w:eastAsia="Georgia" w:hAnsi="Georgia"/>
+          <w:b/>
+          <w:bCs/>
+          <w:color w:val="1A1A1A"/>
+          <w:sz w:val="21"/>
+          <w:szCs w:val="21"/>
+        </w:rPr>
+        <w:t xml:space="preserve">Superposition:</w:t>
+      </w:r>
+      <w:r>
+        <w:rPr>
+          <w:rFonts w:ascii="Georgia" w:cs="Georgia" w:eastAsia="Georgia" w:hAnsi="Georgia"/>
+          <w:color w:val="1A1A1A"/>
+          <w:sz w:val="21"/>
+          <w:szCs w:val="21"/>
+        </w:rPr>
+        <w:t xml:space="preserve"> until measured, a qubit exists in a weighted combination of 0 and 1 (described by probability </w:t>
       </w:r>
       <w:r>
         <w:rPr>
@@ -7046,16 +10544,660 @@
           <w:sz w:val="21"/>
           <w:szCs w:val="21"/>
         </w:rPr>
-        <w:t xml:space="preserve">anticipation</w:t>
-      </w:r>
-      <w:r>
-        <w:rPr>
-          <w:rFonts w:ascii="Georgia" w:cs="Georgia" w:eastAsia="Georgia" w:hAnsi="Georgia"/>
-          <w:color w:val="1A1A1A"/>
-          <w:sz w:val="21"/>
-          <w:szCs w:val="21"/>
-        </w:rPr>
-        <w:t xml:space="preserve"> of one.</w:t>
+        <w:t xml:space="preserve">amplitudes</w:t>
+      </w:r>
+      <w:r>
+        <w:rPr>
+          <w:rFonts w:ascii="Georgia" w:cs="Georgia" w:eastAsia="Georgia" w:hAnsi="Georgia"/>
+          <w:color w:val="1A1A1A"/>
+          <w:sz w:val="21"/>
+          <w:szCs w:val="21"/>
+        </w:rPr>
+        <w:t xml:space="preserve">); measuring it collapses it to a definite 0 or 1 with those probabilities. </w:t>
+      </w:r>
+      <w:r>
+        <w:rPr>
+          <w:rFonts w:ascii="Georgia" w:cs="Georgia" w:eastAsia="Georgia" w:hAnsi="Georgia"/>
+          <w:b/>
+          <w:bCs/>
+          <w:color w:val="1A1A1A"/>
+          <w:sz w:val="21"/>
+          <w:szCs w:val="21"/>
+        </w:rPr>
+        <w:t xml:space="preserve">Entanglement:</w:t>
+      </w:r>
+      <w:r>
+        <w:rPr>
+          <w:rFonts w:ascii="Georgia" w:cs="Georgia" w:eastAsia="Georgia" w:hAnsi="Georgia"/>
+          <w:color w:val="1A1A1A"/>
+          <w:sz w:val="21"/>
+          <w:szCs w:val="21"/>
+        </w:rPr>
+        <w:t xml:space="preserve"> qubits can be correlated so that the state of one is bound to another, even at a distance — measuring one instantly constrains the other. Because </w:t>
+      </w:r>
+      <w:r>
+        <w:rPr>
+          <w:rFonts w:ascii="Georgia" w:cs="Georgia" w:eastAsia="Georgia" w:hAnsi="Georgia"/>
+          <w:i/>
+          <w:iCs/>
+          <w:color w:val="1A1A1A"/>
+          <w:sz w:val="21"/>
+          <w:szCs w:val="21"/>
+        </w:rPr>
+        <w:t xml:space="preserve">n</w:t>
+      </w:r>
+      <w:r>
+        <w:rPr>
+          <w:rFonts w:ascii="Georgia" w:cs="Georgia" w:eastAsia="Georgia" w:hAnsi="Georgia"/>
+          <w:color w:val="1A1A1A"/>
+          <w:sz w:val="21"/>
+          <w:szCs w:val="21"/>
+        </w:rPr>
+        <w:t xml:space="preserve"> entangled qubits span </w:t>
+      </w:r>
+      <w:r>
+        <w:rPr>
+          <w:rFonts w:ascii="Georgia" w:cs="Georgia" w:eastAsia="Georgia" w:hAnsi="Georgia"/>
+          <w:b/>
+          <w:bCs/>
+          <w:color w:val="1A1A1A"/>
+          <w:sz w:val="21"/>
+          <w:szCs w:val="21"/>
+        </w:rPr>
+        <w:t xml:space="preserve">2ⁿ</w:t>
+      </w:r>
+      <w:r>
+        <w:rPr>
+          <w:rFonts w:ascii="Georgia" w:cs="Georgia" w:eastAsia="Georgia" w:hAnsi="Georgia"/>
+          <w:color w:val="1A1A1A"/>
+          <w:sz w:val="21"/>
+          <w:szCs w:val="21"/>
+        </w:rPr>
+        <w:t xml:space="preserve"> possible states at once, the state space grows exponentially: 300 qubits describe more states than there are atoms in the universe.</w:t>
+      </w:r>
+    </w:p>
+    <w:p>
+      <w:pPr>
+        <w:spacing w:after="140" w:line="276"/>
+        <w:jc w:val="both"/>
+      </w:pPr>
+      <w:r>
+        <w:rPr>
+          <w:rFonts w:ascii="Georgia" w:cs="Georgia" w:eastAsia="Georgia" w:hAnsi="Georgia"/>
+          <w:b/>
+          <w:bCs/>
+          <w:color w:val="1A1A1A"/>
+          <w:sz w:val="21"/>
+          <w:szCs w:val="21"/>
+        </w:rPr>
+        <w:t xml:space="preserve">Gates, interference and why it’s not just ‘parallelism’.</w:t>
+      </w:r>
+      <w:r>
+        <w:rPr>
+          <w:rFonts w:ascii="Georgia" w:cs="Georgia" w:eastAsia="Georgia" w:hAnsi="Georgia"/>
+          <w:color w:val="1A1A1A"/>
+          <w:sz w:val="21"/>
+          <w:szCs w:val="21"/>
+        </w:rPr>
+        <w:t xml:space="preserve"> Computation proceeds by applying </w:t>
+      </w:r>
+      <w:r>
+        <w:rPr>
+          <w:rFonts w:ascii="Georgia" w:cs="Georgia" w:eastAsia="Georgia" w:hAnsi="Georgia"/>
+          <w:b/>
+          <w:bCs/>
+          <w:color w:val="1A1A1A"/>
+          <w:sz w:val="21"/>
+          <w:szCs w:val="21"/>
+        </w:rPr>
+        <w:t xml:space="preserve">quantum gates</w:t>
+      </w:r>
+      <w:r>
+        <w:rPr>
+          <w:rFonts w:ascii="Georgia" w:cs="Georgia" w:eastAsia="Georgia" w:hAnsi="Georgia"/>
+          <w:color w:val="1A1A1A"/>
+          <w:sz w:val="21"/>
+          <w:szCs w:val="21"/>
+        </w:rPr>
+        <w:t xml:space="preserve"> that rotate and entangle qubits, arranged into </w:t>
+      </w:r>
+      <w:r>
+        <w:rPr>
+          <w:rFonts w:ascii="Georgia" w:cs="Georgia" w:eastAsia="Georgia" w:hAnsi="Georgia"/>
+          <w:b/>
+          <w:bCs/>
+          <w:color w:val="1A1A1A"/>
+          <w:sz w:val="21"/>
+          <w:szCs w:val="21"/>
+        </w:rPr>
+        <w:t xml:space="preserve">circuits</w:t>
+      </w:r>
+      <w:r>
+        <w:rPr>
+          <w:rFonts w:ascii="Georgia" w:cs="Georgia" w:eastAsia="Georgia" w:hAnsi="Georgia"/>
+          <w:color w:val="1A1A1A"/>
+          <w:sz w:val="21"/>
+          <w:szCs w:val="21"/>
+        </w:rPr>
+        <w:t xml:space="preserve">. The magic is </w:t>
+      </w:r>
+      <w:r>
+        <w:rPr>
+          <w:rFonts w:ascii="Georgia" w:cs="Georgia" w:eastAsia="Georgia" w:hAnsi="Georgia"/>
+          <w:b/>
+          <w:bCs/>
+          <w:color w:val="1A1A1A"/>
+          <w:sz w:val="21"/>
+          <w:szCs w:val="21"/>
+        </w:rPr>
+        <w:t xml:space="preserve">interference</w:t>
+      </w:r>
+      <w:r>
+        <w:rPr>
+          <w:rFonts w:ascii="Georgia" w:cs="Georgia" w:eastAsia="Georgia" w:hAnsi="Georgia"/>
+          <w:color w:val="1A1A1A"/>
+          <w:sz w:val="21"/>
+          <w:szCs w:val="21"/>
+        </w:rPr>
+        <w:t xml:space="preserve">: a well-designed algorithm makes the amplitudes of </w:t>
+      </w:r>
+      <w:r>
+        <w:rPr>
+          <w:rFonts w:ascii="Georgia" w:cs="Georgia" w:eastAsia="Georgia" w:hAnsi="Georgia"/>
+          <w:i/>
+          <w:iCs/>
+          <w:color w:val="1A1A1A"/>
+          <w:sz w:val="21"/>
+          <w:szCs w:val="21"/>
+        </w:rPr>
+        <w:t xml:space="preserve">wrong</w:t>
+      </w:r>
+      <w:r>
+        <w:rPr>
+          <w:rFonts w:ascii="Georgia" w:cs="Georgia" w:eastAsia="Georgia" w:hAnsi="Georgia"/>
+          <w:color w:val="1A1A1A"/>
+          <w:sz w:val="21"/>
+          <w:szCs w:val="21"/>
+        </w:rPr>
+        <w:t xml:space="preserve"> answers cancel and </w:t>
+      </w:r>
+      <w:r>
+        <w:rPr>
+          <w:rFonts w:ascii="Georgia" w:cs="Georgia" w:eastAsia="Georgia" w:hAnsi="Georgia"/>
+          <w:i/>
+          <w:iCs/>
+          <w:color w:val="1A1A1A"/>
+          <w:sz w:val="21"/>
+          <w:szCs w:val="21"/>
+        </w:rPr>
+        <w:t xml:space="preserve">right</w:t>
+      </w:r>
+      <w:r>
+        <w:rPr>
+          <w:rFonts w:ascii="Georgia" w:cs="Georgia" w:eastAsia="Georgia" w:hAnsi="Georgia"/>
+          <w:color w:val="1A1A1A"/>
+          <w:sz w:val="21"/>
+          <w:szCs w:val="21"/>
+        </w:rPr>
+        <w:t xml:space="preserve"> answers reinforce, so that a single measurement is likely to yield the solution. This is why quantum computers are not a general speed-up for everything — they help only where an algorithm can exploit interference on a structured problem.</w:t>
+      </w:r>
+    </w:p>
+    <w:p>
+      <w:pPr>
+        <w:spacing w:after="140" w:line="276"/>
+        <w:jc w:val="both"/>
+      </w:pPr>
+      <w:r>
+        <w:rPr>
+          <w:rFonts w:ascii="Georgia" w:cs="Georgia" w:eastAsia="Georgia" w:hAnsi="Georgia"/>
+          <w:b/>
+          <w:bCs/>
+          <w:color w:val="1A1A1A"/>
+          <w:sz w:val="21"/>
+          <w:szCs w:val="21"/>
+        </w:rPr>
+        <w:t xml:space="preserve">The algorithms that matter.</w:t>
+      </w:r>
+      <w:r>
+        <w:rPr>
+          <w:rFonts w:ascii="Georgia" w:cs="Georgia" w:eastAsia="Georgia" w:hAnsi="Georgia"/>
+          <w:color w:val="1A1A1A"/>
+          <w:sz w:val="21"/>
+          <w:szCs w:val="21"/>
+        </w:rPr>
+        <w:t xml:space="preserve"> </w:t>
+      </w:r>
+      <w:r>
+        <w:rPr>
+          <w:rFonts w:ascii="Georgia" w:cs="Georgia" w:eastAsia="Georgia" w:hAnsi="Georgia"/>
+          <w:b/>
+          <w:bCs/>
+          <w:color w:val="1A1A1A"/>
+          <w:sz w:val="21"/>
+          <w:szCs w:val="21"/>
+        </w:rPr>
+        <w:t xml:space="preserve">Shor’s algorithm</w:t>
+      </w:r>
+      <w:r>
+        <w:rPr>
+          <w:rFonts w:ascii="Georgia" w:cs="Georgia" w:eastAsia="Georgia" w:hAnsi="Georgia"/>
+          <w:color w:val="1A1A1A"/>
+          <w:sz w:val="21"/>
+          <w:szCs w:val="21"/>
+        </w:rPr>
+        <w:t xml:space="preserve"> factors large numbers (and solves discrete logarithms) in roughly polynomial time — which would </w:t>
+      </w:r>
+      <w:r>
+        <w:rPr>
+          <w:rFonts w:ascii="Georgia" w:cs="Georgia" w:eastAsia="Georgia" w:hAnsi="Georgia"/>
+          <w:b/>
+          <w:bCs/>
+          <w:color w:val="1A1A1A"/>
+          <w:sz w:val="21"/>
+          <w:szCs w:val="21"/>
+        </w:rPr>
+        <w:t xml:space="preserve">break RSA and elliptic-curve public-key cryptography</w:t>
+      </w:r>
+      <w:r>
+        <w:rPr>
+          <w:rFonts w:ascii="Georgia" w:cs="Georgia" w:eastAsia="Georgia" w:hAnsi="Georgia"/>
+          <w:color w:val="1A1A1A"/>
+          <w:sz w:val="21"/>
+          <w:szCs w:val="21"/>
+        </w:rPr>
+        <w:t xml:space="preserve">, the maths securing essentially all internet encryption, digital signatures and secure messaging. </w:t>
+      </w:r>
+      <w:r>
+        <w:rPr>
+          <w:rFonts w:ascii="Georgia" w:cs="Georgia" w:eastAsia="Georgia" w:hAnsi="Georgia"/>
+          <w:b/>
+          <w:bCs/>
+          <w:color w:val="1A1A1A"/>
+          <w:sz w:val="21"/>
+          <w:szCs w:val="21"/>
+        </w:rPr>
+        <w:t xml:space="preserve">Grover’s algorithm</w:t>
+      </w:r>
+      <w:r>
+        <w:rPr>
+          <w:rFonts w:ascii="Georgia" w:cs="Georgia" w:eastAsia="Georgia" w:hAnsi="Georgia"/>
+          <w:color w:val="1A1A1A"/>
+          <w:sz w:val="21"/>
+          <w:szCs w:val="21"/>
+        </w:rPr>
+        <w:t xml:space="preserve"> gives a quadratic speed-up for unstructured search, which merely </w:t>
+      </w:r>
+      <w:r>
+        <w:rPr>
+          <w:rFonts w:ascii="Georgia" w:cs="Georgia" w:eastAsia="Georgia" w:hAnsi="Georgia"/>
+          <w:i/>
+          <w:iCs/>
+          <w:color w:val="1A1A1A"/>
+          <w:sz w:val="21"/>
+          <w:szCs w:val="21"/>
+        </w:rPr>
+        <w:t xml:space="preserve">weakens</w:t>
+      </w:r>
+      <w:r>
+        <w:rPr>
+          <w:rFonts w:ascii="Georgia" w:cs="Georgia" w:eastAsia="Georgia" w:hAnsi="Georgia"/>
+          <w:color w:val="1A1A1A"/>
+          <w:sz w:val="21"/>
+          <w:szCs w:val="21"/>
+        </w:rPr>
+        <w:t xml:space="preserve"> symmetric encryption (the fix is to double key sizes — AES-256). </w:t>
+      </w:r>
+      <w:r>
+        <w:rPr>
+          <w:rFonts w:ascii="Georgia" w:cs="Georgia" w:eastAsia="Georgia" w:hAnsi="Georgia"/>
+          <w:b/>
+          <w:bCs/>
+          <w:color w:val="1A1A1A"/>
+          <w:sz w:val="21"/>
+          <w:szCs w:val="21"/>
+        </w:rPr>
+        <w:t xml:space="preserve">Quantum simulation</w:t>
+      </w:r>
+      <w:r>
+        <w:rPr>
+          <w:rFonts w:ascii="Georgia" w:cs="Georgia" w:eastAsia="Georgia" w:hAnsi="Georgia"/>
+          <w:color w:val="1A1A1A"/>
+          <w:sz w:val="21"/>
+          <w:szCs w:val="21"/>
+        </w:rPr>
+        <w:t xml:space="preserve"> — modelling molecules and materials — is the most likely near-term ‘killer app’, for drug discovery, catalysts and batteries.</w:t>
+      </w:r>
+    </w:p>
+    <w:p>
+      <w:pPr>
+        <w:spacing w:after="140" w:line="276"/>
+        <w:jc w:val="both"/>
+      </w:pPr>
+      <w:r>
+        <w:rPr>
+          <w:rFonts w:ascii="Georgia" w:cs="Georgia" w:eastAsia="Georgia" w:hAnsi="Georgia"/>
+          <w:b/>
+          <w:bCs/>
+          <w:color w:val="1A1A1A"/>
+          <w:sz w:val="21"/>
+          <w:szCs w:val="21"/>
+        </w:rPr>
+        <w:t xml:space="preserve">Hardware and the noise problem.</w:t>
+      </w:r>
+      <w:r>
+        <w:rPr>
+          <w:rFonts w:ascii="Georgia" w:cs="Georgia" w:eastAsia="Georgia" w:hAnsi="Georgia"/>
+          <w:color w:val="1A1A1A"/>
+          <w:sz w:val="21"/>
+          <w:szCs w:val="21"/>
+        </w:rPr>
+        <w:t xml:space="preserve"> Qubits are fragile: they lose their quantum state through </w:t>
+      </w:r>
+      <w:r>
+        <w:rPr>
+          <w:rFonts w:ascii="Georgia" w:cs="Georgia" w:eastAsia="Georgia" w:hAnsi="Georgia"/>
+          <w:b/>
+          <w:bCs/>
+          <w:color w:val="1A1A1A"/>
+          <w:sz w:val="21"/>
+          <w:szCs w:val="21"/>
+        </w:rPr>
+        <w:t xml:space="preserve">decoherence</w:t>
+      </w:r>
+      <w:r>
+        <w:rPr>
+          <w:rFonts w:ascii="Georgia" w:cs="Georgia" w:eastAsia="Georgia" w:hAnsi="Georgia"/>
+          <w:color w:val="1A1A1A"/>
+          <w:sz w:val="21"/>
+          <w:szCs w:val="21"/>
+        </w:rPr>
+        <w:t xml:space="preserve"> in microseconds, and gates make errors. Today’s machines are </w:t>
+      </w:r>
+      <w:r>
+        <w:rPr>
+          <w:rFonts w:ascii="Georgia" w:cs="Georgia" w:eastAsia="Georgia" w:hAnsi="Georgia"/>
+          <w:b/>
+          <w:bCs/>
+          <w:color w:val="1A1A1A"/>
+          <w:sz w:val="21"/>
+          <w:szCs w:val="21"/>
+        </w:rPr>
+        <w:t xml:space="preserve">NISQ</w:t>
+      </w:r>
+      <w:r>
+        <w:rPr>
+          <w:rFonts w:ascii="Georgia" w:cs="Georgia" w:eastAsia="Georgia" w:hAnsi="Georgia"/>
+          <w:color w:val="1A1A1A"/>
+          <w:sz w:val="21"/>
+          <w:szCs w:val="21"/>
+        </w:rPr>
+        <w:t xml:space="preserve"> (noisy intermediate-scale quantum) — dozens to hundreds of imperfect qubits. Useful cryptography-breaking requires </w:t>
+      </w:r>
+      <w:r>
+        <w:rPr>
+          <w:rFonts w:ascii="Georgia" w:cs="Georgia" w:eastAsia="Georgia" w:hAnsi="Georgia"/>
+          <w:b/>
+          <w:bCs/>
+          <w:color w:val="1A1A1A"/>
+          <w:sz w:val="21"/>
+          <w:szCs w:val="21"/>
+        </w:rPr>
+        <w:t xml:space="preserve">fault tolerance</w:t>
+      </w:r>
+      <w:r>
+        <w:rPr>
+          <w:rFonts w:ascii="Georgia" w:cs="Georgia" w:eastAsia="Georgia" w:hAnsi="Georgia"/>
+          <w:color w:val="1A1A1A"/>
+          <w:sz w:val="21"/>
+          <w:szCs w:val="21"/>
+        </w:rPr>
+        <w:t xml:space="preserve"> via </w:t>
+      </w:r>
+      <w:r>
+        <w:rPr>
+          <w:rFonts w:ascii="Georgia" w:cs="Georgia" w:eastAsia="Georgia" w:hAnsi="Georgia"/>
+          <w:b/>
+          <w:bCs/>
+          <w:color w:val="1A1A1A"/>
+          <w:sz w:val="21"/>
+          <w:szCs w:val="21"/>
+        </w:rPr>
+        <w:t xml:space="preserve">quantum error correction</w:t>
+      </w:r>
+      <w:r>
+        <w:rPr>
+          <w:rFonts w:ascii="Georgia" w:cs="Georgia" w:eastAsia="Georgia" w:hAnsi="Georgia"/>
+          <w:color w:val="1A1A1A"/>
+          <w:sz w:val="21"/>
+          <w:szCs w:val="21"/>
+        </w:rPr>
+        <w:t xml:space="preserve">, where many </w:t>
+      </w:r>
+      <w:r>
+        <w:rPr>
+          <w:rFonts w:ascii="Georgia" w:cs="Georgia" w:eastAsia="Georgia" w:hAnsi="Georgia"/>
+          <w:b/>
+          <w:bCs/>
+          <w:color w:val="1A1A1A"/>
+          <w:sz w:val="21"/>
+          <w:szCs w:val="21"/>
+        </w:rPr>
+        <w:t xml:space="preserve">physical</w:t>
+      </w:r>
+      <w:r>
+        <w:rPr>
+          <w:rFonts w:ascii="Georgia" w:cs="Georgia" w:eastAsia="Georgia" w:hAnsi="Georgia"/>
+          <w:color w:val="1A1A1A"/>
+          <w:sz w:val="21"/>
+          <w:szCs w:val="21"/>
+        </w:rPr>
+        <w:t xml:space="preserve"> qubits are combined into one reliable </w:t>
+      </w:r>
+      <w:r>
+        <w:rPr>
+          <w:rFonts w:ascii="Georgia" w:cs="Georgia" w:eastAsia="Georgia" w:hAnsi="Georgia"/>
+          <w:b/>
+          <w:bCs/>
+          <w:color w:val="1A1A1A"/>
+          <w:sz w:val="21"/>
+          <w:szCs w:val="21"/>
+        </w:rPr>
+        <w:t xml:space="preserve">logical</w:t>
+      </w:r>
+      <w:r>
+        <w:rPr>
+          <w:rFonts w:ascii="Georgia" w:cs="Georgia" w:eastAsia="Georgia" w:hAnsi="Georgia"/>
+          <w:color w:val="1A1A1A"/>
+          <w:sz w:val="21"/>
+          <w:szCs w:val="21"/>
+        </w:rPr>
+        <w:t xml:space="preserve"> qubit (roughly 1,000+ physical per logical) — so breaking RSA-2048 would need millions of physical qubits, years away but advancing. Competing hardware modalities: </w:t>
+      </w:r>
+      <w:r>
+        <w:rPr>
+          <w:rFonts w:ascii="Georgia" w:cs="Georgia" w:eastAsia="Georgia" w:hAnsi="Georgia"/>
+          <w:b/>
+          <w:bCs/>
+          <w:color w:val="1A1A1A"/>
+          <w:sz w:val="21"/>
+          <w:szCs w:val="21"/>
+        </w:rPr>
+        <w:t xml:space="preserve">superconducting</w:t>
+      </w:r>
+      <w:r>
+        <w:rPr>
+          <w:rFonts w:ascii="Georgia" w:cs="Georgia" w:eastAsia="Georgia" w:hAnsi="Georgia"/>
+          <w:color w:val="1A1A1A"/>
+          <w:sz w:val="21"/>
+          <w:szCs w:val="21"/>
+        </w:rPr>
+        <w:t xml:space="preserve"> (IBM, Google), </w:t>
+      </w:r>
+      <w:r>
+        <w:rPr>
+          <w:rFonts w:ascii="Georgia" w:cs="Georgia" w:eastAsia="Georgia" w:hAnsi="Georgia"/>
+          <w:b/>
+          <w:bCs/>
+          <w:color w:val="1A1A1A"/>
+          <w:sz w:val="21"/>
+          <w:szCs w:val="21"/>
+        </w:rPr>
+        <w:t xml:space="preserve">trapped ions</w:t>
+      </w:r>
+      <w:r>
+        <w:rPr>
+          <w:rFonts w:ascii="Georgia" w:cs="Georgia" w:eastAsia="Georgia" w:hAnsi="Georgia"/>
+          <w:color w:val="1A1A1A"/>
+          <w:sz w:val="21"/>
+          <w:szCs w:val="21"/>
+        </w:rPr>
+        <w:t xml:space="preserve"> (Quantinuum, IonQ), </w:t>
+      </w:r>
+      <w:r>
+        <w:rPr>
+          <w:rFonts w:ascii="Georgia" w:cs="Georgia" w:eastAsia="Georgia" w:hAnsi="Georgia"/>
+          <w:b/>
+          <w:bCs/>
+          <w:color w:val="1A1A1A"/>
+          <w:sz w:val="21"/>
+          <w:szCs w:val="21"/>
+        </w:rPr>
+        <w:t xml:space="preserve">photonic</w:t>
+      </w:r>
+      <w:r>
+        <w:rPr>
+          <w:rFonts w:ascii="Georgia" w:cs="Georgia" w:eastAsia="Georgia" w:hAnsi="Georgia"/>
+          <w:color w:val="1A1A1A"/>
+          <w:sz w:val="21"/>
+          <w:szCs w:val="21"/>
+        </w:rPr>
+        <w:t xml:space="preserve"> (PsiQuantum), </w:t>
+      </w:r>
+      <w:r>
+        <w:rPr>
+          <w:rFonts w:ascii="Georgia" w:cs="Georgia" w:eastAsia="Georgia" w:hAnsi="Georgia"/>
+          <w:b/>
+          <w:bCs/>
+          <w:color w:val="1A1A1A"/>
+          <w:sz w:val="21"/>
+          <w:szCs w:val="21"/>
+        </w:rPr>
+        <w:t xml:space="preserve">neutral atoms</w:t>
+      </w:r>
+      <w:r>
+        <w:rPr>
+          <w:rFonts w:ascii="Georgia" w:cs="Georgia" w:eastAsia="Georgia" w:hAnsi="Georgia"/>
+          <w:color w:val="1A1A1A"/>
+          <w:sz w:val="21"/>
+          <w:szCs w:val="21"/>
+        </w:rPr>
+        <w:t xml:space="preserve">, and </w:t>
+      </w:r>
+      <w:r>
+        <w:rPr>
+          <w:rFonts w:ascii="Georgia" w:cs="Georgia" w:eastAsia="Georgia" w:hAnsi="Georgia"/>
+          <w:b/>
+          <w:bCs/>
+          <w:color w:val="1A1A1A"/>
+          <w:sz w:val="21"/>
+          <w:szCs w:val="21"/>
+        </w:rPr>
+        <w:t xml:space="preserve">topological</w:t>
+      </w:r>
+      <w:r>
+        <w:rPr>
+          <w:rFonts w:ascii="Georgia" w:cs="Georgia" w:eastAsia="Georgia" w:hAnsi="Georgia"/>
+          <w:color w:val="1A1A1A"/>
+          <w:sz w:val="21"/>
+          <w:szCs w:val="21"/>
+        </w:rPr>
+        <w:t xml:space="preserve">.</w:t>
+      </w:r>
+    </w:p>
+    <w:p>
+      <w:pPr>
+        <w:spacing w:after="140" w:line="276"/>
+        <w:jc w:val="both"/>
+      </w:pPr>
+      <w:r>
+        <w:rPr>
+          <w:rFonts w:ascii="Georgia" w:cs="Georgia" w:eastAsia="Georgia" w:hAnsi="Georgia"/>
+          <w:b/>
+          <w:bCs/>
+          <w:color w:val="1A1A1A"/>
+          <w:sz w:val="21"/>
+          <w:szCs w:val="21"/>
+        </w:rPr>
+        <w:t xml:space="preserve">Beyond computing.</w:t>
+      </w:r>
+      <w:r>
+        <w:rPr>
+          <w:rFonts w:ascii="Georgia" w:cs="Georgia" w:eastAsia="Georgia" w:hAnsi="Georgia"/>
+          <w:color w:val="1A1A1A"/>
+          <w:sz w:val="21"/>
+          <w:szCs w:val="21"/>
+        </w:rPr>
+        <w:t xml:space="preserve"> </w:t>
+      </w:r>
+      <w:r>
+        <w:rPr>
+          <w:rFonts w:ascii="Georgia" w:cs="Georgia" w:eastAsia="Georgia" w:hAnsi="Georgia"/>
+          <w:b/>
+          <w:bCs/>
+          <w:color w:val="1A1A1A"/>
+          <w:sz w:val="21"/>
+          <w:szCs w:val="21"/>
+        </w:rPr>
+        <w:t xml:space="preserve">Quantum communication</w:t>
+      </w:r>
+      <w:r>
+        <w:rPr>
+          <w:rFonts w:ascii="Georgia" w:cs="Georgia" w:eastAsia="Georgia" w:hAnsi="Georgia"/>
+          <w:color w:val="1A1A1A"/>
+          <w:sz w:val="21"/>
+          <w:szCs w:val="21"/>
+        </w:rPr>
+        <w:t xml:space="preserve"> uses </w:t>
+      </w:r>
+      <w:r>
+        <w:rPr>
+          <w:rFonts w:ascii="Georgia" w:cs="Georgia" w:eastAsia="Georgia" w:hAnsi="Georgia"/>
+          <w:b/>
+          <w:bCs/>
+          <w:color w:val="1A1A1A"/>
+          <w:sz w:val="21"/>
+          <w:szCs w:val="21"/>
+        </w:rPr>
+        <w:t xml:space="preserve">quantum key distribution (QKD)</w:t>
+      </w:r>
+      <w:r>
+        <w:rPr>
+          <w:rFonts w:ascii="Georgia" w:cs="Georgia" w:eastAsia="Georgia" w:hAnsi="Georgia"/>
+          <w:color w:val="1A1A1A"/>
+          <w:sz w:val="21"/>
+          <w:szCs w:val="21"/>
+        </w:rPr>
+        <w:t xml:space="preserve"> to detect any eavesdropper on a key exchange (because measuring a quantum state disturbs it), pointing toward a future ‘quantum internet.’ </w:t>
+      </w:r>
+      <w:r>
+        <w:rPr>
+          <w:rFonts w:ascii="Georgia" w:cs="Georgia" w:eastAsia="Georgia" w:hAnsi="Georgia"/>
+          <w:b/>
+          <w:bCs/>
+          <w:color w:val="1A1A1A"/>
+          <w:sz w:val="21"/>
+          <w:szCs w:val="21"/>
+        </w:rPr>
+        <w:t xml:space="preserve">Quantum sensing</w:t>
+      </w:r>
+      <w:r>
+        <w:rPr>
+          <w:rFonts w:ascii="Georgia" w:cs="Georgia" w:eastAsia="Georgia" w:hAnsi="Georgia"/>
+          <w:color w:val="1A1A1A"/>
+          <w:sz w:val="21"/>
+          <w:szCs w:val="21"/>
+        </w:rPr>
+        <w:t xml:space="preserve"> uses quantum states to measure time, gravity and magnetic fields with extreme precision (navigation without GPS, medical imaging).</w:t>
       </w:r>
     </w:p>
     <w:p>
@@ -7087,7 +11229,7 @@
           <w:sz w:val="21"/>
           <w:szCs w:val="21"/>
         </w:rPr>
-        <w:t xml:space="preserve">The quantum-computing market was roughly </w:t>
+        <w:t xml:space="preserve">The quantum-computing market was ~</w:t>
       </w:r>
       <w:r>
         <w:rPr>
@@ -7107,27 +11249,27 @@
           <w:sz w:val="21"/>
           <w:szCs w:val="21"/>
         </w:rPr>
-        <w:t xml:space="preserve">, growing ~30% a year and expected to pass </w:t>
-      </w:r>
-      <w:r>
-        <w:rPr>
-          <w:rFonts w:ascii="Georgia" w:cs="Georgia" w:eastAsia="Georgia" w:hAnsi="Georgia"/>
-          <w:b/>
-          <w:bCs/>
-          <w:color w:val="1A1A1A"/>
-          <w:sz w:val="21"/>
-          <w:szCs w:val="21"/>
-        </w:rPr>
-        <w:t xml:space="preserve">$3 billion by 2028</w:t>
-      </w:r>
-      <w:r>
-        <w:rPr>
-          <w:rFonts w:ascii="Georgia" w:cs="Georgia" w:eastAsia="Georgia" w:hAnsi="Georgia"/>
-          <w:color w:val="1A1A1A"/>
-          <w:sz w:val="21"/>
-          <w:szCs w:val="21"/>
-        </w:rPr>
-        <w:t xml:space="preserve"> (QED-C), with longer forecasts running to the tens of billions by the mid-2030s. Investment is heavily state-backed and geopolitically concentrated (US, China, EU, UK). The near-term consequence that matters most is cryptographic, not computational.</w:t>
+        <w:t xml:space="preserve">, growing ~30% a year toward </w:t>
+      </w:r>
+      <w:r>
+        <w:rPr>
+          <w:rFonts w:ascii="Georgia" w:cs="Georgia" w:eastAsia="Georgia" w:hAnsi="Georgia"/>
+          <w:b/>
+          <w:bCs/>
+          <w:color w:val="1A1A1A"/>
+          <w:sz w:val="21"/>
+          <w:szCs w:val="21"/>
+        </w:rPr>
+        <w:t xml:space="preserve">$3 billion+ by 2028</w:t>
+      </w:r>
+      <w:r>
+        <w:rPr>
+          <w:rFonts w:ascii="Georgia" w:cs="Georgia" w:eastAsia="Georgia" w:hAnsi="Georgia"/>
+          <w:color w:val="1A1A1A"/>
+          <w:sz w:val="21"/>
+          <w:szCs w:val="21"/>
+        </w:rPr>
+        <w:t xml:space="preserve"> (QED-C), with longer forecasts into the tens of billions by the mid-2030s. Investment is heavily state-backed and geopolitically concentrated (US, China, EU, UK). The near-term policy consequence is cryptographic, not computational.</w:t>
       </w:r>
     </w:p>
     <w:p>
@@ -7159,7 +11301,7 @@
           <w:sz w:val="21"/>
           <w:szCs w:val="21"/>
         </w:rPr>
-        <w:t xml:space="preserve">IBM, Google Quantum AI, Quantinuum, IonQ, PsiQuantum, and China’s state programmes; on the governance side, </w:t>
+        <w:t xml:space="preserve">IBM, Google Quantum AI, Quantinuum, IonQ, PsiQuantum, and China’s state programmes; on governance, </w:t>
       </w:r>
       <w:r>
         <w:rPr>
@@ -7242,27 +11384,7 @@
           <w:sz w:val="21"/>
           <w:szCs w:val="21"/>
         </w:rPr>
-        <w:t xml:space="preserve">: adversaries stealing encrypted data today to decrypt once quantum-capable, which means data with a long secrecy life is </w:t>
-      </w:r>
-      <w:r>
-        <w:rPr>
-          <w:rFonts w:ascii="Georgia" w:cs="Georgia" w:eastAsia="Georgia" w:hAnsi="Georgia"/>
-          <w:i/>
-          <w:iCs/>
-          <w:color w:val="1A1A1A"/>
-          <w:sz w:val="21"/>
-          <w:szCs w:val="21"/>
-        </w:rPr>
-        <w:t xml:space="preserve">already</w:t>
-      </w:r>
-      <w:r>
-        <w:rPr>
-          <w:rFonts w:ascii="Georgia" w:cs="Georgia" w:eastAsia="Georgia" w:hAnsi="Georgia"/>
-          <w:color w:val="1A1A1A"/>
-          <w:sz w:val="21"/>
-          <w:szCs w:val="21"/>
-        </w:rPr>
-        <w:t xml:space="preserve"> exposed.</w:t>
+        <w:t xml:space="preserve">: adversaries stealing encrypted data today to decrypt once quantum-capable, so long-secrecy data is already exposed.</w:t>
       </w:r>
     </w:p>
     <w:p>
@@ -7309,7 +11431,7 @@
           <w:sz w:val="21"/>
           <w:szCs w:val="21"/>
         </w:rPr>
-        <w:t xml:space="preserve"> — the concrete governance action of the decade. NIST published the first finalised standards in August 2024: </w:t>
+        <w:t xml:space="preserve"> — the concrete governance action of the decade. NIST finalised the first standards in August 2024: </w:t>
       </w:r>
       <w:r>
         <w:rPr>
@@ -7329,7 +11451,27 @@
           <w:sz w:val="21"/>
           <w:szCs w:val="21"/>
         </w:rPr>
-        <w:t xml:space="preserve">, with further algorithms (HQC, and FN-DSA / Falcon) following.</w:t>
+        <w:t xml:space="preserve"> — mostly </w:t>
+      </w:r>
+      <w:r>
+        <w:rPr>
+          <w:rFonts w:ascii="Georgia" w:cs="Georgia" w:eastAsia="Georgia" w:hAnsi="Georgia"/>
+          <w:b/>
+          <w:bCs/>
+          <w:color w:val="1A1A1A"/>
+          <w:sz w:val="21"/>
+          <w:szCs w:val="21"/>
+        </w:rPr>
+        <w:t xml:space="preserve">lattice-based</w:t>
+      </w:r>
+      <w:r>
+        <w:rPr>
+          <w:rFonts w:ascii="Georgia" w:cs="Georgia" w:eastAsia="Georgia" w:hAnsi="Georgia"/>
+          <w:color w:val="1A1A1A"/>
+          <w:sz w:val="21"/>
+          <w:szCs w:val="21"/>
+        </w:rPr>
+        <w:t xml:space="preserve"> maths believed hard even for quantum computers — with further algorithms (HQC, FN-DSA/Falcon) following.</w:t>
       </w:r>
     </w:p>
     <w:p>
@@ -7359,7 +11501,7 @@
           <w:sz w:val="21"/>
           <w:szCs w:val="21"/>
         </w:rPr>
-        <w:t xml:space="preserve"> — US policy (NSM-10, OMB guidance, CNSA 2.0) requires federal agencies to inventory quantum-vulnerable systems and migrate to quantum-safe cryptography on timelines running to the early-2030s; the EU and UK have parallel roadmaps.</w:t>
+        <w:t xml:space="preserve"> — US policy (NSM-10, OMB guidance, CNSA 2.0) requires agencies to inventory quantum-vulnerable systems and migrate on timelines to the early-2030s; the EU and UK have parallel roadmaps.</w:t>
       </w:r>
     </w:p>
     <w:p>
@@ -7389,7 +11531,7 @@
           <w:sz w:val="21"/>
           <w:szCs w:val="21"/>
         </w:rPr>
-        <w:t xml:space="preserve"> — the US, France, the Netherlands, the UK, Spain and China have introduced or tightened controls on quantum hardware and know-how; quantum sits firmly inside the “small yard, high fence” tech-security agenda.</w:t>
+        <w:t xml:space="preserve"> — the US, France, the Netherlands, the UK, Spain and China restrict quantum hardware and know-how; quantum sits inside the “small yard, high fence” agenda.</w:t>
       </w:r>
     </w:p>
     <w:p>
@@ -7419,7 +11561,7 @@
           <w:sz w:val="21"/>
           <w:szCs w:val="21"/>
         </w:rPr>
-        <w:t xml:space="preserve"> — largely via NIST, ISO/IEC and national strategies; there is </w:t>
+        <w:t xml:space="preserve"> — via NIST, ISO/IEC and national strategies; there is </w:t>
       </w:r>
       <w:r>
         <w:rPr>
@@ -7439,7 +11581,7 @@
           <w:sz w:val="21"/>
           <w:szCs w:val="21"/>
         </w:rPr>
-        <w:t xml:space="preserve">, which is itself the governance gap.</w:t>
+        <w:t xml:space="preserve"> — itself the governance gap.</w:t>
       </w:r>
     </w:p>
     <w:p>
@@ -7491,27 +11633,27 @@
           <w:sz w:val="21"/>
           <w:szCs w:val="21"/>
         </w:rPr>
-        <w:t xml:space="preserve"> (a few states and firms racing ahead); standard-setting as geopolitical contest; the workforce and migration cost; QKD vs PQC as the path to quantum-safe security; and dual-use export policy that does not strangle open science. Toolkit angle: quantum is a case for </w:t>
-      </w:r>
-      <w:r>
-        <w:rPr>
-          <w:rFonts w:ascii="Georgia" w:cs="Georgia" w:eastAsia="Georgia" w:hAnsi="Georgia"/>
-          <w:b/>
-          <w:bCs/>
-          <w:color w:val="1A1A1A"/>
-          <w:sz w:val="21"/>
-          <w:szCs w:val="21"/>
-        </w:rPr>
-        <w:t xml:space="preserve">anticipatory governance and foresight</w:t>
-      </w:r>
-      <w:r>
-        <w:rPr>
-          <w:rFonts w:ascii="Georgia" w:cs="Georgia" w:eastAsia="Georgia" w:hAnsi="Georgia"/>
-          <w:color w:val="1A1A1A"/>
-          <w:sz w:val="21"/>
-          <w:szCs w:val="21"/>
-        </w:rPr>
-        <w:t xml:space="preserve"> above all — the PQC migration is a masterclass in acting </w:t>
+        <w:t xml:space="preserve">; standard-setting as geopolitical contest; workforce and migration cost; QKD vs PQC as the route to quantum-safe security; dual-use export policy that doesn’t strangle science. Toolkit angle: quantum is the exemplar of </w:t>
+      </w:r>
+      <w:r>
+        <w:rPr>
+          <w:rFonts w:ascii="Georgia" w:cs="Georgia" w:eastAsia="Georgia" w:hAnsi="Georgia"/>
+          <w:b/>
+          <w:bCs/>
+          <w:color w:val="1A1A1A"/>
+          <w:sz w:val="21"/>
+          <w:szCs w:val="21"/>
+        </w:rPr>
+        <w:t xml:space="preserve">anticipatory governance</w:t>
+      </w:r>
+      <w:r>
+        <w:rPr>
+          <w:rFonts w:ascii="Georgia" w:cs="Georgia" w:eastAsia="Georgia" w:hAnsi="Georgia"/>
+          <w:color w:val="1A1A1A"/>
+          <w:sz w:val="21"/>
+          <w:szCs w:val="21"/>
+        </w:rPr>
+        <w:t xml:space="preserve"> — the PQC migration acts </w:t>
       </w:r>
       <w:r>
         <w:rPr>
@@ -7531,7 +11673,7 @@
           <w:sz w:val="21"/>
           <w:szCs w:val="21"/>
         </w:rPr>
-        <w:t xml:space="preserve"> the risk materialises, and a natural, non-partisan convening agenda for a frontier-tech workstream.</w:t>
+        <w:t xml:space="preserve"> the risk lands, and is a non-partisan convening agenda ideal for a new workstream.</w:t>
       </w:r>
     </w:p>
     <w:p>
@@ -7548,7 +11690,7 @@
           <w:sz w:val="25"/>
           <w:szCs w:val="25"/>
         </w:rPr>
-        <w:t xml:space="preserve">3.3 Biotechnology and Synthetic Biology</w:t>
+        <w:t xml:space="preserve">4.3 Biotechnology and Synthetic Biology</w:t>
       </w:r>
     </w:p>
     <w:p>
@@ -7565,7 +11707,7 @@
           <w:sz w:val="22"/>
           <w:szCs w:val="22"/>
         </w:rPr>
-        <w:t xml:space="preserve">The primer</w:t>
+        <w:t xml:space="preserve">How it works — the primer</w:t>
       </w:r>
     </w:p>
     <w:p>
@@ -7576,31 +11718,480 @@
       <w:r>
         <w:rPr>
           <w:rFonts w:ascii="Georgia" w:cs="Georgia" w:eastAsia="Georgia" w:hAnsi="Georgia"/>
-          <w:color w:val="1A1A1A"/>
-          <w:sz w:val="21"/>
-          <w:szCs w:val="21"/>
-        </w:rPr>
-        <w:t xml:space="preserve">The revolution rests on cheap, precise tools: </w:t>
-      </w:r>
-      <w:r>
-        <w:rPr>
-          <w:rFonts w:ascii="Georgia" w:cs="Georgia" w:eastAsia="Georgia" w:hAnsi="Georgia"/>
-          <w:b/>
-          <w:bCs/>
-          <w:color w:val="1A1A1A"/>
-          <w:sz w:val="21"/>
-          <w:szCs w:val="21"/>
-        </w:rPr>
-        <w:t xml:space="preserve">CRISPR-Cas</w:t>
-      </w:r>
-      <w:r>
-        <w:rPr>
-          <w:rFonts w:ascii="Georgia" w:cs="Georgia" w:eastAsia="Georgia" w:hAnsi="Georgia"/>
-          <w:color w:val="1A1A1A"/>
-          <w:sz w:val="21"/>
-          <w:szCs w:val="21"/>
-        </w:rPr>
-        <w:t xml:space="preserve"> gene editing (and successors like base and prime editing), </w:t>
+          <w:b/>
+          <w:bCs/>
+          <w:color w:val="1A1A1A"/>
+          <w:sz w:val="21"/>
+          <w:szCs w:val="21"/>
+        </w:rPr>
+        <w:t xml:space="preserve">The central dogma.</w:t>
+      </w:r>
+      <w:r>
+        <w:rPr>
+          <w:rFonts w:ascii="Georgia" w:cs="Georgia" w:eastAsia="Georgia" w:hAnsi="Georgia"/>
+          <w:color w:val="1A1A1A"/>
+          <w:sz w:val="21"/>
+          <w:szCs w:val="21"/>
+        </w:rPr>
+        <w:t xml:space="preserve"> Life runs on information: </w:t>
+      </w:r>
+      <w:r>
+        <w:rPr>
+          <w:rFonts w:ascii="Georgia" w:cs="Georgia" w:eastAsia="Georgia" w:hAnsi="Georgia"/>
+          <w:b/>
+          <w:bCs/>
+          <w:color w:val="1A1A1A"/>
+          <w:sz w:val="21"/>
+          <w:szCs w:val="21"/>
+        </w:rPr>
+        <w:t xml:space="preserve">DNA</w:t>
+      </w:r>
+      <w:r>
+        <w:rPr>
+          <w:rFonts w:ascii="Georgia" w:cs="Georgia" w:eastAsia="Georgia" w:hAnsi="Georgia"/>
+          <w:color w:val="1A1A1A"/>
+          <w:sz w:val="21"/>
+          <w:szCs w:val="21"/>
+        </w:rPr>
+        <w:t xml:space="preserve"> (a double helix written in four chemical letters — A, C, G, T) stores the code; it is transcribed into </w:t>
+      </w:r>
+      <w:r>
+        <w:rPr>
+          <w:rFonts w:ascii="Georgia" w:cs="Georgia" w:eastAsia="Georgia" w:hAnsi="Georgia"/>
+          <w:b/>
+          <w:bCs/>
+          <w:color w:val="1A1A1A"/>
+          <w:sz w:val="21"/>
+          <w:szCs w:val="21"/>
+        </w:rPr>
+        <w:t xml:space="preserve">RNA</w:t>
+      </w:r>
+      <w:r>
+        <w:rPr>
+          <w:rFonts w:ascii="Georgia" w:cs="Georgia" w:eastAsia="Georgia" w:hAnsi="Georgia"/>
+          <w:color w:val="1A1A1A"/>
+          <w:sz w:val="21"/>
+          <w:szCs w:val="21"/>
+        </w:rPr>
+        <w:t xml:space="preserve">, which is translated into </w:t>
+      </w:r>
+      <w:r>
+        <w:rPr>
+          <w:rFonts w:ascii="Georgia" w:cs="Georgia" w:eastAsia="Georgia" w:hAnsi="Georgia"/>
+          <w:b/>
+          <w:bCs/>
+          <w:color w:val="1A1A1A"/>
+          <w:sz w:val="21"/>
+          <w:szCs w:val="21"/>
+        </w:rPr>
+        <w:t xml:space="preserve">proteins</w:t>
+      </w:r>
+      <w:r>
+        <w:rPr>
+          <w:rFonts w:ascii="Georgia" w:cs="Georgia" w:eastAsia="Georgia" w:hAnsi="Georgia"/>
+          <w:color w:val="1A1A1A"/>
+          <w:sz w:val="21"/>
+          <w:szCs w:val="21"/>
+        </w:rPr>
+        <w:t xml:space="preserve">, the molecular machines that do the work of cells. A </w:t>
+      </w:r>
+      <w:r>
+        <w:rPr>
+          <w:rFonts w:ascii="Georgia" w:cs="Georgia" w:eastAsia="Georgia" w:hAnsi="Georgia"/>
+          <w:b/>
+          <w:bCs/>
+          <w:color w:val="1A1A1A"/>
+          <w:sz w:val="21"/>
+          <w:szCs w:val="21"/>
+        </w:rPr>
+        <w:t xml:space="preserve">gene</w:t>
+      </w:r>
+      <w:r>
+        <w:rPr>
+          <w:rFonts w:ascii="Georgia" w:cs="Georgia" w:eastAsia="Georgia" w:hAnsi="Georgia"/>
+          <w:color w:val="1A1A1A"/>
+          <w:sz w:val="21"/>
+          <w:szCs w:val="21"/>
+        </w:rPr>
+        <w:t xml:space="preserve"> is a stretch of DNA coding for a product; the full set is the </w:t>
+      </w:r>
+      <w:r>
+        <w:rPr>
+          <w:rFonts w:ascii="Georgia" w:cs="Georgia" w:eastAsia="Georgia" w:hAnsi="Georgia"/>
+          <w:b/>
+          <w:bCs/>
+          <w:color w:val="1A1A1A"/>
+          <w:sz w:val="21"/>
+          <w:szCs w:val="21"/>
+        </w:rPr>
+        <w:t xml:space="preserve">genome</w:t>
+      </w:r>
+      <w:r>
+        <w:rPr>
+          <w:rFonts w:ascii="Georgia" w:cs="Georgia" w:eastAsia="Georgia" w:hAnsi="Georgia"/>
+          <w:color w:val="1A1A1A"/>
+          <w:sz w:val="21"/>
+          <w:szCs w:val="21"/>
+        </w:rPr>
+        <w:t xml:space="preserve">. Modern biotechnology is the ability to </w:t>
+      </w:r>
+      <w:r>
+        <w:rPr>
+          <w:rFonts w:ascii="Georgia" w:cs="Georgia" w:eastAsia="Georgia" w:hAnsi="Georgia"/>
+          <w:b/>
+          <w:bCs/>
+          <w:color w:val="1A1A1A"/>
+          <w:sz w:val="21"/>
+          <w:szCs w:val="21"/>
+        </w:rPr>
+        <w:t xml:space="preserve">read</w:t>
+      </w:r>
+      <w:r>
+        <w:rPr>
+          <w:rFonts w:ascii="Georgia" w:cs="Georgia" w:eastAsia="Georgia" w:hAnsi="Georgia"/>
+          <w:color w:val="1A1A1A"/>
+          <w:sz w:val="21"/>
+          <w:szCs w:val="21"/>
+        </w:rPr>
+        <w:t xml:space="preserve">, </w:t>
+      </w:r>
+      <w:r>
+        <w:rPr>
+          <w:rFonts w:ascii="Georgia" w:cs="Georgia" w:eastAsia="Georgia" w:hAnsi="Georgia"/>
+          <w:b/>
+          <w:bCs/>
+          <w:color w:val="1A1A1A"/>
+          <w:sz w:val="21"/>
+          <w:szCs w:val="21"/>
+        </w:rPr>
+        <w:t xml:space="preserve">write</w:t>
+      </w:r>
+      <w:r>
+        <w:rPr>
+          <w:rFonts w:ascii="Georgia" w:cs="Georgia" w:eastAsia="Georgia" w:hAnsi="Georgia"/>
+          <w:color w:val="1A1A1A"/>
+          <w:sz w:val="21"/>
+          <w:szCs w:val="21"/>
+        </w:rPr>
+        <w:t xml:space="preserve"> and </w:t>
+      </w:r>
+      <w:r>
+        <w:rPr>
+          <w:rFonts w:ascii="Georgia" w:cs="Georgia" w:eastAsia="Georgia" w:hAnsi="Georgia"/>
+          <w:b/>
+          <w:bCs/>
+          <w:color w:val="1A1A1A"/>
+          <w:sz w:val="21"/>
+          <w:szCs w:val="21"/>
+        </w:rPr>
+        <w:t xml:space="preserve">edit</w:t>
+      </w:r>
+      <w:r>
+        <w:rPr>
+          <w:rFonts w:ascii="Georgia" w:cs="Georgia" w:eastAsia="Georgia" w:hAnsi="Georgia"/>
+          <w:color w:val="1A1A1A"/>
+          <w:sz w:val="21"/>
+          <w:szCs w:val="21"/>
+        </w:rPr>
+        <w:t xml:space="preserve"> this code at will.</w:t>
+      </w:r>
+    </w:p>
+    <w:p>
+      <w:pPr>
+        <w:spacing w:after="140" w:line="276"/>
+        <w:jc w:val="both"/>
+      </w:pPr>
+      <w:r>
+        <w:rPr>
+          <w:rFonts w:ascii="Georgia" w:cs="Georgia" w:eastAsia="Georgia" w:hAnsi="Georgia"/>
+          <w:b/>
+          <w:bCs/>
+          <w:color w:val="1A1A1A"/>
+          <w:sz w:val="21"/>
+          <w:szCs w:val="21"/>
+        </w:rPr>
+        <w:t xml:space="preserve">Reading and writing.</w:t>
+      </w:r>
+      <w:r>
+        <w:rPr>
+          <w:rFonts w:ascii="Georgia" w:cs="Georgia" w:eastAsia="Georgia" w:hAnsi="Georgia"/>
+          <w:color w:val="1A1A1A"/>
+          <w:sz w:val="21"/>
+          <w:szCs w:val="21"/>
+        </w:rPr>
+        <w:t xml:space="preserve"> </w:t>
+      </w:r>
+      <w:r>
+        <w:rPr>
+          <w:rFonts w:ascii="Georgia" w:cs="Georgia" w:eastAsia="Georgia" w:hAnsi="Georgia"/>
+          <w:b/>
+          <w:bCs/>
+          <w:color w:val="1A1A1A"/>
+          <w:sz w:val="21"/>
+          <w:szCs w:val="21"/>
+        </w:rPr>
+        <w:t xml:space="preserve">Sequencing</w:t>
+      </w:r>
+      <w:r>
+        <w:rPr>
+          <w:rFonts w:ascii="Georgia" w:cs="Georgia" w:eastAsia="Georgia" w:hAnsi="Georgia"/>
+          <w:color w:val="1A1A1A"/>
+          <w:sz w:val="21"/>
+          <w:szCs w:val="21"/>
+        </w:rPr>
+        <w:t xml:space="preserve"> reads DNA; its cost has collapsed from ~$3 billion for the first human genome (2003) to well under $1,000 today, approaching $100 — a faster-than-Moore’s-Law fall that democratised biology. </w:t>
+      </w:r>
+      <w:r>
+        <w:rPr>
+          <w:rFonts w:ascii="Georgia" w:cs="Georgia" w:eastAsia="Georgia" w:hAnsi="Georgia"/>
+          <w:b/>
+          <w:bCs/>
+          <w:color w:val="1A1A1A"/>
+          <w:sz w:val="21"/>
+          <w:szCs w:val="21"/>
+        </w:rPr>
+        <w:t xml:space="preserve">DNA synthesis</w:t>
+      </w:r>
+      <w:r>
+        <w:rPr>
+          <w:rFonts w:ascii="Georgia" w:cs="Georgia" w:eastAsia="Georgia" w:hAnsi="Georgia"/>
+          <w:color w:val="1A1A1A"/>
+          <w:sz w:val="21"/>
+          <w:szCs w:val="21"/>
+        </w:rPr>
+        <w:t xml:space="preserve"> writes DNA from scratch, letter by letter, so a genetic sequence designed on a computer can be ordered and manufactured — which is exactly why </w:t>
+      </w:r>
+      <w:r>
+        <w:rPr>
+          <w:rFonts w:ascii="Georgia" w:cs="Georgia" w:eastAsia="Georgia" w:hAnsi="Georgia"/>
+          <w:b/>
+          <w:bCs/>
+          <w:color w:val="1A1A1A"/>
+          <w:sz w:val="21"/>
+          <w:szCs w:val="21"/>
+        </w:rPr>
+        <w:t xml:space="preserve">synthesis screening</w:t>
+      </w:r>
+      <w:r>
+        <w:rPr>
+          <w:rFonts w:ascii="Georgia" w:cs="Georgia" w:eastAsia="Georgia" w:hAnsi="Georgia"/>
+          <w:color w:val="1A1A1A"/>
+          <w:sz w:val="21"/>
+          <w:szCs w:val="21"/>
+        </w:rPr>
+        <w:t xml:space="preserve"> is the front line of biosecurity.</w:t>
+      </w:r>
+    </w:p>
+    <w:p>
+      <w:pPr>
+        <w:spacing w:after="140" w:line="276"/>
+        <w:jc w:val="both"/>
+      </w:pPr>
+      <w:r>
+        <w:rPr>
+          <w:rFonts w:ascii="Georgia" w:cs="Georgia" w:eastAsia="Georgia" w:hAnsi="Georgia"/>
+          <w:b/>
+          <w:bCs/>
+          <w:color w:val="1A1A1A"/>
+          <w:sz w:val="21"/>
+          <w:szCs w:val="21"/>
+        </w:rPr>
+        <w:t xml:space="preserve">Gene editing — CRISPR.</w:t>
+      </w:r>
+      <w:r>
+        <w:rPr>
+          <w:rFonts w:ascii="Georgia" w:cs="Georgia" w:eastAsia="Georgia" w:hAnsi="Georgia"/>
+          <w:color w:val="1A1A1A"/>
+          <w:sz w:val="21"/>
+          <w:szCs w:val="21"/>
+        </w:rPr>
+        <w:t xml:space="preserve"> </w:t>
+      </w:r>
+      <w:r>
+        <w:rPr>
+          <w:rFonts w:ascii="Georgia" w:cs="Georgia" w:eastAsia="Georgia" w:hAnsi="Georgia"/>
+          <w:b/>
+          <w:bCs/>
+          <w:color w:val="1A1A1A"/>
+          <w:sz w:val="21"/>
+          <w:szCs w:val="21"/>
+        </w:rPr>
+        <w:t xml:space="preserve">CRISPR-Cas9</w:t>
+      </w:r>
+      <w:r>
+        <w:rPr>
+          <w:rFonts w:ascii="Georgia" w:cs="Georgia" w:eastAsia="Georgia" w:hAnsi="Georgia"/>
+          <w:color w:val="1A1A1A"/>
+          <w:sz w:val="21"/>
+          <w:szCs w:val="21"/>
+        </w:rPr>
+        <w:t xml:space="preserve"> (Doudna and Charpentier, Nobel 2020) is a programmable ‘find-and-cut’ tool borrowed from a bacterial immune system: a short </w:t>
+      </w:r>
+      <w:r>
+        <w:rPr>
+          <w:rFonts w:ascii="Georgia" w:cs="Georgia" w:eastAsia="Georgia" w:hAnsi="Georgia"/>
+          <w:b/>
+          <w:bCs/>
+          <w:color w:val="1A1A1A"/>
+          <w:sz w:val="21"/>
+          <w:szCs w:val="21"/>
+        </w:rPr>
+        <w:t xml:space="preserve">guide RNA</w:t>
+      </w:r>
+      <w:r>
+        <w:rPr>
+          <w:rFonts w:ascii="Georgia" w:cs="Georgia" w:eastAsia="Georgia" w:hAnsi="Georgia"/>
+          <w:color w:val="1A1A1A"/>
+          <w:sz w:val="21"/>
+          <w:szCs w:val="21"/>
+        </w:rPr>
+        <w:t xml:space="preserve"> directs the </w:t>
+      </w:r>
+      <w:r>
+        <w:rPr>
+          <w:rFonts w:ascii="Georgia" w:cs="Georgia" w:eastAsia="Georgia" w:hAnsi="Georgia"/>
+          <w:b/>
+          <w:bCs/>
+          <w:color w:val="1A1A1A"/>
+          <w:sz w:val="21"/>
+          <w:szCs w:val="21"/>
+        </w:rPr>
+        <w:t xml:space="preserve">Cas9</w:t>
+      </w:r>
+      <w:r>
+        <w:rPr>
+          <w:rFonts w:ascii="Georgia" w:cs="Georgia" w:eastAsia="Georgia" w:hAnsi="Georgia"/>
+          <w:color w:val="1A1A1A"/>
+          <w:sz w:val="21"/>
+          <w:szCs w:val="21"/>
+        </w:rPr>
+        <w:t xml:space="preserve"> protein to a matching DNA sequence, where it cuts; the cell’s repair then either disables the gene or, with a template, writes in a precise change. Newer tools — </w:t>
+      </w:r>
+      <w:r>
+        <w:rPr>
+          <w:rFonts w:ascii="Georgia" w:cs="Georgia" w:eastAsia="Georgia" w:hAnsi="Georgia"/>
+          <w:b/>
+          <w:bCs/>
+          <w:color w:val="1A1A1A"/>
+          <w:sz w:val="21"/>
+          <w:szCs w:val="21"/>
+        </w:rPr>
+        <w:t xml:space="preserve">base editing</w:t>
+      </w:r>
+      <w:r>
+        <w:rPr>
+          <w:rFonts w:ascii="Georgia" w:cs="Georgia" w:eastAsia="Georgia" w:hAnsi="Georgia"/>
+          <w:color w:val="1A1A1A"/>
+          <w:sz w:val="21"/>
+          <w:szCs w:val="21"/>
+        </w:rPr>
+        <w:t xml:space="preserve"> and </w:t>
+      </w:r>
+      <w:r>
+        <w:rPr>
+          <w:rFonts w:ascii="Georgia" w:cs="Georgia" w:eastAsia="Georgia" w:hAnsi="Georgia"/>
+          <w:b/>
+          <w:bCs/>
+          <w:color w:val="1A1A1A"/>
+          <w:sz w:val="21"/>
+          <w:szCs w:val="21"/>
+        </w:rPr>
+        <w:t xml:space="preserve">prime editing</w:t>
+      </w:r>
+      <w:r>
+        <w:rPr>
+          <w:rFonts w:ascii="Georgia" w:cs="Georgia" w:eastAsia="Georgia" w:hAnsi="Georgia"/>
+          <w:color w:val="1A1A1A"/>
+          <w:sz w:val="21"/>
+          <w:szCs w:val="21"/>
+        </w:rPr>
+        <w:t xml:space="preserve"> (David Liu) — rewrite single letters or short sequences </w:t>
+      </w:r>
+      <w:r>
+        <w:rPr>
+          <w:rFonts w:ascii="Georgia" w:cs="Georgia" w:eastAsia="Georgia" w:hAnsi="Georgia"/>
+          <w:i/>
+          <w:iCs/>
+          <w:color w:val="1A1A1A"/>
+          <w:sz w:val="21"/>
+          <w:szCs w:val="21"/>
+        </w:rPr>
+        <w:t xml:space="preserve">without</w:t>
+      </w:r>
+      <w:r>
+        <w:rPr>
+          <w:rFonts w:ascii="Georgia" w:cs="Georgia" w:eastAsia="Georgia" w:hAnsi="Georgia"/>
+          <w:color w:val="1A1A1A"/>
+          <w:sz w:val="21"/>
+          <w:szCs w:val="21"/>
+        </w:rPr>
+        <w:t xml:space="preserve"> a double-strand break, more precisely and safely. A crucial distinction: </w:t>
+      </w:r>
+      <w:r>
+        <w:rPr>
+          <w:rFonts w:ascii="Georgia" w:cs="Georgia" w:eastAsia="Georgia" w:hAnsi="Georgia"/>
+          <w:b/>
+          <w:bCs/>
+          <w:color w:val="1A1A1A"/>
+          <w:sz w:val="21"/>
+          <w:szCs w:val="21"/>
+        </w:rPr>
+        <w:t xml:space="preserve">somatic</w:t>
+      </w:r>
+      <w:r>
+        <w:rPr>
+          <w:rFonts w:ascii="Georgia" w:cs="Georgia" w:eastAsia="Georgia" w:hAnsi="Georgia"/>
+          <w:color w:val="1A1A1A"/>
+          <w:sz w:val="21"/>
+          <w:szCs w:val="21"/>
+        </w:rPr>
+        <w:t xml:space="preserve"> editing changes one patient’s cells (widely permitted, e.g. approved sickle-cell therapies); </w:t>
+      </w:r>
+      <w:r>
+        <w:rPr>
+          <w:rFonts w:ascii="Georgia" w:cs="Georgia" w:eastAsia="Georgia" w:hAnsi="Georgia"/>
+          <w:b/>
+          <w:bCs/>
+          <w:color w:val="1A1A1A"/>
+          <w:sz w:val="21"/>
+          <w:szCs w:val="21"/>
+        </w:rPr>
+        <w:t xml:space="preserve">germline</w:t>
+      </w:r>
+      <w:r>
+        <w:rPr>
+          <w:rFonts w:ascii="Georgia" w:cs="Georgia" w:eastAsia="Georgia" w:hAnsi="Georgia"/>
+          <w:color w:val="1A1A1A"/>
+          <w:sz w:val="21"/>
+          <w:szCs w:val="21"/>
+        </w:rPr>
+        <w:t xml:space="preserve"> editing changes eggs, sperm or embryos and is heritable (broadly prohibited after the 2018 He Jiankui affair).</w:t>
+      </w:r>
+    </w:p>
+    <w:p>
+      <w:pPr>
+        <w:spacing w:after="140" w:line="276"/>
+        <w:jc w:val="both"/>
+      </w:pPr>
+      <w:r>
+        <w:rPr>
+          <w:rFonts w:ascii="Georgia" w:cs="Georgia" w:eastAsia="Georgia" w:hAnsi="Georgia"/>
+          <w:b/>
+          <w:bCs/>
+          <w:color w:val="1A1A1A"/>
+          <w:sz w:val="21"/>
+          <w:szCs w:val="21"/>
+        </w:rPr>
+        <w:t xml:space="preserve">Synthetic biology.</w:t>
+      </w:r>
+      <w:r>
+        <w:rPr>
+          <w:rFonts w:ascii="Georgia" w:cs="Georgia" w:eastAsia="Georgia" w:hAnsi="Georgia"/>
+          <w:color w:val="1A1A1A"/>
+          <w:sz w:val="21"/>
+          <w:szCs w:val="21"/>
+        </w:rPr>
+        <w:t xml:space="preserve"> Where gene editing tweaks existing organisms, </w:t>
       </w:r>
       <w:r>
         <w:rPr>
@@ -7620,47 +12211,173 @@
           <w:sz w:val="21"/>
           <w:szCs w:val="21"/>
         </w:rPr>
-        <w:t xml:space="preserve"> (engineering biology like software — designing and constructing new genetic parts and circuits), </w:t>
-      </w:r>
-      <w:r>
-        <w:rPr>
-          <w:rFonts w:ascii="Georgia" w:cs="Georgia" w:eastAsia="Georgia" w:hAnsi="Georgia"/>
-          <w:b/>
-          <w:bCs/>
-          <w:color w:val="1A1A1A"/>
-          <w:sz w:val="21"/>
-          <w:szCs w:val="21"/>
-        </w:rPr>
-        <w:t xml:space="preserve">AI-driven protein and sequence design</w:t>
-      </w:r>
-      <w:r>
-        <w:rPr>
-          <w:rFonts w:ascii="Georgia" w:cs="Georgia" w:eastAsia="Georgia" w:hAnsi="Georgia"/>
-          <w:color w:val="1A1A1A"/>
-          <w:sz w:val="21"/>
-          <w:szCs w:val="21"/>
-        </w:rPr>
-        <w:t xml:space="preserve"> (e.g. structure prediction and generative design), and plummeting costs of </w:t>
-      </w:r>
-      <w:r>
-        <w:rPr>
-          <w:rFonts w:ascii="Georgia" w:cs="Georgia" w:eastAsia="Georgia" w:hAnsi="Georgia"/>
-          <w:b/>
-          <w:bCs/>
-          <w:color w:val="1A1A1A"/>
-          <w:sz w:val="21"/>
-          <w:szCs w:val="21"/>
-        </w:rPr>
-        <w:t xml:space="preserve">DNA synthesis and sequencing</w:t>
-      </w:r>
-      <w:r>
-        <w:rPr>
-          <w:rFonts w:ascii="Georgia" w:cs="Georgia" w:eastAsia="Georgia" w:hAnsi="Georgia"/>
-          <w:color w:val="1A1A1A"/>
-          <w:sz w:val="21"/>
-          <w:szCs w:val="21"/>
-        </w:rPr>
-        <w:t xml:space="preserve">. Together they compress what took years into weeks. Governance-critical concepts: </w:t>
+        <w:t xml:space="preserve"> engineers biology like a programmable system: standardised genetic ‘parts,’ a </w:t>
+      </w:r>
+      <w:r>
+        <w:rPr>
+          <w:rFonts w:ascii="Georgia" w:cs="Georgia" w:eastAsia="Georgia" w:hAnsi="Georgia"/>
+          <w:b/>
+          <w:bCs/>
+          <w:color w:val="1A1A1A"/>
+          <w:sz w:val="21"/>
+          <w:szCs w:val="21"/>
+        </w:rPr>
+        <w:t xml:space="preserve">design-build-test-learn</w:t>
+      </w:r>
+      <w:r>
+        <w:rPr>
+          <w:rFonts w:ascii="Georgia" w:cs="Georgia" w:eastAsia="Georgia" w:hAnsi="Georgia"/>
+          <w:color w:val="1A1A1A"/>
+          <w:sz w:val="21"/>
+          <w:szCs w:val="21"/>
+        </w:rPr>
+        <w:t xml:space="preserve"> cycle, and increasingly automated labs, to make cells produce medicines, materials, food, fuels and chemicals. </w:t>
+      </w:r>
+      <w:r>
+        <w:rPr>
+          <w:rFonts w:ascii="Georgia" w:cs="Georgia" w:eastAsia="Georgia" w:hAnsi="Georgia"/>
+          <w:b/>
+          <w:bCs/>
+          <w:color w:val="1A1A1A"/>
+          <w:sz w:val="21"/>
+          <w:szCs w:val="21"/>
+        </w:rPr>
+        <w:t xml:space="preserve">AI is now fused into this loop</w:t>
+      </w:r>
+      <w:r>
+        <w:rPr>
+          <w:rFonts w:ascii="Georgia" w:cs="Georgia" w:eastAsia="Georgia" w:hAnsi="Georgia"/>
+          <w:color w:val="1A1A1A"/>
+          <w:sz w:val="21"/>
+          <w:szCs w:val="21"/>
+        </w:rPr>
+        <w:t xml:space="preserve"> — models that predict protein structure (</w:t>
+      </w:r>
+      <w:r>
+        <w:rPr>
+          <w:rFonts w:ascii="Georgia" w:cs="Georgia" w:eastAsia="Georgia" w:hAnsi="Georgia"/>
+          <w:b/>
+          <w:bCs/>
+          <w:color w:val="1A1A1A"/>
+          <w:sz w:val="21"/>
+          <w:szCs w:val="21"/>
+        </w:rPr>
+        <w:t xml:space="preserve">AlphaFold</w:t>
+      </w:r>
+      <w:r>
+        <w:rPr>
+          <w:rFonts w:ascii="Georgia" w:cs="Georgia" w:eastAsia="Georgia" w:hAnsi="Georgia"/>
+          <w:color w:val="1A1A1A"/>
+          <w:sz w:val="21"/>
+          <w:szCs w:val="21"/>
+        </w:rPr>
+        <w:t xml:space="preserve">) and </w:t>
+      </w:r>
+      <w:r>
+        <w:rPr>
+          <w:rFonts w:ascii="Georgia" w:cs="Georgia" w:eastAsia="Georgia" w:hAnsi="Georgia"/>
+          <w:i/>
+          <w:iCs/>
+          <w:color w:val="1A1A1A"/>
+          <w:sz w:val="21"/>
+          <w:szCs w:val="21"/>
+        </w:rPr>
+        <w:t xml:space="preserve">generatively design</w:t>
+      </w:r>
+      <w:r>
+        <w:rPr>
+          <w:rFonts w:ascii="Georgia" w:cs="Georgia" w:eastAsia="Georgia" w:hAnsi="Georgia"/>
+          <w:color w:val="1A1A1A"/>
+          <w:sz w:val="21"/>
+          <w:szCs w:val="21"/>
+        </w:rPr>
+        <w:t xml:space="preserve"> novel proteins and sequences — which massively accelerates benefit </w:t>
+      </w:r>
+      <w:r>
+        <w:rPr>
+          <w:rFonts w:ascii="Georgia" w:cs="Georgia" w:eastAsia="Georgia" w:hAnsi="Georgia"/>
+          <w:i/>
+          <w:iCs/>
+          <w:color w:val="1A1A1A"/>
+          <w:sz w:val="21"/>
+          <w:szCs w:val="21"/>
+        </w:rPr>
+        <w:t xml:space="preserve">and</w:t>
+      </w:r>
+      <w:r>
+        <w:rPr>
+          <w:rFonts w:ascii="Georgia" w:cs="Georgia" w:eastAsia="Georgia" w:hAnsi="Georgia"/>
+          <w:color w:val="1A1A1A"/>
+          <w:sz w:val="21"/>
+          <w:szCs w:val="21"/>
+        </w:rPr>
+        <w:t xml:space="preserve"> is the defining new risk: AI can propose sequences that no screening database has ever seen.</w:t>
+      </w:r>
+    </w:p>
+    <w:p>
+      <w:pPr>
+        <w:spacing w:after="140" w:line="276"/>
+        <w:jc w:val="both"/>
+      </w:pPr>
+      <w:r>
+        <w:rPr>
+          <w:rFonts w:ascii="Georgia" w:cs="Georgia" w:eastAsia="Georgia" w:hAnsi="Georgia"/>
+          <w:b/>
+          <w:bCs/>
+          <w:color w:val="1A1A1A"/>
+          <w:sz w:val="21"/>
+          <w:szCs w:val="21"/>
+        </w:rPr>
+        <w:t xml:space="preserve">The vocabulary to hold:</w:t>
+      </w:r>
+      <w:r>
+        <w:rPr>
+          <w:rFonts w:ascii="Georgia" w:cs="Georgia" w:eastAsia="Georgia" w:hAnsi="Georgia"/>
+          <w:color w:val="1A1A1A"/>
+          <w:sz w:val="21"/>
+          <w:szCs w:val="21"/>
+        </w:rPr>
+        <w:t xml:space="preserve"> genotype vs phenotype; </w:t>
+      </w:r>
+      <w:r>
+        <w:rPr>
+          <w:rFonts w:ascii="Georgia" w:cs="Georgia" w:eastAsia="Georgia" w:hAnsi="Georgia"/>
+          <w:b/>
+          <w:bCs/>
+          <w:color w:val="1A1A1A"/>
+          <w:sz w:val="21"/>
+          <w:szCs w:val="21"/>
+        </w:rPr>
+        <w:t xml:space="preserve">GMO/LMO</w:t>
+      </w:r>
+      <w:r>
+        <w:rPr>
+          <w:rFonts w:ascii="Georgia" w:cs="Georgia" w:eastAsia="Georgia" w:hAnsi="Georgia"/>
+          <w:color w:val="1A1A1A"/>
+          <w:sz w:val="21"/>
+          <w:szCs w:val="21"/>
+        </w:rPr>
+        <w:t xml:space="preserve"> (genetically/living modified organism); </w:t>
+      </w:r>
+      <w:r>
+        <w:rPr>
+          <w:rFonts w:ascii="Georgia" w:cs="Georgia" w:eastAsia="Georgia" w:hAnsi="Georgia"/>
+          <w:b/>
+          <w:bCs/>
+          <w:color w:val="1A1A1A"/>
+          <w:sz w:val="21"/>
+          <w:szCs w:val="21"/>
+        </w:rPr>
+        <w:t xml:space="preserve">gain-of-function</w:t>
+      </w:r>
+      <w:r>
+        <w:rPr>
+          <w:rFonts w:ascii="Georgia" w:cs="Georgia" w:eastAsia="Georgia" w:hAnsi="Georgia"/>
+          <w:color w:val="1A1A1A"/>
+          <w:sz w:val="21"/>
+          <w:szCs w:val="21"/>
+        </w:rPr>
+        <w:t xml:space="preserve"> (research enhancing a pathogen); </w:t>
       </w:r>
       <w:r>
         <w:rPr>
@@ -7680,27 +12397,7 @@
           <w:sz w:val="21"/>
           <w:szCs w:val="21"/>
         </w:rPr>
-        <w:t xml:space="preserve">, </w:t>
-      </w:r>
-      <w:r>
-        <w:rPr>
-          <w:rFonts w:ascii="Georgia" w:cs="Georgia" w:eastAsia="Georgia" w:hAnsi="Georgia"/>
-          <w:b/>
-          <w:bCs/>
-          <w:color w:val="1A1A1A"/>
-          <w:sz w:val="21"/>
-          <w:szCs w:val="21"/>
-        </w:rPr>
-        <w:t xml:space="preserve">gain-of-function</w:t>
-      </w:r>
-      <w:r>
-        <w:rPr>
-          <w:rFonts w:ascii="Georgia" w:cs="Georgia" w:eastAsia="Georgia" w:hAnsi="Georgia"/>
-          <w:color w:val="1A1A1A"/>
-          <w:sz w:val="21"/>
-          <w:szCs w:val="21"/>
-        </w:rPr>
-        <w:t xml:space="preserve"> research, </w:t>
+        <w:t xml:space="preserve">; </w:t>
       </w:r>
       <w:r>
         <w:rPr>
@@ -7720,7 +12417,27 @@
           <w:sz w:val="21"/>
           <w:szCs w:val="21"/>
         </w:rPr>
-        <w:t xml:space="preserve"> (protecting people from accidental exposure) vs </w:t>
+        <w:t xml:space="preserve"> (preventing accidental release, graded </w:t>
+      </w:r>
+      <w:r>
+        <w:rPr>
+          <w:rFonts w:ascii="Georgia" w:cs="Georgia" w:eastAsia="Georgia" w:hAnsi="Georgia"/>
+          <w:b/>
+          <w:bCs/>
+          <w:color w:val="1A1A1A"/>
+          <w:sz w:val="21"/>
+          <w:szCs w:val="21"/>
+        </w:rPr>
+        <w:t xml:space="preserve">BSL-1 to BSL-4</w:t>
+      </w:r>
+      <w:r>
+        <w:rPr>
+          <w:rFonts w:ascii="Georgia" w:cs="Georgia" w:eastAsia="Georgia" w:hAnsi="Georgia"/>
+          <w:color w:val="1A1A1A"/>
+          <w:sz w:val="21"/>
+          <w:szCs w:val="21"/>
+        </w:rPr>
+        <w:t xml:space="preserve"> by containment) vs </w:t>
       </w:r>
       <w:r>
         <w:rPr>
@@ -7740,27 +12457,7 @@
           <w:sz w:val="21"/>
           <w:szCs w:val="21"/>
         </w:rPr>
-        <w:t xml:space="preserve"> (preventing deliberate misuse), and </w:t>
-      </w:r>
-      <w:r>
-        <w:rPr>
-          <w:rFonts w:ascii="Georgia" w:cs="Georgia" w:eastAsia="Georgia" w:hAnsi="Georgia"/>
-          <w:b/>
-          <w:bCs/>
-          <w:color w:val="1A1A1A"/>
-          <w:sz w:val="21"/>
-          <w:szCs w:val="21"/>
-        </w:rPr>
-        <w:t xml:space="preserve">DNA-synthesis screening</w:t>
-      </w:r>
-      <w:r>
-        <w:rPr>
-          <w:rFonts w:ascii="Georgia" w:cs="Georgia" w:eastAsia="Georgia" w:hAnsi="Georgia"/>
-          <w:color w:val="1A1A1A"/>
-          <w:sz w:val="21"/>
-          <w:szCs w:val="21"/>
-        </w:rPr>
-        <w:t xml:space="preserve">.</w:t>
+        <w:t xml:space="preserve"> (preventing deliberate misuse).</w:t>
       </w:r>
     </w:p>
     <w:p>
@@ -7792,7 +12489,7 @@
           <w:sz w:val="21"/>
           <w:szCs w:val="21"/>
         </w:rPr>
-        <w:t xml:space="preserve">The synthetic-biology market was roughly </w:t>
+        <w:t xml:space="preserve">The synthetic-biology market was ~</w:t>
       </w:r>
       <w:r>
         <w:rPr>
@@ -7812,7 +12509,7 @@
           <w:sz w:val="21"/>
           <w:szCs w:val="21"/>
         </w:rPr>
-        <w:t xml:space="preserve">, growing ~20% a year toward the hundreds of billions by the mid-2030s. The defining new risk vector is the </w:t>
+        <w:t xml:space="preserve">, growing ~20%+ a year toward the hundreds of billions by the mid-2030s. The defining risk vector is the </w:t>
       </w:r>
       <w:r>
         <w:rPr>
@@ -7832,7 +12529,7 @@
           <w:sz w:val="21"/>
           <w:szCs w:val="21"/>
         </w:rPr>
-        <w:t xml:space="preserve">: generative design tools that can propose novel biological sequences are advancing faster than the screening systems meant to catch dangerous ones.</w:t>
+        <w:t xml:space="preserve">: generative design outpacing the sequence-based screening meant to catch dangerous constructs.</w:t>
       </w:r>
     </w:p>
     <w:p>
@@ -7924,7 +12621,7 @@
           <w:sz w:val="21"/>
           <w:szCs w:val="21"/>
         </w:rPr>
-        <w:t xml:space="preserve"> programme (a key convener of screening norms).</w:t>
+        <w:t xml:space="preserve"> programme.</w:t>
       </w:r>
     </w:p>
     <w:p>
@@ -8065,7 +12762,7 @@
           <w:sz w:val="21"/>
           <w:szCs w:val="21"/>
         </w:rPr>
-        <w:t xml:space="preserve">; governance leans on national DURC policies and voluntary DNA-synthesis screening. Recent moves: a US executive order (2025) directing a biosafety/biosecurity refresh; proposed US legislation to tighten synthesis screening; the EU’s preparatory work on a </w:t>
+        <w:t xml:space="preserve">; governance leans on national DURC policies and voluntary DNA-synthesis screening. Recent moves: a US executive order (2025) on biosafety/biosecurity; proposed US legislation to tighten synthesis screening; the EU’s preparatory </w:t>
       </w:r>
       <w:r>
         <w:rPr>
@@ -8175,7 +12872,7 @@
           <w:sz w:val="21"/>
           <w:szCs w:val="21"/>
         </w:rPr>
-        <w:t xml:space="preserve"> (access and benefit-sharing) sit under the Convention on Biological Diversity. Gene-editing product rules diverge sharply: the EU is </w:t>
+        <w:t xml:space="preserve"> (access and benefit-sharing) under the CBD. Gene-editing product rules diverge: the EU is </w:t>
       </w:r>
       <w:r>
         <w:rPr>
@@ -8265,7 +12962,7 @@
           <w:sz w:val="21"/>
           <w:szCs w:val="21"/>
         </w:rPr>
-        <w:t xml:space="preserve"> editing remains broadly off-limits after the 2018 He Jiankui affair; UNESCO and WHO run active bioethics and human-genome-editing governance processes.</w:t>
+        <w:t xml:space="preserve"> editing broadly off-limits post-2018; UNESCO and WHO run active human-genome-editing governance.</w:t>
       </w:r>
     </w:p>
     <w:p>
@@ -8297,7 +12994,7 @@
           <w:sz w:val="21"/>
           <w:szCs w:val="21"/>
         </w:rPr>
-        <w:t xml:space="preserve">Open: how to govern the AI-bio convergence; how to screen synthesis without stifling research; how to reach non-state and DIY-bio actors; and how to add verification to a treaty regime that lacks it. Toolkit angle: biotech needs </w:t>
+        <w:t xml:space="preserve">Open: governing the AI-bio convergence; screening synthesis without stifling research; reaching non-state and DIY-bio actors; adding verification to a treaty regime that lacks it. Toolkit angle: biotech needs </w:t>
       </w:r>
       <w:r>
         <w:rPr>
@@ -8337,7 +13034,7 @@
           <w:sz w:val="21"/>
           <w:szCs w:val="21"/>
         </w:rPr>
-        <w:t xml:space="preserve"> (a borderless risk), and honest recognition of the </w:t>
+        <w:t xml:space="preserve">, and honest recognition of the </w:t>
       </w:r>
       <w:r>
         <w:rPr>
@@ -8357,7 +13054,7 @@
           <w:sz w:val="21"/>
           <w:szCs w:val="21"/>
         </w:rPr>
-        <w:t xml:space="preserve"> where the downside is catastrophic — the domain where you show you know when agility must yield to precaution.</w:t>
+        <w:t xml:space="preserve"> where the downside is catastrophic — the domain where agility must yield to precaution.</w:t>
       </w:r>
     </w:p>
     <w:p>
@@ -8374,7 +13071,7 @@
           <w:sz w:val="25"/>
           <w:szCs w:val="25"/>
         </w:rPr>
-        <w:t xml:space="preserve">3.4 Robotics and Autonomous Mobility</w:t>
+        <w:t xml:space="preserve">4.4 Robotics and Autonomous Mobility</w:t>
       </w:r>
     </w:p>
     <w:p>
@@ -8391,7 +13088,7 @@
           <w:sz w:val="22"/>
           <w:szCs w:val="22"/>
         </w:rPr>
-        <w:t xml:space="preserve">The primer</w:t>
+        <w:t xml:space="preserve">How it works — the primer</w:t>
       </w:r>
     </w:p>
     <w:p>
@@ -8402,182 +13099,253 @@
       <w:r>
         <w:rPr>
           <w:rFonts w:ascii="Georgia" w:cs="Georgia" w:eastAsia="Georgia" w:hAnsi="Georgia"/>
-          <w:color w:val="1A1A1A"/>
-          <w:sz w:val="21"/>
-          <w:szCs w:val="21"/>
-        </w:rPr>
-        <w:t xml:space="preserve">Two converging fronts: </w:t>
-      </w:r>
-      <w:r>
-        <w:rPr>
-          <w:rFonts w:ascii="Georgia" w:cs="Georgia" w:eastAsia="Georgia" w:hAnsi="Georgia"/>
-          <w:b/>
-          <w:bCs/>
-          <w:color w:val="1A1A1A"/>
-          <w:sz w:val="21"/>
-          <w:szCs w:val="21"/>
-        </w:rPr>
-        <w:t xml:space="preserve">autonomous vehicles (AVs)</w:t>
-      </w:r>
-      <w:r>
-        <w:rPr>
-          <w:rFonts w:ascii="Georgia" w:cs="Georgia" w:eastAsia="Georgia" w:hAnsi="Georgia"/>
-          <w:color w:val="1A1A1A"/>
-          <w:sz w:val="21"/>
-          <w:szCs w:val="21"/>
-        </w:rPr>
-        <w:t xml:space="preserve"> — self-driving cars, trucks and delivery robots, classified on the </w:t>
-      </w:r>
-      <w:r>
-        <w:rPr>
-          <w:rFonts w:ascii="Georgia" w:cs="Georgia" w:eastAsia="Georgia" w:hAnsi="Georgia"/>
-          <w:b/>
-          <w:bCs/>
-          <w:color w:val="1A1A1A"/>
-          <w:sz w:val="21"/>
-          <w:szCs w:val="21"/>
-        </w:rPr>
-        <w:t xml:space="preserve">SAE Levels 0–5</w:t>
-      </w:r>
-      <w:r>
-        <w:rPr>
-          <w:rFonts w:ascii="Georgia" w:cs="Georgia" w:eastAsia="Georgia" w:hAnsi="Georgia"/>
-          <w:color w:val="1A1A1A"/>
-          <w:sz w:val="21"/>
-          <w:szCs w:val="21"/>
-        </w:rPr>
-        <w:t xml:space="preserve"> scale from no automation to full autonomy, built on a perception-planning-control stack of sensors (lidar, radar, cameras), sensor fusion and ML — and </w:t>
-      </w:r>
-      <w:r>
-        <w:rPr>
-          <w:rFonts w:ascii="Georgia" w:cs="Georgia" w:eastAsia="Georgia" w:hAnsi="Georgia"/>
-          <w:b/>
-          <w:bCs/>
-          <w:color w:val="1A1A1A"/>
-          <w:sz w:val="21"/>
-          <w:szCs w:val="21"/>
-        </w:rPr>
-        <w:t xml:space="preserve">general-purpose / humanoid robotics</w:t>
-      </w:r>
-      <w:r>
-        <w:rPr>
-          <w:rFonts w:ascii="Georgia" w:cs="Georgia" w:eastAsia="Georgia" w:hAnsi="Georgia"/>
-          <w:color w:val="1A1A1A"/>
-          <w:sz w:val="21"/>
-          <w:szCs w:val="21"/>
-        </w:rPr>
-        <w:t xml:space="preserve"> and </w:t>
-      </w:r>
-      <w:r>
-        <w:rPr>
-          <w:rFonts w:ascii="Georgia" w:cs="Georgia" w:eastAsia="Georgia" w:hAnsi="Georgia"/>
-          <w:b/>
-          <w:bCs/>
-          <w:color w:val="1A1A1A"/>
-          <w:sz w:val="21"/>
-          <w:szCs w:val="21"/>
-        </w:rPr>
-        <w:t xml:space="preserve">embodied AI</w:t>
-      </w:r>
-      <w:r>
-        <w:rPr>
-          <w:rFonts w:ascii="Georgia" w:cs="Georgia" w:eastAsia="Georgia" w:hAnsi="Georgia"/>
-          <w:color w:val="1A1A1A"/>
-          <w:sz w:val="21"/>
-          <w:szCs w:val="21"/>
-        </w:rPr>
-        <w:t xml:space="preserve">, riding the AI wave. The unifying feature is </w:t>
-      </w:r>
-      <w:r>
-        <w:rPr>
-          <w:rFonts w:ascii="Georgia" w:cs="Georgia" w:eastAsia="Georgia" w:hAnsi="Georgia"/>
-          <w:b/>
-          <w:bCs/>
-          <w:color w:val="1A1A1A"/>
-          <w:sz w:val="21"/>
-          <w:szCs w:val="21"/>
-        </w:rPr>
-        <w:t xml:space="preserve">autonomous physical action in shared human spaces</w:t>
-      </w:r>
-      <w:r>
-        <w:rPr>
-          <w:rFonts w:ascii="Georgia" w:cs="Georgia" w:eastAsia="Georgia" w:hAnsi="Georgia"/>
-          <w:color w:val="1A1A1A"/>
-          <w:sz w:val="21"/>
-          <w:szCs w:val="21"/>
-        </w:rPr>
-        <w:t xml:space="preserve">, which makes safety and liability concrete rather than abstract. Governance concepts: the </w:t>
-      </w:r>
-      <w:r>
-        <w:rPr>
-          <w:rFonts w:ascii="Georgia" w:cs="Georgia" w:eastAsia="Georgia" w:hAnsi="Georgia"/>
-          <w:b/>
-          <w:bCs/>
-          <w:color w:val="1A1A1A"/>
-          <w:sz w:val="21"/>
-          <w:szCs w:val="21"/>
-        </w:rPr>
-        <w:t xml:space="preserve">safety case</w:t>
-      </w:r>
-      <w:r>
-        <w:rPr>
-          <w:rFonts w:ascii="Georgia" w:cs="Georgia" w:eastAsia="Georgia" w:hAnsi="Georgia"/>
-          <w:color w:val="1A1A1A"/>
-          <w:sz w:val="21"/>
-          <w:szCs w:val="21"/>
-        </w:rPr>
-        <w:t xml:space="preserve"> (a structured, evidence-based argument that a system is acceptably safe), </w:t>
-      </w:r>
-      <w:r>
-        <w:rPr>
-          <w:rFonts w:ascii="Georgia" w:cs="Georgia" w:eastAsia="Georgia" w:hAnsi="Georgia"/>
-          <w:b/>
-          <w:bCs/>
-          <w:color w:val="1A1A1A"/>
-          <w:sz w:val="21"/>
-          <w:szCs w:val="21"/>
-        </w:rPr>
-        <w:t xml:space="preserve">type approval</w:t>
-      </w:r>
-      <w:r>
-        <w:rPr>
-          <w:rFonts w:ascii="Georgia" w:cs="Georgia" w:eastAsia="Georgia" w:hAnsi="Georgia"/>
-          <w:color w:val="1A1A1A"/>
-          <w:sz w:val="21"/>
-          <w:szCs w:val="21"/>
-        </w:rPr>
-        <w:t xml:space="preserve">, </w:t>
-      </w:r>
-      <w:r>
-        <w:rPr>
-          <w:rFonts w:ascii="Georgia" w:cs="Georgia" w:eastAsia="Georgia" w:hAnsi="Georgia"/>
-          <w:b/>
-          <w:bCs/>
-          <w:color w:val="1A1A1A"/>
-          <w:sz w:val="21"/>
-          <w:szCs w:val="21"/>
-        </w:rPr>
-        <w:t xml:space="preserve">operational design domain (ODD)</w:t>
-      </w:r>
-      <w:r>
-        <w:rPr>
-          <w:rFonts w:ascii="Georgia" w:cs="Georgia" w:eastAsia="Georgia" w:hAnsi="Georgia"/>
-          <w:color w:val="1A1A1A"/>
-          <w:sz w:val="21"/>
-          <w:szCs w:val="21"/>
-        </w:rPr>
-        <w:t xml:space="preserve">, and </w:t>
-      </w:r>
-      <w:r>
-        <w:rPr>
-          <w:rFonts w:ascii="Georgia" w:cs="Georgia" w:eastAsia="Georgia" w:hAnsi="Georgia"/>
-          <w:b/>
-          <w:bCs/>
-          <w:color w:val="1A1A1A"/>
-          <w:sz w:val="21"/>
-          <w:szCs w:val="21"/>
-        </w:rPr>
-        <w:t xml:space="preserve">product liability</w:t>
+          <w:b/>
+          <w:bCs/>
+          <w:color w:val="1A1A1A"/>
+          <w:sz w:val="21"/>
+          <w:szCs w:val="21"/>
+        </w:rPr>
+        <w:t xml:space="preserve">The autonomy loop.</w:t>
+      </w:r>
+      <w:r>
+        <w:rPr>
+          <w:rFonts w:ascii="Georgia" w:cs="Georgia" w:eastAsia="Georgia" w:hAnsi="Georgia"/>
+          <w:color w:val="1A1A1A"/>
+          <w:sz w:val="21"/>
+          <w:szCs w:val="21"/>
+        </w:rPr>
+        <w:t xml:space="preserve"> Every robot and self-driving system runs a </w:t>
+      </w:r>
+      <w:r>
+        <w:rPr>
+          <w:rFonts w:ascii="Georgia" w:cs="Georgia" w:eastAsia="Georgia" w:hAnsi="Georgia"/>
+          <w:b/>
+          <w:bCs/>
+          <w:color w:val="1A1A1A"/>
+          <w:sz w:val="21"/>
+          <w:szCs w:val="21"/>
+        </w:rPr>
+        <w:t xml:space="preserve">sense → plan → act</w:t>
+      </w:r>
+      <w:r>
+        <w:rPr>
+          <w:rFonts w:ascii="Georgia" w:cs="Georgia" w:eastAsia="Georgia" w:hAnsi="Georgia"/>
+          <w:color w:val="1A1A1A"/>
+          <w:sz w:val="21"/>
+          <w:szCs w:val="21"/>
+        </w:rPr>
+        <w:t xml:space="preserve"> loop. </w:t>
+      </w:r>
+      <w:r>
+        <w:rPr>
+          <w:rFonts w:ascii="Georgia" w:cs="Georgia" w:eastAsia="Georgia" w:hAnsi="Georgia"/>
+          <w:b/>
+          <w:bCs/>
+          <w:color w:val="1A1A1A"/>
+          <w:sz w:val="21"/>
+          <w:szCs w:val="21"/>
+        </w:rPr>
+        <w:t xml:space="preserve">Sensing:</w:t>
+      </w:r>
+      <w:r>
+        <w:rPr>
+          <w:rFonts w:ascii="Georgia" w:cs="Georgia" w:eastAsia="Georgia" w:hAnsi="Georgia"/>
+          <w:color w:val="1A1A1A"/>
+          <w:sz w:val="21"/>
+          <w:szCs w:val="21"/>
+        </w:rPr>
+        <w:t xml:space="preserve"> cameras, </w:t>
+      </w:r>
+      <w:r>
+        <w:rPr>
+          <w:rFonts w:ascii="Georgia" w:cs="Georgia" w:eastAsia="Georgia" w:hAnsi="Georgia"/>
+          <w:b/>
+          <w:bCs/>
+          <w:color w:val="1A1A1A"/>
+          <w:sz w:val="21"/>
+          <w:szCs w:val="21"/>
+        </w:rPr>
+        <w:t xml:space="preserve">radar</w:t>
+      </w:r>
+      <w:r>
+        <w:rPr>
+          <w:rFonts w:ascii="Georgia" w:cs="Georgia" w:eastAsia="Georgia" w:hAnsi="Georgia"/>
+          <w:color w:val="1A1A1A"/>
+          <w:sz w:val="21"/>
+          <w:szCs w:val="21"/>
+        </w:rPr>
+        <w:t xml:space="preserve"> (radio, good in bad weather), </w:t>
+      </w:r>
+      <w:r>
+        <w:rPr>
+          <w:rFonts w:ascii="Georgia" w:cs="Georgia" w:eastAsia="Georgia" w:hAnsi="Georgia"/>
+          <w:b/>
+          <w:bCs/>
+          <w:color w:val="1A1A1A"/>
+          <w:sz w:val="21"/>
+          <w:szCs w:val="21"/>
+        </w:rPr>
+        <w:t xml:space="preserve">lidar</w:t>
+      </w:r>
+      <w:r>
+        <w:rPr>
+          <w:rFonts w:ascii="Georgia" w:cs="Georgia" w:eastAsia="Georgia" w:hAnsi="Georgia"/>
+          <w:color w:val="1A1A1A"/>
+          <w:sz w:val="21"/>
+          <w:szCs w:val="21"/>
+        </w:rPr>
+        <w:t xml:space="preserve"> (laser, precise 3-D shape), plus inertial and GPS units; </w:t>
+      </w:r>
+      <w:r>
+        <w:rPr>
+          <w:rFonts w:ascii="Georgia" w:cs="Georgia" w:eastAsia="Georgia" w:hAnsi="Georgia"/>
+          <w:b/>
+          <w:bCs/>
+          <w:color w:val="1A1A1A"/>
+          <w:sz w:val="21"/>
+          <w:szCs w:val="21"/>
+        </w:rPr>
+        <w:t xml:space="preserve">sensor fusion</w:t>
+      </w:r>
+      <w:r>
+        <w:rPr>
+          <w:rFonts w:ascii="Georgia" w:cs="Georgia" w:eastAsia="Georgia" w:hAnsi="Georgia"/>
+          <w:color w:val="1A1A1A"/>
+          <w:sz w:val="21"/>
+          <w:szCs w:val="21"/>
+        </w:rPr>
+        <w:t xml:space="preserve"> blends them into one model of the world. </w:t>
+      </w:r>
+      <w:r>
+        <w:rPr>
+          <w:rFonts w:ascii="Georgia" w:cs="Georgia" w:eastAsia="Georgia" w:hAnsi="Georgia"/>
+          <w:b/>
+          <w:bCs/>
+          <w:color w:val="1A1A1A"/>
+          <w:sz w:val="21"/>
+          <w:szCs w:val="21"/>
+        </w:rPr>
+        <w:t xml:space="preserve">Perception:</w:t>
+      </w:r>
+      <w:r>
+        <w:rPr>
+          <w:rFonts w:ascii="Georgia" w:cs="Georgia" w:eastAsia="Georgia" w:hAnsi="Georgia"/>
+          <w:color w:val="1A1A1A"/>
+          <w:sz w:val="21"/>
+          <w:szCs w:val="21"/>
+        </w:rPr>
+        <w:t xml:space="preserve"> machine learning turns that data into an understanding of the scene — where the road, pedestrians and vehicles are. </w:t>
+      </w:r>
+      <w:r>
+        <w:rPr>
+          <w:rFonts w:ascii="Georgia" w:cs="Georgia" w:eastAsia="Georgia" w:hAnsi="Georgia"/>
+          <w:b/>
+          <w:bCs/>
+          <w:color w:val="1A1A1A"/>
+          <w:sz w:val="21"/>
+          <w:szCs w:val="21"/>
+        </w:rPr>
+        <w:t xml:space="preserve">Localisation:</w:t>
+      </w:r>
+      <w:r>
+        <w:rPr>
+          <w:rFonts w:ascii="Georgia" w:cs="Georgia" w:eastAsia="Georgia" w:hAnsi="Georgia"/>
+          <w:color w:val="1A1A1A"/>
+          <w:sz w:val="21"/>
+          <w:szCs w:val="21"/>
+        </w:rPr>
+        <w:t xml:space="preserve"> the system fixes where it is, often against a pre-built </w:t>
+      </w:r>
+      <w:r>
+        <w:rPr>
+          <w:rFonts w:ascii="Georgia" w:cs="Georgia" w:eastAsia="Georgia" w:hAnsi="Georgia"/>
+          <w:b/>
+          <w:bCs/>
+          <w:color w:val="1A1A1A"/>
+          <w:sz w:val="21"/>
+          <w:szCs w:val="21"/>
+        </w:rPr>
+        <w:t xml:space="preserve">HD map</w:t>
+      </w:r>
+      <w:r>
+        <w:rPr>
+          <w:rFonts w:ascii="Georgia" w:cs="Georgia" w:eastAsia="Georgia" w:hAnsi="Georgia"/>
+          <w:color w:val="1A1A1A"/>
+          <w:sz w:val="21"/>
+          <w:szCs w:val="21"/>
+        </w:rPr>
+        <w:t xml:space="preserve">. </w:t>
+      </w:r>
+      <w:r>
+        <w:rPr>
+          <w:rFonts w:ascii="Georgia" w:cs="Georgia" w:eastAsia="Georgia" w:hAnsi="Georgia"/>
+          <w:b/>
+          <w:bCs/>
+          <w:color w:val="1A1A1A"/>
+          <w:sz w:val="21"/>
+          <w:szCs w:val="21"/>
+        </w:rPr>
+        <w:t xml:space="preserve">Prediction:</w:t>
+      </w:r>
+      <w:r>
+        <w:rPr>
+          <w:rFonts w:ascii="Georgia" w:cs="Georgia" w:eastAsia="Georgia" w:hAnsi="Georgia"/>
+          <w:color w:val="1A1A1A"/>
+          <w:sz w:val="21"/>
+          <w:szCs w:val="21"/>
+        </w:rPr>
+        <w:t xml:space="preserve"> it forecasts what other agents will do. </w:t>
+      </w:r>
+      <w:r>
+        <w:rPr>
+          <w:rFonts w:ascii="Georgia" w:cs="Georgia" w:eastAsia="Georgia" w:hAnsi="Georgia"/>
+          <w:b/>
+          <w:bCs/>
+          <w:color w:val="1A1A1A"/>
+          <w:sz w:val="21"/>
+          <w:szCs w:val="21"/>
+        </w:rPr>
+        <w:t xml:space="preserve">Planning:</w:t>
+      </w:r>
+      <w:r>
+        <w:rPr>
+          <w:rFonts w:ascii="Georgia" w:cs="Georgia" w:eastAsia="Georgia" w:hAnsi="Georgia"/>
+          <w:color w:val="1A1A1A"/>
+          <w:sz w:val="21"/>
+          <w:szCs w:val="21"/>
+        </w:rPr>
+        <w:t xml:space="preserve"> it chooses a safe path and behaviour. </w:t>
+      </w:r>
+      <w:r>
+        <w:rPr>
+          <w:rFonts w:ascii="Georgia" w:cs="Georgia" w:eastAsia="Georgia" w:hAnsi="Georgia"/>
+          <w:b/>
+          <w:bCs/>
+          <w:color w:val="1A1A1A"/>
+          <w:sz w:val="21"/>
+          <w:szCs w:val="21"/>
+        </w:rPr>
+        <w:t xml:space="preserve">Control:</w:t>
+      </w:r>
+      <w:r>
+        <w:rPr>
+          <w:rFonts w:ascii="Georgia" w:cs="Georgia" w:eastAsia="Georgia" w:hAnsi="Georgia"/>
+          <w:color w:val="1A1A1A"/>
+          <w:sz w:val="21"/>
+          <w:szCs w:val="21"/>
+        </w:rPr>
+        <w:t xml:space="preserve"> it converts that into steering, throttle and braking through </w:t>
+      </w:r>
+      <w:r>
+        <w:rPr>
+          <w:rFonts w:ascii="Georgia" w:cs="Georgia" w:eastAsia="Georgia" w:hAnsi="Georgia"/>
+          <w:b/>
+          <w:bCs/>
+          <w:color w:val="1A1A1A"/>
+          <w:sz w:val="21"/>
+          <w:szCs w:val="21"/>
+        </w:rPr>
+        <w:t xml:space="preserve">actuators</w:t>
       </w:r>
       <w:r>
         <w:rPr>
@@ -8587,6 +13355,298 @@
           <w:szCs w:val="21"/>
         </w:rPr>
         <w:t xml:space="preserve">.</w:t>
+      </w:r>
+    </w:p>
+    <w:p>
+      <w:pPr>
+        <w:spacing w:after="140" w:line="276"/>
+        <w:jc w:val="both"/>
+      </w:pPr>
+      <w:r>
+        <w:rPr>
+          <w:rFonts w:ascii="Georgia" w:cs="Georgia" w:eastAsia="Georgia" w:hAnsi="Georgia"/>
+          <w:b/>
+          <w:bCs/>
+          <w:color w:val="1A1A1A"/>
+          <w:sz w:val="21"/>
+          <w:szCs w:val="21"/>
+        </w:rPr>
+        <w:t xml:space="preserve">Levels and limits.</w:t>
+      </w:r>
+      <w:r>
+        <w:rPr>
+          <w:rFonts w:ascii="Georgia" w:cs="Georgia" w:eastAsia="Georgia" w:hAnsi="Georgia"/>
+          <w:color w:val="1A1A1A"/>
+          <w:sz w:val="21"/>
+          <w:szCs w:val="21"/>
+        </w:rPr>
+        <w:t xml:space="preserve"> The universal shorthand is the </w:t>
+      </w:r>
+      <w:r>
+        <w:rPr>
+          <w:rFonts w:ascii="Georgia" w:cs="Georgia" w:eastAsia="Georgia" w:hAnsi="Georgia"/>
+          <w:b/>
+          <w:bCs/>
+          <w:color w:val="1A1A1A"/>
+          <w:sz w:val="21"/>
+          <w:szCs w:val="21"/>
+        </w:rPr>
+        <w:t xml:space="preserve">SAE 0–5</w:t>
+      </w:r>
+      <w:r>
+        <w:rPr>
+          <w:rFonts w:ascii="Georgia" w:cs="Georgia" w:eastAsia="Georgia" w:hAnsi="Georgia"/>
+          <w:color w:val="1A1A1A"/>
+          <w:sz w:val="21"/>
+          <w:szCs w:val="21"/>
+        </w:rPr>
+        <w:t xml:space="preserve"> scale: 0 (no automation) → 2 (driver-assist, human responsible) → 3 (conditional, car drives but human must take over) → 4 (fully driverless within a defined </w:t>
+      </w:r>
+      <w:r>
+        <w:rPr>
+          <w:rFonts w:ascii="Georgia" w:cs="Georgia" w:eastAsia="Georgia" w:hAnsi="Georgia"/>
+          <w:b/>
+          <w:bCs/>
+          <w:color w:val="1A1A1A"/>
+          <w:sz w:val="21"/>
+          <w:szCs w:val="21"/>
+        </w:rPr>
+        <w:t xml:space="preserve">operational design domain</w:t>
+      </w:r>
+      <w:r>
+        <w:rPr>
+          <w:rFonts w:ascii="Georgia" w:cs="Georgia" w:eastAsia="Georgia" w:hAnsi="Georgia"/>
+          <w:color w:val="1A1A1A"/>
+          <w:sz w:val="21"/>
+          <w:szCs w:val="21"/>
+        </w:rPr>
+        <w:t xml:space="preserve">, ODD) → 5 (anywhere). The hard part is the </w:t>
+      </w:r>
+      <w:r>
+        <w:rPr>
+          <w:rFonts w:ascii="Georgia" w:cs="Georgia" w:eastAsia="Georgia" w:hAnsi="Georgia"/>
+          <w:b/>
+          <w:bCs/>
+          <w:color w:val="1A1A1A"/>
+          <w:sz w:val="21"/>
+          <w:szCs w:val="21"/>
+        </w:rPr>
+        <w:t xml:space="preserve">long tail</w:t>
+      </w:r>
+      <w:r>
+        <w:rPr>
+          <w:rFonts w:ascii="Georgia" w:cs="Georgia" w:eastAsia="Georgia" w:hAnsi="Georgia"/>
+          <w:color w:val="1A1A1A"/>
+          <w:sz w:val="21"/>
+          <w:szCs w:val="21"/>
+        </w:rPr>
+        <w:t xml:space="preserve"> of rare edge cases (an overturned truck, unusual weather, hand signals); performance is tracked by metrics like </w:t>
+      </w:r>
+      <w:r>
+        <w:rPr>
+          <w:rFonts w:ascii="Georgia" w:cs="Georgia" w:eastAsia="Georgia" w:hAnsi="Georgia"/>
+          <w:b/>
+          <w:bCs/>
+          <w:color w:val="1A1A1A"/>
+          <w:sz w:val="21"/>
+          <w:szCs w:val="21"/>
+        </w:rPr>
+        <w:t xml:space="preserve">disengagements</w:t>
+      </w:r>
+      <w:r>
+        <w:rPr>
+          <w:rFonts w:ascii="Georgia" w:cs="Georgia" w:eastAsia="Georgia" w:hAnsi="Georgia"/>
+          <w:color w:val="1A1A1A"/>
+          <w:sz w:val="21"/>
+          <w:szCs w:val="21"/>
+        </w:rPr>
+        <w:t xml:space="preserve"> (how often a human must intervene). Increasingly, models are trained </w:t>
+      </w:r>
+      <w:r>
+        <w:rPr>
+          <w:rFonts w:ascii="Georgia" w:cs="Georgia" w:eastAsia="Georgia" w:hAnsi="Georgia"/>
+          <w:b/>
+          <w:bCs/>
+          <w:color w:val="1A1A1A"/>
+          <w:sz w:val="21"/>
+          <w:szCs w:val="21"/>
+        </w:rPr>
+        <w:t xml:space="preserve">end-to-end</w:t>
+      </w:r>
+      <w:r>
+        <w:rPr>
+          <w:rFonts w:ascii="Georgia" w:cs="Georgia" w:eastAsia="Georgia" w:hAnsi="Georgia"/>
+          <w:color w:val="1A1A1A"/>
+          <w:sz w:val="21"/>
+          <w:szCs w:val="21"/>
+        </w:rPr>
+        <w:t xml:space="preserve"> and in </w:t>
+      </w:r>
+      <w:r>
+        <w:rPr>
+          <w:rFonts w:ascii="Georgia" w:cs="Georgia" w:eastAsia="Georgia" w:hAnsi="Georgia"/>
+          <w:b/>
+          <w:bCs/>
+          <w:color w:val="1A1A1A"/>
+          <w:sz w:val="21"/>
+          <w:szCs w:val="21"/>
+        </w:rPr>
+        <w:t xml:space="preserve">simulation</w:t>
+      </w:r>
+      <w:r>
+        <w:rPr>
+          <w:rFonts w:ascii="Georgia" w:cs="Georgia" w:eastAsia="Georgia" w:hAnsi="Georgia"/>
+          <w:color w:val="1A1A1A"/>
+          <w:sz w:val="21"/>
+          <w:szCs w:val="21"/>
+        </w:rPr>
+        <w:t xml:space="preserve"> before real-world deployment (</w:t>
+      </w:r>
+      <w:r>
+        <w:rPr>
+          <w:rFonts w:ascii="Georgia" w:cs="Georgia" w:eastAsia="Georgia" w:hAnsi="Georgia"/>
+          <w:b/>
+          <w:bCs/>
+          <w:color w:val="1A1A1A"/>
+          <w:sz w:val="21"/>
+          <w:szCs w:val="21"/>
+        </w:rPr>
+        <w:t xml:space="preserve">sim-to-real</w:t>
+      </w:r>
+      <w:r>
+        <w:rPr>
+          <w:rFonts w:ascii="Georgia" w:cs="Georgia" w:eastAsia="Georgia" w:hAnsi="Georgia"/>
+          <w:color w:val="1A1A1A"/>
+          <w:sz w:val="21"/>
+          <w:szCs w:val="21"/>
+        </w:rPr>
+        <w:t xml:space="preserve">).</w:t>
+      </w:r>
+    </w:p>
+    <w:p>
+      <w:pPr>
+        <w:spacing w:after="140" w:line="276"/>
+        <w:jc w:val="both"/>
+      </w:pPr>
+      <w:r>
+        <w:rPr>
+          <w:rFonts w:ascii="Georgia" w:cs="Georgia" w:eastAsia="Georgia" w:hAnsi="Georgia"/>
+          <w:b/>
+          <w:bCs/>
+          <w:color w:val="1A1A1A"/>
+          <w:sz w:val="21"/>
+          <w:szCs w:val="21"/>
+        </w:rPr>
+        <w:t xml:space="preserve">Humanoids and embodied AI.</w:t>
+      </w:r>
+      <w:r>
+        <w:rPr>
+          <w:rFonts w:ascii="Georgia" w:cs="Georgia" w:eastAsia="Georgia" w:hAnsi="Georgia"/>
+          <w:color w:val="1A1A1A"/>
+          <w:sz w:val="21"/>
+          <w:szCs w:val="21"/>
+        </w:rPr>
+        <w:t xml:space="preserve"> The newest front applies foundation-model techniques to </w:t>
+      </w:r>
+      <w:r>
+        <w:rPr>
+          <w:rFonts w:ascii="Georgia" w:cs="Georgia" w:eastAsia="Georgia" w:hAnsi="Georgia"/>
+          <w:i/>
+          <w:iCs/>
+          <w:color w:val="1A1A1A"/>
+          <w:sz w:val="21"/>
+          <w:szCs w:val="21"/>
+        </w:rPr>
+        <w:t xml:space="preserve">physical</w:t>
+      </w:r>
+      <w:r>
+        <w:rPr>
+          <w:rFonts w:ascii="Georgia" w:cs="Georgia" w:eastAsia="Georgia" w:hAnsi="Georgia"/>
+          <w:color w:val="1A1A1A"/>
+          <w:sz w:val="21"/>
+          <w:szCs w:val="21"/>
+        </w:rPr>
+        <w:t xml:space="preserve"> robots — general-purpose and </w:t>
+      </w:r>
+      <w:r>
+        <w:rPr>
+          <w:rFonts w:ascii="Georgia" w:cs="Georgia" w:eastAsia="Georgia" w:hAnsi="Georgia"/>
+          <w:b/>
+          <w:bCs/>
+          <w:color w:val="1A1A1A"/>
+          <w:sz w:val="21"/>
+          <w:szCs w:val="21"/>
+        </w:rPr>
+        <w:t xml:space="preserve">humanoid</w:t>
+      </w:r>
+      <w:r>
+        <w:rPr>
+          <w:rFonts w:ascii="Georgia" w:cs="Georgia" w:eastAsia="Georgia" w:hAnsi="Georgia"/>
+          <w:color w:val="1A1A1A"/>
+          <w:sz w:val="21"/>
+          <w:szCs w:val="21"/>
+        </w:rPr>
+        <w:t xml:space="preserve"> robots that learn manipulation and locomotion. The bottlenecks are hardware (dexterity, battery, cost) and the difficulty of guaranteeing safety in the messy physical world. Related categories: </w:t>
+      </w:r>
+      <w:r>
+        <w:rPr>
+          <w:rFonts w:ascii="Georgia" w:cs="Georgia" w:eastAsia="Georgia" w:hAnsi="Georgia"/>
+          <w:b/>
+          <w:bCs/>
+          <w:color w:val="1A1A1A"/>
+          <w:sz w:val="21"/>
+          <w:szCs w:val="21"/>
+        </w:rPr>
+        <w:t xml:space="preserve">cobots</w:t>
+      </w:r>
+      <w:r>
+        <w:rPr>
+          <w:rFonts w:ascii="Georgia" w:cs="Georgia" w:eastAsia="Georgia" w:hAnsi="Georgia"/>
+          <w:color w:val="1A1A1A"/>
+          <w:sz w:val="21"/>
+          <w:szCs w:val="21"/>
+        </w:rPr>
+        <w:t xml:space="preserve"> (collaborative robots designed to work safely beside people), </w:t>
+      </w:r>
+      <w:r>
+        <w:rPr>
+          <w:rFonts w:ascii="Georgia" w:cs="Georgia" w:eastAsia="Georgia" w:hAnsi="Georgia"/>
+          <w:b/>
+          <w:bCs/>
+          <w:color w:val="1A1A1A"/>
+          <w:sz w:val="21"/>
+          <w:szCs w:val="21"/>
+        </w:rPr>
+        <w:t xml:space="preserve">AGVs</w:t>
+      </w:r>
+      <w:r>
+        <w:rPr>
+          <w:rFonts w:ascii="Georgia" w:cs="Georgia" w:eastAsia="Georgia" w:hAnsi="Georgia"/>
+          <w:color w:val="1A1A1A"/>
+          <w:sz w:val="21"/>
+          <w:szCs w:val="21"/>
+        </w:rPr>
+        <w:t xml:space="preserve"> (automated guided vehicles on fixed routes) and </w:t>
+      </w:r>
+      <w:r>
+        <w:rPr>
+          <w:rFonts w:ascii="Georgia" w:cs="Georgia" w:eastAsia="Georgia" w:hAnsi="Georgia"/>
+          <w:b/>
+          <w:bCs/>
+          <w:color w:val="1A1A1A"/>
+          <w:sz w:val="21"/>
+          <w:szCs w:val="21"/>
+        </w:rPr>
+        <w:t xml:space="preserve">AMRs</w:t>
+      </w:r>
+      <w:r>
+        <w:rPr>
+          <w:rFonts w:ascii="Georgia" w:cs="Georgia" w:eastAsia="Georgia" w:hAnsi="Georgia"/>
+          <w:color w:val="1A1A1A"/>
+          <w:sz w:val="21"/>
+          <w:szCs w:val="21"/>
+        </w:rPr>
+        <w:t xml:space="preserve"> (autonomous mobile robots that navigate dynamically).</w:t>
       </w:r>
     </w:p>
     <w:p>
@@ -8618,7 +13678,7 @@
           <w:sz w:val="21"/>
           <w:szCs w:val="21"/>
         </w:rPr>
-        <w:t xml:space="preserve">The robotics market was roughly </w:t>
+        <w:t xml:space="preserve">The robotics market was ~</w:t>
       </w:r>
       <w:r>
         <w:rPr>
@@ -8638,7 +13698,7 @@
           <w:sz w:val="21"/>
           <w:szCs w:val="21"/>
         </w:rPr>
-        <w:t xml:space="preserve">, forecast to more than triple by the mid-2030s (~14% CAGR), with a fast-emerging humanoid segment. Robotaxis operate commercially in parts of the US and China; humanoid robots are moving from demos toward pilots.</w:t>
+        <w:t xml:space="preserve">, forecast to more than triple by the mid-2030s (~14% CAGR), with a fast-emerging humanoid segment. Robotaxis operate commercially in parts of the US and China; humanoids are moving from demos to pilots.</w:t>
       </w:r>
     </w:p>
     <w:p>
@@ -8670,7 +13730,7 @@
           <w:sz w:val="21"/>
           <w:szCs w:val="21"/>
         </w:rPr>
-        <w:t xml:space="preserve">Waymo, Cruise, Baidu Apollo, Tesla, Zoox in AVs; Boston Dynamics, Figure, Agility, Tesla Optimus, Unitree in humanoids; and on governance the </w:t>
+        <w:t xml:space="preserve">Waymo, Baidu Apollo, Tesla, Zoox in AVs; Boston Dynamics, Figure, Agility, Tesla Optimus, Unitree in humanoids; and on governance the </w:t>
       </w:r>
       <w:r>
         <w:rPr>
@@ -8753,7 +13813,7 @@
           <w:sz w:val="21"/>
           <w:szCs w:val="21"/>
         </w:rPr>
-        <w:t xml:space="preserve"> Traditional product-safety and liability law assumes a fixed product and a human in control; autonomy breaks both assumptions.</w:t>
+        <w:t xml:space="preserve"> Traditional product-safety and liability law assumes a fixed product and a human in control; autonomy breaks both.</w:t>
       </w:r>
     </w:p>
     <w:p>
@@ -8800,7 +13860,7 @@
           <w:sz w:val="21"/>
           <w:szCs w:val="21"/>
         </w:rPr>
-        <w:t xml:space="preserve"> — UNECE WP.29 / GRVA set harmonised rules; a </w:t>
+        <w:t xml:space="preserve"> — UNECE WP.29 / GRVA; a </w:t>
       </w:r>
       <w:r>
         <w:rPr>
@@ -8960,7 +14020,7 @@
           <w:sz w:val="21"/>
           <w:szCs w:val="21"/>
         </w:rPr>
-        <w:t xml:space="preserve"> — the hardest live question; approaches range from strict manufacturer liability to no-fault insurance pools. The EU </w:t>
+        <w:t xml:space="preserve"> — the hardest live question; the EU </w:t>
       </w:r>
       <w:r>
         <w:rPr>
@@ -8980,7 +14040,7 @@
           <w:sz w:val="21"/>
           <w:szCs w:val="21"/>
         </w:rPr>
-        <w:t xml:space="preserve">, leaving the updated product-liability regime to carry the load — a notable governance gap.</w:t>
+        <w:t xml:space="preserve">, leaving the updated product-liability regime to carry the load — a real gap.</w:t>
       </w:r>
     </w:p>
     <w:p>
@@ -9010,7 +14070,7 @@
           <w:sz w:val="21"/>
           <w:szCs w:val="21"/>
         </w:rPr>
-        <w:t xml:space="preserve"> — largely ungoverned: as of late 2025 there is no comprehensive US, EU or international regime for personal humanoid robots; </w:t>
+        <w:t xml:space="preserve"> — largely ungoverned; </w:t>
       </w:r>
       <w:r>
         <w:rPr>
@@ -9062,7 +14122,7 @@
           <w:sz w:val="21"/>
           <w:szCs w:val="21"/>
         </w:rPr>
-        <w:t xml:space="preserve">Open: liability allocation; safety assurance for learning systems; certification of continuously updated software; labour displacement; and consumer-robot safety. Toolkit angle: mobility is the home turf of </w:t>
+        <w:t xml:space="preserve">Open: liability allocation; safety assurance for learning systems; certifying continuously updated software; labour displacement; consumer-robot safety. Toolkit angle: mobility is the home turf of </w:t>
       </w:r>
       <w:r>
         <w:rPr>
@@ -9122,7 +14182,7 @@
           <w:sz w:val="21"/>
           <w:szCs w:val="21"/>
         </w:rPr>
-        <w:t xml:space="preserve"> — and a vivid case for co-designing rules with cities and insurers, not only manufacturers.</w:t>
+        <w:t xml:space="preserve"> — and a case for co-designing rules with cities and insurers, not only manufacturers.</w:t>
       </w:r>
     </w:p>
     <w:p>
@@ -9139,7 +14199,7 @@
           <w:sz w:val="25"/>
           <w:szCs w:val="25"/>
         </w:rPr>
-        <w:t xml:space="preserve">3.5 Planetary Systems — Space and Climate Intervention</w:t>
+        <w:t xml:space="preserve">4.5 Planetary Systems — Space and Climate Intervention</w:t>
       </w:r>
     </w:p>
     <w:p>
@@ -9231,7 +14291,7 @@
           <w:sz w:val="22"/>
           <w:szCs w:val="22"/>
         </w:rPr>
-        <w:t xml:space="preserve">Space — primer, scale and dilemma</w:t>
+        <w:t xml:space="preserve">How it works — space</w:t>
       </w:r>
     </w:p>
     <w:p>
@@ -9246,7 +14306,571 @@
           <w:sz w:val="21"/>
           <w:szCs w:val="21"/>
         </w:rPr>
-        <w:t xml:space="preserve">The space economy was roughly </w:t>
+        <w:t xml:space="preserve">Satellites sit in </w:t>
+      </w:r>
+      <w:r>
+        <w:rPr>
+          <w:rFonts w:ascii="Georgia" w:cs="Georgia" w:eastAsia="Georgia" w:hAnsi="Georgia"/>
+          <w:b/>
+          <w:bCs/>
+          <w:color w:val="1A1A1A"/>
+          <w:sz w:val="21"/>
+          <w:szCs w:val="21"/>
+        </w:rPr>
+        <w:t xml:space="preserve">orbits</w:t>
+      </w:r>
+      <w:r>
+        <w:rPr>
+          <w:rFonts w:ascii="Georgia" w:cs="Georgia" w:eastAsia="Georgia" w:hAnsi="Georgia"/>
+          <w:color w:val="1A1A1A"/>
+          <w:sz w:val="21"/>
+          <w:szCs w:val="21"/>
+        </w:rPr>
+        <w:t xml:space="preserve"> defined by altitude: </w:t>
+      </w:r>
+      <w:r>
+        <w:rPr>
+          <w:rFonts w:ascii="Georgia" w:cs="Georgia" w:eastAsia="Georgia" w:hAnsi="Georgia"/>
+          <w:b/>
+          <w:bCs/>
+          <w:color w:val="1A1A1A"/>
+          <w:sz w:val="21"/>
+          <w:szCs w:val="21"/>
+        </w:rPr>
+        <w:t xml:space="preserve">Low Earth Orbit (LEO,</w:t>
+      </w:r>
+      <w:r>
+        <w:rPr>
+          <w:rFonts w:ascii="Georgia" w:cs="Georgia" w:eastAsia="Georgia" w:hAnsi="Georgia"/>
+          <w:color w:val="1A1A1A"/>
+          <w:sz w:val="21"/>
+          <w:szCs w:val="21"/>
+        </w:rPr>
+        <w:t xml:space="preserve"> ~160–2,000 km</w:t>
+      </w:r>
+      <w:r>
+        <w:rPr>
+          <w:rFonts w:ascii="Georgia" w:cs="Georgia" w:eastAsia="Georgia" w:hAnsi="Georgia"/>
+          <w:b/>
+          <w:bCs/>
+          <w:color w:val="1A1A1A"/>
+          <w:sz w:val="21"/>
+          <w:szCs w:val="21"/>
+        </w:rPr>
+        <w:t xml:space="preserve">)</w:t>
+      </w:r>
+      <w:r>
+        <w:rPr>
+          <w:rFonts w:ascii="Georgia" w:cs="Georgia" w:eastAsia="Georgia" w:hAnsi="Georgia"/>
+          <w:color w:val="1A1A1A"/>
+          <w:sz w:val="21"/>
+          <w:szCs w:val="21"/>
+        </w:rPr>
+        <w:t xml:space="preserve">, </w:t>
+      </w:r>
+      <w:r>
+        <w:rPr>
+          <w:rFonts w:ascii="Georgia" w:cs="Georgia" w:eastAsia="Georgia" w:hAnsi="Georgia"/>
+          <w:b/>
+          <w:bCs/>
+          <w:color w:val="1A1A1A"/>
+          <w:sz w:val="21"/>
+          <w:szCs w:val="21"/>
+        </w:rPr>
+        <w:t xml:space="preserve">Medium (MEO)</w:t>
+      </w:r>
+      <w:r>
+        <w:rPr>
+          <w:rFonts w:ascii="Georgia" w:cs="Georgia" w:eastAsia="Georgia" w:hAnsi="Georgia"/>
+          <w:color w:val="1A1A1A"/>
+          <w:sz w:val="21"/>
+          <w:szCs w:val="21"/>
+        </w:rPr>
+        <w:t xml:space="preserve"> and </w:t>
+      </w:r>
+      <w:r>
+        <w:rPr>
+          <w:rFonts w:ascii="Georgia" w:cs="Georgia" w:eastAsia="Georgia" w:hAnsi="Georgia"/>
+          <w:b/>
+          <w:bCs/>
+          <w:color w:val="1A1A1A"/>
+          <w:sz w:val="21"/>
+          <w:szCs w:val="21"/>
+        </w:rPr>
+        <w:t xml:space="preserve">Geostationary (GEO,</w:t>
+      </w:r>
+      <w:r>
+        <w:rPr>
+          <w:rFonts w:ascii="Georgia" w:cs="Georgia" w:eastAsia="Georgia" w:hAnsi="Georgia"/>
+          <w:color w:val="1A1A1A"/>
+          <w:sz w:val="21"/>
+          <w:szCs w:val="21"/>
+        </w:rPr>
+        <w:t xml:space="preserve"> ~35,786 km, where a satellite appears fixed over one spot</w:t>
+      </w:r>
+      <w:r>
+        <w:rPr>
+          <w:rFonts w:ascii="Georgia" w:cs="Georgia" w:eastAsia="Georgia" w:hAnsi="Georgia"/>
+          <w:b/>
+          <w:bCs/>
+          <w:color w:val="1A1A1A"/>
+          <w:sz w:val="21"/>
+          <w:szCs w:val="21"/>
+        </w:rPr>
+        <w:t xml:space="preserve">)</w:t>
+      </w:r>
+      <w:r>
+        <w:rPr>
+          <w:rFonts w:ascii="Georgia" w:cs="Georgia" w:eastAsia="Georgia" w:hAnsi="Georgia"/>
+          <w:color w:val="1A1A1A"/>
+          <w:sz w:val="21"/>
+          <w:szCs w:val="21"/>
+        </w:rPr>
+        <w:t xml:space="preserve">. LEO is where the action is — low latency and cheap to reach — which is why </w:t>
+      </w:r>
+      <w:r>
+        <w:rPr>
+          <w:rFonts w:ascii="Georgia" w:cs="Georgia" w:eastAsia="Georgia" w:hAnsi="Georgia"/>
+          <w:b/>
+          <w:bCs/>
+          <w:color w:val="1A1A1A"/>
+          <w:sz w:val="21"/>
+          <w:szCs w:val="21"/>
+        </w:rPr>
+        <w:t xml:space="preserve">mega-constellations</w:t>
+      </w:r>
+      <w:r>
+        <w:rPr>
+          <w:rFonts w:ascii="Georgia" w:cs="Georgia" w:eastAsia="Georgia" w:hAnsi="Georgia"/>
+          <w:color w:val="1A1A1A"/>
+          <w:sz w:val="21"/>
+          <w:szCs w:val="21"/>
+        </w:rPr>
+        <w:t xml:space="preserve"> (thousands of small satellites, e.g. Starlink) live there to deliver global internet. The enabling shift is </w:t>
+      </w:r>
+      <w:r>
+        <w:rPr>
+          <w:rFonts w:ascii="Georgia" w:cs="Georgia" w:eastAsia="Georgia" w:hAnsi="Georgia"/>
+          <w:b/>
+          <w:bCs/>
+          <w:color w:val="1A1A1A"/>
+          <w:sz w:val="21"/>
+          <w:szCs w:val="21"/>
+        </w:rPr>
+        <w:t xml:space="preserve">launch economics</w:t>
+      </w:r>
+      <w:r>
+        <w:rPr>
+          <w:rFonts w:ascii="Georgia" w:cs="Georgia" w:eastAsia="Georgia" w:hAnsi="Georgia"/>
+          <w:color w:val="1A1A1A"/>
+          <w:sz w:val="21"/>
+          <w:szCs w:val="21"/>
+        </w:rPr>
+        <w:t xml:space="preserve">: reusable rockets have cut the cost of reaching orbit by roughly an order of magnitude, opening space to commercial actors. The systemic risk is </w:t>
+      </w:r>
+      <w:r>
+        <w:rPr>
+          <w:rFonts w:ascii="Georgia" w:cs="Georgia" w:eastAsia="Georgia" w:hAnsi="Georgia"/>
+          <w:b/>
+          <w:bCs/>
+          <w:color w:val="1A1A1A"/>
+          <w:sz w:val="21"/>
+          <w:szCs w:val="21"/>
+        </w:rPr>
+        <w:t xml:space="preserve">orbital debris</w:t>
+      </w:r>
+      <w:r>
+        <w:rPr>
+          <w:rFonts w:ascii="Georgia" w:cs="Georgia" w:eastAsia="Georgia" w:hAnsi="Georgia"/>
+          <w:color w:val="1A1A1A"/>
+          <w:sz w:val="21"/>
+          <w:szCs w:val="21"/>
+        </w:rPr>
+        <w:t xml:space="preserve"> and </w:t>
+      </w:r>
+      <w:r>
+        <w:rPr>
+          <w:rFonts w:ascii="Georgia" w:cs="Georgia" w:eastAsia="Georgia" w:hAnsi="Georgia"/>
+          <w:b/>
+          <w:bCs/>
+          <w:color w:val="1A1A1A"/>
+          <w:sz w:val="21"/>
+          <w:szCs w:val="21"/>
+        </w:rPr>
+        <w:t xml:space="preserve">collision cascades</w:t>
+      </w:r>
+      <w:r>
+        <w:rPr>
+          <w:rFonts w:ascii="Georgia" w:cs="Georgia" w:eastAsia="Georgia" w:hAnsi="Georgia"/>
+          <w:color w:val="1A1A1A"/>
+          <w:sz w:val="21"/>
+          <w:szCs w:val="21"/>
+        </w:rPr>
+        <w:t xml:space="preserve"> — the </w:t>
+      </w:r>
+      <w:r>
+        <w:rPr>
+          <w:rFonts w:ascii="Georgia" w:cs="Georgia" w:eastAsia="Georgia" w:hAnsi="Georgia"/>
+          <w:b/>
+          <w:bCs/>
+          <w:color w:val="1A1A1A"/>
+          <w:sz w:val="21"/>
+          <w:szCs w:val="21"/>
+        </w:rPr>
+        <w:t xml:space="preserve">Kessler syndrome</w:t>
+      </w:r>
+      <w:r>
+        <w:rPr>
+          <w:rFonts w:ascii="Georgia" w:cs="Georgia" w:eastAsia="Georgia" w:hAnsi="Georgia"/>
+          <w:color w:val="1A1A1A"/>
+          <w:sz w:val="21"/>
+          <w:szCs w:val="21"/>
+        </w:rPr>
+        <w:t xml:space="preserve">, where one collision creates fragments that trigger further collisions, potentially rendering key orbits unusable. Emerging activities: </w:t>
+      </w:r>
+      <w:r>
+        <w:rPr>
+          <w:rFonts w:ascii="Georgia" w:cs="Georgia" w:eastAsia="Georgia" w:hAnsi="Georgia"/>
+          <w:b/>
+          <w:bCs/>
+          <w:color w:val="1A1A1A"/>
+          <w:sz w:val="21"/>
+          <w:szCs w:val="21"/>
+        </w:rPr>
+        <w:t xml:space="preserve">in-space servicing and manufacturing</w:t>
+      </w:r>
+      <w:r>
+        <w:rPr>
+          <w:rFonts w:ascii="Georgia" w:cs="Georgia" w:eastAsia="Georgia" w:hAnsi="Georgia"/>
+          <w:color w:val="1A1A1A"/>
+          <w:sz w:val="21"/>
+          <w:szCs w:val="21"/>
+        </w:rPr>
+        <w:t xml:space="preserve">, and </w:t>
+      </w:r>
+      <w:r>
+        <w:rPr>
+          <w:rFonts w:ascii="Georgia" w:cs="Georgia" w:eastAsia="Georgia" w:hAnsi="Georgia"/>
+          <w:b/>
+          <w:bCs/>
+          <w:color w:val="1A1A1A"/>
+          <w:sz w:val="21"/>
+          <w:szCs w:val="21"/>
+        </w:rPr>
+        <w:t xml:space="preserve">space-resource</w:t>
+      </w:r>
+      <w:r>
+        <w:rPr>
+          <w:rFonts w:ascii="Georgia" w:cs="Georgia" w:eastAsia="Georgia" w:hAnsi="Georgia"/>
+          <w:color w:val="1A1A1A"/>
+          <w:sz w:val="21"/>
+          <w:szCs w:val="21"/>
+        </w:rPr>
+        <w:t xml:space="preserve"> extraction (lunar and asteroid mining).</w:t>
+      </w:r>
+    </w:p>
+    <w:p>
+      <w:pPr>
+        <w:pStyle w:val="Heading3"/>
+        <w:spacing w:after="70" w:before="160"/>
+      </w:pPr>
+      <w:r>
+        <w:rPr>
+          <w:rFonts w:ascii="Calibri" w:cs="Calibri" w:eastAsia="Calibri" w:hAnsi="Calibri"/>
+          <w:b/>
+          <w:bCs/>
+          <w:color w:val="1F2A44"/>
+          <w:sz w:val="22"/>
+          <w:szCs w:val="22"/>
+        </w:rPr>
+        <w:t xml:space="preserve">How it works — climate intervention (geoengineering)</w:t>
+      </w:r>
+    </w:p>
+    <w:p>
+      <w:pPr>
+        <w:spacing w:after="140" w:line="276"/>
+        <w:jc w:val="both"/>
+      </w:pPr>
+      <w:r>
+        <w:rPr>
+          <w:rFonts w:ascii="Georgia" w:cs="Georgia" w:eastAsia="Georgia" w:hAnsi="Georgia"/>
+          <w:color w:val="1A1A1A"/>
+          <w:sz w:val="21"/>
+          <w:szCs w:val="21"/>
+        </w:rPr>
+        <w:t xml:space="preserve">The Earth warms because greenhouse gases trap outgoing heat (</w:t>
+      </w:r>
+      <w:r>
+        <w:rPr>
+          <w:rFonts w:ascii="Georgia" w:cs="Georgia" w:eastAsia="Georgia" w:hAnsi="Georgia"/>
+          <w:b/>
+          <w:bCs/>
+          <w:color w:val="1A1A1A"/>
+          <w:sz w:val="21"/>
+          <w:szCs w:val="21"/>
+        </w:rPr>
+        <w:t xml:space="preserve">radiative forcing</w:t>
+      </w:r>
+      <w:r>
+        <w:rPr>
+          <w:rFonts w:ascii="Georgia" w:cs="Georgia" w:eastAsia="Georgia" w:hAnsi="Georgia"/>
+          <w:color w:val="1A1A1A"/>
+          <w:sz w:val="21"/>
+          <w:szCs w:val="21"/>
+        </w:rPr>
+        <w:t xml:space="preserve">). Geoengineering means deliberately counteracting this at planetary scale, in two very different families. </w:t>
+      </w:r>
+      <w:r>
+        <w:rPr>
+          <w:rFonts w:ascii="Georgia" w:cs="Georgia" w:eastAsia="Georgia" w:hAnsi="Georgia"/>
+          <w:b/>
+          <w:bCs/>
+          <w:color w:val="1A1A1A"/>
+          <w:sz w:val="21"/>
+          <w:szCs w:val="21"/>
+        </w:rPr>
+        <w:t xml:space="preserve">Carbon dioxide removal (CDR)</w:t>
+      </w:r>
+      <w:r>
+        <w:rPr>
+          <w:rFonts w:ascii="Georgia" w:cs="Georgia" w:eastAsia="Georgia" w:hAnsi="Georgia"/>
+          <w:color w:val="1A1A1A"/>
+          <w:sz w:val="21"/>
+          <w:szCs w:val="21"/>
+        </w:rPr>
+        <w:t xml:space="preserve"> takes CO₂ </w:t>
+      </w:r>
+      <w:r>
+        <w:rPr>
+          <w:rFonts w:ascii="Georgia" w:cs="Georgia" w:eastAsia="Georgia" w:hAnsi="Georgia"/>
+          <w:i/>
+          <w:iCs/>
+          <w:color w:val="1A1A1A"/>
+          <w:sz w:val="21"/>
+          <w:szCs w:val="21"/>
+        </w:rPr>
+        <w:t xml:space="preserve">out</w:t>
+      </w:r>
+      <w:r>
+        <w:rPr>
+          <w:rFonts w:ascii="Georgia" w:cs="Georgia" w:eastAsia="Georgia" w:hAnsi="Georgia"/>
+          <w:color w:val="1A1A1A"/>
+          <w:sz w:val="21"/>
+          <w:szCs w:val="21"/>
+        </w:rPr>
+        <w:t xml:space="preserve"> of the air — via afforestation, </w:t>
+      </w:r>
+      <w:r>
+        <w:rPr>
+          <w:rFonts w:ascii="Georgia" w:cs="Georgia" w:eastAsia="Georgia" w:hAnsi="Georgia"/>
+          <w:b/>
+          <w:bCs/>
+          <w:color w:val="1A1A1A"/>
+          <w:sz w:val="21"/>
+          <w:szCs w:val="21"/>
+        </w:rPr>
+        <w:t xml:space="preserve">BECCS</w:t>
+      </w:r>
+      <w:r>
+        <w:rPr>
+          <w:rFonts w:ascii="Georgia" w:cs="Georgia" w:eastAsia="Georgia" w:hAnsi="Georgia"/>
+          <w:color w:val="1A1A1A"/>
+          <w:sz w:val="21"/>
+          <w:szCs w:val="21"/>
+        </w:rPr>
+        <w:t xml:space="preserve"> (bioenergy with carbon capture and storage), </w:t>
+      </w:r>
+      <w:r>
+        <w:rPr>
+          <w:rFonts w:ascii="Georgia" w:cs="Georgia" w:eastAsia="Georgia" w:hAnsi="Georgia"/>
+          <w:b/>
+          <w:bCs/>
+          <w:color w:val="1A1A1A"/>
+          <w:sz w:val="21"/>
+          <w:szCs w:val="21"/>
+        </w:rPr>
+        <w:t xml:space="preserve">direct air capture (DAC)</w:t>
+      </w:r>
+      <w:r>
+        <w:rPr>
+          <w:rFonts w:ascii="Georgia" w:cs="Georgia" w:eastAsia="Georgia" w:hAnsi="Georgia"/>
+          <w:color w:val="1A1A1A"/>
+          <w:sz w:val="21"/>
+          <w:szCs w:val="21"/>
+        </w:rPr>
+        <w:t xml:space="preserve">, enhanced weathering and ocean methods — and is slow, expensive, but generally seen as </w:t>
+      </w:r>
+      <w:r>
+        <w:rPr>
+          <w:rFonts w:ascii="Georgia" w:cs="Georgia" w:eastAsia="Georgia" w:hAnsi="Georgia"/>
+          <w:i/>
+          <w:iCs/>
+          <w:color w:val="1A1A1A"/>
+          <w:sz w:val="21"/>
+          <w:szCs w:val="21"/>
+        </w:rPr>
+        <w:t xml:space="preserve">necessary and governable</w:t>
+      </w:r>
+      <w:r>
+        <w:rPr>
+          <w:rFonts w:ascii="Georgia" w:cs="Georgia" w:eastAsia="Georgia" w:hAnsi="Georgia"/>
+          <w:color w:val="1A1A1A"/>
+          <w:sz w:val="21"/>
+          <w:szCs w:val="21"/>
+        </w:rPr>
+        <w:t xml:space="preserve">. </w:t>
+      </w:r>
+      <w:r>
+        <w:rPr>
+          <w:rFonts w:ascii="Georgia" w:cs="Georgia" w:eastAsia="Georgia" w:hAnsi="Georgia"/>
+          <w:b/>
+          <w:bCs/>
+          <w:color w:val="1A1A1A"/>
+          <w:sz w:val="21"/>
+          <w:szCs w:val="21"/>
+        </w:rPr>
+        <w:t xml:space="preserve">Solar radiation modification (SRM)</w:t>
+      </w:r>
+      <w:r>
+        <w:rPr>
+          <w:rFonts w:ascii="Georgia" w:cs="Georgia" w:eastAsia="Georgia" w:hAnsi="Georgia"/>
+          <w:color w:val="1A1A1A"/>
+          <w:sz w:val="21"/>
+          <w:szCs w:val="21"/>
+        </w:rPr>
+        <w:t xml:space="preserve"> instead reflects sunlight to cool the planet — chiefly </w:t>
+      </w:r>
+      <w:r>
+        <w:rPr>
+          <w:rFonts w:ascii="Georgia" w:cs="Georgia" w:eastAsia="Georgia" w:hAnsi="Georgia"/>
+          <w:b/>
+          <w:bCs/>
+          <w:color w:val="1A1A1A"/>
+          <w:sz w:val="21"/>
+          <w:szCs w:val="21"/>
+        </w:rPr>
+        <w:t xml:space="preserve">stratospheric aerosol injection</w:t>
+      </w:r>
+      <w:r>
+        <w:rPr>
+          <w:rFonts w:ascii="Georgia" w:cs="Georgia" w:eastAsia="Georgia" w:hAnsi="Georgia"/>
+          <w:color w:val="1A1A1A"/>
+          <w:sz w:val="21"/>
+          <w:szCs w:val="21"/>
+        </w:rPr>
+        <w:t xml:space="preserve"> (spraying reflective particles high in the atmosphere, mimicking a large volcanic eruption like Pinatubo in 1991, which cooled Earth ~0.5 °C), or </w:t>
+      </w:r>
+      <w:r>
+        <w:rPr>
+          <w:rFonts w:ascii="Georgia" w:cs="Georgia" w:eastAsia="Georgia" w:hAnsi="Georgia"/>
+          <w:b/>
+          <w:bCs/>
+          <w:color w:val="1A1A1A"/>
+          <w:sz w:val="21"/>
+          <w:szCs w:val="21"/>
+        </w:rPr>
+        <w:t xml:space="preserve">marine cloud brightening</w:t>
+      </w:r>
+      <w:r>
+        <w:rPr>
+          <w:rFonts w:ascii="Georgia" w:cs="Georgia" w:eastAsia="Georgia" w:hAnsi="Georgia"/>
+          <w:color w:val="1A1A1A"/>
+          <w:sz w:val="21"/>
+          <w:szCs w:val="21"/>
+        </w:rPr>
+        <w:t xml:space="preserve">. SRM is </w:t>
+      </w:r>
+      <w:r>
+        <w:rPr>
+          <w:rFonts w:ascii="Georgia" w:cs="Georgia" w:eastAsia="Georgia" w:hAnsi="Georgia"/>
+          <w:b/>
+          <w:bCs/>
+          <w:color w:val="1A1A1A"/>
+          <w:sz w:val="21"/>
+          <w:szCs w:val="21"/>
+        </w:rPr>
+        <w:t xml:space="preserve">cheap, fast and powerful, but imperfect and dangerous</w:t>
+      </w:r>
+      <w:r>
+        <w:rPr>
+          <w:rFonts w:ascii="Georgia" w:cs="Georgia" w:eastAsia="Georgia" w:hAnsi="Georgia"/>
+          <w:color w:val="1A1A1A"/>
+          <w:sz w:val="21"/>
+          <w:szCs w:val="21"/>
+        </w:rPr>
+        <w:t xml:space="preserve">: it masks warming without removing CO₂ (so it does nothing for ocean acidification), its effects are unequal across regions, and it carries </w:t>
+      </w:r>
+      <w:r>
+        <w:rPr>
+          <w:rFonts w:ascii="Georgia" w:cs="Georgia" w:eastAsia="Georgia" w:hAnsi="Georgia"/>
+          <w:b/>
+          <w:bCs/>
+          <w:color w:val="1A1A1A"/>
+          <w:sz w:val="21"/>
+          <w:szCs w:val="21"/>
+        </w:rPr>
+        <w:t xml:space="preserve">termination shock</w:t>
+      </w:r>
+      <w:r>
+        <w:rPr>
+          <w:rFonts w:ascii="Georgia" w:cs="Georgia" w:eastAsia="Georgia" w:hAnsi="Georgia"/>
+          <w:color w:val="1A1A1A"/>
+          <w:sz w:val="21"/>
+          <w:szCs w:val="21"/>
+        </w:rPr>
+        <w:t xml:space="preserve"> — abrupt, rapid warming if a sustained programme is suddenly stopped.</w:t>
+      </w:r>
+    </w:p>
+    <w:p>
+      <w:pPr>
+        <w:pStyle w:val="Heading3"/>
+        <w:spacing w:after="70" w:before="160"/>
+      </w:pPr>
+      <w:r>
+        <w:rPr>
+          <w:rFonts w:ascii="Calibri" w:cs="Calibri" w:eastAsia="Calibri" w:hAnsi="Calibri"/>
+          <w:b/>
+          <w:bCs/>
+          <w:color w:val="1F2A44"/>
+          <w:sz w:val="22"/>
+          <w:szCs w:val="22"/>
+        </w:rPr>
+        <w:t xml:space="preserve">State of the art, scale and the dilemmas</w:t>
+      </w:r>
+    </w:p>
+    <w:p>
+      <w:pPr>
+        <w:spacing w:after="140" w:line="276"/>
+        <w:jc w:val="both"/>
+      </w:pPr>
+      <w:r>
+        <w:rPr>
+          <w:rFonts w:ascii="Georgia" w:cs="Georgia" w:eastAsia="Georgia" w:hAnsi="Georgia"/>
+          <w:color w:val="1A1A1A"/>
+          <w:sz w:val="21"/>
+          <w:szCs w:val="21"/>
+        </w:rPr>
+        <w:t xml:space="preserve">The </w:t>
+      </w:r>
+      <w:r>
+        <w:rPr>
+          <w:rFonts w:ascii="Georgia" w:cs="Georgia" w:eastAsia="Georgia" w:hAnsi="Georgia"/>
+          <w:b/>
+          <w:bCs/>
+          <w:color w:val="1A1A1A"/>
+          <w:sz w:val="21"/>
+          <w:szCs w:val="21"/>
+        </w:rPr>
+        <w:t xml:space="preserve">space economy</w:t>
+      </w:r>
+      <w:r>
+        <w:rPr>
+          <w:rFonts w:ascii="Georgia" w:cs="Georgia" w:eastAsia="Georgia" w:hAnsi="Georgia"/>
+          <w:color w:val="1A1A1A"/>
+          <w:sz w:val="21"/>
+          <w:szCs w:val="21"/>
+        </w:rPr>
+        <w:t xml:space="preserve"> was ~</w:t>
       </w:r>
       <w:r>
         <w:rPr>
@@ -9266,38 +14890,104 @@
           <w:sz w:val="21"/>
           <w:szCs w:val="21"/>
         </w:rPr>
-        <w:t xml:space="preserve">, heading toward </w:t>
-      </w:r>
-      <w:r>
-        <w:rPr>
-          <w:rFonts w:ascii="Georgia" w:cs="Georgia" w:eastAsia="Georgia" w:hAnsi="Georgia"/>
-          <w:b/>
-          <w:bCs/>
-          <w:color w:val="1A1A1A"/>
-          <w:sz w:val="21"/>
-          <w:szCs w:val="21"/>
-        </w:rPr>
-        <w:t xml:space="preserve">~$850 billion by 2035</w:t>
-      </w:r>
-      <w:r>
-        <w:rPr>
-          <w:rFonts w:ascii="Georgia" w:cs="Georgia" w:eastAsia="Georgia" w:hAnsi="Georgia"/>
-          <w:color w:val="1A1A1A"/>
-          <w:sz w:val="21"/>
-          <w:szCs w:val="21"/>
-        </w:rPr>
-        <w:t xml:space="preserve">, driven by mega-constellations (thousands of satellites in low Earth orbit), cheaper launch, in-space services and resource ambitions. This commercialisation has outrun a treaty regime written for a state-only era. </w:t>
-      </w:r>
-      <w:r>
-        <w:rPr>
-          <w:rFonts w:ascii="Georgia" w:cs="Georgia" w:eastAsia="Georgia" w:hAnsi="Georgia"/>
-          <w:b/>
-          <w:bCs/>
-          <w:color w:val="1A1A1A"/>
-          <w:sz w:val="21"/>
-          <w:szCs w:val="21"/>
-        </w:rPr>
-        <w:t xml:space="preserve">Core dilemma: how do you govern a global commons filling with private actors — allocating orbits and spectrum, assigning collision and debris liability, and clarifying resource rights — when the foundational law predates the commercial space economy and there is no pathway to bind even agreed norms?</w:t>
+        <w:t xml:space="preserve">, heading toward ~</w:t>
+      </w:r>
+      <w:r>
+        <w:rPr>
+          <w:rFonts w:ascii="Georgia" w:cs="Georgia" w:eastAsia="Georgia" w:hAnsi="Georgia"/>
+          <w:b/>
+          <w:bCs/>
+          <w:color w:val="1A1A1A"/>
+          <w:sz w:val="21"/>
+          <w:szCs w:val="21"/>
+        </w:rPr>
+        <w:t xml:space="preserve">$850 billion by 2035</w:t>
+      </w:r>
+      <w:r>
+        <w:rPr>
+          <w:rFonts w:ascii="Georgia" w:cs="Georgia" w:eastAsia="Georgia" w:hAnsi="Georgia"/>
+          <w:color w:val="1A1A1A"/>
+          <w:sz w:val="21"/>
+          <w:szCs w:val="21"/>
+        </w:rPr>
+        <w:t xml:space="preserve">. </w:t>
+      </w:r>
+      <w:r>
+        <w:rPr>
+          <w:rFonts w:ascii="Georgia" w:cs="Georgia" w:eastAsia="Georgia" w:hAnsi="Georgia"/>
+          <w:b/>
+          <w:bCs/>
+          <w:color w:val="1A1A1A"/>
+          <w:sz w:val="21"/>
+          <w:szCs w:val="21"/>
+        </w:rPr>
+        <w:t xml:space="preserve">Space dilemma:</w:t>
+      </w:r>
+      <w:r>
+        <w:rPr>
+          <w:rFonts w:ascii="Georgia" w:cs="Georgia" w:eastAsia="Georgia" w:hAnsi="Georgia"/>
+          <w:color w:val="1A1A1A"/>
+          <w:sz w:val="21"/>
+          <w:szCs w:val="21"/>
+        </w:rPr>
+        <w:t xml:space="preserve"> how do you govern a commons filling with private actors — allocating orbits and spectrum, assigning collision and debris liability, and clarifying resource rights — when the foundational law predates the commercial era and there is no pathway to bind even agreed norms? </w:t>
+      </w:r>
+      <w:r>
+        <w:rPr>
+          <w:rFonts w:ascii="Georgia" w:cs="Georgia" w:eastAsia="Georgia" w:hAnsi="Georgia"/>
+          <w:b/>
+          <w:bCs/>
+          <w:color w:val="1A1A1A"/>
+          <w:sz w:val="21"/>
+          <w:szCs w:val="21"/>
+        </w:rPr>
+        <w:t xml:space="preserve">Climate-intervention dilemma:</w:t>
+      </w:r>
+      <w:r>
+        <w:rPr>
+          <w:rFonts w:ascii="Georgia" w:cs="Georgia" w:eastAsia="Georgia" w:hAnsi="Georgia"/>
+          <w:color w:val="1A1A1A"/>
+          <w:sz w:val="21"/>
+          <w:szCs w:val="21"/>
+        </w:rPr>
+        <w:t xml:space="preserve"> </w:t>
+      </w:r>
+      <w:r>
+        <w:rPr>
+          <w:rFonts w:ascii="Georgia" w:cs="Georgia" w:eastAsia="Georgia" w:hAnsi="Georgia"/>
+          <w:i/>
+          <w:iCs/>
+          <w:color w:val="1A1A1A"/>
+          <w:sz w:val="21"/>
+          <w:szCs w:val="21"/>
+        </w:rPr>
+        <w:t xml:space="preserve">who gets to set the planet’s thermostat?</w:t>
+      </w:r>
+      <w:r>
+        <w:rPr>
+          <w:rFonts w:ascii="Georgia" w:cs="Georgia" w:eastAsia="Georgia" w:hAnsi="Georgia"/>
+          <w:color w:val="1A1A1A"/>
+          <w:sz w:val="21"/>
+          <w:szCs w:val="21"/>
+        </w:rPr>
+        <w:t xml:space="preserve"> A single actor could deploy SRM with planet-wide effects, yet there is no legitimate global body to authorise, monitor or halt it.</w:t>
+      </w:r>
+    </w:p>
+    <w:p>
+      <w:pPr>
+        <w:pStyle w:val="Heading3"/>
+        <w:spacing w:after="70" w:before="160"/>
+      </w:pPr>
+      <w:r>
+        <w:rPr>
+          <w:rFonts w:ascii="Calibri" w:cs="Calibri" w:eastAsia="Calibri" w:hAnsi="Calibri"/>
+          <w:b/>
+          <w:bCs/>
+          <w:color w:val="1F2A44"/>
+          <w:sz w:val="22"/>
+          <w:szCs w:val="22"/>
+        </w:rPr>
+        <w:t xml:space="preserve">Regulatory landscape</w:t>
       </w:r>
     </w:p>
     <w:p>
@@ -9318,7 +15008,7 @@
           <w:sz w:val="21"/>
           <w:szCs w:val="21"/>
         </w:rPr>
-        <w:t xml:space="preserve">The framework</w:t>
+        <w:t xml:space="preserve">Space framework</w:t>
       </w:r>
       <w:r>
         <w:rPr>
@@ -9387,7 +15077,7 @@
           <w:sz w:val="21"/>
           <w:szCs w:val="21"/>
         </w:rPr>
-        <w:t xml:space="preserve">. Core principles: space for the benefit of all, no national appropriation, state responsibility for national (including private) activity.</w:t>
+        <w:t xml:space="preserve">. Principles: space for the benefit of all, no national appropriation, state responsibility for national (including private) activity.</w:t>
       </w:r>
     </w:p>
     <w:p>
@@ -9408,76 +15098,16 @@
           <w:sz w:val="21"/>
           <w:szCs w:val="21"/>
         </w:rPr>
-        <w:t xml:space="preserve">The gaps</w:t>
-      </w:r>
-      <w:r>
-        <w:rPr>
-          <w:rFonts w:ascii="Georgia" w:cs="Georgia" w:eastAsia="Georgia" w:hAnsi="Georgia"/>
-          <w:color w:val="1A1A1A"/>
-          <w:sz w:val="21"/>
-          <w:szCs w:val="21"/>
-        </w:rPr>
-        <w:t xml:space="preserve"> — no binding regime for </w:t>
-      </w:r>
-      <w:r>
-        <w:rPr>
-          <w:rFonts w:ascii="Georgia" w:cs="Georgia" w:eastAsia="Georgia" w:hAnsi="Georgia"/>
-          <w:b/>
-          <w:bCs/>
-          <w:color w:val="1A1A1A"/>
-          <w:sz w:val="21"/>
-          <w:szCs w:val="21"/>
-        </w:rPr>
-        <w:t xml:space="preserve">space-traffic management</w:t>
-      </w:r>
-      <w:r>
-        <w:rPr>
-          <w:rFonts w:ascii="Georgia" w:cs="Georgia" w:eastAsia="Georgia" w:hAnsi="Georgia"/>
-          <w:color w:val="1A1A1A"/>
-          <w:sz w:val="21"/>
-          <w:szCs w:val="21"/>
-        </w:rPr>
-        <w:t xml:space="preserve">, active </w:t>
-      </w:r>
-      <w:r>
-        <w:rPr>
-          <w:rFonts w:ascii="Georgia" w:cs="Georgia" w:eastAsia="Georgia" w:hAnsi="Georgia"/>
-          <w:b/>
-          <w:bCs/>
-          <w:color w:val="1A1A1A"/>
-          <w:sz w:val="21"/>
-          <w:szCs w:val="21"/>
-        </w:rPr>
-        <w:t xml:space="preserve">debris removal</w:t>
-      </w:r>
-      <w:r>
-        <w:rPr>
-          <w:rFonts w:ascii="Georgia" w:cs="Georgia" w:eastAsia="Georgia" w:hAnsi="Georgia"/>
-          <w:color w:val="1A1A1A"/>
-          <w:sz w:val="21"/>
-          <w:szCs w:val="21"/>
-        </w:rPr>
-        <w:t xml:space="preserve">, mega-constellation coordination, or resource property rights; </w:t>
-      </w:r>
-      <w:r>
-        <w:rPr>
-          <w:rFonts w:ascii="Georgia" w:cs="Georgia" w:eastAsia="Georgia" w:hAnsi="Georgia"/>
-          <w:b/>
-          <w:bCs/>
-          <w:color w:val="1A1A1A"/>
-          <w:sz w:val="21"/>
-          <w:szCs w:val="21"/>
-        </w:rPr>
-        <w:t xml:space="preserve">Kessler-syndrome</w:t>
-      </w:r>
-      <w:r>
-        <w:rPr>
-          <w:rFonts w:ascii="Georgia" w:cs="Georgia" w:eastAsia="Georgia" w:hAnsi="Georgia"/>
-          <w:color w:val="1A1A1A"/>
-          <w:sz w:val="21"/>
-          <w:szCs w:val="21"/>
-        </w:rPr>
-        <w:t xml:space="preserve"> collision cascades are the systemic risk. The </w:t>
+        <w:t xml:space="preserve">Space gaps</w:t>
+      </w:r>
+      <w:r>
+        <w:rPr>
+          <w:rFonts w:ascii="Georgia" w:cs="Georgia" w:eastAsia="Georgia" w:hAnsi="Georgia"/>
+          <w:color w:val="1A1A1A"/>
+          <w:sz w:val="21"/>
+          <w:szCs w:val="21"/>
+        </w:rPr>
+        <w:t xml:space="preserve"> — no binding regime for space-traffic management, debris removal, mega-constellation coordination or resource property rights; the </w:t>
       </w:r>
       <w:r>
         <w:rPr>
@@ -9497,7 +15127,7 @@
           <w:sz w:val="21"/>
           <w:szCs w:val="21"/>
         </w:rPr>
-        <w:t xml:space="preserve"> and national space-resource laws are filling the vacuum unilaterally; </w:t>
+        <w:t xml:space="preserve"> and national space-resource laws fill the vacuum unilaterally; </w:t>
       </w:r>
       <w:r>
         <w:rPr>
@@ -9518,118 +15148,6 @@
           <w:szCs w:val="21"/>
         </w:rPr>
         <w:t xml:space="preserve"> guidelines govern contamination.</w:t>
-      </w:r>
-    </w:p>
-    <w:p>
-      <w:pPr>
-        <w:pStyle w:val="Heading3"/>
-        <w:spacing w:after="70" w:before="160"/>
-      </w:pPr>
-      <w:r>
-        <w:rPr>
-          <w:rFonts w:ascii="Calibri" w:cs="Calibri" w:eastAsia="Calibri" w:hAnsi="Calibri"/>
-          <w:b/>
-          <w:bCs/>
-          <w:color w:val="1F2A44"/>
-          <w:sz w:val="22"/>
-          <w:szCs w:val="22"/>
-        </w:rPr>
-        <w:t xml:space="preserve">Climate intervention (geoengineering) — primer and dilemma</w:t>
-      </w:r>
-    </w:p>
-    <w:p>
-      <w:pPr>
-        <w:spacing w:after="140" w:line="276"/>
-        <w:jc w:val="both"/>
-      </w:pPr>
-      <w:r>
-        <w:rPr>
-          <w:rFonts w:ascii="Georgia" w:cs="Georgia" w:eastAsia="Georgia" w:hAnsi="Georgia"/>
-          <w:color w:val="1A1A1A"/>
-          <w:sz w:val="21"/>
-          <w:szCs w:val="21"/>
-        </w:rPr>
-        <w:t xml:space="preserve">Two families: </w:t>
-      </w:r>
-      <w:r>
-        <w:rPr>
-          <w:rFonts w:ascii="Georgia" w:cs="Georgia" w:eastAsia="Georgia" w:hAnsi="Georgia"/>
-          <w:b/>
-          <w:bCs/>
-          <w:color w:val="1A1A1A"/>
-          <w:sz w:val="21"/>
-          <w:szCs w:val="21"/>
-        </w:rPr>
-        <w:t xml:space="preserve">carbon dioxide removal (CDR)</w:t>
-      </w:r>
-      <w:r>
-        <w:rPr>
-          <w:rFonts w:ascii="Georgia" w:cs="Georgia" w:eastAsia="Georgia" w:hAnsi="Georgia"/>
-          <w:color w:val="1A1A1A"/>
-          <w:sz w:val="21"/>
-          <w:szCs w:val="21"/>
-        </w:rPr>
-        <w:t xml:space="preserve"> — generally seen as necessary and more governable — and </w:t>
-      </w:r>
-      <w:r>
-        <w:rPr>
-          <w:rFonts w:ascii="Georgia" w:cs="Georgia" w:eastAsia="Georgia" w:hAnsi="Georgia"/>
-          <w:b/>
-          <w:bCs/>
-          <w:color w:val="1A1A1A"/>
-          <w:sz w:val="21"/>
-          <w:szCs w:val="21"/>
-        </w:rPr>
-        <w:t xml:space="preserve">solar radiation modification (SRM)</w:t>
-      </w:r>
-      <w:r>
-        <w:rPr>
-          <w:rFonts w:ascii="Georgia" w:cs="Georgia" w:eastAsia="Georgia" w:hAnsi="Georgia"/>
-          <w:color w:val="1A1A1A"/>
-          <w:sz w:val="21"/>
-          <w:szCs w:val="21"/>
-        </w:rPr>
-        <w:t xml:space="preserve">, e.g. stratospheric aerosol injection to reflect sunlight, which is cheap, fast, globally consequential and deeply contested. </w:t>
-      </w:r>
-      <w:r>
-        <w:rPr>
-          <w:rFonts w:ascii="Georgia" w:cs="Georgia" w:eastAsia="Georgia" w:hAnsi="Georgia"/>
-          <w:b/>
-          <w:bCs/>
-          <w:color w:val="1A1A1A"/>
-          <w:sz w:val="21"/>
-          <w:szCs w:val="21"/>
-        </w:rPr>
-        <w:t xml:space="preserve">Core dilemma: who gets to set the planet’s thermostat?</w:t>
-      </w:r>
-      <w:r>
-        <w:rPr>
-          <w:rFonts w:ascii="Georgia" w:cs="Georgia" w:eastAsia="Georgia" w:hAnsi="Georgia"/>
-          <w:color w:val="1A1A1A"/>
-          <w:sz w:val="21"/>
-          <w:szCs w:val="21"/>
-        </w:rPr>
-        <w:t xml:space="preserve"> A single actor could deploy SRM with planet-wide effects, yet there is no legitimate global body to authorise, monitor or halt it — and SRM carries a </w:t>
-      </w:r>
-      <w:r>
-        <w:rPr>
-          <w:rFonts w:ascii="Georgia" w:cs="Georgia" w:eastAsia="Georgia" w:hAnsi="Georgia"/>
-          <w:b/>
-          <w:bCs/>
-          <w:color w:val="1A1A1A"/>
-          <w:sz w:val="21"/>
-          <w:szCs w:val="21"/>
-        </w:rPr>
-        <w:t xml:space="preserve">termination-shock</w:t>
-      </w:r>
-      <w:r>
-        <w:rPr>
-          <w:rFonts w:ascii="Georgia" w:cs="Georgia" w:eastAsia="Georgia" w:hAnsi="Georgia"/>
-          <w:color w:val="1A1A1A"/>
-          <w:sz w:val="21"/>
-          <w:szCs w:val="21"/>
-        </w:rPr>
-        <w:t xml:space="preserve"> risk if started and then stopped abruptly.</w:t>
       </w:r>
     </w:p>
     <w:p>
@@ -9650,7 +15168,7 @@
           <w:sz w:val="21"/>
           <w:szCs w:val="21"/>
         </w:rPr>
-        <w:t xml:space="preserve">State of governance</w:t>
+        <w:t xml:space="preserve">Climate-intervention governance</w:t>
       </w:r>
       <w:r>
         <w:rPr>
@@ -9670,7 +15188,7 @@
           <w:sz w:val="21"/>
           <w:szCs w:val="21"/>
         </w:rPr>
-        <w:t xml:space="preserve">Convention on Biological Diversity moratorium</w:t>
+        <w:t xml:space="preserve">CBD moratorium</w:t>
       </w:r>
       <w:r>
         <w:rPr>
@@ -9699,57 +15217,7 @@
           <w:sz w:val="21"/>
           <w:szCs w:val="21"/>
         </w:rPr>
-        <w:t xml:space="preserve"> (580+ signatories) calling for a ban on outdoor experiments and deployment; an EU scientific-advisers recommendation (2024) for an EU-wide SRM moratorium; regional rejection (AMCEN, 2025); and research-governance initiatives (e.g. a UK research programme) on the other side of the argument.</w:t>
-      </w:r>
-    </w:p>
-    <w:p>
-      <w:pPr>
-        <w:pStyle w:val="ListParagraph"/>
-        <w:numPr>
-          <w:ilvl w:val="0"/>
-          <w:numId w:val="1"/>
-        </w:numPr>
-        <w:spacing w:after="70" w:line="268"/>
-      </w:pPr>
-      <w:r>
-        <w:rPr>
-          <w:rFonts w:ascii="Georgia" w:cs="Georgia" w:eastAsia="Georgia" w:hAnsi="Georgia"/>
-          <w:b/>
-          <w:bCs/>
-          <w:color w:val="1A1A1A"/>
-          <w:sz w:val="21"/>
-          <w:szCs w:val="21"/>
-        </w:rPr>
-        <w:t xml:space="preserve">The framing to hold</w:t>
-      </w:r>
-      <w:r>
-        <w:rPr>
-          <w:rFonts w:ascii="Georgia" w:cs="Georgia" w:eastAsia="Georgia" w:hAnsi="Georgia"/>
-          <w:color w:val="1A1A1A"/>
-          <w:sz w:val="21"/>
-          <w:szCs w:val="21"/>
-        </w:rPr>
-        <w:t xml:space="preserve"> — the debate splits into “ungovernable and irreversible, so ban it” versus “it may be needed as a last resort, so govern the research transparently now.” Steelmanning </w:t>
-      </w:r>
-      <w:r>
-        <w:rPr>
-          <w:rFonts w:ascii="Georgia" w:cs="Georgia" w:eastAsia="Georgia" w:hAnsi="Georgia"/>
-          <w:i/>
-          <w:iCs/>
-          <w:color w:val="1A1A1A"/>
-          <w:sz w:val="21"/>
-          <w:szCs w:val="21"/>
-        </w:rPr>
-        <w:t xml:space="preserve">both</w:t>
-      </w:r>
-      <w:r>
-        <w:rPr>
-          <w:rFonts w:ascii="Georgia" w:cs="Georgia" w:eastAsia="Georgia" w:hAnsi="Georgia"/>
-          <w:color w:val="1A1A1A"/>
-          <w:sz w:val="21"/>
-          <w:szCs w:val="21"/>
-        </w:rPr>
-        <w:t xml:space="preserve"> sides is exactly the balanced posture a Forum policy lead needs.</w:t>
+        <w:t xml:space="preserve"> (580+ signatories) against outdoor SRM experiments and deployment; an EU scientific-advisers recommendation (2024) for an EU-wide SRM moratorium; regional rejection (AMCEN, 2025); and, on the other side, research-governance initiatives (e.g. a UK programme).</w:t>
       </w:r>
     </w:p>
     <w:p>
@@ -9766,7 +15234,7 @@
           <w:sz w:val="22"/>
           <w:szCs w:val="22"/>
         </w:rPr>
-        <w:t xml:space="preserve">Regulatory-innovation angle (both)</w:t>
+        <w:t xml:space="preserve">Open questions and the toolkit angle</w:t>
       </w:r>
     </w:p>
     <w:p>
@@ -9781,7 +15249,7 @@
           <w:sz w:val="21"/>
           <w:szCs w:val="21"/>
         </w:rPr>
-        <w:t xml:space="preserve">Planetary systems are the ultimate test of </w:t>
+        <w:t xml:space="preserve">Both are the ultimate test of </w:t>
       </w:r>
       <w:r>
         <w:rPr>
@@ -9801,7 +15269,7 @@
           <w:sz w:val="21"/>
           <w:szCs w:val="21"/>
         </w:rPr>
-        <w:t xml:space="preserve"> — commons problems where multistakeholder convening (the Forum’s comparative advantage) may be the only viable path when treaties are gridlocked. They are also where you show intellectual honesty about the </w:t>
+        <w:t xml:space="preserve"> — commons problems where multistakeholder convening may be the only viable path when treaties are gridlocked. They are also where you show honesty about the </w:t>
       </w:r>
       <w:r>
         <w:rPr>
@@ -9841,7 +15309,7 @@
           <w:sz w:val="30"/>
           <w:szCs w:val="30"/>
         </w:rPr>
-        <w:t xml:space="preserve">4 · Convergence and the Next Frontier</w:t>
+        <w:t xml:space="preserve">5 · Convergence and the Next Frontier</w:t>
       </w:r>
     </w:p>
     <w:p>
@@ -10354,7 +15822,7 @@
           <w:sz w:val="21"/>
           <w:szCs w:val="21"/>
         </w:rPr>
-        <w:t xml:space="preserve"> (the connective risk under everything digital, and the reason the Centre for Cybersecurity is a natural partner) and </w:t>
+        <w:t xml:space="preserve"> (the connective risk under everything digital, and why the Centre for Cybersecurity is a natural partner) and </w:t>
       </w:r>
       <w:r>
         <w:rPr>
@@ -10374,7 +15842,7 @@
           <w:sz w:val="21"/>
           <w:szCs w:val="21"/>
         </w:rPr>
-        <w:t xml:space="preserve"> (brain-computer interfaces and “neurorights,” an emerging governance area on which Chile has legislated and UNESCO has adopted a global recommendation). Naming convergence and neurotech signals that you see where governance is heading, not just where it is.</w:t>
+        <w:t xml:space="preserve"> (brain-computer interfaces and “neurorights,” on which Chile has legislated and UNESCO has adopted a global recommendation). Both are treated more fully in Appendix C. Naming convergence and neurotech signals that you see where governance is heading, not just where it is.</w:t>
       </w:r>
     </w:p>
     <w:p>
@@ -10399,7 +15867,7 @@
           <w:sz w:val="30"/>
           <w:szCs w:val="30"/>
         </w:rPr>
-        <w:t xml:space="preserve">5 · The World Economic Forum Operating Model</w:t>
+        <w:t xml:space="preserve">6 · The World Economic Forum Operating Model</w:t>
       </w:r>
     </w:p>
     <w:p>
@@ -10432,7 +15900,7 @@
           <w:sz w:val="25"/>
           <w:szCs w:val="25"/>
         </w:rPr>
-        <w:t xml:space="preserve">5.1 What the Forum is, and how it actually creates impact</w:t>
+        <w:t xml:space="preserve">6.1 What the Forum is, and how it actually creates impact</w:t>
       </w:r>
     </w:p>
     <w:p>
@@ -10674,7 +16142,7 @@
           <w:sz w:val="25"/>
           <w:szCs w:val="25"/>
         </w:rPr>
-        <w:t xml:space="preserve">5.2 Multistakeholder governance — and how to handle the critique</w:t>
+        <w:t xml:space="preserve">6.2 Multistakeholder governance — and how to handle the critique</w:t>
       </w:r>
     </w:p>
     <w:p>
@@ -10906,7 +16374,7 @@
           <w:sz w:val="25"/>
           <w:szCs w:val="25"/>
         </w:rPr>
-        <w:t xml:space="preserve">5.3 The Agile Governance lineage and the reports to name</w:t>
+        <w:t xml:space="preserve">6.3 The Agile Governance lineage and the reports to name</w:t>
       </w:r>
     </w:p>
     <w:tbl>
@@ -11469,7 +16937,7 @@
           <w:sz w:val="30"/>
           <w:szCs w:val="30"/>
         </w:rPr>
-        <w:t xml:space="preserve">6 · Global Regulatory Landscape and Geopolitics</w:t>
+        <w:t xml:space="preserve">7 · Global Regulatory Landscape and Geopolitics</w:t>
       </w:r>
     </w:p>
     <w:p>
@@ -11502,7 +16970,7 @@
           <w:sz w:val="25"/>
           <w:szCs w:val="25"/>
         </w:rPr>
-        <w:t xml:space="preserve">6.1 The three rulebooks (plus the middle path)</w:t>
+        <w:t xml:space="preserve">7.1 The three rulebooks (plus the middle path)</w:t>
       </w:r>
     </w:p>
     <w:tbl>
@@ -12072,7 +17540,7 @@
           <w:sz w:val="25"/>
           <w:szCs w:val="25"/>
         </w:rPr>
-        <w:t xml:space="preserve">6.2 The Brussels effect and its limits</w:t>
+        <w:t xml:space="preserve">7.2 The Brussels effect and its limits</w:t>
       </w:r>
     </w:p>
     <w:p>
@@ -12224,7 +17692,7 @@
           <w:sz w:val="25"/>
           <w:szCs w:val="25"/>
         </w:rPr>
-        <w:t xml:space="preserve">6.3 Fragmentation versus interoperability</w:t>
+        <w:t xml:space="preserve">7.3 Fragmentation versus interoperability</w:t>
       </w:r>
     </w:p>
     <w:p>
@@ -12336,7 +17804,7 @@
           <w:sz w:val="25"/>
           <w:szCs w:val="25"/>
         </w:rPr>
-        <w:t xml:space="preserve">6.4 The institutional map</w:t>
+        <w:t xml:space="preserve">7.4 The institutional map</w:t>
       </w:r>
     </w:p>
     <w:tbl>
@@ -12754,7 +18222,7 @@
           <w:sz w:val="25"/>
           <w:szCs w:val="25"/>
         </w:rPr>
-        <w:t xml:space="preserve">6.5 The geopolitics of the frontier</w:t>
+        <w:t xml:space="preserve">7.5 The geopolitics of the frontier</w:t>
       </w:r>
     </w:p>
     <w:p>
@@ -12894,7 +18362,7 @@
           <w:sz w:val="30"/>
           <w:szCs w:val="30"/>
         </w:rPr>
-        <w:t xml:space="preserve">7 · Regulatory Transformation — the Systems Lens</w:t>
+        <w:t xml:space="preserve">8 · Regulatory Transformation — the Systems Lens</w:t>
       </w:r>
     </w:p>
     <w:p>
@@ -12962,7 +18430,7 @@
           <w:sz w:val="25"/>
           <w:szCs w:val="25"/>
         </w:rPr>
-        <w:t xml:space="preserve">7.1 The regulatory maturity curve</w:t>
+        <w:t xml:space="preserve">8.1 The regulatory maturity curve</w:t>
       </w:r>
     </w:p>
     <w:p>
@@ -13552,7 +19020,7 @@
           <w:sz w:val="25"/>
           <w:szCs w:val="25"/>
         </w:rPr>
-        <w:t xml:space="preserve">7.2 The capability gap, not the technology gap</w:t>
+        <w:t xml:space="preserve">8.2 The capability gap, not the technology gap</w:t>
       </w:r>
     </w:p>
     <w:p>
@@ -13749,7 +19217,7 @@
           <w:sz w:val="25"/>
           <w:szCs w:val="25"/>
         </w:rPr>
-        <w:t xml:space="preserve">7.3 The governance scaling slump</w:t>
+        <w:t xml:space="preserve">8.3 The governance scaling slump</w:t>
       </w:r>
     </w:p>
     <w:p>
@@ -13897,7 +19365,7 @@
           <w:sz w:val="25"/>
           <w:szCs w:val="25"/>
         </w:rPr>
-        <w:t xml:space="preserve">7.4 Ecosystem orchestration</w:t>
+        <w:t xml:space="preserve">8.4 Ecosystem orchestration</w:t>
       </w:r>
     </w:p>
     <w:p>
@@ -14687,7 +20155,7 @@
           <w:sz w:val="25"/>
           <w:szCs w:val="25"/>
         </w:rPr>
-        <w:t xml:space="preserve">7.5 Reference cases and replication logic</w:t>
+        <w:t xml:space="preserve">8.5 Reference cases and replication logic</w:t>
       </w:r>
     </w:p>
     <w:p>
@@ -14944,7 +20412,7 @@
           <w:sz w:val="25"/>
           <w:szCs w:val="25"/>
         </w:rPr>
-        <w:t xml:space="preserve">7.6 Transformation design applied to your workstream</w:t>
+        <w:t xml:space="preserve">8.6 Transformation design applied to your workstream</w:t>
       </w:r>
     </w:p>
     <w:p>
@@ -19586,7 +25054,7 @@
           <w:sz w:val="30"/>
           <w:szCs w:val="30"/>
         </w:rPr>
-        <w:t xml:space="preserve">8 · Glossary</w:t>
+        <w:t xml:space="preserve">9 · Glossary</w:t>
       </w:r>
     </w:p>
     <w:p>
